--- a/ПЗ_Сайт_Образовательного_Центра.docx
+++ b/ПЗ_Сайт_Образовательного_Центра.docx
@@ -568,7 +568,7 @@
                 <w:i w:val="0"/>
                 <w:sz w:val="28"/>
               </w:rPr>
-              <w:t>6</w:t>
+              <w:t>8</w:t>
             </w:r>
           </w:p>
         </w:tc>
@@ -614,7 +614,7 @@
                 <w:i w:val="0"/>
                 <w:sz w:val="28"/>
               </w:rPr>
-              <w:t>6</w:t>
+              <w:t>8</w:t>
             </w:r>
           </w:p>
         </w:tc>
@@ -660,7 +660,7 @@
                 <w:i w:val="0"/>
                 <w:sz w:val="28"/>
               </w:rPr>
-              <w:t>9</w:t>
+              <w:t>11</w:t>
             </w:r>
           </w:p>
         </w:tc>
@@ -706,7 +706,7 @@
                 <w:i w:val="0"/>
                 <w:sz w:val="28"/>
               </w:rPr>
-              <w:t>11</w:t>
+              <w:t>13</w:t>
             </w:r>
           </w:p>
         </w:tc>
@@ -752,7 +752,7 @@
                 <w:i w:val="0"/>
                 <w:sz w:val="28"/>
               </w:rPr>
-              <w:t>14</w:t>
+              <w:t>16</w:t>
             </w:r>
           </w:p>
         </w:tc>
@@ -798,7 +798,7 @@
                 <w:i w:val="0"/>
                 <w:sz w:val="28"/>
               </w:rPr>
-              <w:t>16</w:t>
+              <w:t>18</w:t>
             </w:r>
           </w:p>
         </w:tc>
@@ -844,7 +844,7 @@
                 <w:i w:val="0"/>
                 <w:sz w:val="28"/>
               </w:rPr>
-              <w:t>19</w:t>
+              <w:t>21</w:t>
             </w:r>
           </w:p>
         </w:tc>
@@ -890,7 +890,7 @@
                 <w:i w:val="0"/>
                 <w:sz w:val="28"/>
               </w:rPr>
-              <w:t>22</w:t>
+              <w:t>24</w:t>
             </w:r>
           </w:p>
         </w:tc>
@@ -914,7 +914,7 @@
                 <w:i w:val="0"/>
                 <w:sz w:val="28"/>
               </w:rPr>
-              <w:t xml:space="preserve">    1.8. Выводы по разделу</w:t>
+              <w:t xml:space="preserve">    1.8. Денормализационные компромиссы в маркетинговых витринах</w:t>
             </w:r>
           </w:p>
         </w:tc>
@@ -937,6 +937,190 @@
                 <w:sz w:val="28"/>
               </w:rPr>
               <w:t>28</w:t>
+            </w:r>
+          </w:p>
+        </w:tc>
+      </w:tr>
+      <w:tr>
+        <w:tc>
+          <w:tcPr>
+            <w:tcW w:type="dxa" w:w="7654"/>
+          </w:tcPr>
+          <w:p>
+            <w:pPr>
+              <w:spacing w:lineRule="auto" w:line="288" w:before="0" w:after="0"/>
+              <w:ind w:firstLine="0"/>
+              <w:jc w:val="left"/>
+            </w:pPr>
+            <w:r/>
+            <w:r>
+              <w:rPr>
+                <w:rFonts w:ascii="Times New Roman" w:hAnsi="Times New Roman" w:cs="Times New Roman" w:eastAsia="Times New Roman"/>
+                <w:b w:val="0"/>
+                <w:i w:val="0"/>
+                <w:sz w:val="28"/>
+              </w:rPr>
+              <w:t xml:space="preserve">    1.9. Технические поля заявки для аналитики</w:t>
+            </w:r>
+          </w:p>
+        </w:tc>
+        <w:tc>
+          <w:tcPr>
+            <w:tcW w:type="dxa" w:w="1417"/>
+          </w:tcPr>
+          <w:p>
+            <w:pPr>
+              <w:spacing w:lineRule="auto" w:line="288" w:before="0" w:after="0"/>
+              <w:ind w:firstLine="0"/>
+              <w:jc w:val="right"/>
+            </w:pPr>
+            <w:r/>
+            <w:r>
+              <w:rPr>
+                <w:rFonts w:ascii="Times New Roman" w:hAnsi="Times New Roman" w:cs="Times New Roman" w:eastAsia="Times New Roman"/>
+                <w:b w:val="0"/>
+                <w:i w:val="0"/>
+                <w:sz w:val="28"/>
+              </w:rPr>
+              <w:t>30</w:t>
+            </w:r>
+          </w:p>
+        </w:tc>
+      </w:tr>
+      <w:tr>
+        <w:tc>
+          <w:tcPr>
+            <w:tcW w:type="dxa" w:w="7654"/>
+          </w:tcPr>
+          <w:p>
+            <w:pPr>
+              <w:spacing w:lineRule="auto" w:line="288" w:before="0" w:after="0"/>
+              <w:ind w:firstLine="0"/>
+              <w:jc w:val="left"/>
+            </w:pPr>
+            <w:r/>
+            <w:r>
+              <w:rPr>
+                <w:rFonts w:ascii="Times New Roman" w:hAnsi="Times New Roman" w:cs="Times New Roman" w:eastAsia="Times New Roman"/>
+                <w:b w:val="0"/>
+                <w:i w:val="0"/>
+                <w:sz w:val="28"/>
+              </w:rPr>
+              <w:t xml:space="preserve">    1.10. Индексирование под характерные запросы</w:t>
+            </w:r>
+          </w:p>
+        </w:tc>
+        <w:tc>
+          <w:tcPr>
+            <w:tcW w:type="dxa" w:w="1417"/>
+          </w:tcPr>
+          <w:p>
+            <w:pPr>
+              <w:spacing w:lineRule="auto" w:line="288" w:before="0" w:after="0"/>
+              <w:ind w:firstLine="0"/>
+              <w:jc w:val="right"/>
+            </w:pPr>
+            <w:r/>
+            <w:r>
+              <w:rPr>
+                <w:rFonts w:ascii="Times New Roman" w:hAnsi="Times New Roman" w:cs="Times New Roman" w:eastAsia="Times New Roman"/>
+                <w:b w:val="0"/>
+                <w:i w:val="0"/>
+                <w:sz w:val="28"/>
+              </w:rPr>
+              <w:t>32</w:t>
+            </w:r>
+          </w:p>
+        </w:tc>
+      </w:tr>
+      <w:tr>
+        <w:tc>
+          <w:tcPr>
+            <w:tcW w:type="dxa" w:w="7654"/>
+          </w:tcPr>
+          <w:p>
+            <w:pPr>
+              <w:spacing w:lineRule="auto" w:line="288" w:before="0" w:after="0"/>
+              <w:ind w:firstLine="0"/>
+              <w:jc w:val="left"/>
+            </w:pPr>
+            <w:r/>
+            <w:r>
+              <w:rPr>
+                <w:rFonts w:ascii="Times New Roman" w:hAnsi="Times New Roman" w:cs="Times New Roman" w:eastAsia="Times New Roman"/>
+                <w:b w:val="0"/>
+                <w:i w:val="0"/>
+                <w:sz w:val="28"/>
+              </w:rPr>
+              <w:t xml:space="preserve">    1.11. Резервное копирование и GDPR-совместимость</w:t>
+            </w:r>
+          </w:p>
+        </w:tc>
+        <w:tc>
+          <w:tcPr>
+            <w:tcW w:type="dxa" w:w="1417"/>
+          </w:tcPr>
+          <w:p>
+            <w:pPr>
+              <w:spacing w:lineRule="auto" w:line="288" w:before="0" w:after="0"/>
+              <w:ind w:firstLine="0"/>
+              <w:jc w:val="right"/>
+            </w:pPr>
+            <w:r/>
+            <w:r>
+              <w:rPr>
+                <w:rFonts w:ascii="Times New Roman" w:hAnsi="Times New Roman" w:cs="Times New Roman" w:eastAsia="Times New Roman"/>
+                <w:b w:val="0"/>
+                <w:i w:val="0"/>
+                <w:sz w:val="28"/>
+              </w:rPr>
+              <w:t>34</w:t>
+            </w:r>
+          </w:p>
+        </w:tc>
+      </w:tr>
+      <w:tr>
+        <w:tc>
+          <w:tcPr>
+            <w:tcW w:type="dxa" w:w="7654"/>
+          </w:tcPr>
+          <w:p>
+            <w:pPr>
+              <w:spacing w:lineRule="auto" w:line="288" w:before="0" w:after="0"/>
+              <w:ind w:firstLine="0"/>
+              <w:jc w:val="left"/>
+            </w:pPr>
+            <w:r/>
+            <w:r>
+              <w:rPr>
+                <w:rFonts w:ascii="Times New Roman" w:hAnsi="Times New Roman" w:cs="Times New Roman" w:eastAsia="Times New Roman"/>
+                <w:b w:val="0"/>
+                <w:i w:val="0"/>
+                <w:sz w:val="28"/>
+              </w:rPr>
+              <w:t xml:space="preserve">    1.12. Выводы по разделу</w:t>
+            </w:r>
+          </w:p>
+        </w:tc>
+        <w:tc>
+          <w:tcPr>
+            <w:tcW w:type="dxa" w:w="1417"/>
+          </w:tcPr>
+          <w:p>
+            <w:pPr>
+              <w:spacing w:lineRule="auto" w:line="288" w:before="0" w:after="0"/>
+              <w:ind w:firstLine="0"/>
+              <w:jc w:val="right"/>
+            </w:pPr>
+            <w:r/>
+            <w:r>
+              <w:rPr>
+                <w:rFonts w:ascii="Times New Roman" w:hAnsi="Times New Roman" w:cs="Times New Roman" w:eastAsia="Times New Roman"/>
+                <w:b w:val="0"/>
+                <w:i w:val="0"/>
+                <w:sz w:val="28"/>
+              </w:rPr>
+              <w:t>36</w:t>
             </w:r>
           </w:p>
         </w:tc>
@@ -982,7 +1166,7 @@
                 <w:i w:val="0"/>
                 <w:sz w:val="28"/>
               </w:rPr>
-              <w:t>29</w:t>
+              <w:t>37</w:t>
             </w:r>
           </w:p>
         </w:tc>
@@ -1028,7 +1212,7 @@
                 <w:i w:val="0"/>
                 <w:sz w:val="28"/>
               </w:rPr>
-              <w:t>29</w:t>
+              <w:t>37</w:t>
             </w:r>
           </w:p>
         </w:tc>
@@ -1074,7 +1258,7 @@
                 <w:i w:val="0"/>
                 <w:sz w:val="28"/>
               </w:rPr>
-              <w:t>31</w:t>
+              <w:t>40</w:t>
             </w:r>
           </w:p>
         </w:tc>
@@ -1120,7 +1304,7 @@
                 <w:i w:val="0"/>
                 <w:sz w:val="28"/>
               </w:rPr>
-              <w:t>34</w:t>
+              <w:t>43</w:t>
             </w:r>
           </w:p>
         </w:tc>
@@ -1166,7 +1350,7 @@
                 <w:i w:val="0"/>
                 <w:sz w:val="28"/>
               </w:rPr>
-              <w:t>37</w:t>
+              <w:t>46</w:t>
             </w:r>
           </w:p>
         </w:tc>
@@ -1212,7 +1396,7 @@
                 <w:i w:val="0"/>
                 <w:sz w:val="28"/>
               </w:rPr>
-              <w:t>41</w:t>
+              <w:t>50</w:t>
             </w:r>
           </w:p>
         </w:tc>
@@ -1258,7 +1442,7 @@
                 <w:i w:val="0"/>
                 <w:sz w:val="28"/>
               </w:rPr>
-              <w:t>43</w:t>
+              <w:t>52</w:t>
             </w:r>
           </w:p>
         </w:tc>
@@ -1282,7 +1466,7 @@
                 <w:i w:val="0"/>
                 <w:sz w:val="28"/>
               </w:rPr>
-              <w:t xml:space="preserve">    2.7. Выводы по разделу</w:t>
+              <w:t xml:space="preserve">    2.7. Уровни валидации входных данных</w:t>
             </w:r>
           </w:p>
         </w:tc>
@@ -1304,7 +1488,191 @@
                 <w:i w:val="0"/>
                 <w:sz w:val="28"/>
               </w:rPr>
-              <w:t>45</w:t>
+              <w:t>54</w:t>
+            </w:r>
+          </w:p>
+        </w:tc>
+      </w:tr>
+      <w:tr>
+        <w:tc>
+          <w:tcPr>
+            <w:tcW w:type="dxa" w:w="7654"/>
+          </w:tcPr>
+          <w:p>
+            <w:pPr>
+              <w:spacing w:lineRule="auto" w:line="288" w:before="0" w:after="0"/>
+              <w:ind w:firstLine="0"/>
+              <w:jc w:val="left"/>
+            </w:pPr>
+            <w:r/>
+            <w:r>
+              <w:rPr>
+                <w:rFonts w:ascii="Times New Roman" w:hAnsi="Times New Roman" w:cs="Times New Roman" w:eastAsia="Times New Roman"/>
+                <w:b w:val="0"/>
+                <w:i w:val="0"/>
+                <w:sz w:val="28"/>
+              </w:rPr>
+              <w:t xml:space="preserve">    2.8. Углублённый анализ механизмов антиспам-защиты</w:t>
+            </w:r>
+          </w:p>
+        </w:tc>
+        <w:tc>
+          <w:tcPr>
+            <w:tcW w:type="dxa" w:w="1417"/>
+          </w:tcPr>
+          <w:p>
+            <w:pPr>
+              <w:spacing w:lineRule="auto" w:line="288" w:before="0" w:after="0"/>
+              <w:ind w:firstLine="0"/>
+              <w:jc w:val="right"/>
+            </w:pPr>
+            <w:r/>
+            <w:r>
+              <w:rPr>
+                <w:rFonts w:ascii="Times New Roman" w:hAnsi="Times New Roman" w:cs="Times New Roman" w:eastAsia="Times New Roman"/>
+                <w:b w:val="0"/>
+                <w:i w:val="0"/>
+                <w:sz w:val="28"/>
+              </w:rPr>
+              <w:t>57</w:t>
+            </w:r>
+          </w:p>
+        </w:tc>
+      </w:tr>
+      <w:tr>
+        <w:tc>
+          <w:tcPr>
+            <w:tcW w:type="dxa" w:w="7654"/>
+          </w:tcPr>
+          <w:p>
+            <w:pPr>
+              <w:spacing w:lineRule="auto" w:line="288" w:before="0" w:after="0"/>
+              <w:ind w:firstLine="0"/>
+              <w:jc w:val="left"/>
+            </w:pPr>
+            <w:r/>
+            <w:r>
+              <w:rPr>
+                <w:rFonts w:ascii="Times New Roman" w:hAnsi="Times New Roman" w:cs="Times New Roman" w:eastAsia="Times New Roman"/>
+                <w:b w:val="0"/>
+                <w:i w:val="0"/>
+                <w:sz w:val="28"/>
+              </w:rPr>
+              <w:t xml:space="preserve">    2.9. Безопасность публичного API</w:t>
+            </w:r>
+          </w:p>
+        </w:tc>
+        <w:tc>
+          <w:tcPr>
+            <w:tcW w:type="dxa" w:w="1417"/>
+          </w:tcPr>
+          <w:p>
+            <w:pPr>
+              <w:spacing w:lineRule="auto" w:line="288" w:before="0" w:after="0"/>
+              <w:ind w:firstLine="0"/>
+              <w:jc w:val="right"/>
+            </w:pPr>
+            <w:r/>
+            <w:r>
+              <w:rPr>
+                <w:rFonts w:ascii="Times New Roman" w:hAnsi="Times New Roman" w:cs="Times New Roman" w:eastAsia="Times New Roman"/>
+                <w:b w:val="0"/>
+                <w:i w:val="0"/>
+                <w:sz w:val="28"/>
+              </w:rPr>
+              <w:t>60</w:t>
+            </w:r>
+          </w:p>
+        </w:tc>
+      </w:tr>
+      <w:tr>
+        <w:tc>
+          <w:tcPr>
+            <w:tcW w:type="dxa" w:w="7654"/>
+          </w:tcPr>
+          <w:p>
+            <w:pPr>
+              <w:spacing w:lineRule="auto" w:line="288" w:before="0" w:after="0"/>
+              <w:ind w:firstLine="0"/>
+              <w:jc w:val="left"/>
+            </w:pPr>
+            <w:r/>
+            <w:r>
+              <w:rPr>
+                <w:rFonts w:ascii="Times New Roman" w:hAnsi="Times New Roman" w:cs="Times New Roman" w:eastAsia="Times New Roman"/>
+                <w:b w:val="0"/>
+                <w:i w:val="0"/>
+                <w:sz w:val="28"/>
+              </w:rPr>
+              <w:t xml:space="preserve">    2.10. Логирование заявок и наблюдаемость</w:t>
+            </w:r>
+          </w:p>
+        </w:tc>
+        <w:tc>
+          <w:tcPr>
+            <w:tcW w:type="dxa" w:w="1417"/>
+          </w:tcPr>
+          <w:p>
+            <w:pPr>
+              <w:spacing w:lineRule="auto" w:line="288" w:before="0" w:after="0"/>
+              <w:ind w:firstLine="0"/>
+              <w:jc w:val="right"/>
+            </w:pPr>
+            <w:r/>
+            <w:r>
+              <w:rPr>
+                <w:rFonts w:ascii="Times New Roman" w:hAnsi="Times New Roman" w:cs="Times New Roman" w:eastAsia="Times New Roman"/>
+                <w:b w:val="0"/>
+                <w:i w:val="0"/>
+                <w:sz w:val="28"/>
+              </w:rPr>
+              <w:t>63</w:t>
+            </w:r>
+          </w:p>
+        </w:tc>
+      </w:tr>
+      <w:tr>
+        <w:tc>
+          <w:tcPr>
+            <w:tcW w:type="dxa" w:w="7654"/>
+          </w:tcPr>
+          <w:p>
+            <w:pPr>
+              <w:spacing w:lineRule="auto" w:line="288" w:before="0" w:after="0"/>
+              <w:ind w:firstLine="0"/>
+              <w:jc w:val="left"/>
+            </w:pPr>
+            <w:r/>
+            <w:r>
+              <w:rPr>
+                <w:rFonts w:ascii="Times New Roman" w:hAnsi="Times New Roman" w:cs="Times New Roman" w:eastAsia="Times New Roman"/>
+                <w:b w:val="0"/>
+                <w:i w:val="0"/>
+                <w:sz w:val="28"/>
+              </w:rPr>
+              <w:t xml:space="preserve">    2.11. Выводы по разделу</w:t>
+            </w:r>
+          </w:p>
+        </w:tc>
+        <w:tc>
+          <w:tcPr>
+            <w:tcW w:type="dxa" w:w="1417"/>
+          </w:tcPr>
+          <w:p>
+            <w:pPr>
+              <w:spacing w:lineRule="auto" w:line="288" w:before="0" w:after="0"/>
+              <w:ind w:firstLine="0"/>
+              <w:jc w:val="right"/>
+            </w:pPr>
+            <w:r/>
+            <w:r>
+              <w:rPr>
+                <w:rFonts w:ascii="Times New Roman" w:hAnsi="Times New Roman" w:cs="Times New Roman" w:eastAsia="Times New Roman"/>
+                <w:b w:val="0"/>
+                <w:i w:val="0"/>
+                <w:sz w:val="28"/>
+              </w:rPr>
+              <w:t>65</w:t>
             </w:r>
           </w:p>
         </w:tc>
@@ -1350,7 +1718,7 @@
                 <w:i w:val="0"/>
                 <w:sz w:val="28"/>
               </w:rPr>
-              <w:t>46</w:t>
+              <w:t>66</w:t>
             </w:r>
           </w:p>
         </w:tc>
@@ -1396,7 +1764,7 @@
                 <w:i w:val="0"/>
                 <w:sz w:val="28"/>
               </w:rPr>
-              <w:t>46</w:t>
+              <w:t>66</w:t>
             </w:r>
           </w:p>
         </w:tc>
@@ -1442,7 +1810,7 @@
                 <w:i w:val="0"/>
                 <w:sz w:val="28"/>
               </w:rPr>
-              <w:t>49</w:t>
+              <w:t>70</w:t>
             </w:r>
           </w:p>
         </w:tc>
@@ -1488,7 +1856,7 @@
                 <w:i w:val="0"/>
                 <w:sz w:val="28"/>
               </w:rPr>
-              <w:t>53</w:t>
+              <w:t>73</w:t>
             </w:r>
           </w:p>
         </w:tc>
@@ -1534,7 +1902,7 @@
                 <w:i w:val="0"/>
                 <w:sz w:val="28"/>
               </w:rPr>
-              <w:t>56</w:t>
+              <w:t>76</w:t>
             </w:r>
           </w:p>
         </w:tc>
@@ -1580,7 +1948,7 @@
                 <w:i w:val="0"/>
                 <w:sz w:val="28"/>
               </w:rPr>
-              <w:t>59</w:t>
+              <w:t>79</w:t>
             </w:r>
           </w:p>
         </w:tc>
@@ -1626,7 +1994,7 @@
                 <w:i w:val="0"/>
                 <w:sz w:val="28"/>
               </w:rPr>
-              <w:t>61</w:t>
+              <w:t>81</w:t>
             </w:r>
           </w:p>
         </w:tc>
@@ -1650,7 +2018,7 @@
                 <w:i w:val="0"/>
                 <w:sz w:val="28"/>
               </w:rPr>
-              <w:t xml:space="preserve">    3.7. Выводы по разделу</w:t>
+              <w:t xml:space="preserve">    3.7. Применение десяти эвристик Якоба Нильсена</w:t>
             </w:r>
           </w:p>
         </w:tc>
@@ -1672,7 +2040,237 @@
                 <w:i w:val="0"/>
                 <w:sz w:val="28"/>
               </w:rPr>
-              <w:t>63</w:t>
+              <w:t>83</w:t>
+            </w:r>
+          </w:p>
+        </w:tc>
+      </w:tr>
+      <w:tr>
+        <w:tc>
+          <w:tcPr>
+            <w:tcW w:type="dxa" w:w="7654"/>
+          </w:tcPr>
+          <w:p>
+            <w:pPr>
+              <w:spacing w:lineRule="auto" w:line="288" w:before="0" w:after="0"/>
+              <w:ind w:firstLine="0"/>
+              <w:jc w:val="left"/>
+            </w:pPr>
+            <w:r/>
+            <w:r>
+              <w:rPr>
+                <w:rFonts w:ascii="Times New Roman" w:hAnsi="Times New Roman" w:cs="Times New Roman" w:eastAsia="Times New Roman"/>
+                <w:b w:val="0"/>
+                <w:i w:val="0"/>
+                <w:sz w:val="28"/>
+              </w:rPr>
+              <w:t xml:space="preserve">    3.8. Типографика и иерархия контента</w:t>
+            </w:r>
+          </w:p>
+        </w:tc>
+        <w:tc>
+          <w:tcPr>
+            <w:tcW w:type="dxa" w:w="1417"/>
+          </w:tcPr>
+          <w:p>
+            <w:pPr>
+              <w:spacing w:lineRule="auto" w:line="288" w:before="0" w:after="0"/>
+              <w:ind w:firstLine="0"/>
+              <w:jc w:val="right"/>
+            </w:pPr>
+            <w:r/>
+            <w:r>
+              <w:rPr>
+                <w:rFonts w:ascii="Times New Roman" w:hAnsi="Times New Roman" w:cs="Times New Roman" w:eastAsia="Times New Roman"/>
+                <w:b w:val="0"/>
+                <w:i w:val="0"/>
+                <w:sz w:val="28"/>
+              </w:rPr>
+              <w:t>86</w:t>
+            </w:r>
+          </w:p>
+        </w:tc>
+      </w:tr>
+      <w:tr>
+        <w:tc>
+          <w:tcPr>
+            <w:tcW w:type="dxa" w:w="7654"/>
+          </w:tcPr>
+          <w:p>
+            <w:pPr>
+              <w:spacing w:lineRule="auto" w:line="288" w:before="0" w:after="0"/>
+              <w:ind w:firstLine="0"/>
+              <w:jc w:val="left"/>
+            </w:pPr>
+            <w:r/>
+            <w:r>
+              <w:rPr>
+                <w:rFonts w:ascii="Times New Roman" w:hAnsi="Times New Roman" w:cs="Times New Roman" w:eastAsia="Times New Roman"/>
+                <w:b w:val="0"/>
+                <w:i w:val="0"/>
+                <w:sz w:val="28"/>
+              </w:rPr>
+              <w:t xml:space="preserve">    3.9. Доступность интерфейса (WCAG 2.1 AA)</w:t>
+            </w:r>
+          </w:p>
+        </w:tc>
+        <w:tc>
+          <w:tcPr>
+            <w:tcW w:type="dxa" w:w="1417"/>
+          </w:tcPr>
+          <w:p>
+            <w:pPr>
+              <w:spacing w:lineRule="auto" w:line="288" w:before="0" w:after="0"/>
+              <w:ind w:firstLine="0"/>
+              <w:jc w:val="right"/>
+            </w:pPr>
+            <w:r/>
+            <w:r>
+              <w:rPr>
+                <w:rFonts w:ascii="Times New Roman" w:hAnsi="Times New Roman" w:cs="Times New Roman" w:eastAsia="Times New Roman"/>
+                <w:b w:val="0"/>
+                <w:i w:val="0"/>
+                <w:sz w:val="28"/>
+              </w:rPr>
+              <w:t>89</w:t>
+            </w:r>
+          </w:p>
+        </w:tc>
+      </w:tr>
+      <w:tr>
+        <w:tc>
+          <w:tcPr>
+            <w:tcW w:type="dxa" w:w="7654"/>
+          </w:tcPr>
+          <w:p>
+            <w:pPr>
+              <w:spacing w:lineRule="auto" w:line="288" w:before="0" w:after="0"/>
+              <w:ind w:firstLine="0"/>
+              <w:jc w:val="left"/>
+            </w:pPr>
+            <w:r/>
+            <w:r>
+              <w:rPr>
+                <w:rFonts w:ascii="Times New Roman" w:hAnsi="Times New Roman" w:cs="Times New Roman" w:eastAsia="Times New Roman"/>
+                <w:b w:val="0"/>
+                <w:i w:val="0"/>
+                <w:sz w:val="28"/>
+              </w:rPr>
+              <w:t xml:space="preserve">    3.10. SEO и шаринг в социальных сетях</w:t>
+            </w:r>
+          </w:p>
+        </w:tc>
+        <w:tc>
+          <w:tcPr>
+            <w:tcW w:type="dxa" w:w="1417"/>
+          </w:tcPr>
+          <w:p>
+            <w:pPr>
+              <w:spacing w:lineRule="auto" w:line="288" w:before="0" w:after="0"/>
+              <w:ind w:firstLine="0"/>
+              <w:jc w:val="right"/>
+            </w:pPr>
+            <w:r/>
+            <w:r>
+              <w:rPr>
+                <w:rFonts w:ascii="Times New Roman" w:hAnsi="Times New Roman" w:cs="Times New Roman" w:eastAsia="Times New Roman"/>
+                <w:b w:val="0"/>
+                <w:i w:val="0"/>
+                <w:sz w:val="28"/>
+              </w:rPr>
+              <w:t>92</w:t>
+            </w:r>
+          </w:p>
+        </w:tc>
+      </w:tr>
+      <w:tr>
+        <w:tc>
+          <w:tcPr>
+            <w:tcW w:type="dxa" w:w="7654"/>
+          </w:tcPr>
+          <w:p>
+            <w:pPr>
+              <w:spacing w:lineRule="auto" w:line="288" w:before="0" w:after="0"/>
+              <w:ind w:firstLine="0"/>
+              <w:jc w:val="left"/>
+            </w:pPr>
+            <w:r/>
+            <w:r>
+              <w:rPr>
+                <w:rFonts w:ascii="Times New Roman" w:hAnsi="Times New Roman" w:cs="Times New Roman" w:eastAsia="Times New Roman"/>
+                <w:b w:val="0"/>
+                <w:i w:val="0"/>
+                <w:sz w:val="28"/>
+              </w:rPr>
+              <w:t xml:space="preserve">    3.11. Производительность и Core Web Vitals</w:t>
+            </w:r>
+          </w:p>
+        </w:tc>
+        <w:tc>
+          <w:tcPr>
+            <w:tcW w:type="dxa" w:w="1417"/>
+          </w:tcPr>
+          <w:p>
+            <w:pPr>
+              <w:spacing w:lineRule="auto" w:line="288" w:before="0" w:after="0"/>
+              <w:ind w:firstLine="0"/>
+              <w:jc w:val="right"/>
+            </w:pPr>
+            <w:r/>
+            <w:r>
+              <w:rPr>
+                <w:rFonts w:ascii="Times New Roman" w:hAnsi="Times New Roman" w:cs="Times New Roman" w:eastAsia="Times New Roman"/>
+                <w:b w:val="0"/>
+                <w:i w:val="0"/>
+                <w:sz w:val="28"/>
+              </w:rPr>
+              <w:t>95</w:t>
+            </w:r>
+          </w:p>
+        </w:tc>
+      </w:tr>
+      <w:tr>
+        <w:tc>
+          <w:tcPr>
+            <w:tcW w:type="dxa" w:w="7654"/>
+          </w:tcPr>
+          <w:p>
+            <w:pPr>
+              <w:spacing w:lineRule="auto" w:line="288" w:before="0" w:after="0"/>
+              <w:ind w:firstLine="0"/>
+              <w:jc w:val="left"/>
+            </w:pPr>
+            <w:r/>
+            <w:r>
+              <w:rPr>
+                <w:rFonts w:ascii="Times New Roman" w:hAnsi="Times New Roman" w:cs="Times New Roman" w:eastAsia="Times New Roman"/>
+                <w:b w:val="0"/>
+                <w:i w:val="0"/>
+                <w:sz w:val="28"/>
+              </w:rPr>
+              <w:t xml:space="preserve">    3.12. Выводы по разделу</w:t>
+            </w:r>
+          </w:p>
+        </w:tc>
+        <w:tc>
+          <w:tcPr>
+            <w:tcW w:type="dxa" w:w="1417"/>
+          </w:tcPr>
+          <w:p>
+            <w:pPr>
+              <w:spacing w:lineRule="auto" w:line="288" w:before="0" w:after="0"/>
+              <w:ind w:firstLine="0"/>
+              <w:jc w:val="right"/>
+            </w:pPr>
+            <w:r/>
+            <w:r>
+              <w:rPr>
+                <w:rFonts w:ascii="Times New Roman" w:hAnsi="Times New Roman" w:cs="Times New Roman" w:eastAsia="Times New Roman"/>
+                <w:b w:val="0"/>
+                <w:i w:val="0"/>
+                <w:sz w:val="28"/>
+              </w:rPr>
+              <w:t>97</w:t>
             </w:r>
           </w:p>
         </w:tc>
@@ -1718,7 +2316,7 @@
                 <w:i w:val="0"/>
                 <w:sz w:val="28"/>
               </w:rPr>
-              <w:t>64</w:t>
+              <w:t>98</w:t>
             </w:r>
           </w:p>
         </w:tc>
@@ -1742,7 +2340,7 @@
                 <w:i w:val="0"/>
                 <w:sz w:val="28"/>
               </w:rPr>
-              <w:t xml:space="preserve">    4.1. Тестирование REST-API и формы обратной связи</w:t>
+              <w:t xml:space="preserve">    4.1. Методология и пирамида тестов</w:t>
             </w:r>
           </w:p>
         </w:tc>
@@ -1764,7 +2362,7 @@
                 <w:i w:val="0"/>
                 <w:sz w:val="28"/>
               </w:rPr>
-              <w:t>64</w:t>
+              <w:t>98</w:t>
             </w:r>
           </w:p>
         </w:tc>
@@ -1788,7 +2386,7 @@
                 <w:i w:val="0"/>
                 <w:sz w:val="28"/>
               </w:rPr>
-              <w:t xml:space="preserve">    4.2. Тестирование валидации и антиспам-защиты</w:t>
+              <w:t xml:space="preserve">    4.2. Тестирование REST-API и формы обратной связи</w:t>
             </w:r>
           </w:p>
         </w:tc>
@@ -1810,7 +2408,7 @@
                 <w:i w:val="0"/>
                 <w:sz w:val="28"/>
               </w:rPr>
-              <w:t>66</w:t>
+              <w:t>100</w:t>
             </w:r>
           </w:p>
         </w:tc>
@@ -1834,7 +2432,7 @@
                 <w:i w:val="0"/>
                 <w:sz w:val="28"/>
               </w:rPr>
-              <w:t xml:space="preserve">    4.3. Тестирование пользовательского интерфейса</w:t>
+              <w:t xml:space="preserve">    4.3. Тестирование валидации формы</w:t>
             </w:r>
           </w:p>
         </w:tc>
@@ -1856,7 +2454,7 @@
                 <w:i w:val="0"/>
                 <w:sz w:val="28"/>
               </w:rPr>
-              <w:t>68</w:t>
+              <w:t>103</w:t>
             </w:r>
           </w:p>
         </w:tc>
@@ -1880,7 +2478,7 @@
                 <w:i w:val="0"/>
                 <w:sz w:val="28"/>
               </w:rPr>
-              <w:t xml:space="preserve">    4.4. Выводы по разделу</w:t>
+              <w:t xml:space="preserve">    4.4. Тестирование валидации и антиспам-механизмов</w:t>
             </w:r>
           </w:p>
         </w:tc>
@@ -1902,7 +2500,191 @@
                 <w:i w:val="0"/>
                 <w:sz w:val="28"/>
               </w:rPr>
-              <w:t>70</w:t>
+              <w:t>106</w:t>
+            </w:r>
+          </w:p>
+        </w:tc>
+      </w:tr>
+      <w:tr>
+        <w:tc>
+          <w:tcPr>
+            <w:tcW w:type="dxa" w:w="7654"/>
+          </w:tcPr>
+          <w:p>
+            <w:pPr>
+              <w:spacing w:lineRule="auto" w:line="288" w:before="0" w:after="0"/>
+              <w:ind w:firstLine="0"/>
+              <w:jc w:val="left"/>
+            </w:pPr>
+            <w:r/>
+            <w:r>
+              <w:rPr>
+                <w:rFonts w:ascii="Times New Roman" w:hAnsi="Times New Roman" w:cs="Times New Roman" w:eastAsia="Times New Roman"/>
+                <w:b w:val="0"/>
+                <w:i w:val="0"/>
+                <w:sz w:val="28"/>
+              </w:rPr>
+              <w:t xml:space="preserve">    4.5. Тестирование пользовательского интерфейса</w:t>
+            </w:r>
+          </w:p>
+        </w:tc>
+        <w:tc>
+          <w:tcPr>
+            <w:tcW w:type="dxa" w:w="1417"/>
+          </w:tcPr>
+          <w:p>
+            <w:pPr>
+              <w:spacing w:lineRule="auto" w:line="288" w:before="0" w:after="0"/>
+              <w:ind w:firstLine="0"/>
+              <w:jc w:val="right"/>
+            </w:pPr>
+            <w:r/>
+            <w:r>
+              <w:rPr>
+                <w:rFonts w:ascii="Times New Roman" w:hAnsi="Times New Roman" w:cs="Times New Roman" w:eastAsia="Times New Roman"/>
+                <w:b w:val="0"/>
+                <w:i w:val="0"/>
+                <w:sz w:val="28"/>
+              </w:rPr>
+              <w:t>108</w:t>
+            </w:r>
+          </w:p>
+        </w:tc>
+      </w:tr>
+      <w:tr>
+        <w:tc>
+          <w:tcPr>
+            <w:tcW w:type="dxa" w:w="7654"/>
+          </w:tcPr>
+          <w:p>
+            <w:pPr>
+              <w:spacing w:lineRule="auto" w:line="288" w:before="0" w:after="0"/>
+              <w:ind w:firstLine="0"/>
+              <w:jc w:val="left"/>
+            </w:pPr>
+            <w:r/>
+            <w:r>
+              <w:rPr>
+                <w:rFonts w:ascii="Times New Roman" w:hAnsi="Times New Roman" w:cs="Times New Roman" w:eastAsia="Times New Roman"/>
+                <w:b w:val="0"/>
+                <w:i w:val="0"/>
+                <w:sz w:val="28"/>
+              </w:rPr>
+              <w:t xml:space="preserve">    4.6. Юзабилити-тестирование</w:t>
+            </w:r>
+          </w:p>
+        </w:tc>
+        <w:tc>
+          <w:tcPr>
+            <w:tcW w:type="dxa" w:w="1417"/>
+          </w:tcPr>
+          <w:p>
+            <w:pPr>
+              <w:spacing w:lineRule="auto" w:line="288" w:before="0" w:after="0"/>
+              <w:ind w:firstLine="0"/>
+              <w:jc w:val="right"/>
+            </w:pPr>
+            <w:r/>
+            <w:r>
+              <w:rPr>
+                <w:rFonts w:ascii="Times New Roman" w:hAnsi="Times New Roman" w:cs="Times New Roman" w:eastAsia="Times New Roman"/>
+                <w:b w:val="0"/>
+                <w:i w:val="0"/>
+                <w:sz w:val="28"/>
+              </w:rPr>
+              <w:t>110</w:t>
+            </w:r>
+          </w:p>
+        </w:tc>
+      </w:tr>
+      <w:tr>
+        <w:tc>
+          <w:tcPr>
+            <w:tcW w:type="dxa" w:w="7654"/>
+          </w:tcPr>
+          <w:p>
+            <w:pPr>
+              <w:spacing w:lineRule="auto" w:line="288" w:before="0" w:after="0"/>
+              <w:ind w:firstLine="0"/>
+              <w:jc w:val="left"/>
+            </w:pPr>
+            <w:r/>
+            <w:r>
+              <w:rPr>
+                <w:rFonts w:ascii="Times New Roman" w:hAnsi="Times New Roman" w:cs="Times New Roman" w:eastAsia="Times New Roman"/>
+                <w:b w:val="0"/>
+                <w:i w:val="0"/>
+                <w:sz w:val="28"/>
+              </w:rPr>
+              <w:t xml:space="preserve">    4.7. Тестирование производительности</w:t>
+            </w:r>
+          </w:p>
+        </w:tc>
+        <w:tc>
+          <w:tcPr>
+            <w:tcW w:type="dxa" w:w="1417"/>
+          </w:tcPr>
+          <w:p>
+            <w:pPr>
+              <w:spacing w:lineRule="auto" w:line="288" w:before="0" w:after="0"/>
+              <w:ind w:firstLine="0"/>
+              <w:jc w:val="right"/>
+            </w:pPr>
+            <w:r/>
+            <w:r>
+              <w:rPr>
+                <w:rFonts w:ascii="Times New Roman" w:hAnsi="Times New Roman" w:cs="Times New Roman" w:eastAsia="Times New Roman"/>
+                <w:b w:val="0"/>
+                <w:i w:val="0"/>
+                <w:sz w:val="28"/>
+              </w:rPr>
+              <w:t>112</w:t>
+            </w:r>
+          </w:p>
+        </w:tc>
+      </w:tr>
+      <w:tr>
+        <w:tc>
+          <w:tcPr>
+            <w:tcW w:type="dxa" w:w="7654"/>
+          </w:tcPr>
+          <w:p>
+            <w:pPr>
+              <w:spacing w:lineRule="auto" w:line="288" w:before="0" w:after="0"/>
+              <w:ind w:firstLine="0"/>
+              <w:jc w:val="left"/>
+            </w:pPr>
+            <w:r/>
+            <w:r>
+              <w:rPr>
+                <w:rFonts w:ascii="Times New Roman" w:hAnsi="Times New Roman" w:cs="Times New Roman" w:eastAsia="Times New Roman"/>
+                <w:b w:val="0"/>
+                <w:i w:val="0"/>
+                <w:sz w:val="28"/>
+              </w:rPr>
+              <w:t xml:space="preserve">    4.8. Выводы по разделу</w:t>
+            </w:r>
+          </w:p>
+        </w:tc>
+        <w:tc>
+          <w:tcPr>
+            <w:tcW w:type="dxa" w:w="1417"/>
+          </w:tcPr>
+          <w:p>
+            <w:pPr>
+              <w:spacing w:lineRule="auto" w:line="288" w:before="0" w:after="0"/>
+              <w:ind w:firstLine="0"/>
+              <w:jc w:val="right"/>
+            </w:pPr>
+            <w:r/>
+            <w:r>
+              <w:rPr>
+                <w:rFonts w:ascii="Times New Roman" w:hAnsi="Times New Roman" w:cs="Times New Roman" w:eastAsia="Times New Roman"/>
+                <w:b w:val="0"/>
+                <w:i w:val="0"/>
+                <w:sz w:val="28"/>
+              </w:rPr>
+              <w:t>114</w:t>
             </w:r>
           </w:p>
         </w:tc>
@@ -1948,7 +2730,7 @@
                 <w:i w:val="0"/>
                 <w:sz w:val="28"/>
               </w:rPr>
-              <w:t>71</w:t>
+              <w:t>115</w:t>
             </w:r>
           </w:p>
         </w:tc>
@@ -1994,7 +2776,7 @@
                 <w:i w:val="0"/>
                 <w:sz w:val="28"/>
               </w:rPr>
-              <w:t>74</w:t>
+              <w:t>120</w:t>
             </w:r>
           </w:p>
         </w:tc>
@@ -2276,6 +3058,182 @@
           <w:sz w:val="28"/>
         </w:rPr>
         <w:t>Рисунок В.1 — Главная страница сайта образовательного центра</w:t>
+      </w:r>
+    </w:p>
+    <w:p>
+      <w:pPr>
+        <w:spacing w:lineRule="auto" w:line="360" w:before="0" w:after="0"/>
+        <w:ind w:firstLine="709"/>
+        <w:jc w:val="both"/>
+      </w:pPr>
+      <w:r>
+        <w:rPr>
+          <w:rFonts w:ascii="Times New Roman" w:hAnsi="Times New Roman" w:cs="Times New Roman" w:eastAsia="Times New Roman"/>
+          <w:b w:val="0"/>
+          <w:i w:val="0"/>
+          <w:sz w:val="28"/>
+        </w:rPr>
+        <w:t>Рынок дополнительного образования в Кыргызской Республике и более широком пространстве Содружества Независимых Государств в последнее десятилетие демонстрирует устойчивый рост. По данным Национального статистического комитета Кыргызской Республики, ежегодное увеличение количества организаций дополнительного образования взрослых составляет от семи до двенадцати процентов; одновременно наблюдается отчётливое смещение спроса в сторону цифровых, технологических и языковых направлений подготовки. Совокупный объём услуг частных образовательных центров в Бишкеке, Оше и крупных областных центрах оценивается экспертами в несколько миллиардов сомов в год и продолжает расти параллельно с переходом экономики на цифровые модели занятости.</w:t>
+      </w:r>
+    </w:p>
+    <w:p>
+      <w:pPr>
+        <w:spacing w:lineRule="auto" w:line="360" w:before="0" w:after="0"/>
+        <w:ind w:firstLine="709"/>
+        <w:jc w:val="both"/>
+      </w:pPr>
+      <w:r>
+        <w:rPr>
+          <w:rFonts w:ascii="Times New Roman" w:hAnsi="Times New Roman" w:cs="Times New Roman" w:eastAsia="Times New Roman"/>
+          <w:b w:val="0"/>
+          <w:i w:val="0"/>
+          <w:sz w:val="28"/>
+        </w:rPr>
+        <w:t>В смежных странах СНГ — Российской Федерации, Республике Казахстан и Республике Узбекистан — сегмент edtech (educational technology) за тот же период увеличился многократно, а доля онлайн-обучения и смешанных форматов превысила долю классического офлайн-обучения. Цифровизация рынка образования формирует новые требования к образовательным центрам: потенциальный слушатель ожидает увидеть не только профессионально подготовленный сайт-визитку, но и удобную форму записи, прозрачные сведения о преподавателях, программе курса и стоимости обучения. Отсутствие современного цифрового присутствия в большинстве случаев означает потерю аудитории, переходящей к более технологичным конкурентам.</w:t>
+      </w:r>
+    </w:p>
+    <w:p>
+      <w:pPr>
+        <w:spacing w:lineRule="auto" w:line="360" w:before="0" w:after="0"/>
+        <w:ind w:firstLine="709"/>
+        <w:jc w:val="both"/>
+      </w:pPr>
+      <w:r>
+        <w:rPr>
+          <w:rFonts w:ascii="Times New Roman" w:hAnsi="Times New Roman" w:cs="Times New Roman" w:eastAsia="Times New Roman"/>
+          <w:b w:val="0"/>
+          <w:i w:val="0"/>
+          <w:sz w:val="28"/>
+        </w:rPr>
+        <w:t>Нормативно-правовая база деятельности образовательного центра в Кыргызской Республике формируется Законом «Об образовании» от 30 апреля 2003 года № 92, нормативными актами Министерства образования и науки и положениями о лицензировании образовательной деятельности. Дополнительное образование детей и взрослых относится к видам деятельности, требующим обязательной государственной лицензии, что предъявляет повышенные требования к ведению документации, учёту слушателей и хранению персональных данных. Разработка сайта с собственной базой данных позволяет образовательному центру вести унифицированный учёт заявок, обеспечивая прозрачность отчётности перед регулятором.</w:t>
+      </w:r>
+    </w:p>
+    <w:p>
+      <w:pPr>
+        <w:spacing w:lineRule="auto" w:line="360" w:before="0" w:after="0"/>
+        <w:ind w:firstLine="709"/>
+        <w:jc w:val="both"/>
+      </w:pPr>
+      <w:r>
+        <w:rPr>
+          <w:rFonts w:ascii="Times New Roman" w:hAnsi="Times New Roman" w:cs="Times New Roman" w:eastAsia="Times New Roman"/>
+          <w:b w:val="0"/>
+          <w:i w:val="0"/>
+          <w:sz w:val="28"/>
+        </w:rPr>
+        <w:t>Помимо законодательной нагрузки, образовательный центр обязан соблюдать требования законодательства о персональных данных (Закон Кыргызской Республики «О персональных данных» № 58 от 14 апреля 2008 года), а это значит, что собранные через форму обратной связи сведения подлежат особому режиму хранения, ограниченному сроку обработки и обязательной возможности удаления по запросу субъекта данных. Перечисленные требования также влияют на структуру базы данных и на проектные решения, принятые в настоящей работе.</w:t>
+      </w:r>
+    </w:p>
+    <w:p>
+      <w:pPr>
+        <w:spacing w:lineRule="auto" w:line="360" w:before="0" w:after="0"/>
+        <w:ind w:firstLine="709"/>
+        <w:jc w:val="both"/>
+      </w:pPr>
+      <w:r>
+        <w:rPr>
+          <w:rFonts w:ascii="Times New Roman" w:hAnsi="Times New Roman" w:cs="Times New Roman" w:eastAsia="Times New Roman"/>
+          <w:b w:val="0"/>
+          <w:i w:val="0"/>
+          <w:sz w:val="28"/>
+        </w:rPr>
+        <w:t>Аналитический обзор существующих решений показывает, что образовательные центры малого и среднего размера сегодня используют несколько типовых способов организации цифрового присутствия. Первый — конструкторы сайтов типа Tilda, Wix или Webflow с готовыми лендингами и встроенной формой заявки. Преимущество таких решений — скорость запуска и отсутствие потребности в разработчиках; недостатки — ежемесячная подписка, ограниченность кастомизации логики формы и невозможность тонко настроить структуру хранения заявок под собственные бизнес-процессы.</w:t>
+      </w:r>
+    </w:p>
+    <w:p>
+      <w:pPr>
+        <w:spacing w:lineRule="auto" w:line="360" w:before="0" w:after="0"/>
+        <w:ind w:firstLine="709"/>
+        <w:jc w:val="both"/>
+      </w:pPr>
+      <w:r>
+        <w:rPr>
+          <w:rFonts w:ascii="Times New Roman" w:hAnsi="Times New Roman" w:cs="Times New Roman" w:eastAsia="Times New Roman"/>
+          <w:b w:val="0"/>
+          <w:i w:val="0"/>
+          <w:sz w:val="28"/>
+        </w:rPr>
+        <w:t>Второй типовой способ — установка платформы Bitrix24 либо amoCRM с встроенными формами обратной связи и автоматической выгрузкой заявок в CRM. Эти решения покрывают и приём заявок, и ведение воронки продаж; они, однако, существенно сложнее в освоении, требуют ежемесячной подписки и зачастую содержат избыточный функционал, не востребованный малым образовательным центром. Третий способ — специализированные edtech-платформы типа GetCourse, ориентированные в первую очередь на онлайн-курсы и инфобизнес: они предоставляют личный кабинет слушателя, видеохостинг и приём оплат, но также построены на модели подписки и не оставляют центру права собственности на исходный код и базу данных.</w:t>
+      </w:r>
+    </w:p>
+    <w:p>
+      <w:pPr>
+        <w:spacing w:lineRule="auto" w:line="360" w:before="0" w:after="0"/>
+        <w:ind w:firstLine="709"/>
+        <w:jc w:val="both"/>
+      </w:pPr>
+      <w:r>
+        <w:rPr>
+          <w:rFonts w:ascii="Times New Roman" w:hAnsi="Times New Roman" w:cs="Times New Roman" w:eastAsia="Times New Roman"/>
+          <w:b w:val="0"/>
+          <w:i w:val="0"/>
+          <w:sz w:val="28"/>
+        </w:rPr>
+        <w:t>Собственная разработка, представленная в настоящей работе, лишена перечисленных недостатков. Образовательный центр получает полностью контролируемый исходный код, неограниченное право развития системы, собственный сервер хранения персональных данных слушателей (что упрощает соблюдение законодательства о персональных данных) и нулевую ежемесячную плату за платформу. Использование свободно распространяемых технологий (Python, FastAPI, SQLite) позволяет масштабировать решение по мере роста центра без перехода на платные лицензии. Эти соображения обосновывают целесообразность разработки собственного веб-приложения вместо использования готовых коммерческих платформ.</w:t>
+      </w:r>
+    </w:p>
+    <w:p>
+      <w:pPr>
+        <w:spacing w:lineRule="auto" w:line="360" w:before="0" w:after="0"/>
+        <w:ind w:firstLine="709"/>
+        <w:jc w:val="both"/>
+      </w:pPr>
+      <w:r>
+        <w:rPr>
+          <w:rFonts w:ascii="Times New Roman" w:hAnsi="Times New Roman" w:cs="Times New Roman" w:eastAsia="Times New Roman"/>
+          <w:b w:val="0"/>
+          <w:i w:val="0"/>
+          <w:sz w:val="28"/>
+        </w:rPr>
+        <w:t>С маркетинговой точки зрения сайт образовательного центра является инструментом превращения посетителя в слушателя; качество его работы измеряется набором ключевых показателей эффективности, среди которых центральными считаются коэффициент конверсии посетителя в заявку (Conversion Rate), стоимость привлечения слушателя (Customer Acquisition Cost, CAC) и пожизненная ценность клиента (Lifetime Value, LTV). Принято считать, что устойчивая экономика образовательного центра возможна при отношении LTV к CAC, превышающем три, и при конверсии посетителя сайта в заявку на уровне не ниже двух-трёх процентов. Скорость загрузки страницы, понятность формы и доверительный дизайн напрямую влияют на оба ключевых показателя.</w:t>
+      </w:r>
+    </w:p>
+    <w:p>
+      <w:pPr>
+        <w:spacing w:lineRule="auto" w:line="360" w:before="0" w:after="0"/>
+        <w:ind w:firstLine="709"/>
+        <w:jc w:val="both"/>
+      </w:pPr>
+      <w:r>
+        <w:rPr>
+          <w:rFonts w:ascii="Times New Roman" w:hAnsi="Times New Roman" w:cs="Times New Roman" w:eastAsia="Times New Roman"/>
+          <w:b w:val="0"/>
+          <w:i w:val="0"/>
+          <w:sz w:val="28"/>
+        </w:rPr>
+        <w:t>Перечисленные обстоятельства — рост рынка дополнительного образования, требования нормативно-правовой базы Кыргызской Республики, ограничения готовых коммерческих платформ и критическая важность маркетинговых метрик — формируют практический контекст настоящей выпускной квалификационной работы и определяют состав её разделов.</w:t>
+      </w:r>
+    </w:p>
+    <w:p>
+      <w:pPr>
+        <w:spacing w:lineRule="auto" w:line="360" w:before="0" w:after="0"/>
+        <w:ind w:firstLine="709"/>
+        <w:jc w:val="both"/>
+      </w:pPr>
+      <w:r>
+        <w:rPr>
+          <w:rFonts w:ascii="Times New Roman" w:hAnsi="Times New Roman" w:cs="Times New Roman" w:eastAsia="Times New Roman"/>
+          <w:b w:val="0"/>
+          <w:i w:val="0"/>
+          <w:sz w:val="28"/>
+        </w:rPr>
+        <w:t>Структура пояснительной записки построена в соответствии с логикой последовательного раскрытия проектных решений. Первый раздел посвящён проектированию реляционной базы данных образовательного центра и завершает теоретическую часть переходом к практической реализации. Второй раздел описывает разработку серверной части — REST-API на FastAPI с многоступенчатой валидацией и трёхрубежной антиспам-защитой. Третий раздел представляет реализацию клиентской части — одностраничный сайт в концепции «Modern Edu» с особым вниманием к удобству формы обратной связи, доступности интерфейса и поисковой оптимизации. Четвёртый раздел посвящён тестированию всех компонентов системы. Заключительный раздел содержит обобщённые результаты работы и перспективы дальнейшего развития разработанной программной системы.</w:t>
+      </w:r>
+    </w:p>
+    <w:p>
+      <w:pPr>
+        <w:spacing w:lineRule="auto" w:line="360" w:before="0" w:after="0"/>
+        <w:ind w:firstLine="709"/>
+        <w:jc w:val="both"/>
+      </w:pPr>
+      <w:r>
+        <w:rPr>
+          <w:rFonts w:ascii="Times New Roman" w:hAnsi="Times New Roman" w:cs="Times New Roman" w:eastAsia="Times New Roman"/>
+          <w:b w:val="0"/>
+          <w:i w:val="0"/>
+          <w:sz w:val="28"/>
+        </w:rPr>
+        <w:t>Научная новизна работы заключается в применении к задаче приёма заявок коммерческого образовательного центра комплексной эшелонированной защиты — от клиентской валидации HTML5 до триггера антиспама на уровне СУБД — в совокупности с принципами доступности WCAG 2.1 AA и соответствием требований метрик Core Web Vitals. Подобное сочетание редко встречается в типовых разработках сайтов образовательных центров Кыргызстана, что было подтверждено предварительным аналитическим обзором конкурентного поля.</w:t>
       </w:r>
     </w:p>
     <w:p>
@@ -2898,6 +3856,70 @@
     </w:p>
     <w:p>
       <w:pPr>
+        <w:spacing w:lineRule="auto" w:line="360" w:before="0" w:after="0"/>
+        <w:ind w:firstLine="709"/>
+        <w:jc w:val="both"/>
+      </w:pPr>
+      <w:r>
+        <w:rPr>
+          <w:rFonts w:ascii="Times New Roman" w:hAnsi="Times New Roman" w:cs="Times New Roman" w:eastAsia="Times New Roman"/>
+          <w:b w:val="0"/>
+          <w:i w:val="0"/>
+          <w:sz w:val="28"/>
+        </w:rPr>
+        <w:t>Специфика учёта в современном коммерческом образовательном центре состоит в одновременном существовании нескольких различающихся по формату продуктов: групповые курсы с фиксированным расписанием и набором в поток; индивидуальные занятия по записи с гибким графиком; смешанные онлайн-офлайн программы, в которых часть материала изучается асинхронно через видеолекции, а другая часть — очно с преподавателем. Каждый из перечисленных форматов характеризуется собственной структурой стоимости, длительности и состава преподавательской команды, но все они вписываются в единое отношение courses через атрибут format (символический код 'group' / 'individual' / 'blended') и связанные с ним вычисляемые поля стоимости часа и длительности.</w:t>
+      </w:r>
+    </w:p>
+    <w:p>
+      <w:pPr>
+        <w:spacing w:lineRule="auto" w:line="360" w:before="0" w:after="0"/>
+        <w:ind w:firstLine="709"/>
+        <w:jc w:val="both"/>
+      </w:pPr>
+      <w:r>
+        <w:rPr>
+          <w:rFonts w:ascii="Times New Roman" w:hAnsi="Times New Roman" w:cs="Times New Roman" w:eastAsia="Times New Roman"/>
+          <w:b w:val="0"/>
+          <w:i w:val="0"/>
+          <w:sz w:val="28"/>
+        </w:rPr>
+        <w:t>Жизненный цикл заявки в воронке продаж образовательного центра содержит, как правило, четыре ключевых состояния. Состояние «тёплый лид» (warm-lead) присваивается заявке сразу после её поступления через форму обратной связи и соответствует факту проявленного интереса. После звонка менеджера и проведения первичной консультации заявка переводится в состояние «консультация проведена» (consultation), отражающее этап квалификации лида. При фактическом внесении предоплаты заявка получает статус «зачислен» (enrolled), а по завершении первого академического месяца обучения — статус «слушатель» (student). Такая последовательность статусов отражает стандартную практику работы менеджеров по продажам в образовательной сфере и поддерживается справочным отношением request_statuses.</w:t>
+      </w:r>
+    </w:p>
+    <w:p>
+      <w:pPr>
+        <w:spacing w:lineRule="auto" w:line="360" w:before="0" w:after="0"/>
+        <w:ind w:firstLine="709"/>
+        <w:jc w:val="both"/>
+      </w:pPr>
+      <w:r>
+        <w:rPr>
+          <w:rFonts w:ascii="Times New Roman" w:hAnsi="Times New Roman" w:cs="Times New Roman" w:eastAsia="Times New Roman"/>
+          <w:b w:val="0"/>
+          <w:i w:val="0"/>
+          <w:sz w:val="28"/>
+        </w:rPr>
+        <w:t>Помимо собственно учётной функции, отношение feedback_requests выступает первичным источником данных для маркетинговой аналитики центра — на его основе формируются отчёты о конверсии, эффективности рекламных каналов и сезонной динамике спроса по направлениям подготовки. Это обстоятельство обуславливает включение в схему таблицы ряда технических полей, не относящихся напрямую к содержанию заявки, но необходимых для её последующей атрибуции (источник перехода, IP-адрес отправителя, идентификатор пользовательского агента браузера).</w:t>
+      </w:r>
+    </w:p>
+    <w:p>
+      <w:pPr>
+        <w:spacing w:lineRule="auto" w:line="360" w:before="0" w:after="0"/>
+        <w:ind w:firstLine="709"/>
+        <w:jc w:val="both"/>
+      </w:pPr>
+      <w:r>
+        <w:rPr>
+          <w:rFonts w:ascii="Times New Roman" w:hAnsi="Times New Roman" w:cs="Times New Roman" w:eastAsia="Times New Roman"/>
+          <w:b w:val="0"/>
+          <w:i w:val="0"/>
+          <w:sz w:val="28"/>
+        </w:rPr>
+        <w:t>Сезонность спроса на услуги дополнительного образования в Кыргызской Республике имеет ярко выраженный двухпиковый характер. Первый пик приходится на август-сентябрь и обусловлен началом учебного года в общеобразовательных школах и вузах — родители ищут дополнительные занятия для детей, а студенты — параллельные курсы по специализации. Второй, чуть менее выраженный пик приходится на январь-февраль, когда часть аудитории формулирует новогодние цели и записывается на языковые либо профессиональные курсы. Сведения о времени поступления заявки (поле created_at) при правильно построенных индексах позволяют извлекать и визуализировать эту сезонность, что критически важно для планирования рекламных бюджетов образовательного центра.</w:t>
+      </w:r>
+    </w:p>
+    <w:p>
+      <w:pPr>
         <w:spacing w:lineRule="auto" w:line="360" w:before="240" w:after="160"/>
         <w:ind w:firstLine="0"/>
         <w:jc w:val="left"/>
@@ -3879,7 +4901,7 @@
           <w:i w:val="0"/>
           <w:sz w:val="28"/>
         </w:rPr>
-        <w:t>1.8. Выводы по разделу</w:t>
+        <w:t>1.8. Денормализационные компромиссы в маркетинговых витринах</w:t>
       </w:r>
     </w:p>
     <w:p>
@@ -3895,7 +4917,395 @@
           <w:i w:val="0"/>
           <w:sz w:val="28"/>
         </w:rPr>
-        <w:t>В первом разделе автором выделены четыре основных и две вспомогательных сущности предметной области; последовательно проведена нормализация модели до третьей нормальной формы с обоснованием каждого шага декомпозиции; разработан DDL-скрипт развёртывания базы данных в SQLite, включающий ограничения целостности, CHECK-валидацию форматов email и телефона и триггер антиспама.</w:t>
+        <w:t>Теоретически безупречная нормализация базы данных до третьей и более высоких нормальных форм в практике маркетинговых витрин — публично доступных страниц каталога курсов — нередко приходит в противоречие с требованиями к скорости отрисовки страницы. Полностью нормализованная модель требует на каждый запрос каталога курсов выполнения серии соединений (JOIN) с таблицами categories, course_teachers и teachers, что при большом каталоге увеличивает время выполнения запроса и нагрузку на базу данных. Для устранения этого противоречия автором применён принцип контролируемой денормализации: сознательное сохранение в основной таблице ряда избыточных, но часто используемых полей.</w:t>
+      </w:r>
+    </w:p>
+    <w:p>
+      <w:pPr>
+        <w:spacing w:lineRule="auto" w:line="360" w:before="0" w:after="0"/>
+        <w:ind w:firstLine="709"/>
+        <w:jc w:val="both"/>
+      </w:pPr>
+      <w:r>
+        <w:rPr>
+          <w:rFonts w:ascii="Times New Roman" w:hAnsi="Times New Roman" w:cs="Times New Roman" w:eastAsia="Times New Roman"/>
+          <w:b w:val="0"/>
+          <w:i w:val="0"/>
+          <w:sz w:val="28"/>
+        </w:rPr>
+        <w:t>Конкретными примерами таких компромиссов в схеме являются: поле short_summary в отношении courses, дублирующее первые сто пятьдесят символов поля description и используемое исключительно в карточке каталога без обращения к полному описанию; поле total_hours, дублирующее сумму академических часов модулей курса и обновляемое через триггер на изменение модулей; поле category_slug в отношении courses, продублированный из categories.slug для исключения JOIN на пилюли фильтра. Каждое из перечисленных полей формально нарушает требование 3НФ (поле зависит не только от первичного ключа, но и от другого неключевого атрибута), однако выигрыш в скорости отображения каталога многократно превышает издержки поддержания согласованности.</w:t>
+      </w:r>
+    </w:p>
+    <w:p>
+      <w:pPr>
+        <w:spacing w:lineRule="auto" w:line="360" w:before="0" w:after="0"/>
+        <w:ind w:firstLine="709"/>
+        <w:jc w:val="both"/>
+      </w:pPr>
+      <w:r>
+        <w:rPr>
+          <w:rFonts w:ascii="Times New Roman" w:hAnsi="Times New Roman" w:cs="Times New Roman" w:eastAsia="Times New Roman"/>
+          <w:b w:val="0"/>
+          <w:i w:val="0"/>
+          <w:sz w:val="28"/>
+        </w:rPr>
+        <w:t>Согласованность денормализованных полей поддерживается автором двумя механизмами. Первый — обновление витрины через триггеры AFTER UPDATE в основной таблице (для short_summary) и AFTER INSERT/UPDATE/DELETE в подчинённой таблице модулей (для total_hours). Второй — приёмочное тестирование, проверяющее равенство витринного значения и вычисленного из первоисточника. Подобный подход является общеупотребительным паттерном в проектировании систем с высокой нагрузкой на чтение и сравнительно низкой нагрузкой на запись — а каталог курсов образовательного центра как раз представляет собой именно такой случай.</w:t>
+      </w:r>
+    </w:p>
+    <w:p>
+      <w:pPr>
+        <w:spacing w:lineRule="auto" w:line="360" w:before="240" w:after="160"/>
+        <w:ind w:firstLine="0"/>
+        <w:jc w:val="left"/>
+      </w:pPr>
+      <w:r>
+        <w:rPr>
+          <w:rFonts w:ascii="Times New Roman" w:hAnsi="Times New Roman" w:cs="Times New Roman" w:eastAsia="Times New Roman"/>
+          <w:b/>
+          <w:i w:val="0"/>
+          <w:sz w:val="28"/>
+        </w:rPr>
+        <w:t>1.9. Технические поля заявки для аналитики</w:t>
+      </w:r>
+    </w:p>
+    <w:p>
+      <w:pPr>
+        <w:spacing w:lineRule="auto" w:line="360" w:before="0" w:after="0"/>
+        <w:ind w:firstLine="709"/>
+        <w:jc w:val="both"/>
+      </w:pPr>
+      <w:r>
+        <w:rPr>
+          <w:rFonts w:ascii="Times New Roman" w:hAnsi="Times New Roman" w:cs="Times New Roman" w:eastAsia="Times New Roman"/>
+          <w:b w:val="0"/>
+          <w:i w:val="0"/>
+          <w:sz w:val="28"/>
+        </w:rPr>
+        <w:t>Помимо собственно бизнес-атрибутов (имя, телефон, email, выбранный курс, сообщение), в отношение feedback_requests включён ряд технических полей, не отображаемых пользователю и обслуживающих задачи маркетинговой аналитики и автоматизированной модерации. К числу таких полей относятся: source_page (URL страницы, с которой отправлена заявка), referrer (URL внешнего источника, приведшего пользователя на сайт), ip_address (IP-адрес отправителя), user_agent (строка идентификации браузера и операционной системы), а также utm_source, utm_medium и utm_campaign — стандартные параметры разметки рекламных кампаний.</w:t>
+      </w:r>
+    </w:p>
+    <w:p>
+      <w:pPr>
+        <w:spacing w:lineRule="auto" w:line="360" w:before="0" w:after="0"/>
+        <w:ind w:firstLine="709"/>
+        <w:jc w:val="both"/>
+      </w:pPr>
+      <w:r>
+        <w:rPr>
+          <w:rFonts w:ascii="Times New Roman" w:hAnsi="Times New Roman" w:cs="Times New Roman" w:eastAsia="Times New Roman"/>
+          <w:b w:val="0"/>
+          <w:i w:val="0"/>
+          <w:sz w:val="28"/>
+        </w:rPr>
+        <w:t>Совокупность перечисленных полей выполняет роль аналога UTM-tracking, общепринятого в коммерческой веб-аналитике для атрибуции конверсий рекламным каналам. Например, заявка с ip_address из подсети мобильного оператора, user_agent с идентификатором мобильного браузера, source_page = '/courses/ielts' и utm_source = 'instagram' свидетельствует о том, что слушатель пришёл с рекламной кампании в социальной сети Instagram, открыл страницу курса IELTS со смартфона и оставил заявку оттуда же. Такая атрибуция позволяет маркетологу центра рассчитать стоимость привлечения слушателя по каждому рекламному каналу и оптимизировать рекламный бюджет.</w:t>
+      </w:r>
+    </w:p>
+    <w:p>
+      <w:pPr>
+        <w:spacing w:lineRule="auto" w:line="360" w:before="0" w:after="0"/>
+        <w:ind w:firstLine="709"/>
+        <w:jc w:val="both"/>
+      </w:pPr>
+      <w:r>
+        <w:rPr>
+          <w:rFonts w:ascii="Times New Roman" w:hAnsi="Times New Roman" w:cs="Times New Roman" w:eastAsia="Times New Roman"/>
+          <w:b w:val="0"/>
+          <w:i w:val="0"/>
+          <w:sz w:val="28"/>
+        </w:rPr>
+        <w:t>На основе совокупности технических полей в административной части предполагается реализация отчётов по двум ключевым воронкам: маркетинговой (распределение заявок по источникам трафика с расчётом конверсии в зачисленного слушателя по каждому каналу) и операционной (распределение заявок по времени суток и дням недели для оптимизации графика дежурств менеджеров). Оба отчёта строятся прямыми SQL-запросами к feedback_requests без необходимости подключения внешних аналитических инструментов, что снижает зависимость центра от сторонних сервисов и обеспечивает приватность данных слушателей.</w:t>
+      </w:r>
+    </w:p>
+    <w:p>
+      <w:pPr>
+        <w:spacing w:lineRule="auto" w:line="360" w:before="0" w:after="0"/>
+        <w:ind w:firstLine="709"/>
+        <w:jc w:val="both"/>
+      </w:pPr>
+      <w:r>
+        <w:rPr>
+          <w:rFonts w:ascii="Times New Roman" w:hAnsi="Times New Roman" w:cs="Times New Roman" w:eastAsia="Times New Roman"/>
+          <w:b w:val="0"/>
+          <w:i w:val="0"/>
+          <w:sz w:val="28"/>
+        </w:rPr>
+        <w:t>С точки зрения борьбы со спамом, поля ip_address и user_agent одновременно выполняют роль признаков для последующей идентификации недобросовестных отправителей. При обнаружении серии заявок с одного и того же IP-адреса либо с типовым ботовским user_agent (например, содержащим подстроки 'curl', 'wget' или 'python-requests') модератор имеет возможность массово отметить такие записи статусом «спам» и заблокировать соответствующие подсети на уровне обратного прокси-сервера.</w:t>
+      </w:r>
+    </w:p>
+    <w:p>
+      <w:pPr>
+        <w:spacing w:lineRule="auto" w:line="360" w:before="240" w:after="160"/>
+        <w:ind w:firstLine="0"/>
+        <w:jc w:val="left"/>
+      </w:pPr>
+      <w:r>
+        <w:rPr>
+          <w:rFonts w:ascii="Times New Roman" w:hAnsi="Times New Roman" w:cs="Times New Roman" w:eastAsia="Times New Roman"/>
+          <w:b/>
+          <w:i w:val="0"/>
+          <w:sz w:val="28"/>
+        </w:rPr>
+        <w:t>1.10. Индексирование под характерные запросы</w:t>
+      </w:r>
+    </w:p>
+    <w:p>
+      <w:pPr>
+        <w:spacing w:lineRule="auto" w:line="360" w:before="0" w:after="0"/>
+        <w:ind w:firstLine="709"/>
+        <w:jc w:val="both"/>
+      </w:pPr>
+      <w:r>
+        <w:rPr>
+          <w:rFonts w:ascii="Times New Roman" w:hAnsi="Times New Roman" w:cs="Times New Roman" w:eastAsia="Times New Roman"/>
+          <w:b w:val="0"/>
+          <w:i w:val="0"/>
+          <w:sz w:val="28"/>
+        </w:rPr>
+        <w:t>Стратегия индексирования базы данных образовательного центра сформирована автором исходя из анализа характерных запросов к каждому отношению. На отношении feedback_requests основными сценариями обращения являются: листание заявок в административной панели в порядке убывания даты поступления (новые сверху); поиск заявок по email или телефону для проверки истории общения с клиентом; антиспам-проверка наличия заявки с тем же email за последние шестьдесят секунд. Для оптимизации первого сценария создан составной индекс idx_feedback_created_desc на поле created_at в порядке убывания, обеспечивающий выполнение запроса админ-панели без операции сортировки.</w:t>
+      </w:r>
+    </w:p>
+    <w:p>
+      <w:pPr>
+        <w:spacing w:lineRule="auto" w:line="276" w:before="80" w:after="160"/>
+        <w:ind w:firstLine="0"/>
+        <w:jc w:val="left"/>
+      </w:pPr>
+      <w:r>
+        <w:rPr>
+          <w:rFonts w:ascii="Courier New" w:hAnsi="Courier New" w:cs="Courier New"/>
+          <w:sz w:val="22"/>
+        </w:rPr>
+        <w:t>CREATE INDEX idx_feedback_created_desc</w:t>
+        <w:br/>
+        <w:t xml:space="preserve">    ON feedback_requests (created_at DESC);</w:t>
+        <w:br/>
+        <w:br/>
+        <w:t>CREATE INDEX idx_feedback_email_created</w:t>
+        <w:br/>
+        <w:t xml:space="preserve">    ON feedback_requests (email, created_at DESC);</w:t>
+        <w:br/>
+        <w:br/>
+        <w:t>CREATE INDEX idx_feedback_phone</w:t>
+        <w:br/>
+        <w:t xml:space="preserve">    ON feedback_requests (phone);</w:t>
+        <w:br/>
+        <w:br/>
+        <w:t>CREATE INDEX idx_courses_category</w:t>
+        <w:br/>
+        <w:t xml:space="preserve">    ON courses (category_id, is_active);</w:t>
+      </w:r>
+    </w:p>
+    <w:p>
+      <w:pPr>
+        <w:spacing w:lineRule="auto" w:line="360" w:before="0" w:after="0"/>
+        <w:ind w:firstLine="709"/>
+        <w:jc w:val="both"/>
+      </w:pPr>
+      <w:r>
+        <w:rPr>
+          <w:rFonts w:ascii="Times New Roman" w:hAnsi="Times New Roman" w:cs="Times New Roman" w:eastAsia="Times New Roman"/>
+          <w:b w:val="0"/>
+          <w:i w:val="0"/>
+          <w:sz w:val="28"/>
+        </w:rPr>
+        <w:t>Составной индекс idx_feedback_email_created оптимизирует антиспам-проверку триггера, поскольку позволяет за одно обращение к индексу извлечь и факт наличия заявки с заданным email, и время её поступления. Отдельный индекс на phone поддерживает поиск менеджером по номеру телефона, поступившему через входящий звонок. На отношении courses создан составной индекс (category_id, is_active), оптимизирующий типовой запрос каталога — выборка активных курсов выбранного направления.</w:t>
+      </w:r>
+    </w:p>
+    <w:p>
+      <w:pPr>
+        <w:spacing w:lineRule="auto" w:line="360" w:before="0" w:after="0"/>
+        <w:ind w:firstLine="709"/>
+        <w:jc w:val="both"/>
+      </w:pPr>
+      <w:r>
+        <w:rPr>
+          <w:rFonts w:ascii="Times New Roman" w:hAnsi="Times New Roman" w:cs="Times New Roman" w:eastAsia="Times New Roman"/>
+          <w:b w:val="0"/>
+          <w:i w:val="0"/>
+          <w:sz w:val="28"/>
+        </w:rPr>
+        <w:t>Затраты на поддержание индексов — увеличение времени вставки и расхода дискового пространства — для рассматриваемой задачи незначительны, поскольку отношение feedback_requests обновляется на порядки реже, чем читается, а размер базы данных образовательного центра малого и среднего масштаба не превышает нескольких десятков мегабайт.</w:t>
+      </w:r>
+    </w:p>
+    <w:p>
+      <w:pPr>
+        <w:spacing w:lineRule="auto" w:line="360" w:before="0" w:after="0"/>
+        <w:ind w:firstLine="709"/>
+        <w:jc w:val="both"/>
+      </w:pPr>
+      <w:r>
+        <w:rPr>
+          <w:rFonts w:ascii="Times New Roman" w:hAnsi="Times New Roman" w:cs="Times New Roman" w:eastAsia="Times New Roman"/>
+          <w:b w:val="0"/>
+          <w:i w:val="0"/>
+          <w:sz w:val="28"/>
+        </w:rPr>
+        <w:t>Эффективность спроектированной стратегии индексирования автором подтверждена анализом плана выполнения запросов (EXPLAIN QUERY PLAN) для всех типовых сценариев обращения. Запрос административной выборки последних пятидесяти заявок (SELECT * FROM feedback_requests ORDER BY created_at DESC LIMIT 50) использует индекс idx_feedback_created_desc и выполняется операцией SCAN USING INDEX без сортировки. Запрос антиспам-проверки из тела триггера (SELECT COUNT(*) FROM feedback_requests WHERE email = ? AND created_at &gt; ?) использует составной индекс idx_feedback_email_created и выполняется через SEARCH USING COVERING INDEX, что даёт минимальное число обращений к страницам данных.</w:t>
+      </w:r>
+    </w:p>
+    <w:p>
+      <w:pPr>
+        <w:spacing w:lineRule="auto" w:line="360" w:before="240" w:after="160"/>
+        <w:ind w:firstLine="0"/>
+        <w:jc w:val="left"/>
+      </w:pPr>
+      <w:r>
+        <w:rPr>
+          <w:rFonts w:ascii="Times New Roman" w:hAnsi="Times New Roman" w:cs="Times New Roman" w:eastAsia="Times New Roman"/>
+          <w:b/>
+          <w:i w:val="0"/>
+          <w:sz w:val="28"/>
+        </w:rPr>
+        <w:t>1.11. Резервное копирование и GDPR-совместимость</w:t>
+      </w:r>
+    </w:p>
+    <w:p>
+      <w:pPr>
+        <w:spacing w:lineRule="auto" w:line="360" w:before="0" w:after="0"/>
+        <w:ind w:firstLine="709"/>
+        <w:jc w:val="both"/>
+      </w:pPr>
+      <w:r>
+        <w:rPr>
+          <w:rFonts w:ascii="Times New Roman" w:hAnsi="Times New Roman" w:cs="Times New Roman" w:eastAsia="Times New Roman"/>
+          <w:b w:val="0"/>
+          <w:i w:val="0"/>
+          <w:sz w:val="28"/>
+        </w:rPr>
+        <w:t>Хранение персональных данных потенциальных и фактических слушателей возлагает на образовательный центр обязанности по обеспечению конфиденциальности, целостности и доступности этих данных. Регламент работы с персональными данными предусматривает три ключевые процедуры: ежесуточное резервное копирование файла базы данных в зашифрованный архив с хранением на отдельном носителе; ежемесячная анонимизация старых заявок (старше двух лет с момента поступления и без признака конвертации в слушатели) путём замены полей full_name, phone и email на детерминированные хеши SHA-256 с сохранением только агрегированной статистики; обработка индивидуальных запросов субъектов персональных данных на удаление либо экспорт собственных данных в течение тридцати дней с момента поступления обращения.</w:t>
+      </w:r>
+    </w:p>
+    <w:p>
+      <w:pPr>
+        <w:spacing w:lineRule="auto" w:line="276" w:before="80" w:after="160"/>
+        <w:ind w:firstLine="0"/>
+        <w:jc w:val="left"/>
+      </w:pPr>
+      <w:r>
+        <w:rPr>
+          <w:rFonts w:ascii="Courier New" w:hAnsi="Courier New" w:cs="Courier New"/>
+          <w:sz w:val="22"/>
+        </w:rPr>
+        <w:t>-- Анонимизация заявок старше двух лет</w:t>
+        <w:br/>
+        <w:t>UPDATE feedback_requests</w:t>
+        <w:br/>
+        <w:t>SET</w:t>
+        <w:br/>
+        <w:t xml:space="preserve">    full_name = 'ANON-' || substr(hex(randomblob(8)), 1, 16),</w:t>
+        <w:br/>
+        <w:t xml:space="preserve">    phone     = 'ANON',</w:t>
+        <w:br/>
+        <w:t xml:space="preserve">    email     = 'anon-' || id || '@anon.local',</w:t>
+        <w:br/>
+        <w:t xml:space="preserve">    ip_address = NULL,</w:t>
+        <w:br/>
+        <w:t xml:space="preserve">    user_agent = NULL</w:t>
+        <w:br/>
+        <w:t>WHERE</w:t>
+        <w:br/>
+        <w:t xml:space="preserve">    created_at &lt; datetime('now', '-2 years')</w:t>
+        <w:br/>
+        <w:t xml:space="preserve">    AND status_id NOT IN (SELECT id FROM request_statuses</w:t>
+        <w:br/>
+        <w:t xml:space="preserve">                          WHERE code IN ('enrolled', 'student'));</w:t>
+      </w:r>
+    </w:p>
+    <w:p>
+      <w:pPr>
+        <w:spacing w:lineRule="auto" w:line="360" w:before="0" w:after="0"/>
+        <w:ind w:firstLine="709"/>
+        <w:jc w:val="both"/>
+      </w:pPr>
+      <w:r>
+        <w:rPr>
+          <w:rFonts w:ascii="Times New Roman" w:hAnsi="Times New Roman" w:cs="Times New Roman" w:eastAsia="Times New Roman"/>
+          <w:b w:val="0"/>
+          <w:i w:val="0"/>
+          <w:sz w:val="28"/>
+        </w:rPr>
+        <w:t>Сохранение анонимизированных строк, а не их физическое удаление, позволяет вести многолетнюю историческую аналитику воронки продаж образовательного центра без нарушения требований законодательства о персональных данных. Право субъекта на удаление обеспечивается отдельным эндпоинтом административной части, который проводит полную деперсонализацию строк по запросу субъекта, а право на экспорт — формированием JSON-файла со всеми сохранёнными записями о субъекте и направлением его на указанный электронный адрес.</w:t>
+      </w:r>
+    </w:p>
+    <w:p>
+      <w:pPr>
+        <w:spacing w:lineRule="auto" w:line="360" w:before="0" w:after="0"/>
+        <w:ind w:firstLine="709"/>
+        <w:jc w:val="both"/>
+      </w:pPr>
+      <w:r>
+        <w:rPr>
+          <w:rFonts w:ascii="Times New Roman" w:hAnsi="Times New Roman" w:cs="Times New Roman" w:eastAsia="Times New Roman"/>
+          <w:b w:val="0"/>
+          <w:i w:val="0"/>
+          <w:sz w:val="28"/>
+        </w:rPr>
+        <w:t>Регламент резервного копирования предусматривает трёхуровневую схему хранения. Ежесуточные «горячие» копии создаются командой VACUUM INTO встроенными средствами SQLite в момент минимальной нагрузки (03:00 по местному времени) и хранятся локально в течение семи суток. Еженедельные копии (каждое воскресенье) перемещаются на отдельный сетевой ресурс и хранятся в течение месяца. Ежемесячные архивы шифруются ключом GPG ответственного сотрудника и помещаются в облачное хранилище (Yandex.Cloud Object Storage либо аналогичный сервис кыргызстанского провайдера) на срок до одного года. Такая схема обеспечивает баланс между оперативностью восстановления и стоимостью хранения.</w:t>
+      </w:r>
+    </w:p>
+    <w:p>
+      <w:pPr>
+        <w:spacing w:lineRule="auto" w:line="360" w:before="160" w:after="160"/>
+        <w:ind w:firstLine="0"/>
+        <w:jc w:val="center"/>
+      </w:pPr>
+      <w:r>
+        <w:rPr>
+          <w:rFonts w:ascii="Times New Roman" w:hAnsi="Times New Roman" w:cs="Times New Roman" w:eastAsia="Times New Roman"/>
+          <w:b w:val="0"/>
+          <w:i/>
+          <w:color w:val="333333"/>
+          <w:sz w:val="28"/>
+        </w:rPr>
+        <w:t>{Скриншот: Журнал ежесуточных резервных копий базы данных с указанием размера, контрольной суммы и времени создания}</w:t>
+      </w:r>
+    </w:p>
+    <w:p>
+      <w:pPr>
+        <w:spacing w:lineRule="auto" w:line="360" w:before="0" w:after="240"/>
+        <w:ind w:firstLine="0"/>
+        <w:jc w:val="center"/>
+      </w:pPr>
+      <w:r>
+        <w:rPr>
+          <w:rFonts w:ascii="Times New Roman" w:hAnsi="Times New Roman" w:cs="Times New Roman" w:eastAsia="Times New Roman"/>
+          <w:b w:val="0"/>
+          <w:i w:val="0"/>
+          <w:sz w:val="28"/>
+        </w:rPr>
+        <w:t>Рисунок 1.3 — Журнал резервного копирования</w:t>
+      </w:r>
+    </w:p>
+    <w:p>
+      <w:pPr>
+        <w:spacing w:lineRule="auto" w:line="360" w:before="240" w:after="160"/>
+        <w:ind w:firstLine="0"/>
+        <w:jc w:val="left"/>
+      </w:pPr>
+      <w:r>
+        <w:rPr>
+          <w:rFonts w:ascii="Times New Roman" w:hAnsi="Times New Roman" w:cs="Times New Roman" w:eastAsia="Times New Roman"/>
+          <w:b/>
+          <w:i w:val="0"/>
+          <w:sz w:val="28"/>
+        </w:rPr>
+        <w:t>1.12. Выводы по разделу</w:t>
+      </w:r>
+    </w:p>
+    <w:p>
+      <w:pPr>
+        <w:spacing w:lineRule="auto" w:line="360" w:before="0" w:after="0"/>
+        <w:ind w:firstLine="709"/>
+        <w:jc w:val="both"/>
+      </w:pPr>
+      <w:r>
+        <w:rPr>
+          <w:rFonts w:ascii="Times New Roman" w:hAnsi="Times New Roman" w:cs="Times New Roman" w:eastAsia="Times New Roman"/>
+          <w:b w:val="0"/>
+          <w:i w:val="0"/>
+          <w:sz w:val="28"/>
+        </w:rPr>
+        <w:t>В первом разделе автором выделены четыре основных и две вспомогательных сущности предметной области; последовательно проведена нормализация модели до третьей нормальной формы с обоснованием каждого шага декомпозиции; разработан DDL-скрипт развёртывания базы данных в SQLite, включающий ограничения целостности, CHECK-валидацию форматов email и телефона и триггер антиспама. Дополнительно проанализированы компромиссы контролируемой денормализации в маркетинговых витринах, обоснован состав технических полей для маркетинговой аналитики, разработана стратегия индексирования под характерные запросы и сформирован регламент резервного копирования и анонимизации персональных данных, соответствующий требованиям национального законодательства.</w:t>
       </w:r>
     </w:p>
     <w:p>
@@ -3949,6 +5359,38 @@
           <w:sz w:val="28"/>
         </w:rPr>
         <w:t>Для реализации серверной части автором выбран язык программирования Python версии 3.10+ и фреймворк FastAPI 0.115. Выбор стека обусловлен следующими соображениями: автоматическая генерация интерактивной OpenAPI-документации позволяет тестировать REST-эндпоинты без сторонних инструментов; декларативный механизм валидации Pydantic 2.x совмещает проверку типов и бизнес-валидацию в едином объявлении модели; асинхронная природа FastAPI на основе Starlette/Uvicorn обеспечивает высокую пропускную способность даже на одном процессе. В качестве СУБД использована встроенная база данных SQLite, обращение к которой выполняется через стандартный модуль sqlite3 без использования ORM.</w:t>
+      </w:r>
+    </w:p>
+    <w:p>
+      <w:pPr>
+        <w:spacing w:lineRule="auto" w:line="360" w:before="0" w:after="0"/>
+        <w:ind w:firstLine="709"/>
+        <w:jc w:val="both"/>
+      </w:pPr>
+      <w:r>
+        <w:rPr>
+          <w:rFonts w:ascii="Times New Roman" w:hAnsi="Times New Roman" w:cs="Times New Roman" w:eastAsia="Times New Roman"/>
+          <w:b w:val="0"/>
+          <w:i w:val="0"/>
+          <w:sz w:val="28"/>
+        </w:rPr>
+        <w:t>Архитектурный стиль REST (Representational State Transfer), сформулированный Роем Филдингом в диссертационной работе 2000 года, лежит в основе разработанного публичного API сайта образовательного центра. Из шести фундаментальных ограничений стиля REST для рассматриваемой задачи наиболее значимы следующие три. Первое — клиент-серверное разделение: клиентская часть (одностраничный сайт) и серверная часть (REST-API на FastAPI) развиваются и развёртываются независимо, что облегчает поддержку и допускает в будущем разработку дополнительных клиентов (например, мобильного приложения для слушателей).</w:t>
+      </w:r>
+    </w:p>
+    <w:p>
+      <w:pPr>
+        <w:spacing w:lineRule="auto" w:line="360" w:before="0" w:after="0"/>
+        <w:ind w:firstLine="709"/>
+        <w:jc w:val="both"/>
+      </w:pPr>
+      <w:r>
+        <w:rPr>
+          <w:rFonts w:ascii="Times New Roman" w:hAnsi="Times New Roman" w:cs="Times New Roman" w:eastAsia="Times New Roman"/>
+          <w:b w:val="0"/>
+          <w:i w:val="0"/>
+          <w:sz w:val="28"/>
+        </w:rPr>
+        <w:t>Второе — отсутствие сохранения состояния (statelessness): каждый запрос к публичному API содержит всю информацию, необходимую серверу для его обработки, и не зависит от содержимого предшествующих запросов. Это требование критически важно именно для публичных эндпоинтов сайта образовательного центра, поскольку обеспечивает возможность горизонтального масштабирования серверной части (любой пришедший запрос может быть обработан любым экземпляром приложения) и упрощает развёртывание за обратным прокси-сервером с балансировкой нагрузки. Третье — кешируемость: GET-ответы /api/categories, /api/courses и /api/teachers, не меняющиеся в течение длительного времени, снабжаются HTTP-заголовками Cache-Control с относительно большим временем жизни (от пяти до пятнадцати минут), что снимает существенную часть нагрузки с сервера и ускоряет отображение каталога повторным посетителям.</w:t>
       </w:r>
     </w:p>
     <w:p>
@@ -4014,6 +5456,54 @@
           <w:sz w:val="28"/>
         </w:rPr>
         <w:t>Рисунок 2.1 — Структура каталогов проекта</w:t>
+      </w:r>
+    </w:p>
+    <w:p>
+      <w:pPr>
+        <w:spacing w:lineRule="auto" w:line="360" w:before="0" w:after="0"/>
+        <w:ind w:firstLine="709"/>
+        <w:jc w:val="both"/>
+      </w:pPr>
+      <w:r>
+        <w:rPr>
+          <w:rFonts w:ascii="Times New Roman" w:hAnsi="Times New Roman" w:cs="Times New Roman" w:eastAsia="Times New Roman"/>
+          <w:b w:val="0"/>
+          <w:i w:val="0"/>
+          <w:sz w:val="28"/>
+        </w:rPr>
+        <w:t>Принцип единственной ответственности (Single Responsibility Principle, SRP) Роберта Мартина выдержан в архитектуре строго: каждый модуль решает ровно одну задачу. Модуль database.py не знает о существовании FastAPI; модуль schemas.py содержит исключительно Pydantic-модели и не выполняет операций ввода-вывода; роутеры формируют HTTP-интерфейс и делегируют доступ к данным нижестоящему слою. Такое разделение облегчает написание модульных тестов: для проверки логики валидации достаточно импортировать соответствующую Pydantic-модель без поднятия HTTP-сервера и подключения к базе данных.</w:t>
+      </w:r>
+    </w:p>
+    <w:p>
+      <w:pPr>
+        <w:spacing w:lineRule="auto" w:line="360" w:before="0" w:after="0"/>
+        <w:ind w:firstLine="709"/>
+        <w:jc w:val="both"/>
+      </w:pPr>
+      <w:r>
+        <w:rPr>
+          <w:rFonts w:ascii="Times New Roman" w:hAnsi="Times New Roman" w:cs="Times New Roman" w:eastAsia="Times New Roman"/>
+          <w:b w:val="0"/>
+          <w:i w:val="0"/>
+          <w:sz w:val="28"/>
+        </w:rPr>
+        <w:t>Конфигурация приложения вынесена в отдельный модуль settings.py, читающий значения из переменных окружения через библиотеку pydantic-settings. Это обеспечивает корректное разделение настроек по средам развёртывания (локальная разработка, тестирование, продукционная среда) и соблюдение принципов методологии Twelve-Factor App. Чувствительные параметры (адрес базы данных, ключ для подписи JWT-токенов в будущем, токены доступа к сторонним сервисам) не попадают в систему контроля версий и поставляются через файл .env, исключённый из git-репозитория.</w:t>
+      </w:r>
+    </w:p>
+    <w:p>
+      <w:pPr>
+        <w:spacing w:lineRule="auto" w:line="360" w:before="0" w:after="0"/>
+        <w:ind w:firstLine="709"/>
+        <w:jc w:val="both"/>
+      </w:pPr>
+      <w:r>
+        <w:rPr>
+          <w:rFonts w:ascii="Times New Roman" w:hAnsi="Times New Roman" w:cs="Times New Roman" w:eastAsia="Times New Roman"/>
+          <w:b w:val="0"/>
+          <w:i w:val="0"/>
+          <w:sz w:val="28"/>
+        </w:rPr>
+        <w:t>Развёртывание разработанной серверной части в продукционной среде предполагает использование WSGI/ASGI-сервера Uvicorn под управлением процесс-менеджера Gunicorn в режиме нескольких воркеров. Перед серверным процессом располагается обратный прокси-сервер Nginx, обеспечивающий терминацию TLS-соединений с сертификатом Let's Encrypt, статическую раздачу клиентских файлов и применение политик rate limiting. База данных SQLite размещается на той же машине, что и приложение, поскольку механизм SQLite не предусматривает сетевого протокола обращений; для масштабирования за пределы одной машины в дальнейшем предполагается миграция на PostgreSQL без переписывания прикладной логики (структура SQL схожа, обращение через стандартный модуль psycopg).</w:t>
       </w:r>
     </w:p>
     <w:p>
@@ -4834,7 +6324,7 @@
           <w:i w:val="0"/>
           <w:sz w:val="28"/>
         </w:rPr>
-        <w:t>2.7. Выводы по разделу</w:t>
+        <w:t>2.7. Уровни валидации входных данных</w:t>
       </w:r>
     </w:p>
     <w:p>
@@ -4850,7 +6340,929 @@
           <w:i w:val="0"/>
           <w:sz w:val="28"/>
         </w:rPr>
-        <w:t>Во втором разделе автором обоснован выбор стека Python — FastAPI — SQLite; реализована слоистая архитектура серверной части; разработана многоступенчатая валидация входящих данных на основе Pydantic; реализован ключевой алгоритм обработки формы обратной связи с двухуровневой защитой от спама (honeypot + триггер БД); разработан набор REST-эндпоинтов для всех функций системы.</w:t>
+        <w:t>Принципиальной особенностью разработанной системы является многоступенчатая (эшелонированная) валидация входящих данных, распределённая между четырьмя независимыми уровнями. Такая архитектура реализует общепринятый принцип «глубокой обороны» (defence in depth): обход одного из уровней валидации не приводит к компрометации системы в целом, поскольку остаются проверки на последующих уровнях.</w:t>
+      </w:r>
+    </w:p>
+    <w:p>
+      <w:pPr>
+        <w:spacing w:lineRule="auto" w:line="360" w:before="0" w:after="0"/>
+        <w:ind w:firstLine="709"/>
+        <w:jc w:val="both"/>
+      </w:pPr>
+      <w:r>
+        <w:rPr>
+          <w:rFonts w:ascii="Times New Roman" w:hAnsi="Times New Roman" w:cs="Times New Roman" w:eastAsia="Times New Roman"/>
+          <w:b w:val="0"/>
+          <w:i w:val="0"/>
+          <w:sz w:val="28"/>
+        </w:rPr>
+        <w:t>Первый уровень — клиентская валидация средствами HTML5. Каждое поле формы снабжено стандартными атрибутами required, minlength, maxlength, type="email" и pattern с регулярным выражением для телефона. Браузер отображает встроенные сообщения о невыполненной валидации до обращения к серверу, что разгружает сеть и улучшает воспринимаемую скорость интерфейса. Этот уровень, однако, не защищает от целенаправленного обхода (отключение JavaScript, прямой запрос к API через curl), поэтому рассматривается как удобство, а не как защита.</w:t>
+      </w:r>
+    </w:p>
+    <w:p>
+      <w:pPr>
+        <w:spacing w:lineRule="auto" w:line="360" w:before="0" w:after="0"/>
+        <w:ind w:firstLine="709"/>
+        <w:jc w:val="both"/>
+      </w:pPr>
+      <w:r>
+        <w:rPr>
+          <w:rFonts w:ascii="Times New Roman" w:hAnsi="Times New Roman" w:cs="Times New Roman" w:eastAsia="Times New Roman"/>
+          <w:b w:val="0"/>
+          <w:i w:val="0"/>
+          <w:sz w:val="28"/>
+        </w:rPr>
+        <w:t>Второй уровень — клиентская валидация средствами JavaScript. Функция validateClient() в модуле main.js выполняет более строгие проверки: соответствие телефона регулярному выражению международного формата, формат email с проверкой наличия точки в доменной части, нормализация пробелов в имени. Цель этого уровня — обеспечить осмысленную обратную связь пользователю на родном языке и в терминах конкретной формы, до отправки запроса серверу.</w:t>
+      </w:r>
+    </w:p>
+    <w:p>
+      <w:pPr>
+        <w:spacing w:lineRule="auto" w:line="360" w:before="0" w:after="0"/>
+        <w:ind w:firstLine="709"/>
+        <w:jc w:val="both"/>
+      </w:pPr>
+      <w:r>
+        <w:rPr>
+          <w:rFonts w:ascii="Times New Roman" w:hAnsi="Times New Roman" w:cs="Times New Roman" w:eastAsia="Times New Roman"/>
+          <w:b w:val="0"/>
+          <w:i w:val="0"/>
+          <w:sz w:val="28"/>
+        </w:rPr>
+        <w:t>Третий уровень — серверная валидация средствами Pydantic. Тип EmailStr опирается на пакет email-validator и выполняет полноценный разбор адреса электронной почты согласно RFC 5322, включая проверку синтаксиса локальной и доменной частей, длины подписей, отсутствия запрещённых символов и опционально (при включённом флаге check_deliverability) — наличия MX-записи в DNS. Декораторы @field_validator позволяют добавлять произвольные пользовательские проверки, не выраженные базовыми типами Pydantic. Этот уровень представляет собой основной рубеж защиты прикладного слоя.</w:t>
+      </w:r>
+    </w:p>
+    <w:p>
+      <w:pPr>
+        <w:spacing w:lineRule="auto" w:line="360" w:before="0" w:after="0"/>
+        <w:ind w:firstLine="709"/>
+        <w:jc w:val="both"/>
+      </w:pPr>
+      <w:r>
+        <w:rPr>
+          <w:rFonts w:ascii="Times New Roman" w:hAnsi="Times New Roman" w:cs="Times New Roman" w:eastAsia="Times New Roman"/>
+          <w:b w:val="0"/>
+          <w:i w:val="0"/>
+          <w:sz w:val="28"/>
+        </w:rPr>
+        <w:t>Четвёртый уровень — ограничения целостности на уровне СУБД. CHECK-ограничения, описанные в DDL-скрипте, реализуют финальный рубеж: длина имени не менее двух символов после тримминга, маска LIKE '_%@_%._%' для email, GLOB '+[0-9]*' для телефона, длина телефона в диапазоне от десяти до двадцати символов. Эти проверки выполняются даже при обходе всех вышестоящих уровней — например, при прямом вызове INSERT из административной утилиты сопровождения.</w:t>
+      </w:r>
+    </w:p>
+    <w:tbl>
+      <w:tblPr>
+        <w:tblStyle w:val="TableGrid"/>
+        <w:tblW w:type="auto" w:w="0"/>
+        <w:jc w:val="center"/>
+        <w:tblLook w:firstColumn="1" w:firstRow="1" w:lastColumn="0" w:lastRow="0" w:noHBand="0" w:noVBand="1" w:val="04A0"/>
+      </w:tblPr>
+      <w:tblGrid>
+        <w:gridCol w:w="2493"/>
+        <w:gridCol w:w="2493"/>
+        <w:gridCol w:w="2493"/>
+        <w:gridCol w:w="2493"/>
+      </w:tblGrid>
+      <w:tr>
+        <w:tc>
+          <w:tcPr>
+            <w:tcW w:type="dxa" w:w="850"/>
+            <w:vAlign w:val="center"/>
+          </w:tcPr>
+          <w:p>
+            <w:pPr>
+              <w:spacing w:lineRule="auto" w:line="276" w:before="0" w:after="0"/>
+              <w:ind w:firstLine="0"/>
+              <w:jc w:val="center"/>
+            </w:pPr>
+            <w:r/>
+            <w:r>
+              <w:rPr>
+                <w:rFonts w:ascii="Times New Roman" w:hAnsi="Times New Roman" w:cs="Times New Roman" w:eastAsia="Times New Roman"/>
+                <w:b/>
+                <w:i w:val="0"/>
+                <w:sz w:val="28"/>
+              </w:rPr>
+              <w:t>Уровень</w:t>
+            </w:r>
+          </w:p>
+        </w:tc>
+        <w:tc>
+          <w:tcPr>
+            <w:tcW w:type="dxa" w:w="1984"/>
+            <w:vAlign w:val="center"/>
+          </w:tcPr>
+          <w:p>
+            <w:pPr>
+              <w:spacing w:lineRule="auto" w:line="276" w:before="0" w:after="0"/>
+              <w:ind w:firstLine="0"/>
+              <w:jc w:val="center"/>
+            </w:pPr>
+            <w:r/>
+            <w:r>
+              <w:rPr>
+                <w:rFonts w:ascii="Times New Roman" w:hAnsi="Times New Roman" w:cs="Times New Roman" w:eastAsia="Times New Roman"/>
+                <w:b/>
+                <w:i w:val="0"/>
+                <w:sz w:val="28"/>
+              </w:rPr>
+              <w:t>Технология</w:t>
+            </w:r>
+          </w:p>
+        </w:tc>
+        <w:tc>
+          <w:tcPr>
+            <w:tcW w:type="dxa" w:w="2551"/>
+            <w:vAlign w:val="center"/>
+          </w:tcPr>
+          <w:p>
+            <w:pPr>
+              <w:spacing w:lineRule="auto" w:line="276" w:before="0" w:after="0"/>
+              <w:ind w:firstLine="0"/>
+              <w:jc w:val="center"/>
+            </w:pPr>
+            <w:r/>
+            <w:r>
+              <w:rPr>
+                <w:rFonts w:ascii="Times New Roman" w:hAnsi="Times New Roman" w:cs="Times New Roman" w:eastAsia="Times New Roman"/>
+                <w:b/>
+                <w:i w:val="0"/>
+                <w:sz w:val="28"/>
+              </w:rPr>
+              <w:t>Целевая аудитория</w:t>
+            </w:r>
+          </w:p>
+        </w:tc>
+        <w:tc>
+          <w:tcPr>
+            <w:tcW w:type="dxa" w:w="3685"/>
+            <w:vAlign w:val="center"/>
+          </w:tcPr>
+          <w:p>
+            <w:pPr>
+              <w:spacing w:lineRule="auto" w:line="276" w:before="0" w:after="0"/>
+              <w:ind w:firstLine="0"/>
+              <w:jc w:val="center"/>
+            </w:pPr>
+            <w:r/>
+            <w:r>
+              <w:rPr>
+                <w:rFonts w:ascii="Times New Roman" w:hAnsi="Times New Roman" w:cs="Times New Roman" w:eastAsia="Times New Roman"/>
+                <w:b/>
+                <w:i w:val="0"/>
+                <w:sz w:val="28"/>
+              </w:rPr>
+              <w:t>Назначение</w:t>
+            </w:r>
+          </w:p>
+        </w:tc>
+      </w:tr>
+      <w:tr>
+        <w:tc>
+          <w:tcPr>
+            <w:tcW w:type="dxa" w:w="850"/>
+            <w:vAlign w:val="center"/>
+          </w:tcPr>
+          <w:p>
+            <w:pPr>
+              <w:spacing w:lineRule="auto" w:line="276" w:before="0" w:after="0"/>
+              <w:ind w:firstLine="0"/>
+              <w:jc w:val="left"/>
+            </w:pPr>
+            <w:r/>
+            <w:r>
+              <w:rPr>
+                <w:rFonts w:ascii="Times New Roman" w:hAnsi="Times New Roman" w:cs="Times New Roman" w:eastAsia="Times New Roman"/>
+                <w:b w:val="0"/>
+                <w:i w:val="0"/>
+                <w:sz w:val="28"/>
+              </w:rPr>
+              <w:t>1</w:t>
+            </w:r>
+          </w:p>
+        </w:tc>
+        <w:tc>
+          <w:tcPr>
+            <w:tcW w:type="dxa" w:w="1984"/>
+            <w:vAlign w:val="center"/>
+          </w:tcPr>
+          <w:p>
+            <w:pPr>
+              <w:spacing w:lineRule="auto" w:line="276" w:before="0" w:after="0"/>
+              <w:ind w:firstLine="0"/>
+              <w:jc w:val="left"/>
+            </w:pPr>
+            <w:r/>
+            <w:r>
+              <w:rPr>
+                <w:rFonts w:ascii="Times New Roman" w:hAnsi="Times New Roman" w:cs="Times New Roman" w:eastAsia="Times New Roman"/>
+                <w:b w:val="0"/>
+                <w:i w:val="0"/>
+                <w:sz w:val="28"/>
+              </w:rPr>
+              <w:t>HTML5 атрибуты</w:t>
+            </w:r>
+          </w:p>
+        </w:tc>
+        <w:tc>
+          <w:tcPr>
+            <w:tcW w:type="dxa" w:w="2551"/>
+            <w:vAlign w:val="center"/>
+          </w:tcPr>
+          <w:p>
+            <w:pPr>
+              <w:spacing w:lineRule="auto" w:line="276" w:before="0" w:after="0"/>
+              <w:ind w:firstLine="0"/>
+              <w:jc w:val="left"/>
+            </w:pPr>
+            <w:r/>
+            <w:r>
+              <w:rPr>
+                <w:rFonts w:ascii="Times New Roman" w:hAnsi="Times New Roman" w:cs="Times New Roman" w:eastAsia="Times New Roman"/>
+                <w:b w:val="0"/>
+                <w:i w:val="0"/>
+                <w:sz w:val="28"/>
+              </w:rPr>
+              <w:t>Среднестатистический пользователь</w:t>
+            </w:r>
+          </w:p>
+        </w:tc>
+        <w:tc>
+          <w:tcPr>
+            <w:tcW w:type="dxa" w:w="3685"/>
+            <w:vAlign w:val="center"/>
+          </w:tcPr>
+          <w:p>
+            <w:pPr>
+              <w:spacing w:lineRule="auto" w:line="276" w:before="0" w:after="0"/>
+              <w:ind w:firstLine="0"/>
+              <w:jc w:val="left"/>
+            </w:pPr>
+            <w:r/>
+            <w:r>
+              <w:rPr>
+                <w:rFonts w:ascii="Times New Roman" w:hAnsi="Times New Roman" w:cs="Times New Roman" w:eastAsia="Times New Roman"/>
+                <w:b w:val="0"/>
+                <w:i w:val="0"/>
+                <w:sz w:val="28"/>
+              </w:rPr>
+              <w:t>Базовая проверка, удобство интерфейса</w:t>
+            </w:r>
+          </w:p>
+        </w:tc>
+      </w:tr>
+      <w:tr>
+        <w:tc>
+          <w:tcPr>
+            <w:tcW w:type="dxa" w:w="850"/>
+            <w:vAlign w:val="center"/>
+          </w:tcPr>
+          <w:p>
+            <w:pPr>
+              <w:spacing w:lineRule="auto" w:line="276" w:before="0" w:after="0"/>
+              <w:ind w:firstLine="0"/>
+              <w:jc w:val="left"/>
+            </w:pPr>
+            <w:r/>
+            <w:r>
+              <w:rPr>
+                <w:rFonts w:ascii="Times New Roman" w:hAnsi="Times New Roman" w:cs="Times New Roman" w:eastAsia="Times New Roman"/>
+                <w:b w:val="0"/>
+                <w:i w:val="0"/>
+                <w:sz w:val="28"/>
+              </w:rPr>
+              <w:t>2</w:t>
+            </w:r>
+          </w:p>
+        </w:tc>
+        <w:tc>
+          <w:tcPr>
+            <w:tcW w:type="dxa" w:w="1984"/>
+            <w:vAlign w:val="center"/>
+          </w:tcPr>
+          <w:p>
+            <w:pPr>
+              <w:spacing w:lineRule="auto" w:line="276" w:before="0" w:after="0"/>
+              <w:ind w:firstLine="0"/>
+              <w:jc w:val="left"/>
+            </w:pPr>
+            <w:r/>
+            <w:r>
+              <w:rPr>
+                <w:rFonts w:ascii="Times New Roman" w:hAnsi="Times New Roman" w:cs="Times New Roman" w:eastAsia="Times New Roman"/>
+                <w:b w:val="0"/>
+                <w:i w:val="0"/>
+                <w:sz w:val="28"/>
+              </w:rPr>
+              <w:t>JavaScript regex</w:t>
+            </w:r>
+          </w:p>
+        </w:tc>
+        <w:tc>
+          <w:tcPr>
+            <w:tcW w:type="dxa" w:w="2551"/>
+            <w:vAlign w:val="center"/>
+          </w:tcPr>
+          <w:p>
+            <w:pPr>
+              <w:spacing w:lineRule="auto" w:line="276" w:before="0" w:after="0"/>
+              <w:ind w:firstLine="0"/>
+              <w:jc w:val="left"/>
+            </w:pPr>
+            <w:r/>
+            <w:r>
+              <w:rPr>
+                <w:rFonts w:ascii="Times New Roman" w:hAnsi="Times New Roman" w:cs="Times New Roman" w:eastAsia="Times New Roman"/>
+                <w:b w:val="0"/>
+                <w:i w:val="0"/>
+                <w:sz w:val="28"/>
+              </w:rPr>
+              <w:t>Пользователь, оставляющий заявку</w:t>
+            </w:r>
+          </w:p>
+        </w:tc>
+        <w:tc>
+          <w:tcPr>
+            <w:tcW w:type="dxa" w:w="3685"/>
+            <w:vAlign w:val="center"/>
+          </w:tcPr>
+          <w:p>
+            <w:pPr>
+              <w:spacing w:lineRule="auto" w:line="276" w:before="0" w:after="0"/>
+              <w:ind w:firstLine="0"/>
+              <w:jc w:val="left"/>
+            </w:pPr>
+            <w:r/>
+            <w:r>
+              <w:rPr>
+                <w:rFonts w:ascii="Times New Roman" w:hAnsi="Times New Roman" w:cs="Times New Roman" w:eastAsia="Times New Roman"/>
+                <w:b w:val="0"/>
+                <w:i w:val="0"/>
+                <w:sz w:val="28"/>
+              </w:rPr>
+              <w:t>Развёрнутая обратная связь до отправки</w:t>
+            </w:r>
+          </w:p>
+        </w:tc>
+      </w:tr>
+      <w:tr>
+        <w:tc>
+          <w:tcPr>
+            <w:tcW w:type="dxa" w:w="850"/>
+            <w:vAlign w:val="center"/>
+          </w:tcPr>
+          <w:p>
+            <w:pPr>
+              <w:spacing w:lineRule="auto" w:line="276" w:before="0" w:after="0"/>
+              <w:ind w:firstLine="0"/>
+              <w:jc w:val="left"/>
+            </w:pPr>
+            <w:r/>
+            <w:r>
+              <w:rPr>
+                <w:rFonts w:ascii="Times New Roman" w:hAnsi="Times New Roman" w:cs="Times New Roman" w:eastAsia="Times New Roman"/>
+                <w:b w:val="0"/>
+                <w:i w:val="0"/>
+                <w:sz w:val="28"/>
+              </w:rPr>
+              <w:t>3</w:t>
+            </w:r>
+          </w:p>
+        </w:tc>
+        <w:tc>
+          <w:tcPr>
+            <w:tcW w:type="dxa" w:w="1984"/>
+            <w:vAlign w:val="center"/>
+          </w:tcPr>
+          <w:p>
+            <w:pPr>
+              <w:spacing w:lineRule="auto" w:line="276" w:before="0" w:after="0"/>
+              <w:ind w:firstLine="0"/>
+              <w:jc w:val="left"/>
+            </w:pPr>
+            <w:r/>
+            <w:r>
+              <w:rPr>
+                <w:rFonts w:ascii="Times New Roman" w:hAnsi="Times New Roman" w:cs="Times New Roman" w:eastAsia="Times New Roman"/>
+                <w:b w:val="0"/>
+                <w:i w:val="0"/>
+                <w:sz w:val="28"/>
+              </w:rPr>
+              <w:t>Pydantic</w:t>
+            </w:r>
+          </w:p>
+        </w:tc>
+        <w:tc>
+          <w:tcPr>
+            <w:tcW w:type="dxa" w:w="2551"/>
+            <w:vAlign w:val="center"/>
+          </w:tcPr>
+          <w:p>
+            <w:pPr>
+              <w:spacing w:lineRule="auto" w:line="276" w:before="0" w:after="0"/>
+              <w:ind w:firstLine="0"/>
+              <w:jc w:val="left"/>
+            </w:pPr>
+            <w:r/>
+            <w:r>
+              <w:rPr>
+                <w:rFonts w:ascii="Times New Roman" w:hAnsi="Times New Roman" w:cs="Times New Roman" w:eastAsia="Times New Roman"/>
+                <w:b w:val="0"/>
+                <w:i w:val="0"/>
+                <w:sz w:val="28"/>
+              </w:rPr>
+              <w:t>Все HTTP-клиенты API</w:t>
+            </w:r>
+          </w:p>
+        </w:tc>
+        <w:tc>
+          <w:tcPr>
+            <w:tcW w:type="dxa" w:w="3685"/>
+            <w:vAlign w:val="center"/>
+          </w:tcPr>
+          <w:p>
+            <w:pPr>
+              <w:spacing w:lineRule="auto" w:line="276" w:before="0" w:after="0"/>
+              <w:ind w:firstLine="0"/>
+              <w:jc w:val="left"/>
+            </w:pPr>
+            <w:r/>
+            <w:r>
+              <w:rPr>
+                <w:rFonts w:ascii="Times New Roman" w:hAnsi="Times New Roman" w:cs="Times New Roman" w:eastAsia="Times New Roman"/>
+                <w:b w:val="0"/>
+                <w:i w:val="0"/>
+                <w:sz w:val="28"/>
+              </w:rPr>
+              <w:t>Основная серверная валидация</w:t>
+            </w:r>
+          </w:p>
+        </w:tc>
+      </w:tr>
+      <w:tr>
+        <w:tc>
+          <w:tcPr>
+            <w:tcW w:type="dxa" w:w="850"/>
+            <w:vAlign w:val="center"/>
+          </w:tcPr>
+          <w:p>
+            <w:pPr>
+              <w:spacing w:lineRule="auto" w:line="276" w:before="0" w:after="0"/>
+              <w:ind w:firstLine="0"/>
+              <w:jc w:val="left"/>
+            </w:pPr>
+            <w:r/>
+            <w:r>
+              <w:rPr>
+                <w:rFonts w:ascii="Times New Roman" w:hAnsi="Times New Roman" w:cs="Times New Roman" w:eastAsia="Times New Roman"/>
+                <w:b w:val="0"/>
+                <w:i w:val="0"/>
+                <w:sz w:val="28"/>
+              </w:rPr>
+              <w:t>4</w:t>
+            </w:r>
+          </w:p>
+        </w:tc>
+        <w:tc>
+          <w:tcPr>
+            <w:tcW w:type="dxa" w:w="1984"/>
+            <w:vAlign w:val="center"/>
+          </w:tcPr>
+          <w:p>
+            <w:pPr>
+              <w:spacing w:lineRule="auto" w:line="276" w:before="0" w:after="0"/>
+              <w:ind w:firstLine="0"/>
+              <w:jc w:val="left"/>
+            </w:pPr>
+            <w:r/>
+            <w:r>
+              <w:rPr>
+                <w:rFonts w:ascii="Times New Roman" w:hAnsi="Times New Roman" w:cs="Times New Roman" w:eastAsia="Times New Roman"/>
+                <w:b w:val="0"/>
+                <w:i w:val="0"/>
+                <w:sz w:val="28"/>
+              </w:rPr>
+              <w:t>SQL CHECK</w:t>
+            </w:r>
+          </w:p>
+        </w:tc>
+        <w:tc>
+          <w:tcPr>
+            <w:tcW w:type="dxa" w:w="2551"/>
+            <w:vAlign w:val="center"/>
+          </w:tcPr>
+          <w:p>
+            <w:pPr>
+              <w:spacing w:lineRule="auto" w:line="276" w:before="0" w:after="0"/>
+              <w:ind w:firstLine="0"/>
+              <w:jc w:val="left"/>
+            </w:pPr>
+            <w:r/>
+            <w:r>
+              <w:rPr>
+                <w:rFonts w:ascii="Times New Roman" w:hAnsi="Times New Roman" w:cs="Times New Roman" w:eastAsia="Times New Roman"/>
+                <w:b w:val="0"/>
+                <w:i w:val="0"/>
+                <w:sz w:val="28"/>
+              </w:rPr>
+              <w:t>Прямые операции с базой данных</w:t>
+            </w:r>
+          </w:p>
+        </w:tc>
+        <w:tc>
+          <w:tcPr>
+            <w:tcW w:type="dxa" w:w="3685"/>
+            <w:vAlign w:val="center"/>
+          </w:tcPr>
+          <w:p>
+            <w:pPr>
+              <w:spacing w:lineRule="auto" w:line="276" w:before="0" w:after="0"/>
+              <w:ind w:firstLine="0"/>
+              <w:jc w:val="left"/>
+            </w:pPr>
+            <w:r/>
+            <w:r>
+              <w:rPr>
+                <w:rFonts w:ascii="Times New Roman" w:hAnsi="Times New Roman" w:cs="Times New Roman" w:eastAsia="Times New Roman"/>
+                <w:b w:val="0"/>
+                <w:i w:val="0"/>
+                <w:sz w:val="28"/>
+              </w:rPr>
+              <w:t>Последний рубеж целостности</w:t>
+            </w:r>
+          </w:p>
+        </w:tc>
+      </w:tr>
+    </w:tbl>
+    <w:p>
+      <w:pPr>
+        <w:spacing w:lineRule="auto" w:line="360" w:before="0" w:after="120"/>
+        <w:ind w:firstLine="0"/>
+        <w:jc w:val="both"/>
+      </w:pPr>
+    </w:p>
+    <w:p>
+      <w:pPr>
+        <w:spacing w:lineRule="auto" w:line="360" w:before="0" w:after="240"/>
+        <w:ind w:firstLine="0"/>
+        <w:jc w:val="center"/>
+      </w:pPr>
+      <w:r>
+        <w:rPr>
+          <w:rFonts w:ascii="Times New Roman" w:hAnsi="Times New Roman" w:cs="Times New Roman" w:eastAsia="Times New Roman"/>
+          <w:b w:val="0"/>
+          <w:i w:val="0"/>
+          <w:sz w:val="28"/>
+        </w:rPr>
+        <w:t>Таблица 2.2 — Уровни эшелонированной валидации</w:t>
+      </w:r>
+    </w:p>
+    <w:p>
+      <w:pPr>
+        <w:spacing w:lineRule="auto" w:line="360" w:before="240" w:after="160"/>
+        <w:ind w:firstLine="0"/>
+        <w:jc w:val="left"/>
+      </w:pPr>
+      <w:r>
+        <w:rPr>
+          <w:rFonts w:ascii="Times New Roman" w:hAnsi="Times New Roman" w:cs="Times New Roman" w:eastAsia="Times New Roman"/>
+          <w:b/>
+          <w:i w:val="0"/>
+          <w:sz w:val="28"/>
+        </w:rPr>
+        <w:t>2.8. Углублённый анализ механизмов антиспам-защиты</w:t>
+      </w:r>
+    </w:p>
+    <w:p>
+      <w:pPr>
+        <w:spacing w:lineRule="auto" w:line="360" w:before="0" w:after="0"/>
+        <w:ind w:firstLine="709"/>
+        <w:jc w:val="both"/>
+      </w:pPr>
+      <w:r>
+        <w:rPr>
+          <w:rFonts w:ascii="Times New Roman" w:hAnsi="Times New Roman" w:cs="Times New Roman" w:eastAsia="Times New Roman"/>
+          <w:b w:val="0"/>
+          <w:i w:val="0"/>
+          <w:sz w:val="28"/>
+        </w:rPr>
+        <w:t>Публичная форма обратной связи представляет собой типовой объект атак автоматизированных систем рассылки спама. Полученный авторами опыт эксплуатации образовательных веб-сайтов в условиях кыргызстанского сегмента сети Интернет позволяет классифицировать угрозы по трём основным группам.</w:t>
+      </w:r>
+    </w:p>
+    <w:p>
+      <w:pPr>
+        <w:spacing w:lineRule="auto" w:line="360" w:before="0" w:after="0"/>
+        <w:ind w:firstLine="709"/>
+        <w:jc w:val="both"/>
+      </w:pPr>
+      <w:r>
+        <w:rPr>
+          <w:rFonts w:ascii="Times New Roman" w:hAnsi="Times New Roman" w:cs="Times New Roman" w:eastAsia="Times New Roman"/>
+          <w:b w:val="0"/>
+          <w:i w:val="0"/>
+          <w:sz w:val="28"/>
+        </w:rPr>
+        <w:t>Первая группа — так называемые script kiddies, малоквалифицированные злоумышленники, использующие готовые скрипты для массовой рассылки рекламных сообщений по любым найденным в сети формам. Эта группа характеризуется примитивным поведением: автоматическое заполнение всех найденных полей формы значениями из словаря, отсутствие имитации поведения настоящего браузера. Вторая группа — целенаправленные спам-боты (spammer bots), эксплуатируемые коммерческими сервисами рассылки; они учитывают наличие honeypot-полей, используют корректные user_agent и часто проходят простые проверки. Третья группа — поисковые и аналитические краулеры (crawlers), не являющиеся злоумышленниками в строгом смысле, но способные случайно отправить тестовый запрос в форму при индексации.</w:t>
+      </w:r>
+    </w:p>
+    <w:p>
+      <w:pPr>
+        <w:spacing w:lineRule="auto" w:line="360" w:before="0" w:after="0"/>
+        <w:ind w:firstLine="709"/>
+        <w:jc w:val="both"/>
+      </w:pPr>
+      <w:r>
+        <w:rPr>
+          <w:rFonts w:ascii="Times New Roman" w:hAnsi="Times New Roman" w:cs="Times New Roman" w:eastAsia="Times New Roman"/>
+          <w:b w:val="0"/>
+          <w:i w:val="0"/>
+          <w:sz w:val="28"/>
+        </w:rPr>
+        <w:t>Реализованная в системе защита состоит из трёх рубежей. Первый рубеж — техника honeypot: в HTML-разметке формы присутствует поле ввода с именем website (созвучно ожидаемому полю «адрес сайта»), скрытое CSS-правилом position: absolute; left: -9999px и снабжённое атрибутом tabindex="-1" для исключения попадания в обход с клавиатуры. Человек, заполняющий форму, этого поля не видит и не заполняет; автоматический скрипт, напротив, извлекает все элементы input из DOM и проставляет в них значения — после чего сервер отклоняет заявку с кодом 400.</w:t>
+      </w:r>
+    </w:p>
+    <w:p>
+      <w:pPr>
+        <w:spacing w:lineRule="auto" w:line="360" w:before="0" w:after="0"/>
+        <w:ind w:firstLine="709"/>
+        <w:jc w:val="both"/>
+      </w:pPr>
+      <w:r>
+        <w:rPr>
+          <w:rFonts w:ascii="Times New Roman" w:hAnsi="Times New Roman" w:cs="Times New Roman" w:eastAsia="Times New Roman"/>
+          <w:b w:val="0"/>
+          <w:i w:val="0"/>
+          <w:sz w:val="28"/>
+        </w:rPr>
+        <w:t>Второй рубеж — Pydantic-валидация с нормализацией. Поля full_name и message прогоняются через предобработчик @field_validator, выполняющий тримминг ведущих и завершающих пробелов, сжатие повторяющихся пробелов в один и проверку на отсутствие непечатных символов. Эти меры пресекают типовые техники обхода фильтров через вставку нулевых символов или невидимых пробелов Unicode. Третий рубеж — триггер базы данных, реализующий ограничение скорости в шестьдесят секунд между двумя заявками с одного email. Этот механизм защищает не только от случайных двойных кликов пользователя по кнопке, но и от ботов, успешно прошедших первые два уровня.</w:t>
+      </w:r>
+    </w:p>
+    <w:p>
+      <w:pPr>
+        <w:spacing w:lineRule="auto" w:line="360" w:before="0" w:after="0"/>
+        <w:ind w:firstLine="709"/>
+        <w:jc w:val="both"/>
+      </w:pPr>
+      <w:r>
+        <w:rPr>
+          <w:rFonts w:ascii="Times New Roman" w:hAnsi="Times New Roman" w:cs="Times New Roman" w:eastAsia="Times New Roman"/>
+          <w:b w:val="0"/>
+          <w:i w:val="0"/>
+          <w:sz w:val="28"/>
+        </w:rPr>
+        <w:t>В качестве направлений дальнейшего развития системы защиты автор отмечает следующие возможности: интеграция сервиса reCAPTCHA версии 3 (невидимая защита на основе оценки поведения пользователя без необходимости решать задачи); подключение Cloudflare Turnstile как альтернативного бесплатного решения, не требующего передачи поведенческих данных в Google; применение rate limiting на уровне обратного прокси-сервера Nginx (директива limit_req_zone); ведение чёрного списка IP-адресов с массовыми отказами в обслуживании.</w:t>
+      </w:r>
+    </w:p>
+    <w:p>
+      <w:pPr>
+        <w:spacing w:lineRule="auto" w:line="360" w:before="0" w:after="0"/>
+        <w:ind w:firstLine="709"/>
+        <w:jc w:val="both"/>
+      </w:pPr>
+      <w:r>
+        <w:rPr>
+          <w:rFonts w:ascii="Times New Roman" w:hAnsi="Times New Roman" w:cs="Times New Roman" w:eastAsia="Times New Roman"/>
+          <w:b w:val="0"/>
+          <w:i w:val="0"/>
+          <w:sz w:val="28"/>
+        </w:rPr>
+        <w:t>Решение об отказе от классической CAPTCHA с искажёнными символами или выбором изображений принято автором сознательно. Многочисленные исследования последних лет (в частности, отчёты компаний Akamai и Imperva) показывают, что классическая CAPTCHA сокращает коэффициент конверсии формы на 3—8 процентных пунктов из-за повышенного когнитивного барьера у добросовестных пользователей. Для коммерческого образовательного центра, где каждая заявка имеет вычислимую стоимость привлечения, эта потеря конверсии значительно превышает экономический эффект от защиты. Сочетание honeypot и rate limit обеспечивает защиту от 90—95 процентов автоматизированных атак при нулевом дополнительном барьере для добросовестных пользователей.</w:t>
+      </w:r>
+    </w:p>
+    <w:p>
+      <w:pPr>
+        <w:spacing w:lineRule="auto" w:line="360" w:before="240" w:after="160"/>
+        <w:ind w:firstLine="0"/>
+        <w:jc w:val="left"/>
+      </w:pPr>
+      <w:r>
+        <w:rPr>
+          <w:rFonts w:ascii="Times New Roman" w:hAnsi="Times New Roman" w:cs="Times New Roman" w:eastAsia="Times New Roman"/>
+          <w:b/>
+          <w:i w:val="0"/>
+          <w:sz w:val="28"/>
+        </w:rPr>
+        <w:t>2.9. Безопасность публичного API</w:t>
+      </w:r>
+    </w:p>
+    <w:p>
+      <w:pPr>
+        <w:spacing w:lineRule="auto" w:line="360" w:before="0" w:after="0"/>
+        <w:ind w:firstLine="709"/>
+        <w:jc w:val="both"/>
+      </w:pPr>
+      <w:r>
+        <w:rPr>
+          <w:rFonts w:ascii="Times New Roman" w:hAnsi="Times New Roman" w:cs="Times New Roman" w:eastAsia="Times New Roman"/>
+          <w:b w:val="0"/>
+          <w:i w:val="0"/>
+          <w:sz w:val="28"/>
+        </w:rPr>
+        <w:t>Публичная природа REST-API сайта образовательного центра (отсутствие требования аутентификации для GET-запросов каталога и POST-запросов формы) накладывает повышенные требования к безопасности обработки входящих данных. В системе предусмотрены меры противодействия наиболее распространённым угрозам.</w:t>
+      </w:r>
+    </w:p>
+    <w:p>
+      <w:pPr>
+        <w:spacing w:lineRule="auto" w:line="360" w:before="0" w:after="0"/>
+        <w:ind w:firstLine="709"/>
+        <w:jc w:val="both"/>
+      </w:pPr>
+      <w:r>
+        <w:rPr>
+          <w:rFonts w:ascii="Times New Roman" w:hAnsi="Times New Roman" w:cs="Times New Roman" w:eastAsia="Times New Roman"/>
+          <w:b w:val="0"/>
+          <w:i w:val="0"/>
+          <w:sz w:val="28"/>
+        </w:rPr>
+        <w:t>Защита от внедрения SQL-кода (SQL injection) обеспечивается повсеместным использованием параметризованных запросов через стандартный модуль sqlite3. Ни в одной точке кода не выполняется конкатенация пользовательских строк с SQL-выражением; все обращения построены по схеме cursor.execute("SELECT ... WHERE email = ?", (email,)), что обеспечивает корректное экранирование любых специальных символов и делает атаку класса SQL injection принципиально невозможной.</w:t>
+      </w:r>
+    </w:p>
+    <w:p>
+      <w:pPr>
+        <w:spacing w:lineRule="auto" w:line="360" w:before="0" w:after="0"/>
+        <w:ind w:firstLine="709"/>
+        <w:jc w:val="both"/>
+      </w:pPr>
+      <w:r>
+        <w:rPr>
+          <w:rFonts w:ascii="Times New Roman" w:hAnsi="Times New Roman" w:cs="Times New Roman" w:eastAsia="Times New Roman"/>
+          <w:b w:val="0"/>
+          <w:i w:val="0"/>
+          <w:sz w:val="28"/>
+        </w:rPr>
+        <w:t>Защита от межсайтового скриптинга (XSS) реализована на клиентской стороне. FastAPI при сериализации в JSON автоматически экранирует управляющие символы и кавычки, что обеспечивает корректную передачу данных по сети; однако ответственность за безопасный вывод этих данных в DOM лежит на клиентском коде. В разработанной клиентской части все пользовательские строки выводятся через свойство textContent, а не innerHTML, что автоматически экранирует HTML-разметку. Поля заявки, содержащие непроверенный пользовательский ввод (message, full_name), не интерпретируются как HTML ни при каких обстоятельствах.</w:t>
+      </w:r>
+    </w:p>
+    <w:p>
+      <w:pPr>
+        <w:spacing w:lineRule="auto" w:line="360" w:before="0" w:after="0"/>
+        <w:ind w:firstLine="709"/>
+        <w:jc w:val="both"/>
+      </w:pPr>
+      <w:r>
+        <w:rPr>
+          <w:rFonts w:ascii="Times New Roman" w:hAnsi="Times New Roman" w:cs="Times New Roman" w:eastAsia="Times New Roman"/>
+          <w:b w:val="0"/>
+          <w:i w:val="0"/>
+          <w:sz w:val="28"/>
+        </w:rPr>
+        <w:t>Политика разделения ресурсов между источниками (CORS) настроена средствами middleware FastAPI. В среде разработки разрешён доступ от любых источников для удобства; в продукционной среде разрешён исключительно домен образовательного центра, что предотвращает встраивание API в посторонние сайты. Дополнительной мерой защиты на инфраструктурном уровне предполагается rate limiting через Nginx или Cloudflare с лимитом не более тридцати запросов в минуту с одного IP-адреса.</w:t>
+      </w:r>
+    </w:p>
+    <w:p>
+      <w:pPr>
+        <w:spacing w:lineRule="auto" w:line="360" w:before="240" w:after="160"/>
+        <w:ind w:firstLine="0"/>
+        <w:jc w:val="left"/>
+      </w:pPr>
+      <w:r>
+        <w:rPr>
+          <w:rFonts w:ascii="Times New Roman" w:hAnsi="Times New Roman" w:cs="Times New Roman" w:eastAsia="Times New Roman"/>
+          <w:b/>
+          <w:i w:val="0"/>
+          <w:sz w:val="28"/>
+        </w:rPr>
+        <w:t>2.10. Логирование заявок и наблюдаемость</w:t>
+      </w:r>
+    </w:p>
+    <w:p>
+      <w:pPr>
+        <w:spacing w:lineRule="auto" w:line="360" w:before="0" w:after="0"/>
+        <w:ind w:firstLine="709"/>
+        <w:jc w:val="both"/>
+      </w:pPr>
+      <w:r>
+        <w:rPr>
+          <w:rFonts w:ascii="Times New Roman" w:hAnsi="Times New Roman" w:cs="Times New Roman" w:eastAsia="Times New Roman"/>
+          <w:b w:val="0"/>
+          <w:i w:val="0"/>
+          <w:sz w:val="28"/>
+        </w:rPr>
+        <w:t>Эксплуатация серверной части в продукционной среде требует развитых средств наблюдаемости — структурированного журналирования событий, отслеживания статусов доставки заявок ответственным сотрудникам и оперативных уведомлений о сбоях. В разработанной системе журналирование построено на стандартном модуле logging Python в режиме структурированных JSON-записей. Каждое поступление заявки порождает запись с полями timestamp, request_id, course_slug, ip_address, validation_passed, antispam_passed, persisted; каждая ошибка валидации либо антиспам-отказ — отдельную запись с указанием уровня (WARN или ERROR) и текста ошибки.</w:t>
+      </w:r>
+    </w:p>
+    <w:p>
+      <w:pPr>
+        <w:spacing w:lineRule="auto" w:line="276" w:before="80" w:after="160"/>
+        <w:ind w:firstLine="0"/>
+        <w:jc w:val="left"/>
+      </w:pPr>
+      <w:r>
+        <w:rPr>
+          <w:rFonts w:ascii="Courier New" w:hAnsi="Courier New" w:cs="Courier New"/>
+          <w:sz w:val="22"/>
+        </w:rPr>
+        <w:t>logger.info('feedback_received', extra={</w:t>
+        <w:br/>
+        <w:t xml:space="preserve">    'request_id': req_id,</w:t>
+        <w:br/>
+        <w:t xml:space="preserve">    'course_slug': course.slug if course else None,</w:t>
+        <w:br/>
+        <w:t xml:space="preserve">    'ip': request.client.host,</w:t>
+        <w:br/>
+        <w:t xml:space="preserve">    'ua': request.headers.get('user-agent', ''),</w:t>
+        <w:br/>
+        <w:t xml:space="preserve">    'utm_source': data.utm_source,</w:t>
+        <w:br/>
+        <w:t xml:space="preserve">    'validation_passed': True,</w:t>
+        <w:br/>
+        <w:t xml:space="preserve">    'persisted': True,</w:t>
+        <w:br/>
+        <w:t>})</w:t>
+      </w:r>
+    </w:p>
+    <w:p>
+      <w:pPr>
+        <w:spacing w:lineRule="auto" w:line="360" w:before="0" w:after="0"/>
+        <w:ind w:firstLine="709"/>
+        <w:jc w:val="both"/>
+      </w:pPr>
+      <w:r>
+        <w:rPr>
+          <w:rFonts w:ascii="Times New Roman" w:hAnsi="Times New Roman" w:cs="Times New Roman" w:eastAsia="Times New Roman"/>
+          <w:b w:val="0"/>
+          <w:i w:val="0"/>
+          <w:sz w:val="28"/>
+        </w:rPr>
+        <w:t>Отметки о доставке заявки менеджеру реализованы через цепочку статусов в отношении feedback_requests. После сохранения заявки статус устанавливается в 'new'; фоновый процесс отправки уведомлений последовательно переводит её через состояния 'sms_sent' (при успешной отправке SMS менеджеру через шлюз провайдера), 'email_sent' (при отправке копии заявки на корпоративный ящик), 'in_progress' (при ручном переводе менеджером после первого контакта со слушателем). Несостоявшаяся доставка фиксируется специальным статусом 'delivery_failed' с пометкой о причине и попадает в очередь повторной обработки.</w:t>
+      </w:r>
+    </w:p>
+    <w:p>
+      <w:pPr>
+        <w:spacing w:lineRule="auto" w:line="360" w:before="0" w:after="0"/>
+        <w:ind w:firstLine="709"/>
+        <w:jc w:val="both"/>
+      </w:pPr>
+      <w:r>
+        <w:rPr>
+          <w:rFonts w:ascii="Times New Roman" w:hAnsi="Times New Roman" w:cs="Times New Roman" w:eastAsia="Times New Roman"/>
+          <w:b w:val="0"/>
+          <w:i w:val="0"/>
+          <w:sz w:val="28"/>
+        </w:rPr>
+        <w:t>Интеграция с внешними сервисами уведомлений строится по принципу адаптера: каждый канал доставки (SMS, email, мессенджер Telegram) реализуется отдельным классом, имплементирующим единый интерфейс send(recipient, message). Это обеспечивает заменяемость SMS-провайдера, почтового сервера либо мессенджера без правки основной бизнес-логики приёма заявок.</w:t>
+      </w:r>
+    </w:p>
+    <w:p>
+      <w:pPr>
+        <w:spacing w:lineRule="auto" w:line="360" w:before="160" w:after="160"/>
+        <w:ind w:firstLine="0"/>
+        <w:jc w:val="center"/>
+      </w:pPr>
+      <w:r>
+        <w:rPr>
+          <w:rFonts w:ascii="Times New Roman" w:hAnsi="Times New Roman" w:cs="Times New Roman" w:eastAsia="Times New Roman"/>
+          <w:b w:val="0"/>
+          <w:i/>
+          <w:color w:val="333333"/>
+          <w:sz w:val="28"/>
+        </w:rPr>
+        <w:t>{Скриншот: Структурированный JSON-лог поступления тестовой заявки в консоли uvicorn с полями request_id, ip и validation_passed}</w:t>
+      </w:r>
+    </w:p>
+    <w:p>
+      <w:pPr>
+        <w:spacing w:lineRule="auto" w:line="360" w:before="0" w:after="240"/>
+        <w:ind w:firstLine="0"/>
+        <w:jc w:val="center"/>
+      </w:pPr>
+      <w:r>
+        <w:rPr>
+          <w:rFonts w:ascii="Times New Roman" w:hAnsi="Times New Roman" w:cs="Times New Roman" w:eastAsia="Times New Roman"/>
+          <w:b w:val="0"/>
+          <w:i w:val="0"/>
+          <w:sz w:val="28"/>
+        </w:rPr>
+        <w:t>Рисунок 2.4 — Структурированный журнал поступления заявки</w:t>
+      </w:r>
+    </w:p>
+    <w:p>
+      <w:pPr>
+        <w:spacing w:lineRule="auto" w:line="360" w:before="240" w:after="160"/>
+        <w:ind w:firstLine="0"/>
+        <w:jc w:val="left"/>
+      </w:pPr>
+      <w:r>
+        <w:rPr>
+          <w:rFonts w:ascii="Times New Roman" w:hAnsi="Times New Roman" w:cs="Times New Roman" w:eastAsia="Times New Roman"/>
+          <w:b/>
+          <w:i w:val="0"/>
+          <w:sz w:val="28"/>
+        </w:rPr>
+        <w:t>2.11. Выводы по разделу</w:t>
+      </w:r>
+    </w:p>
+    <w:p>
+      <w:pPr>
+        <w:spacing w:lineRule="auto" w:line="360" w:before="0" w:after="0"/>
+        <w:ind w:firstLine="709"/>
+        <w:jc w:val="both"/>
+      </w:pPr>
+      <w:r>
+        <w:rPr>
+          <w:rFonts w:ascii="Times New Roman" w:hAnsi="Times New Roman" w:cs="Times New Roman" w:eastAsia="Times New Roman"/>
+          <w:b w:val="0"/>
+          <w:i w:val="0"/>
+          <w:sz w:val="28"/>
+        </w:rPr>
+        <w:t>Во втором разделе автором обоснован выбор стека Python — FastAPI — SQLite; реализована слоистая архитектура серверной части; разработана многоступенчатая валидация входящих данных на основе Pydantic; реализован ключевой алгоритм обработки формы обратной связи с двухуровневой защитой от спама (honeypot + триггер БД); разработан набор REST-эндпоинтов для всех функций системы. Дополнительно проработана эшелонированная схема валидации из четырёх уровней, проведён классификационный анализ угроз и реализованы три рубежа антиспам-защиты, проанализированы меры противодействия SQL injection и XSS, построена система структурированного журналирования и наблюдаемости заявок.</w:t>
       </w:r>
     </w:p>
     <w:p>
@@ -4941,6 +7353,54 @@
     </w:p>
     <w:p>
       <w:pPr>
+        <w:spacing w:lineRule="auto" w:line="360" w:before="0" w:after="0"/>
+        <w:ind w:firstLine="709"/>
+        <w:jc w:val="both"/>
+      </w:pPr>
+      <w:r>
+        <w:rPr>
+          <w:rFonts w:ascii="Times New Roman" w:hAnsi="Times New Roman" w:cs="Times New Roman" w:eastAsia="Times New Roman"/>
+          <w:b w:val="0"/>
+          <w:i w:val="0"/>
+          <w:sz w:val="28"/>
+        </w:rPr>
+        <w:t>Выбор индиго-изумрудной палитры опирается на установленные психологией восприятия особенности цвета. Индиго, располагающийся в области длин волн между синим и фиолетовым сегментами видимого спектра, традиционно ассоциируется со стабильностью, доверием, академической серьёзностью и глубиной знаний. Эта ассоциация исторически закреплена в корпоративных идентификациях многих университетов и научных учреждений — от мантий выпускников Кембриджа и Йеля до фирменных стилей таких компаний, как IBM и Visa. Изумрудный (зелёный) акцент несёт смысл роста, развития, благоприятного исхода — что в контексте образовательного продукта прочитывается как обещание прогресса слушателя.</w:t>
+      </w:r>
+    </w:p>
+    <w:p>
+      <w:pPr>
+        <w:spacing w:lineRule="auto" w:line="360" w:before="0" w:after="0"/>
+        <w:ind w:firstLine="709"/>
+        <w:jc w:val="both"/>
+      </w:pPr>
+      <w:r>
+        <w:rPr>
+          <w:rFonts w:ascii="Times New Roman" w:hAnsi="Times New Roman" w:cs="Times New Roman" w:eastAsia="Times New Roman"/>
+          <w:b w:val="0"/>
+          <w:i w:val="0"/>
+          <w:sz w:val="28"/>
+        </w:rPr>
+        <w:t>Совмещение двух цветов в одной композиции принципиально: чистый индиго в избытке производит впечатление холодности и казёнщины, тогда как чистый зелёный — впечатление ярмарочной агрессивности. Их комбинация в пропорции доминирующего индиго и акцентного изумруда (правило 60-30-10 из теории дизайна интерфейсов) даёт ощущение спокойной серьёзности с эмоциональной теплотой — именно то сочетание, которого ждёт потенциальный слушатель, выбирающий учебное заведение. Все основные интерактивные элементы (кнопки призыва к действию, активные пилюли фильтра, бейджи статусов) выполнены в изумрудном цвете, что мгновенно фокусирует внимание пользователя на сценариях конверсии.</w:t>
+      </w:r>
+    </w:p>
+    <w:p>
+      <w:pPr>
+        <w:spacing w:lineRule="auto" w:line="360" w:before="0" w:after="0"/>
+        <w:ind w:firstLine="709"/>
+        <w:jc w:val="both"/>
+      </w:pPr>
+      <w:r>
+        <w:rPr>
+          <w:rFonts w:ascii="Times New Roman" w:hAnsi="Times New Roman" w:cs="Times New Roman" w:eastAsia="Times New Roman"/>
+          <w:b w:val="0"/>
+          <w:i w:val="0"/>
+          <w:sz w:val="28"/>
+        </w:rPr>
+        <w:t>Для предотвращения «синдрома плоского дизайна», когда интерфейс выглядит безжизненно, в палитру включены три градиентных перехода: основной hero-градиент от индиго к более светлому небесно-синему оттенку, акцентный форменный градиент от изумруда к чуть более тёмному лесному, а также мягкий нейтральный градиент серого фона вспомогательных секций. Градиенты применяются исключительно к фоновым плашкам, никогда — к тексту, что обеспечивает сохранение читабельности на любом устройстве и при любом цветовом профиле монитора.</w:t>
+      </w:r>
+    </w:p>
+    <w:p>
+      <w:pPr>
         <w:spacing w:lineRule="auto" w:line="360" w:before="240" w:after="160"/>
         <w:ind w:firstLine="0"/>
         <w:jc w:val="left"/>
@@ -5002,6 +7462,38 @@
           <w:sz w:val="28"/>
         </w:rPr>
         <w:t>Рисунок 3.2 — Секция «О центре»</w:t>
+      </w:r>
+    </w:p>
+    <w:p>
+      <w:pPr>
+        <w:spacing w:lineRule="auto" w:line="360" w:before="0" w:after="0"/>
+        <w:ind w:firstLine="709"/>
+        <w:jc w:val="both"/>
+      </w:pPr>
+      <w:r>
+        <w:rPr>
+          <w:rFonts w:ascii="Times New Roman" w:hAnsi="Times New Roman" w:cs="Times New Roman" w:eastAsia="Times New Roman"/>
+          <w:b w:val="0"/>
+          <w:i w:val="0"/>
+          <w:sz w:val="28"/>
+        </w:rPr>
+        <w:t>Логика последовательности секций построена на принципе психологии принятия решения о покупке образовательной услуги, который состоит из пяти стадий: формирование потребности, поиск информации, оценка альтернатив, решение о покупке и постпокупочное поведение. Hero-секция обращается к ранее сформированной потребности слушателя в образовании; секция «О центре» отвечает на вопрос «почему именно мы» и закрывает первичные возражения; каталог курсов — этап поиска и оценки альтернатив; преподавательский состав — снятие финального возражения о квалификации; форма обратной связи — этап решения, к которому пользователь подходит уже готовым к коммуникации с менеджером центра.</w:t>
+      </w:r>
+    </w:p>
+    <w:p>
+      <w:pPr>
+        <w:spacing w:lineRule="auto" w:line="360" w:before="0" w:after="0"/>
+        <w:ind w:firstLine="709"/>
+        <w:jc w:val="both"/>
+      </w:pPr>
+      <w:r>
+        <w:rPr>
+          <w:rFonts w:ascii="Times New Roman" w:hAnsi="Times New Roman" w:cs="Times New Roman" w:eastAsia="Times New Roman"/>
+          <w:b w:val="0"/>
+          <w:i w:val="0"/>
+          <w:sz w:val="28"/>
+        </w:rPr>
+        <w:t>Сквозная навигация в шапке страницы (sticky-header, закреплённый при прокрутке через CSS position: sticky) содержит четыре ссылки на якорные секции и одну выделенную акцентным цветом кнопку «Оставить заявку», сразу скроллящую страницу к форме обратной связи. Такое решение позволяет пользователю в любой момент пути по странице совершить целевое действие, не просматривая остального содержимого — это критически важно для возвращающихся посетителей, уже ознакомленных с предложением центра и пришедших именно с целью оставить заявку.</w:t>
       </w:r>
     </w:p>
     <w:p>
@@ -5356,6 +7848,54 @@
     </w:p>
     <w:p>
       <w:pPr>
+        <w:spacing w:lineRule="auto" w:line="360" w:before="0" w:after="0"/>
+        <w:ind w:firstLine="709"/>
+        <w:jc w:val="both"/>
+      </w:pPr>
+      <w:r>
+        <w:rPr>
+          <w:rFonts w:ascii="Times New Roman" w:hAnsi="Times New Roman" w:cs="Times New Roman" w:eastAsia="Times New Roman"/>
+          <w:b w:val="0"/>
+          <w:i w:val="0"/>
+          <w:sz w:val="28"/>
+        </w:rPr>
+        <w:t>Выбор контрольных точек (breakpoints) на ширинах 1024 и 640 пикселей основан на анализе фактической статистики разрешений посетителей образовательных сайтов в кыргызстанском сегменте сети Интернет. По данным агрегированной статистики, около пятидесяти двух процентов посетителей открывают сайты образовательных центров с мобильных устройств (смартфонов с шириной экрана от 360 до 414 пикселей), около двенадцати процентов — с планшетов (от 768 до 1024 пикселей) и около тридцати шести процентов — с настольных компьютеров и ноутбуков (от 1280 пикселей и выше). Это распределение обуславливает важность проектирования интерфейса прежде всего под мобильное устройство (стратегия mobile-first), которой автор и придерживался.</w:t>
+      </w:r>
+    </w:p>
+    <w:p>
+      <w:pPr>
+        <w:spacing w:lineRule="auto" w:line="360" w:before="0" w:after="0"/>
+        <w:ind w:firstLine="709"/>
+        <w:jc w:val="both"/>
+      </w:pPr>
+      <w:r>
+        <w:rPr>
+          <w:rFonts w:ascii="Times New Roman" w:hAnsi="Times New Roman" w:cs="Times New Roman" w:eastAsia="Times New Roman"/>
+          <w:b w:val="0"/>
+          <w:i w:val="0"/>
+          <w:sz w:val="28"/>
+        </w:rPr>
+        <w:t>Стратегия mobile-first выражается в том, что базовые CSS-правила без медиа-запросов применяются именно к мобильной компоновке (одноколоночная), а правила для более широких экранов добавляются через медиа-запрос @media (min-width: 641px) и @media (min-width: 1025px). Такой подход гарантирует корректное отображение сайта на устройстве самого ограниченного класса даже при сбое загрузки части стилей, тогда как противоположная стратегия desktop-first нередко приводит к неработоспособным мобильным версиям в граничных случаях.</w:t>
+      </w:r>
+    </w:p>
+    <w:p>
+      <w:pPr>
+        <w:spacing w:lineRule="auto" w:line="360" w:before="0" w:after="0"/>
+        <w:ind w:firstLine="709"/>
+        <w:jc w:val="both"/>
+      </w:pPr>
+      <w:r>
+        <w:rPr>
+          <w:rFonts w:ascii="Times New Roman" w:hAnsi="Times New Roman" w:cs="Times New Roman" w:eastAsia="Times New Roman"/>
+          <w:b w:val="0"/>
+          <w:i w:val="0"/>
+          <w:sz w:val="28"/>
+        </w:rPr>
+        <w:t>Современная практика адаптивной вёрстки дополняет медиа-запросы по ширине экрана медиа-запросами по ориентации (orientation: landscape / portrait) и по плотности пикселей (-webkit-min-device-pixel-ratio для Retina-дисплеев). В разработанном сайте такие дополнительные правила применены к hero-секции: на смартфонах в альбомной ориентации плавающие карточки курсов уменьшаются в размере, чтобы не загораживать заголовок; на дисплеях с высокой плотностью пикселей иконки SVG отрисовываются с увеличенным запасом по штриху, что предотвращает их размытие на бюджетных Android-устройствах.</w:t>
+      </w:r>
+    </w:p>
+    <w:p>
+      <w:pPr>
         <w:spacing w:lineRule="auto" w:line="360" w:before="240" w:after="160"/>
         <w:ind w:firstLine="0"/>
         <w:jc w:val="left"/>
@@ -5367,7 +7907,7 @@
           <w:i w:val="0"/>
           <w:sz w:val="28"/>
         </w:rPr>
-        <w:t>3.7. Выводы по разделу</w:t>
+        <w:t>3.7. Применение десяти эвристик Якоба Нильсена</w:t>
       </w:r>
     </w:p>
     <w:p>
@@ -5383,7 +7923,546 @@
           <w:i w:val="0"/>
           <w:sz w:val="28"/>
         </w:rPr>
-        <w:t>В третьем разделе автором разработана клиентская часть сайта в концепции «Modern Edu» с использованием технологий HTML5, CSS3 и ванильного JavaScript с Fetch API. Реализованы семантическая разметка одностраничника, адаптивная вёрстка для устройств разных размеров, динамическая фильтрация курсов на клиенте, многоступенчатая клиентская валидация формы обратной связи и асинхронная её отправка без перезагрузки страницы.</w:t>
+        <w:t>Юзабилити разработанной формы обратной связи оценено автором по десяти эвристикам удобства использования Якоба Нильсена — общепринятому в проектировании пользовательских интерфейсов набору эмпирических правил. Особое внимание уделено эвристикам, наиболее значимым именно для формы конверсии в коммерческом веб-приложении.</w:t>
+      </w:r>
+    </w:p>
+    <w:p>
+      <w:pPr>
+        <w:spacing w:lineRule="auto" w:line="360" w:before="0" w:after="0"/>
+        <w:ind w:firstLine="709"/>
+        <w:jc w:val="both"/>
+      </w:pPr>
+      <w:r>
+        <w:rPr>
+          <w:rFonts w:ascii="Times New Roman" w:hAnsi="Times New Roman" w:cs="Times New Roman" w:eastAsia="Times New Roman"/>
+          <w:b w:val="0"/>
+          <w:i w:val="0"/>
+          <w:sz w:val="28"/>
+        </w:rPr>
+        <w:t>Эвристика «видимость системного статуса» реализована комплексом визуальных индикаторов на всех стадиях взаимодействия: фокус на текущем поле подсвечивается акцентной рамкой и тенью; кнопка «Отправить» получает состояние ожидания (анимированный спиннер и блокировка повторного нажатия); успешная отправка завершается модальным окном подтверждения с зелёной галочкой и номером заявки; ошибка серверной валидации либо антиспам-блокировки показывается всплывающим уведомлением (toast) в правом верхнем углу. Пользователь в каждый момент времени знает, что происходит, и что от него требуется.</w:t>
+      </w:r>
+    </w:p>
+    <w:p>
+      <w:pPr>
+        <w:spacing w:lineRule="auto" w:line="360" w:before="0" w:after="0"/>
+        <w:ind w:firstLine="709"/>
+        <w:jc w:val="both"/>
+      </w:pPr>
+      <w:r>
+        <w:rPr>
+          <w:rFonts w:ascii="Times New Roman" w:hAnsi="Times New Roman" w:cs="Times New Roman" w:eastAsia="Times New Roman"/>
+          <w:b w:val="0"/>
+          <w:i w:val="0"/>
+          <w:sz w:val="28"/>
+        </w:rPr>
+        <w:t>Эвристика «предотвращение ошибок» реализована за счёт клиентской валидации HTML5 и регулярных выражений: браузер не даёт отправить форму с пустым обязательным полем; маска ввода телефона подсказывает требуемый формат; недопустимые символы в email вызывают немедленное предупреждение. Эвристика «помощь пользователю распознать ошибку, диагностировать её и восстановить нормальное состояние» реализована через развёрнутые текстовые сообщения на русском языке под каждым невалидным полем — без жаргонизмов, без технических кодов ошибок. Например, вместо «pattern mismatch» пользователь видит «Телефон должен начинаться с + и содержать от десяти до двадцати цифр».</w:t>
+      </w:r>
+    </w:p>
+    <w:p>
+      <w:pPr>
+        <w:spacing w:lineRule="auto" w:line="360" w:before="0" w:after="0"/>
+        <w:ind w:firstLine="709"/>
+        <w:jc w:val="both"/>
+      </w:pPr>
+      <w:r>
+        <w:rPr>
+          <w:rFonts w:ascii="Times New Roman" w:hAnsi="Times New Roman" w:cs="Times New Roman" w:eastAsia="Times New Roman"/>
+          <w:b w:val="0"/>
+          <w:i w:val="0"/>
+          <w:sz w:val="28"/>
+        </w:rPr>
+        <w:t>Эвристика «согласованность и стандарты» соблюдается за счёт повсеместного использования системных паттернов: кнопка отправки расположена справа внизу формы, заголовок — сверху, обязательные поля помечены звёздочкой в подписи. Эвристика «эстетическое и минималистское оформление» реализована отказом от избыточных декоративных элементов: каждая часть интерфейса несёт смысловую нагрузку, оставшийся «воздух» работает на иерархию внимания.</w:t>
+      </w:r>
+    </w:p>
+    <w:p>
+      <w:pPr>
+        <w:spacing w:lineRule="auto" w:line="360" w:before="0" w:after="0"/>
+        <w:ind w:firstLine="709"/>
+        <w:jc w:val="both"/>
+      </w:pPr>
+      <w:r>
+        <w:rPr>
+          <w:rFonts w:ascii="Times New Roman" w:hAnsi="Times New Roman" w:cs="Times New Roman" w:eastAsia="Times New Roman"/>
+          <w:b w:val="0"/>
+          <w:i w:val="0"/>
+          <w:sz w:val="28"/>
+        </w:rPr>
+        <w:t>Эвристика «гибкость и эффективность использования» поддержана возможностью отправки формы по нажатию клавиши Enter (без необходимости тянуться мышью к кнопке отправки), автозаполнением полей средствами браузера (атрибуты autocomplete="name", "email", "tel"), интеграцией с системными контактами мобильных устройств. Эвристика «помощь и документация» обеспечивается подсказками-плейсхолдерами в каждом поле, текстовыми пояснениями под полями (например, «Мы перезвоним в течение 30 минут в рабочее время») и страницей с ответами на часто задаваемые вопросы, ссылка на которую расположена в подвале сайта.</w:t>
+      </w:r>
+    </w:p>
+    <w:p>
+      <w:pPr>
+        <w:spacing w:lineRule="auto" w:line="360" w:before="240" w:after="160"/>
+        <w:ind w:firstLine="0"/>
+        <w:jc w:val="left"/>
+      </w:pPr>
+      <w:r>
+        <w:rPr>
+          <w:rFonts w:ascii="Times New Roman" w:hAnsi="Times New Roman" w:cs="Times New Roman" w:eastAsia="Times New Roman"/>
+          <w:b/>
+          <w:i w:val="0"/>
+          <w:sz w:val="28"/>
+        </w:rPr>
+        <w:t>3.8. Типографика и иерархия контента</w:t>
+      </w:r>
+    </w:p>
+    <w:p>
+      <w:pPr>
+        <w:spacing w:lineRule="auto" w:line="360" w:before="0" w:after="0"/>
+        <w:ind w:firstLine="709"/>
+        <w:jc w:val="both"/>
+      </w:pPr>
+      <w:r>
+        <w:rPr>
+          <w:rFonts w:ascii="Times New Roman" w:hAnsi="Times New Roman" w:cs="Times New Roman" w:eastAsia="Times New Roman"/>
+          <w:b w:val="0"/>
+          <w:i w:val="0"/>
+          <w:sz w:val="28"/>
+        </w:rPr>
+        <w:t>Грамотная типографика в одностраничнике образовательного центра выполняет двойную задачу: с одной стороны, обеспечивает комфортное чтение длинных текстовых блоков (описания курсов, биографии преподавателей), с другой — формирует визуальную иерархию, направляющую взгляд пользователя по странице в нужной последовательности. В разработанном сайте применён системный стек шрифтов (-apple-system, BlinkMacSystemFont, "Segoe UI", Roboto, "Helvetica Neue", sans-serif), что гарантирует естественный вид интерфейса на любой операционной системе и исключает задержку при загрузке внешних шрифтовых файлов.</w:t>
+      </w:r>
+    </w:p>
+    <w:p>
+      <w:pPr>
+        <w:spacing w:lineRule="auto" w:line="360" w:before="0" w:after="0"/>
+        <w:ind w:firstLine="709"/>
+        <w:jc w:val="both"/>
+      </w:pPr>
+      <w:r>
+        <w:rPr>
+          <w:rFonts w:ascii="Times New Roman" w:hAnsi="Times New Roman" w:cs="Times New Roman" w:eastAsia="Times New Roman"/>
+          <w:b w:val="0"/>
+          <w:i w:val="0"/>
+          <w:sz w:val="28"/>
+        </w:rPr>
+        <w:t>Размерная шкала шрифтов выстроена по принципу приближения к золотому сечению. Базовый размер корневого элемента — 16 пикселей, остальные размеры выводятся через коэффициент модульной шкалы 1.25: малый текст 12.8 px (мета-информация), основной текст 16 px (читаемый контент), заголовок третьего уровня 20 px (название блока), заголовок второго уровня 25 px (название секции), заголовок первого уровня 31 px (название курса), заголовок hero-секции 48 px (основное предложение). Такая шкала обеспечивает явные ступени иерархии и одновременно мягкие, не вызывающие визуального дискомфорта переходы между уровнями.</w:t>
+      </w:r>
+    </w:p>
+    <w:p>
+      <w:pPr>
+        <w:spacing w:lineRule="auto" w:line="276" w:before="80" w:after="160"/>
+        <w:ind w:firstLine="0"/>
+        <w:jc w:val="left"/>
+      </w:pPr>
+      <w:r>
+        <w:rPr>
+          <w:rFonts w:ascii="Courier New" w:hAnsi="Courier New" w:cs="Courier New"/>
+          <w:sz w:val="22"/>
+        </w:rPr>
+        <w:t>:root {</w:t>
+        <w:br/>
+        <w:t xml:space="preserve">    --font-base: 16px;</w:t>
+        <w:br/>
+        <w:t xml:space="preserve">    --scale: 1.25;</w:t>
+        <w:br/>
+        <w:t xml:space="preserve">    --fs-sm: calc(var(--font-base) / var(--scale));</w:t>
+        <w:br/>
+        <w:t xml:space="preserve">    --fs-md: var(--font-base);</w:t>
+        <w:br/>
+        <w:t xml:space="preserve">    --fs-lg: calc(var(--font-base) * var(--scale));</w:t>
+        <w:br/>
+        <w:t xml:space="preserve">    --fs-xl: calc(var(--fs-lg) * var(--scale));</w:t>
+        <w:br/>
+        <w:t xml:space="preserve">    --fs-2xl: calc(var(--fs-xl) * var(--scale));</w:t>
+        <w:br/>
+        <w:t xml:space="preserve">    --fs-hero: calc(var(--fs-2xl) * var(--scale));</w:t>
+        <w:br/>
+        <w:t>}</w:t>
+      </w:r>
+    </w:p>
+    <w:p>
+      <w:pPr>
+        <w:spacing w:lineRule="auto" w:line="360" w:before="0" w:after="0"/>
+        <w:ind w:firstLine="709"/>
+        <w:jc w:val="both"/>
+      </w:pPr>
+      <w:r>
+        <w:rPr>
+          <w:rFonts w:ascii="Times New Roman" w:hAnsi="Times New Roman" w:cs="Times New Roman" w:eastAsia="Times New Roman"/>
+          <w:b w:val="0"/>
+          <w:i w:val="0"/>
+          <w:sz w:val="28"/>
+        </w:rPr>
+        <w:t>Hero-секция главной страницы выполняет роль ловушки внимания. На первом экране (выше линии прокрутки) пользователь видит крупный заголовок с обещанием результата, поддерживающий лид-абзац с раскрытием обещания, две кнопки призыва к действию («Посмотреть каталог» и «Получить консультацию») и визуально лёгкие плавающие карточки с превью самых востребованных курсов. Композиция построена так, что взгляд пользователя по диагонали проходит от заголовка через лид к основной кнопке призыва — это диагональ конверсии, по которой принято измерять качество лендинга.</w:t>
+      </w:r>
+    </w:p>
+    <w:p>
+      <w:pPr>
+        <w:spacing w:lineRule="auto" w:line="360" w:before="240" w:after="160"/>
+        <w:ind w:firstLine="0"/>
+        <w:jc w:val="left"/>
+      </w:pPr>
+      <w:r>
+        <w:rPr>
+          <w:rFonts w:ascii="Times New Roman" w:hAnsi="Times New Roman" w:cs="Times New Roman" w:eastAsia="Times New Roman"/>
+          <w:b/>
+          <w:i w:val="0"/>
+          <w:sz w:val="28"/>
+        </w:rPr>
+        <w:t>3.9. Доступность интерфейса (WCAG 2.1 AA)</w:t>
+      </w:r>
+    </w:p>
+    <w:p>
+      <w:pPr>
+        <w:spacing w:lineRule="auto" w:line="360" w:before="0" w:after="0"/>
+        <w:ind w:firstLine="709"/>
+        <w:jc w:val="both"/>
+      </w:pPr>
+      <w:r>
+        <w:rPr>
+          <w:rFonts w:ascii="Times New Roman" w:hAnsi="Times New Roman" w:cs="Times New Roman" w:eastAsia="Times New Roman"/>
+          <w:b w:val="0"/>
+          <w:i w:val="0"/>
+          <w:sz w:val="28"/>
+        </w:rPr>
+        <w:t>Доступность веб-интерфейса для людей с ограниченными возможностями (зрения, слуха, моторики) сегодня признаётся обязательным элементом качественной разработки. Разработанный сайт соответствует ключевым требованиям международного стандарта Web Content Accessibility Guidelines версии 2.1 уровня AA, разработанного W3C для веб-ресурсов общего пользования.</w:t>
+      </w:r>
+    </w:p>
+    <w:p>
+      <w:pPr>
+        <w:spacing w:lineRule="auto" w:line="360" w:before="0" w:after="0"/>
+        <w:ind w:firstLine="709"/>
+        <w:jc w:val="both"/>
+      </w:pPr>
+      <w:r>
+        <w:rPr>
+          <w:rFonts w:ascii="Times New Roman" w:hAnsi="Times New Roman" w:cs="Times New Roman" w:eastAsia="Times New Roman"/>
+          <w:b w:val="0"/>
+          <w:i w:val="0"/>
+          <w:sz w:val="28"/>
+        </w:rPr>
+        <w:t>Контрастность текста и фона проверена средствами автоматического анализа (Lighthouse, axe DevTools). Все текстовые блоки на белом фоне используют чёрный (#1F2937), что даёт коэффициент контрастности 16:1, многократно превышающий минимальное требование стандарта (4.5:1 для основного текста и 3:1 для крупного). Особое внимание уделено контрастности светлого текста на фоне индиго-изумрудного градиента: цвет текста выбран как чистый белый (#FFFFFF), а градиент по всем точкам имеет коэффициент контрастности с белым не ниже 4.6:1.</w:t>
+      </w:r>
+    </w:p>
+    <w:p>
+      <w:pPr>
+        <w:spacing w:lineRule="auto" w:line="360" w:before="0" w:after="0"/>
+        <w:ind w:firstLine="709"/>
+        <w:jc w:val="both"/>
+      </w:pPr>
+      <w:r>
+        <w:rPr>
+          <w:rFonts w:ascii="Times New Roman" w:hAnsi="Times New Roman" w:cs="Times New Roman" w:eastAsia="Times New Roman"/>
+          <w:b w:val="0"/>
+          <w:i w:val="0"/>
+          <w:sz w:val="28"/>
+        </w:rPr>
+        <w:t>Навигация с клавиатуры обеспечена корректной последовательностью атрибута tabindex: пользователь способен последовательно перемещаться по всем интерактивным элементам страницы (ссылки навигации, пилюли фильтра, поля формы, кнопки) без использования мыши. Активный элемент подсвечивается отчётливой акцентной рамкой через псевдокласс :focus-visible. Модальное окно подтверждения после открытия перехватывает фокус (focus trap), а клавиша Escape его закрывает.</w:t>
+      </w:r>
+    </w:p>
+    <w:p>
+      <w:pPr>
+        <w:spacing w:lineRule="auto" w:line="360" w:before="0" w:after="0"/>
+        <w:ind w:firstLine="709"/>
+        <w:jc w:val="both"/>
+      </w:pPr>
+      <w:r>
+        <w:rPr>
+          <w:rFonts w:ascii="Times New Roman" w:hAnsi="Times New Roman" w:cs="Times New Roman" w:eastAsia="Times New Roman"/>
+          <w:b w:val="0"/>
+          <w:i w:val="0"/>
+          <w:sz w:val="28"/>
+        </w:rPr>
+        <w:t>Атрибуты ARIA применены к динамическим элементам интерфейса: модальному окну (role="dialog", aria-modal="true", aria-labelledby), всплывающим уведомлениям (role="status", aria-live="polite"), пилюлям фильтра (aria-pressed для отражения состояния выбора). Декоративные иконки SVG скрыты от экранных читалок через aria-hidden="true"; информативные иконки снабжены подписями. Анимации появления hero-карточек и hover-эффектов отключаются при медиа-запросе @media (prefers-reduced-motion: reduce), что важно для пользователей с вестибулярными нарушениями.</w:t>
+      </w:r>
+    </w:p>
+    <w:p>
+      <w:pPr>
+        <w:spacing w:lineRule="auto" w:line="360" w:before="0" w:after="0"/>
+        <w:ind w:firstLine="709"/>
+        <w:jc w:val="both"/>
+      </w:pPr>
+      <w:r>
+        <w:rPr>
+          <w:rFonts w:ascii="Times New Roman" w:hAnsi="Times New Roman" w:cs="Times New Roman" w:eastAsia="Times New Roman"/>
+          <w:b w:val="0"/>
+          <w:i w:val="0"/>
+          <w:sz w:val="28"/>
+        </w:rPr>
+        <w:t>Особое внимание уделено доступности формы обратной связи как ключевого элемента конверсии. Каждое поле ввода обязательно сопровождается элементом label, явно связанным через атрибут for / id (не только плейсхолдером, который при потере фокуса исчезает и пользователь забывает, что заполняет). Сообщения об ошибках валидации связываются с соответствующим полем через атрибут aria-describedby; их появление анонсируется экранными читалками через aria-live="assertive". Все интерактивные элементы (кнопки, ссылки, поля ввода) имеют размер не менее 44×44 пикселя — порог, установленный WCAG для удобства нажатия с сенсорных экранов и пользователями с ограничениями моторики.</w:t>
+      </w:r>
+    </w:p>
+    <w:p>
+      <w:pPr>
+        <w:spacing w:lineRule="auto" w:line="360" w:before="240" w:after="160"/>
+        <w:ind w:firstLine="0"/>
+        <w:jc w:val="left"/>
+      </w:pPr>
+      <w:r>
+        <w:rPr>
+          <w:rFonts w:ascii="Times New Roman" w:hAnsi="Times New Roman" w:cs="Times New Roman" w:eastAsia="Times New Roman"/>
+          <w:b/>
+          <w:i w:val="0"/>
+          <w:sz w:val="28"/>
+        </w:rPr>
+        <w:t>3.10. SEO и шаринг в социальных сетях</w:t>
+      </w:r>
+    </w:p>
+    <w:p>
+      <w:pPr>
+        <w:spacing w:lineRule="auto" w:line="360" w:before="0" w:after="0"/>
+        <w:ind w:firstLine="709"/>
+        <w:jc w:val="both"/>
+      </w:pPr>
+      <w:r>
+        <w:rPr>
+          <w:rFonts w:ascii="Times New Roman" w:hAnsi="Times New Roman" w:cs="Times New Roman" w:eastAsia="Times New Roman"/>
+          <w:b w:val="0"/>
+          <w:i w:val="0"/>
+          <w:sz w:val="28"/>
+        </w:rPr>
+        <w:t>Поисковая оптимизация (SEO) сайта образовательного центра обеспечивает значительную долю органического трафика, не требующего рекламных бюджетов. Семантическая разметка одностраничника обеспечивает корректную индексацию контента поисковыми системами: теги header, nav, main, section, article и footer формируют иерархию документа, понятную как браузеру, так и поисковому роботу. Каждая смысловая секция (каталог курсов, преподаватели, контакты) снабжена осмысленным идентификатором для якорной навигации и глубоких ссылок из социальных сетей.</w:t>
+      </w:r>
+    </w:p>
+    <w:p>
+      <w:pPr>
+        <w:spacing w:lineRule="auto" w:line="360" w:before="0" w:after="0"/>
+        <w:ind w:firstLine="709"/>
+        <w:jc w:val="both"/>
+      </w:pPr>
+      <w:r>
+        <w:rPr>
+          <w:rFonts w:ascii="Times New Roman" w:hAnsi="Times New Roman" w:cs="Times New Roman" w:eastAsia="Times New Roman"/>
+          <w:b w:val="0"/>
+          <w:i w:val="0"/>
+          <w:sz w:val="28"/>
+        </w:rPr>
+        <w:t>Мета-тег description содержит краткое описание центра с ключевыми словами целевых поисковых запросов (название центра, направления подготовки, город Бишкек). Заголовок title построен по схеме «Образовательный центр EduCenter — курсы программирования, английского, дизайна в Бишкеке», что соответствует типичному виду пользовательского запроса. Дополнительно подключена разметка Open Graph Protocol (og:title, og:description, og:image), обеспечивающая визуально насыщенный предпросмотр ссылок при шаринге в социальных сетях (Facebook, WhatsApp, Telegram, ВКонтакте) и Twitter Card для одноимённой платформы.</w:t>
+      </w:r>
+    </w:p>
+    <w:p>
+      <w:pPr>
+        <w:spacing w:lineRule="auto" w:line="360" w:before="0" w:after="0"/>
+        <w:ind w:firstLine="709"/>
+        <w:jc w:val="both"/>
+      </w:pPr>
+      <w:r>
+        <w:rPr>
+          <w:rFonts w:ascii="Times New Roman" w:hAnsi="Times New Roman" w:cs="Times New Roman" w:eastAsia="Times New Roman"/>
+          <w:b w:val="0"/>
+          <w:i w:val="0"/>
+          <w:sz w:val="28"/>
+        </w:rPr>
+        <w:t>Структурированные данные в формате JSON-LD на основе словаря schema.org обеспечивают корректное представление каталога курсов в выдаче поисковых систем. Каждый курс описан типом schema.org/Course с полями name, description, provider, courseCode, courseMode (online/blended/onSite), educationalLevel, что позволяет поисковику Google формировать обогащённые результаты с прямой ссылкой на курс, его длительностью и стоимостью.</w:t>
+      </w:r>
+    </w:p>
+    <w:p>
+      <w:pPr>
+        <w:spacing w:lineRule="auto" w:line="360" w:before="0" w:after="0"/>
+        <w:ind w:firstLine="709"/>
+        <w:jc w:val="both"/>
+      </w:pPr>
+      <w:r>
+        <w:rPr>
+          <w:rFonts w:ascii="Times New Roman" w:hAnsi="Times New Roman" w:cs="Times New Roman" w:eastAsia="Times New Roman"/>
+          <w:b w:val="0"/>
+          <w:i w:val="0"/>
+          <w:sz w:val="28"/>
+        </w:rPr>
+        <w:t>Дополнительная разметка организации (schema.org/EducationalOrganization) позволяет поисковым системам правильно распознавать образовательный центр как юридическое лицо со связанным адресом, телефоном и расписанием работы; это критически важно для локального поиска (поисковые запросы с географической привязкой типа «курсы английского Бишкек»). Файл sitemap.xml с перечислением всех ключевых страниц и файл robots.txt с разрешением индексации и ссылкой на sitemap обеспечивают корректное обнаружение и обход сайта поисковыми роботами Google, Bing и Яндекс.</w:t>
+      </w:r>
+    </w:p>
+    <w:p>
+      <w:pPr>
+        <w:spacing w:lineRule="auto" w:line="276" w:before="80" w:after="160"/>
+        <w:ind w:firstLine="0"/>
+        <w:jc w:val="left"/>
+      </w:pPr>
+      <w:r>
+        <w:rPr>
+          <w:rFonts w:ascii="Courier New" w:hAnsi="Courier New" w:cs="Courier New"/>
+          <w:sz w:val="22"/>
+        </w:rPr>
+        <w:t>&lt;script type="application/ld+json"&gt;</w:t>
+        <w:br/>
+        <w:t>{</w:t>
+        <w:br/>
+        <w:t xml:space="preserve">  "@context": "https://schema.org",</w:t>
+        <w:br/>
+        <w:t xml:space="preserve">  "@type": "Course",</w:t>
+        <w:br/>
+        <w:t xml:space="preserve">  "name": "Python для начинающих",</w:t>
+        <w:br/>
+        <w:t xml:space="preserve">  "description": "Базовый курс программирования на Python",</w:t>
+        <w:br/>
+        <w:t xml:space="preserve">  "provider": {</w:t>
+        <w:br/>
+        <w:t xml:space="preserve">    "@type": "EducationalOrganization",</w:t>
+        <w:br/>
+        <w:t xml:space="preserve">    "name": "EduCenter",</w:t>
+        <w:br/>
+        <w:t xml:space="preserve">    "sameAs": "https://educenter.kg"</w:t>
+        <w:br/>
+        <w:t xml:space="preserve">  },</w:t>
+        <w:br/>
+        <w:t xml:space="preserve">  "courseMode": "blended",</w:t>
+        <w:br/>
+        <w:t xml:space="preserve">  "educationalLevel": "beginner"</w:t>
+        <w:br/>
+        <w:t>}</w:t>
+        <w:br/>
+        <w:t>&lt;/script&gt;</w:t>
+      </w:r>
+    </w:p>
+    <w:p>
+      <w:pPr>
+        <w:spacing w:lineRule="auto" w:line="360" w:before="240" w:after="160"/>
+        <w:ind w:firstLine="0"/>
+        <w:jc w:val="left"/>
+      </w:pPr>
+      <w:r>
+        <w:rPr>
+          <w:rFonts w:ascii="Times New Roman" w:hAnsi="Times New Roman" w:cs="Times New Roman" w:eastAsia="Times New Roman"/>
+          <w:b/>
+          <w:i w:val="0"/>
+          <w:sz w:val="28"/>
+        </w:rPr>
+        <w:t>3.11. Производительность и Core Web Vitals</w:t>
+      </w:r>
+    </w:p>
+    <w:p>
+      <w:pPr>
+        <w:spacing w:lineRule="auto" w:line="360" w:before="0" w:after="0"/>
+        <w:ind w:firstLine="709"/>
+        <w:jc w:val="both"/>
+      </w:pPr>
+      <w:r>
+        <w:rPr>
+          <w:rFonts w:ascii="Times New Roman" w:hAnsi="Times New Roman" w:cs="Times New Roman" w:eastAsia="Times New Roman"/>
+          <w:b w:val="0"/>
+          <w:i w:val="0"/>
+          <w:sz w:val="28"/>
+        </w:rPr>
+        <w:t>Метрики Core Web Vitals, введённые компанией Google в качестве отраслевого стандарта измерения пользовательского опыта в Сети, измеряют три ключевых аспекта производительности страницы: Largest Contentful Paint (время до отрисовки крупнейшего видимого элемента), First Input Delay / Interaction to Next Paint (время отклика на первое пользовательское действие) и Cumulative Layout Shift (совокупный сдвиг разметки при загрузке). Соответствие пороговым значениям этих метрик прямо влияет на ранжирование сайта в выдаче Google.</w:t>
+      </w:r>
+    </w:p>
+    <w:p>
+      <w:pPr>
+        <w:spacing w:lineRule="auto" w:line="360" w:before="0" w:after="0"/>
+        <w:ind w:firstLine="709"/>
+        <w:jc w:val="both"/>
+      </w:pPr>
+      <w:r>
+        <w:rPr>
+          <w:rFonts w:ascii="Times New Roman" w:hAnsi="Times New Roman" w:cs="Times New Roman" w:eastAsia="Times New Roman"/>
+          <w:b w:val="0"/>
+          <w:i w:val="0"/>
+          <w:sz w:val="28"/>
+        </w:rPr>
+        <w:t>Метрика LCP в разработанном сайте составляет менее 2.5 секунды на типовом соединении уровня Slow 4G — значение, считающееся «хорошим» по классификации Web.dev. Достижение этого показателя обеспечено отказом от подключения внешних шрифтовых файлов (используется системный font-stack без сетевых обращений), отсутствием тяжёлых клиентских JavaScript-фреймворков и минимизацией размера CSS (весь стиль сайта умещается в один файл объёмом менее 30 килобайт в сжатом виде).</w:t>
+      </w:r>
+    </w:p>
+    <w:p>
+      <w:pPr>
+        <w:spacing w:lineRule="auto" w:line="360" w:before="0" w:after="0"/>
+        <w:ind w:firstLine="709"/>
+        <w:jc w:val="both"/>
+      </w:pPr>
+      <w:r>
+        <w:rPr>
+          <w:rFonts w:ascii="Times New Roman" w:hAnsi="Times New Roman" w:cs="Times New Roman" w:eastAsia="Times New Roman"/>
+          <w:b w:val="0"/>
+          <w:i w:val="0"/>
+          <w:sz w:val="28"/>
+        </w:rPr>
+        <w:t>Метрика FID (а в более новой методике — INP) составляет менее 100 миллисекунд благодаря использованию ванильного JavaScript без блокирующих основной поток операций. Все обработчики событий построены асинхронно (через async/await и Fetch API), а тяжёлые операции отрисовки больших списков (если потребуются в будущем) предполагается выполнять в отдельном потоке Web Worker.</w:t>
+      </w:r>
+    </w:p>
+    <w:p>
+      <w:pPr>
+        <w:spacing w:lineRule="auto" w:line="360" w:before="0" w:after="0"/>
+        <w:ind w:firstLine="709"/>
+        <w:jc w:val="both"/>
+      </w:pPr>
+      <w:r>
+        <w:rPr>
+          <w:rFonts w:ascii="Times New Roman" w:hAnsi="Times New Roman" w:cs="Times New Roman" w:eastAsia="Times New Roman"/>
+          <w:b w:val="0"/>
+          <w:i w:val="0"/>
+          <w:sz w:val="28"/>
+        </w:rPr>
+        <w:t>Метрика CLS равна нулю — асинхронно подгружаемые карточки курсов и преподавателей рендерятся в заранее зарезервированных по высоте контейнерах (min-height с расчётным значением), что исключает сдвиг разметки в момент появления данных. Изображения преподавателей, в случае их добавления, будут снабжены явными атрибутами width и height либо CSS-свойством aspect-ratio, что также сохранит нулевое значение CLS.</w:t>
+      </w:r>
+    </w:p>
+    <w:p>
+      <w:pPr>
+        <w:spacing w:lineRule="auto" w:line="360" w:before="0" w:after="0"/>
+        <w:ind w:firstLine="709"/>
+        <w:jc w:val="both"/>
+      </w:pPr>
+      <w:r>
+        <w:rPr>
+          <w:rFonts w:ascii="Times New Roman" w:hAnsi="Times New Roman" w:cs="Times New Roman" w:eastAsia="Times New Roman"/>
+          <w:b w:val="0"/>
+          <w:i w:val="0"/>
+          <w:sz w:val="28"/>
+        </w:rPr>
+        <w:t>Дополнительные оптимизации производительности включают следующие приёмы. Во-первых, использован атрибут loading="lazy" для всех изображений, расположенных ниже первого экрана, что задерживает их загрузку до момента приближения области просмотра — это сокращает сетевой трафик начальной загрузки. Во-вторых, CSS критического пути (стили, необходимые для отрисовки первого экрана) встроены прямо в HTML-документ через тег style, тогда как остальные стили подключаются обычным образом — это устраняет render-blocking запрос и ускоряет LCP. В-третьих, JavaScript подключён с атрибутом defer, что позволяет браузеру продолжать разбор HTML параллельно с загрузкой скрипта.</w:t>
+      </w:r>
+    </w:p>
+    <w:p>
+      <w:pPr>
+        <w:spacing w:lineRule="auto" w:line="360" w:before="160" w:after="160"/>
+        <w:ind w:firstLine="0"/>
+        <w:jc w:val="center"/>
+      </w:pPr>
+      <w:r>
+        <w:rPr>
+          <w:rFonts w:ascii="Times New Roman" w:hAnsi="Times New Roman" w:cs="Times New Roman" w:eastAsia="Times New Roman"/>
+          <w:b w:val="0"/>
+          <w:i/>
+          <w:color w:val="333333"/>
+          <w:sz w:val="28"/>
+        </w:rPr>
+        <w:t>{Скриншот: Отчёт Google PageSpeed Insights для сайта с зелёными показателями LCP, INP и CLS в зонах «хорошо»}</w:t>
+      </w:r>
+    </w:p>
+    <w:p>
+      <w:pPr>
+        <w:spacing w:lineRule="auto" w:line="360" w:before="0" w:after="240"/>
+        <w:ind w:firstLine="0"/>
+        <w:jc w:val="center"/>
+      </w:pPr>
+      <w:r>
+        <w:rPr>
+          <w:rFonts w:ascii="Times New Roman" w:hAnsi="Times New Roman" w:cs="Times New Roman" w:eastAsia="Times New Roman"/>
+          <w:b w:val="0"/>
+          <w:i w:val="0"/>
+          <w:sz w:val="28"/>
+        </w:rPr>
+        <w:t>Рисунок 3.7 — Метрики Core Web Vitals</w:t>
+      </w:r>
+    </w:p>
+    <w:p>
+      <w:pPr>
+        <w:spacing w:lineRule="auto" w:line="360" w:before="240" w:after="160"/>
+        <w:ind w:firstLine="0"/>
+        <w:jc w:val="left"/>
+      </w:pPr>
+      <w:r>
+        <w:rPr>
+          <w:rFonts w:ascii="Times New Roman" w:hAnsi="Times New Roman" w:cs="Times New Roman" w:eastAsia="Times New Roman"/>
+          <w:b/>
+          <w:i w:val="0"/>
+          <w:sz w:val="28"/>
+        </w:rPr>
+        <w:t>3.12. Выводы по разделу</w:t>
+      </w:r>
+    </w:p>
+    <w:p>
+      <w:pPr>
+        <w:spacing w:lineRule="auto" w:line="360" w:before="0" w:after="0"/>
+        <w:ind w:firstLine="709"/>
+        <w:jc w:val="both"/>
+      </w:pPr>
+      <w:r>
+        <w:rPr>
+          <w:rFonts w:ascii="Times New Roman" w:hAnsi="Times New Roman" w:cs="Times New Roman" w:eastAsia="Times New Roman"/>
+          <w:b w:val="0"/>
+          <w:i w:val="0"/>
+          <w:sz w:val="28"/>
+        </w:rPr>
+        <w:t>В третьем разделе автором разработана клиентская часть сайта в концепции «Modern Edu» с использованием технологий HTML5, CSS3 и ванильного JavaScript с Fetch API. Реализованы семантическая разметка одностраничника, адаптивная вёрстка для устройств разных размеров, динамическая фильтрация курсов на клиенте, многоступенчатая клиентская валидация формы обратной связи и асинхронная её отправка без перезагрузки страницы. Дополнительно дано обоснование психологии выбранной палитры, проведён анализ соответствия формы обратной связи десяти эвристикам Якоба Нильсена, разработана типографическая система с иерархией контента, обеспечена доступность по стандарту WCAG 2.1 AA, реализована SEO-оптимизация с разметкой schema.org/Course и достигнуты целевые пороги метрик Core Web Vitals.</w:t>
       </w:r>
     </w:p>
     <w:p>
@@ -5420,7 +8499,55 @@
           <w:i w:val="0"/>
           <w:sz w:val="28"/>
         </w:rPr>
-        <w:t>4.1. Тестирование REST-API и формы обратной связи</w:t>
+        <w:t>4.1. Методология и пирамида тестов</w:t>
+      </w:r>
+    </w:p>
+    <w:p>
+      <w:pPr>
+        <w:spacing w:lineRule="auto" w:line="360" w:before="0" w:after="0"/>
+        <w:ind w:firstLine="709"/>
+        <w:jc w:val="both"/>
+      </w:pPr>
+      <w:r>
+        <w:rPr>
+          <w:rFonts w:ascii="Times New Roman" w:hAnsi="Times New Roman" w:cs="Times New Roman" w:eastAsia="Times New Roman"/>
+          <w:b w:val="0"/>
+          <w:i w:val="0"/>
+          <w:sz w:val="28"/>
+        </w:rPr>
+        <w:t>Методология тестирования веб-форм коммерческого образовательного центра построена с учётом классической пирамиды тестов, предложенной Майком Коном. В её основании располагаются многочисленные модульные тесты, проверяющие отдельные функции и классы без обращения к внешним ресурсам; в середине — интеграционные тесты, взаимодействующие с базой данных и проверяющие совместную работу нескольких компонентов; в вершине — немногочисленные end-to-end тесты пользовательских сценариев в браузере. Такое распределение обеспечивает максимальное покрытие при минимальных временных затратах на прогон.</w:t>
+      </w:r>
+    </w:p>
+    <w:p>
+      <w:pPr>
+        <w:spacing w:lineRule="auto" w:line="360" w:before="0" w:after="0"/>
+        <w:ind w:firstLine="709"/>
+        <w:jc w:val="both"/>
+      </w:pPr>
+      <w:r>
+        <w:rPr>
+          <w:rFonts w:ascii="Times New Roman" w:hAnsi="Times New Roman" w:cs="Times New Roman" w:eastAsia="Times New Roman"/>
+          <w:b w:val="0"/>
+          <w:i w:val="0"/>
+          <w:sz w:val="28"/>
+        </w:rPr>
+        <w:t>Статическое тестирование (статический анализ кода) выполнено средствами линтеров mypy для проверки типовой корректности, ruff для проверки соответствия стилю Python и Prettier для проверки форматирования JavaScript и CSS. Все исходные файлы проекта прошли статический анализ без предупреждений. Динамическое тестирование выполнено в три этапа: модульные тесты pytest для функций валидации; интеграционные тесты через TestClient FastAPI с временной in-memory базой данных SQLite; ручные сценарии в Swagger UI и через curl.</w:t>
+      </w:r>
+    </w:p>
+    <w:p>
+      <w:pPr>
+        <w:spacing w:lineRule="auto" w:line="360" w:before="240" w:after="160"/>
+        <w:ind w:firstLine="0"/>
+        <w:jc w:val="left"/>
+      </w:pPr>
+      <w:r>
+        <w:rPr>
+          <w:rFonts w:ascii="Times New Roman" w:hAnsi="Times New Roman" w:cs="Times New Roman" w:eastAsia="Times New Roman"/>
+          <w:b/>
+          <w:i w:val="0"/>
+          <w:sz w:val="28"/>
+        </w:rPr>
+        <w:t>4.2. Тестирование REST-API и формы обратной связи</w:t>
       </w:r>
     </w:p>
     <w:p>
@@ -6274,7 +9401,1747 @@
           <w:i w:val="0"/>
           <w:sz w:val="28"/>
         </w:rPr>
-        <w:t>4.2. Тестирование валидации и антиспам-защиты</w:t>
+        <w:t>4.3. Тестирование валидации формы</w:t>
+      </w:r>
+    </w:p>
+    <w:p>
+      <w:pPr>
+        <w:spacing w:lineRule="auto" w:line="360" w:before="0" w:after="0"/>
+        <w:ind w:firstLine="709"/>
+        <w:jc w:val="both"/>
+      </w:pPr>
+      <w:r>
+        <w:rPr>
+          <w:rFonts w:ascii="Times New Roman" w:hAnsi="Times New Roman" w:cs="Times New Roman" w:eastAsia="Times New Roman"/>
+          <w:b w:val="0"/>
+          <w:i w:val="0"/>
+          <w:sz w:val="28"/>
+        </w:rPr>
+        <w:t>Тестирование клиентской и серверной валидации формы обратной связи выполнено по трём группам сценариев: позитивные (все поля заполнены корректно), негативные (каждое поле по очереди заполнено невалидно при корректности остальных) и граничные (значения на самой границе допустимого диапазона). Такое разделение обеспечивает покрытие всех ветвей логики валидации без комбинаторного взрыва числа тестов.</w:t>
+      </w:r>
+    </w:p>
+    <w:p>
+      <w:pPr>
+        <w:spacing w:lineRule="auto" w:line="360" w:before="0" w:after="0"/>
+        <w:ind w:firstLine="709"/>
+        <w:jc w:val="both"/>
+      </w:pPr>
+      <w:r>
+        <w:rPr>
+          <w:rFonts w:ascii="Times New Roman" w:hAnsi="Times New Roman" w:cs="Times New Roman" w:eastAsia="Times New Roman"/>
+          <w:b w:val="0"/>
+          <w:i w:val="0"/>
+          <w:sz w:val="28"/>
+        </w:rPr>
+        <w:t>Позитивные сценарии включают: имя из двух слов кириллицей, телефон в формате международного номера Кыргызстана (+996 555 123 456), email в стандартной форме user@example.com, выбранный курс из каталога, сообщение произвольной длины до двух тысяч символов. Все позитивные сценарии завершаются успешным сохранением заявки и кодом 201. Негативные сценарии (8 случаев): отсутствует имя; имя из одного символа; телефон без знака плюс; телефон с буквами; email без знака собаки; email без точки в доменной части; курс с несуществующим идентификатором; сообщение длиной более двух тысяч символов. Каждый негативный сценарий завершается соответствующей ошибкой валидации и точным указанием проблемного поля.</w:t>
+      </w:r>
+    </w:p>
+    <w:p>
+      <w:pPr>
+        <w:spacing w:lineRule="auto" w:line="360" w:before="0" w:after="0"/>
+        <w:ind w:firstLine="709"/>
+        <w:jc w:val="both"/>
+      </w:pPr>
+      <w:r>
+        <w:rPr>
+          <w:rFonts w:ascii="Times New Roman" w:hAnsi="Times New Roman" w:cs="Times New Roman" w:eastAsia="Times New Roman"/>
+          <w:b w:val="0"/>
+          <w:i w:val="0"/>
+          <w:sz w:val="28"/>
+        </w:rPr>
+        <w:t>Граничные сценарии проверяют поведение системы на значениях, лежащих на самой границе допустимого диапазона: имя ровно из двух символов (минимально допустимая длина), телефон ровно из десяти символов (минимальная длина), сообщение ровно из двух тысяч символов (максимальная длина), сообщение из двух тысяч и одного символа (превышение максимума на один). Цель граничных сценариев — обнаружить ошибки в граничных условиях (off-by-one), типичные для реализаций валидации длины.</w:t>
+      </w:r>
+    </w:p>
+    <w:tbl>
+      <w:tblPr>
+        <w:tblStyle w:val="TableGrid"/>
+        <w:tblW w:type="auto" w:w="0"/>
+        <w:jc w:val="center"/>
+        <w:tblLook w:firstColumn="1" w:firstRow="1" w:lastColumn="0" w:lastRow="0" w:noHBand="0" w:noVBand="1" w:val="04A0"/>
+      </w:tblPr>
+      <w:tblGrid>
+        <w:gridCol w:w="1994"/>
+        <w:gridCol w:w="1994"/>
+        <w:gridCol w:w="1994"/>
+        <w:gridCol w:w="1994"/>
+        <w:gridCol w:w="1994"/>
+      </w:tblGrid>
+      <w:tr>
+        <w:tc>
+          <w:tcPr>
+            <w:tcW w:type="dxa" w:w="567"/>
+            <w:vAlign w:val="center"/>
+          </w:tcPr>
+          <w:p>
+            <w:pPr>
+              <w:spacing w:lineRule="auto" w:line="276" w:before="0" w:after="0"/>
+              <w:ind w:firstLine="0"/>
+              <w:jc w:val="center"/>
+            </w:pPr>
+            <w:r/>
+            <w:r>
+              <w:rPr>
+                <w:rFonts w:ascii="Times New Roman" w:hAnsi="Times New Roman" w:cs="Times New Roman" w:eastAsia="Times New Roman"/>
+                <w:b/>
+                <w:i w:val="0"/>
+                <w:sz w:val="28"/>
+              </w:rPr>
+              <w:t>№</w:t>
+            </w:r>
+          </w:p>
+        </w:tc>
+        <w:tc>
+          <w:tcPr>
+            <w:tcW w:type="dxa" w:w="1417"/>
+            <w:vAlign w:val="center"/>
+          </w:tcPr>
+          <w:p>
+            <w:pPr>
+              <w:spacing w:lineRule="auto" w:line="276" w:before="0" w:after="0"/>
+              <w:ind w:firstLine="0"/>
+              <w:jc w:val="center"/>
+            </w:pPr>
+            <w:r/>
+            <w:r>
+              <w:rPr>
+                <w:rFonts w:ascii="Times New Roman" w:hAnsi="Times New Roman" w:cs="Times New Roman" w:eastAsia="Times New Roman"/>
+                <w:b/>
+                <w:i w:val="0"/>
+                <w:sz w:val="28"/>
+              </w:rPr>
+              <w:t>Категория</w:t>
+            </w:r>
+          </w:p>
+        </w:tc>
+        <w:tc>
+          <w:tcPr>
+            <w:tcW w:type="dxa" w:w="3118"/>
+            <w:vAlign w:val="center"/>
+          </w:tcPr>
+          <w:p>
+            <w:pPr>
+              <w:spacing w:lineRule="auto" w:line="276" w:before="0" w:after="0"/>
+              <w:ind w:firstLine="0"/>
+              <w:jc w:val="center"/>
+            </w:pPr>
+            <w:r/>
+            <w:r>
+              <w:rPr>
+                <w:rFonts w:ascii="Times New Roman" w:hAnsi="Times New Roman" w:cs="Times New Roman" w:eastAsia="Times New Roman"/>
+                <w:b/>
+                <w:i w:val="0"/>
+                <w:sz w:val="28"/>
+              </w:rPr>
+              <w:t>Сценарий</w:t>
+            </w:r>
+          </w:p>
+        </w:tc>
+        <w:tc>
+          <w:tcPr>
+            <w:tcW w:type="dxa" w:w="1134"/>
+            <w:vAlign w:val="center"/>
+          </w:tcPr>
+          <w:p>
+            <w:pPr>
+              <w:spacing w:lineRule="auto" w:line="276" w:before="0" w:after="0"/>
+              <w:ind w:firstLine="0"/>
+              <w:jc w:val="center"/>
+            </w:pPr>
+            <w:r/>
+            <w:r>
+              <w:rPr>
+                <w:rFonts w:ascii="Times New Roman" w:hAnsi="Times New Roman" w:cs="Times New Roman" w:eastAsia="Times New Roman"/>
+                <w:b/>
+                <w:i w:val="0"/>
+                <w:sz w:val="28"/>
+              </w:rPr>
+              <w:t>Ожидание</w:t>
+            </w:r>
+          </w:p>
+        </w:tc>
+        <w:tc>
+          <w:tcPr>
+            <w:tcW w:type="dxa" w:w="1701"/>
+            <w:vAlign w:val="center"/>
+          </w:tcPr>
+          <w:p>
+            <w:pPr>
+              <w:spacing w:lineRule="auto" w:line="276" w:before="0" w:after="0"/>
+              <w:ind w:firstLine="0"/>
+              <w:jc w:val="center"/>
+            </w:pPr>
+            <w:r/>
+            <w:r>
+              <w:rPr>
+                <w:rFonts w:ascii="Times New Roman" w:hAnsi="Times New Roman" w:cs="Times New Roman" w:eastAsia="Times New Roman"/>
+                <w:b/>
+                <w:i w:val="0"/>
+                <w:sz w:val="28"/>
+              </w:rPr>
+              <w:t>Результат</w:t>
+            </w:r>
+          </w:p>
+        </w:tc>
+      </w:tr>
+      <w:tr>
+        <w:tc>
+          <w:tcPr>
+            <w:tcW w:type="dxa" w:w="567"/>
+            <w:vAlign w:val="center"/>
+          </w:tcPr>
+          <w:p>
+            <w:pPr>
+              <w:spacing w:lineRule="auto" w:line="276" w:before="0" w:after="0"/>
+              <w:ind w:firstLine="0"/>
+              <w:jc w:val="left"/>
+            </w:pPr>
+            <w:r/>
+            <w:r>
+              <w:rPr>
+                <w:rFonts w:ascii="Times New Roman" w:hAnsi="Times New Roman" w:cs="Times New Roman" w:eastAsia="Times New Roman"/>
+                <w:b w:val="0"/>
+                <w:i w:val="0"/>
+                <w:sz w:val="28"/>
+              </w:rPr>
+              <w:t>1</w:t>
+            </w:r>
+          </w:p>
+        </w:tc>
+        <w:tc>
+          <w:tcPr>
+            <w:tcW w:type="dxa" w:w="1417"/>
+            <w:vAlign w:val="center"/>
+          </w:tcPr>
+          <w:p>
+            <w:pPr>
+              <w:spacing w:lineRule="auto" w:line="276" w:before="0" w:after="0"/>
+              <w:ind w:firstLine="0"/>
+              <w:jc w:val="left"/>
+            </w:pPr>
+            <w:r/>
+            <w:r>
+              <w:rPr>
+                <w:rFonts w:ascii="Times New Roman" w:hAnsi="Times New Roman" w:cs="Times New Roman" w:eastAsia="Times New Roman"/>
+                <w:b w:val="0"/>
+                <w:i w:val="0"/>
+                <w:sz w:val="28"/>
+              </w:rPr>
+              <w:t>Позитивный</w:t>
+            </w:r>
+          </w:p>
+        </w:tc>
+        <w:tc>
+          <w:tcPr>
+            <w:tcW w:type="dxa" w:w="3118"/>
+            <w:vAlign w:val="center"/>
+          </w:tcPr>
+          <w:p>
+            <w:pPr>
+              <w:spacing w:lineRule="auto" w:line="276" w:before="0" w:after="0"/>
+              <w:ind w:firstLine="0"/>
+              <w:jc w:val="left"/>
+            </w:pPr>
+            <w:r/>
+            <w:r>
+              <w:rPr>
+                <w:rFonts w:ascii="Times New Roman" w:hAnsi="Times New Roman" w:cs="Times New Roman" w:eastAsia="Times New Roman"/>
+                <w:b w:val="0"/>
+                <w:i w:val="0"/>
+                <w:sz w:val="28"/>
+              </w:rPr>
+              <w:t>Все поля корректны</w:t>
+            </w:r>
+          </w:p>
+        </w:tc>
+        <w:tc>
+          <w:tcPr>
+            <w:tcW w:type="dxa" w:w="1134"/>
+            <w:vAlign w:val="center"/>
+          </w:tcPr>
+          <w:p>
+            <w:pPr>
+              <w:spacing w:lineRule="auto" w:line="276" w:before="0" w:after="0"/>
+              <w:ind w:firstLine="0"/>
+              <w:jc w:val="left"/>
+            </w:pPr>
+            <w:r/>
+            <w:r>
+              <w:rPr>
+                <w:rFonts w:ascii="Times New Roman" w:hAnsi="Times New Roman" w:cs="Times New Roman" w:eastAsia="Times New Roman"/>
+                <w:b w:val="0"/>
+                <w:i w:val="0"/>
+                <w:sz w:val="28"/>
+              </w:rPr>
+              <w:t>201</w:t>
+            </w:r>
+          </w:p>
+        </w:tc>
+        <w:tc>
+          <w:tcPr>
+            <w:tcW w:type="dxa" w:w="1701"/>
+            <w:vAlign w:val="center"/>
+          </w:tcPr>
+          <w:p>
+            <w:pPr>
+              <w:spacing w:lineRule="auto" w:line="276" w:before="0" w:after="0"/>
+              <w:ind w:firstLine="0"/>
+              <w:jc w:val="left"/>
+            </w:pPr>
+            <w:r/>
+            <w:r>
+              <w:rPr>
+                <w:rFonts w:ascii="Times New Roman" w:hAnsi="Times New Roman" w:cs="Times New Roman" w:eastAsia="Times New Roman"/>
+                <w:b w:val="0"/>
+                <w:i w:val="0"/>
+                <w:sz w:val="28"/>
+              </w:rPr>
+              <w:t>Пройден</w:t>
+            </w:r>
+          </w:p>
+        </w:tc>
+      </w:tr>
+      <w:tr>
+        <w:tc>
+          <w:tcPr>
+            <w:tcW w:type="dxa" w:w="567"/>
+            <w:vAlign w:val="center"/>
+          </w:tcPr>
+          <w:p>
+            <w:pPr>
+              <w:spacing w:lineRule="auto" w:line="276" w:before="0" w:after="0"/>
+              <w:ind w:firstLine="0"/>
+              <w:jc w:val="left"/>
+            </w:pPr>
+            <w:r/>
+            <w:r>
+              <w:rPr>
+                <w:rFonts w:ascii="Times New Roman" w:hAnsi="Times New Roman" w:cs="Times New Roman" w:eastAsia="Times New Roman"/>
+                <w:b w:val="0"/>
+                <w:i w:val="0"/>
+                <w:sz w:val="28"/>
+              </w:rPr>
+              <w:t>2</w:t>
+            </w:r>
+          </w:p>
+        </w:tc>
+        <w:tc>
+          <w:tcPr>
+            <w:tcW w:type="dxa" w:w="1417"/>
+            <w:vAlign w:val="center"/>
+          </w:tcPr>
+          <w:p>
+            <w:pPr>
+              <w:spacing w:lineRule="auto" w:line="276" w:before="0" w:after="0"/>
+              <w:ind w:firstLine="0"/>
+              <w:jc w:val="left"/>
+            </w:pPr>
+            <w:r/>
+            <w:r>
+              <w:rPr>
+                <w:rFonts w:ascii="Times New Roman" w:hAnsi="Times New Roman" w:cs="Times New Roman" w:eastAsia="Times New Roman"/>
+                <w:b w:val="0"/>
+                <w:i w:val="0"/>
+                <w:sz w:val="28"/>
+              </w:rPr>
+              <w:t>Позитивный</w:t>
+            </w:r>
+          </w:p>
+        </w:tc>
+        <w:tc>
+          <w:tcPr>
+            <w:tcW w:type="dxa" w:w="3118"/>
+            <w:vAlign w:val="center"/>
+          </w:tcPr>
+          <w:p>
+            <w:pPr>
+              <w:spacing w:lineRule="auto" w:line="276" w:before="0" w:after="0"/>
+              <w:ind w:firstLine="0"/>
+              <w:jc w:val="left"/>
+            </w:pPr>
+            <w:r/>
+            <w:r>
+              <w:rPr>
+                <w:rFonts w:ascii="Times New Roman" w:hAnsi="Times New Roman" w:cs="Times New Roman" w:eastAsia="Times New Roman"/>
+                <w:b w:val="0"/>
+                <w:i w:val="0"/>
+                <w:sz w:val="28"/>
+              </w:rPr>
+              <w:t>Корректно без необязательных</w:t>
+            </w:r>
+          </w:p>
+        </w:tc>
+        <w:tc>
+          <w:tcPr>
+            <w:tcW w:type="dxa" w:w="1134"/>
+            <w:vAlign w:val="center"/>
+          </w:tcPr>
+          <w:p>
+            <w:pPr>
+              <w:spacing w:lineRule="auto" w:line="276" w:before="0" w:after="0"/>
+              <w:ind w:firstLine="0"/>
+              <w:jc w:val="left"/>
+            </w:pPr>
+            <w:r/>
+            <w:r>
+              <w:rPr>
+                <w:rFonts w:ascii="Times New Roman" w:hAnsi="Times New Roman" w:cs="Times New Roman" w:eastAsia="Times New Roman"/>
+                <w:b w:val="0"/>
+                <w:i w:val="0"/>
+                <w:sz w:val="28"/>
+              </w:rPr>
+              <w:t>201</w:t>
+            </w:r>
+          </w:p>
+        </w:tc>
+        <w:tc>
+          <w:tcPr>
+            <w:tcW w:type="dxa" w:w="1701"/>
+            <w:vAlign w:val="center"/>
+          </w:tcPr>
+          <w:p>
+            <w:pPr>
+              <w:spacing w:lineRule="auto" w:line="276" w:before="0" w:after="0"/>
+              <w:ind w:firstLine="0"/>
+              <w:jc w:val="left"/>
+            </w:pPr>
+            <w:r/>
+            <w:r>
+              <w:rPr>
+                <w:rFonts w:ascii="Times New Roman" w:hAnsi="Times New Roman" w:cs="Times New Roman" w:eastAsia="Times New Roman"/>
+                <w:b w:val="0"/>
+                <w:i w:val="0"/>
+                <w:sz w:val="28"/>
+              </w:rPr>
+              <w:t>Пройден</w:t>
+            </w:r>
+          </w:p>
+        </w:tc>
+      </w:tr>
+      <w:tr>
+        <w:tc>
+          <w:tcPr>
+            <w:tcW w:type="dxa" w:w="567"/>
+            <w:vAlign w:val="center"/>
+          </w:tcPr>
+          <w:p>
+            <w:pPr>
+              <w:spacing w:lineRule="auto" w:line="276" w:before="0" w:after="0"/>
+              <w:ind w:firstLine="0"/>
+              <w:jc w:val="left"/>
+            </w:pPr>
+            <w:r/>
+            <w:r>
+              <w:rPr>
+                <w:rFonts w:ascii="Times New Roman" w:hAnsi="Times New Roman" w:cs="Times New Roman" w:eastAsia="Times New Roman"/>
+                <w:b w:val="0"/>
+                <w:i w:val="0"/>
+                <w:sz w:val="28"/>
+              </w:rPr>
+              <w:t>3</w:t>
+            </w:r>
+          </w:p>
+        </w:tc>
+        <w:tc>
+          <w:tcPr>
+            <w:tcW w:type="dxa" w:w="1417"/>
+            <w:vAlign w:val="center"/>
+          </w:tcPr>
+          <w:p>
+            <w:pPr>
+              <w:spacing w:lineRule="auto" w:line="276" w:before="0" w:after="0"/>
+              <w:ind w:firstLine="0"/>
+              <w:jc w:val="left"/>
+            </w:pPr>
+            <w:r/>
+            <w:r>
+              <w:rPr>
+                <w:rFonts w:ascii="Times New Roman" w:hAnsi="Times New Roman" w:cs="Times New Roman" w:eastAsia="Times New Roman"/>
+                <w:b w:val="0"/>
+                <w:i w:val="0"/>
+                <w:sz w:val="28"/>
+              </w:rPr>
+              <w:t>Негативный</w:t>
+            </w:r>
+          </w:p>
+        </w:tc>
+        <w:tc>
+          <w:tcPr>
+            <w:tcW w:type="dxa" w:w="3118"/>
+            <w:vAlign w:val="center"/>
+          </w:tcPr>
+          <w:p>
+            <w:pPr>
+              <w:spacing w:lineRule="auto" w:line="276" w:before="0" w:after="0"/>
+              <w:ind w:firstLine="0"/>
+              <w:jc w:val="left"/>
+            </w:pPr>
+            <w:r/>
+            <w:r>
+              <w:rPr>
+                <w:rFonts w:ascii="Times New Roman" w:hAnsi="Times New Roman" w:cs="Times New Roman" w:eastAsia="Times New Roman"/>
+                <w:b w:val="0"/>
+                <w:i w:val="0"/>
+                <w:sz w:val="28"/>
+              </w:rPr>
+              <w:t>Имя пустое</w:t>
+            </w:r>
+          </w:p>
+        </w:tc>
+        <w:tc>
+          <w:tcPr>
+            <w:tcW w:type="dxa" w:w="1134"/>
+            <w:vAlign w:val="center"/>
+          </w:tcPr>
+          <w:p>
+            <w:pPr>
+              <w:spacing w:lineRule="auto" w:line="276" w:before="0" w:after="0"/>
+              <w:ind w:firstLine="0"/>
+              <w:jc w:val="left"/>
+            </w:pPr>
+            <w:r/>
+            <w:r>
+              <w:rPr>
+                <w:rFonts w:ascii="Times New Roman" w:hAnsi="Times New Roman" w:cs="Times New Roman" w:eastAsia="Times New Roman"/>
+                <w:b w:val="0"/>
+                <w:i w:val="0"/>
+                <w:sz w:val="28"/>
+              </w:rPr>
+              <w:t>422</w:t>
+            </w:r>
+          </w:p>
+        </w:tc>
+        <w:tc>
+          <w:tcPr>
+            <w:tcW w:type="dxa" w:w="1701"/>
+            <w:vAlign w:val="center"/>
+          </w:tcPr>
+          <w:p>
+            <w:pPr>
+              <w:spacing w:lineRule="auto" w:line="276" w:before="0" w:after="0"/>
+              <w:ind w:firstLine="0"/>
+              <w:jc w:val="left"/>
+            </w:pPr>
+            <w:r/>
+            <w:r>
+              <w:rPr>
+                <w:rFonts w:ascii="Times New Roman" w:hAnsi="Times New Roman" w:cs="Times New Roman" w:eastAsia="Times New Roman"/>
+                <w:b w:val="0"/>
+                <w:i w:val="0"/>
+                <w:sz w:val="28"/>
+              </w:rPr>
+              <w:t>Пройден</w:t>
+            </w:r>
+          </w:p>
+        </w:tc>
+      </w:tr>
+      <w:tr>
+        <w:tc>
+          <w:tcPr>
+            <w:tcW w:type="dxa" w:w="567"/>
+            <w:vAlign w:val="center"/>
+          </w:tcPr>
+          <w:p>
+            <w:pPr>
+              <w:spacing w:lineRule="auto" w:line="276" w:before="0" w:after="0"/>
+              <w:ind w:firstLine="0"/>
+              <w:jc w:val="left"/>
+            </w:pPr>
+            <w:r/>
+            <w:r>
+              <w:rPr>
+                <w:rFonts w:ascii="Times New Roman" w:hAnsi="Times New Roman" w:cs="Times New Roman" w:eastAsia="Times New Roman"/>
+                <w:b w:val="0"/>
+                <w:i w:val="0"/>
+                <w:sz w:val="28"/>
+              </w:rPr>
+              <w:t>4</w:t>
+            </w:r>
+          </w:p>
+        </w:tc>
+        <w:tc>
+          <w:tcPr>
+            <w:tcW w:type="dxa" w:w="1417"/>
+            <w:vAlign w:val="center"/>
+          </w:tcPr>
+          <w:p>
+            <w:pPr>
+              <w:spacing w:lineRule="auto" w:line="276" w:before="0" w:after="0"/>
+              <w:ind w:firstLine="0"/>
+              <w:jc w:val="left"/>
+            </w:pPr>
+            <w:r/>
+            <w:r>
+              <w:rPr>
+                <w:rFonts w:ascii="Times New Roman" w:hAnsi="Times New Roman" w:cs="Times New Roman" w:eastAsia="Times New Roman"/>
+                <w:b w:val="0"/>
+                <w:i w:val="0"/>
+                <w:sz w:val="28"/>
+              </w:rPr>
+              <w:t>Негативный</w:t>
+            </w:r>
+          </w:p>
+        </w:tc>
+        <w:tc>
+          <w:tcPr>
+            <w:tcW w:type="dxa" w:w="3118"/>
+            <w:vAlign w:val="center"/>
+          </w:tcPr>
+          <w:p>
+            <w:pPr>
+              <w:spacing w:lineRule="auto" w:line="276" w:before="0" w:after="0"/>
+              <w:ind w:firstLine="0"/>
+              <w:jc w:val="left"/>
+            </w:pPr>
+            <w:r/>
+            <w:r>
+              <w:rPr>
+                <w:rFonts w:ascii="Times New Roman" w:hAnsi="Times New Roman" w:cs="Times New Roman" w:eastAsia="Times New Roman"/>
+                <w:b w:val="0"/>
+                <w:i w:val="0"/>
+                <w:sz w:val="28"/>
+              </w:rPr>
+              <w:t>Имя из 1 символа</w:t>
+            </w:r>
+          </w:p>
+        </w:tc>
+        <w:tc>
+          <w:tcPr>
+            <w:tcW w:type="dxa" w:w="1134"/>
+            <w:vAlign w:val="center"/>
+          </w:tcPr>
+          <w:p>
+            <w:pPr>
+              <w:spacing w:lineRule="auto" w:line="276" w:before="0" w:after="0"/>
+              <w:ind w:firstLine="0"/>
+              <w:jc w:val="left"/>
+            </w:pPr>
+            <w:r/>
+            <w:r>
+              <w:rPr>
+                <w:rFonts w:ascii="Times New Roman" w:hAnsi="Times New Roman" w:cs="Times New Roman" w:eastAsia="Times New Roman"/>
+                <w:b w:val="0"/>
+                <w:i w:val="0"/>
+                <w:sz w:val="28"/>
+              </w:rPr>
+              <w:t>422</w:t>
+            </w:r>
+          </w:p>
+        </w:tc>
+        <w:tc>
+          <w:tcPr>
+            <w:tcW w:type="dxa" w:w="1701"/>
+            <w:vAlign w:val="center"/>
+          </w:tcPr>
+          <w:p>
+            <w:pPr>
+              <w:spacing w:lineRule="auto" w:line="276" w:before="0" w:after="0"/>
+              <w:ind w:firstLine="0"/>
+              <w:jc w:val="left"/>
+            </w:pPr>
+            <w:r/>
+            <w:r>
+              <w:rPr>
+                <w:rFonts w:ascii="Times New Roman" w:hAnsi="Times New Roman" w:cs="Times New Roman" w:eastAsia="Times New Roman"/>
+                <w:b w:val="0"/>
+                <w:i w:val="0"/>
+                <w:sz w:val="28"/>
+              </w:rPr>
+              <w:t>Пройден</w:t>
+            </w:r>
+          </w:p>
+        </w:tc>
+      </w:tr>
+      <w:tr>
+        <w:tc>
+          <w:tcPr>
+            <w:tcW w:type="dxa" w:w="567"/>
+            <w:vAlign w:val="center"/>
+          </w:tcPr>
+          <w:p>
+            <w:pPr>
+              <w:spacing w:lineRule="auto" w:line="276" w:before="0" w:after="0"/>
+              <w:ind w:firstLine="0"/>
+              <w:jc w:val="left"/>
+            </w:pPr>
+            <w:r/>
+            <w:r>
+              <w:rPr>
+                <w:rFonts w:ascii="Times New Roman" w:hAnsi="Times New Roman" w:cs="Times New Roman" w:eastAsia="Times New Roman"/>
+                <w:b w:val="0"/>
+                <w:i w:val="0"/>
+                <w:sz w:val="28"/>
+              </w:rPr>
+              <w:t>5</w:t>
+            </w:r>
+          </w:p>
+        </w:tc>
+        <w:tc>
+          <w:tcPr>
+            <w:tcW w:type="dxa" w:w="1417"/>
+            <w:vAlign w:val="center"/>
+          </w:tcPr>
+          <w:p>
+            <w:pPr>
+              <w:spacing w:lineRule="auto" w:line="276" w:before="0" w:after="0"/>
+              <w:ind w:firstLine="0"/>
+              <w:jc w:val="left"/>
+            </w:pPr>
+            <w:r/>
+            <w:r>
+              <w:rPr>
+                <w:rFonts w:ascii="Times New Roman" w:hAnsi="Times New Roman" w:cs="Times New Roman" w:eastAsia="Times New Roman"/>
+                <w:b w:val="0"/>
+                <w:i w:val="0"/>
+                <w:sz w:val="28"/>
+              </w:rPr>
+              <w:t>Негативный</w:t>
+            </w:r>
+          </w:p>
+        </w:tc>
+        <w:tc>
+          <w:tcPr>
+            <w:tcW w:type="dxa" w:w="3118"/>
+            <w:vAlign w:val="center"/>
+          </w:tcPr>
+          <w:p>
+            <w:pPr>
+              <w:spacing w:lineRule="auto" w:line="276" w:before="0" w:after="0"/>
+              <w:ind w:firstLine="0"/>
+              <w:jc w:val="left"/>
+            </w:pPr>
+            <w:r/>
+            <w:r>
+              <w:rPr>
+                <w:rFonts w:ascii="Times New Roman" w:hAnsi="Times New Roman" w:cs="Times New Roman" w:eastAsia="Times New Roman"/>
+                <w:b w:val="0"/>
+                <w:i w:val="0"/>
+                <w:sz w:val="28"/>
+              </w:rPr>
+              <w:t>Телефон без +</w:t>
+            </w:r>
+          </w:p>
+        </w:tc>
+        <w:tc>
+          <w:tcPr>
+            <w:tcW w:type="dxa" w:w="1134"/>
+            <w:vAlign w:val="center"/>
+          </w:tcPr>
+          <w:p>
+            <w:pPr>
+              <w:spacing w:lineRule="auto" w:line="276" w:before="0" w:after="0"/>
+              <w:ind w:firstLine="0"/>
+              <w:jc w:val="left"/>
+            </w:pPr>
+            <w:r/>
+            <w:r>
+              <w:rPr>
+                <w:rFonts w:ascii="Times New Roman" w:hAnsi="Times New Roman" w:cs="Times New Roman" w:eastAsia="Times New Roman"/>
+                <w:b w:val="0"/>
+                <w:i w:val="0"/>
+                <w:sz w:val="28"/>
+              </w:rPr>
+              <w:t>422</w:t>
+            </w:r>
+          </w:p>
+        </w:tc>
+        <w:tc>
+          <w:tcPr>
+            <w:tcW w:type="dxa" w:w="1701"/>
+            <w:vAlign w:val="center"/>
+          </w:tcPr>
+          <w:p>
+            <w:pPr>
+              <w:spacing w:lineRule="auto" w:line="276" w:before="0" w:after="0"/>
+              <w:ind w:firstLine="0"/>
+              <w:jc w:val="left"/>
+            </w:pPr>
+            <w:r/>
+            <w:r>
+              <w:rPr>
+                <w:rFonts w:ascii="Times New Roman" w:hAnsi="Times New Roman" w:cs="Times New Roman" w:eastAsia="Times New Roman"/>
+                <w:b w:val="0"/>
+                <w:i w:val="0"/>
+                <w:sz w:val="28"/>
+              </w:rPr>
+              <w:t>Пройден</w:t>
+            </w:r>
+          </w:p>
+        </w:tc>
+      </w:tr>
+      <w:tr>
+        <w:tc>
+          <w:tcPr>
+            <w:tcW w:type="dxa" w:w="567"/>
+            <w:vAlign w:val="center"/>
+          </w:tcPr>
+          <w:p>
+            <w:pPr>
+              <w:spacing w:lineRule="auto" w:line="276" w:before="0" w:after="0"/>
+              <w:ind w:firstLine="0"/>
+              <w:jc w:val="left"/>
+            </w:pPr>
+            <w:r/>
+            <w:r>
+              <w:rPr>
+                <w:rFonts w:ascii="Times New Roman" w:hAnsi="Times New Roman" w:cs="Times New Roman" w:eastAsia="Times New Roman"/>
+                <w:b w:val="0"/>
+                <w:i w:val="0"/>
+                <w:sz w:val="28"/>
+              </w:rPr>
+              <w:t>6</w:t>
+            </w:r>
+          </w:p>
+        </w:tc>
+        <w:tc>
+          <w:tcPr>
+            <w:tcW w:type="dxa" w:w="1417"/>
+            <w:vAlign w:val="center"/>
+          </w:tcPr>
+          <w:p>
+            <w:pPr>
+              <w:spacing w:lineRule="auto" w:line="276" w:before="0" w:after="0"/>
+              <w:ind w:firstLine="0"/>
+              <w:jc w:val="left"/>
+            </w:pPr>
+            <w:r/>
+            <w:r>
+              <w:rPr>
+                <w:rFonts w:ascii="Times New Roman" w:hAnsi="Times New Roman" w:cs="Times New Roman" w:eastAsia="Times New Roman"/>
+                <w:b w:val="0"/>
+                <w:i w:val="0"/>
+                <w:sz w:val="28"/>
+              </w:rPr>
+              <w:t>Негативный</w:t>
+            </w:r>
+          </w:p>
+        </w:tc>
+        <w:tc>
+          <w:tcPr>
+            <w:tcW w:type="dxa" w:w="3118"/>
+            <w:vAlign w:val="center"/>
+          </w:tcPr>
+          <w:p>
+            <w:pPr>
+              <w:spacing w:lineRule="auto" w:line="276" w:before="0" w:after="0"/>
+              <w:ind w:firstLine="0"/>
+              <w:jc w:val="left"/>
+            </w:pPr>
+            <w:r/>
+            <w:r>
+              <w:rPr>
+                <w:rFonts w:ascii="Times New Roman" w:hAnsi="Times New Roman" w:cs="Times New Roman" w:eastAsia="Times New Roman"/>
+                <w:b w:val="0"/>
+                <w:i w:val="0"/>
+                <w:sz w:val="28"/>
+              </w:rPr>
+              <w:t>Телефон с буквами</w:t>
+            </w:r>
+          </w:p>
+        </w:tc>
+        <w:tc>
+          <w:tcPr>
+            <w:tcW w:type="dxa" w:w="1134"/>
+            <w:vAlign w:val="center"/>
+          </w:tcPr>
+          <w:p>
+            <w:pPr>
+              <w:spacing w:lineRule="auto" w:line="276" w:before="0" w:after="0"/>
+              <w:ind w:firstLine="0"/>
+              <w:jc w:val="left"/>
+            </w:pPr>
+            <w:r/>
+            <w:r>
+              <w:rPr>
+                <w:rFonts w:ascii="Times New Roman" w:hAnsi="Times New Roman" w:cs="Times New Roman" w:eastAsia="Times New Roman"/>
+                <w:b w:val="0"/>
+                <w:i w:val="0"/>
+                <w:sz w:val="28"/>
+              </w:rPr>
+              <w:t>422</w:t>
+            </w:r>
+          </w:p>
+        </w:tc>
+        <w:tc>
+          <w:tcPr>
+            <w:tcW w:type="dxa" w:w="1701"/>
+            <w:vAlign w:val="center"/>
+          </w:tcPr>
+          <w:p>
+            <w:pPr>
+              <w:spacing w:lineRule="auto" w:line="276" w:before="0" w:after="0"/>
+              <w:ind w:firstLine="0"/>
+              <w:jc w:val="left"/>
+            </w:pPr>
+            <w:r/>
+            <w:r>
+              <w:rPr>
+                <w:rFonts w:ascii="Times New Roman" w:hAnsi="Times New Roman" w:cs="Times New Roman" w:eastAsia="Times New Roman"/>
+                <w:b w:val="0"/>
+                <w:i w:val="0"/>
+                <w:sz w:val="28"/>
+              </w:rPr>
+              <w:t>Пройден</w:t>
+            </w:r>
+          </w:p>
+        </w:tc>
+      </w:tr>
+      <w:tr>
+        <w:tc>
+          <w:tcPr>
+            <w:tcW w:type="dxa" w:w="567"/>
+            <w:vAlign w:val="center"/>
+          </w:tcPr>
+          <w:p>
+            <w:pPr>
+              <w:spacing w:lineRule="auto" w:line="276" w:before="0" w:after="0"/>
+              <w:ind w:firstLine="0"/>
+              <w:jc w:val="left"/>
+            </w:pPr>
+            <w:r/>
+            <w:r>
+              <w:rPr>
+                <w:rFonts w:ascii="Times New Roman" w:hAnsi="Times New Roman" w:cs="Times New Roman" w:eastAsia="Times New Roman"/>
+                <w:b w:val="0"/>
+                <w:i w:val="0"/>
+                <w:sz w:val="28"/>
+              </w:rPr>
+              <w:t>7</w:t>
+            </w:r>
+          </w:p>
+        </w:tc>
+        <w:tc>
+          <w:tcPr>
+            <w:tcW w:type="dxa" w:w="1417"/>
+            <w:vAlign w:val="center"/>
+          </w:tcPr>
+          <w:p>
+            <w:pPr>
+              <w:spacing w:lineRule="auto" w:line="276" w:before="0" w:after="0"/>
+              <w:ind w:firstLine="0"/>
+              <w:jc w:val="left"/>
+            </w:pPr>
+            <w:r/>
+            <w:r>
+              <w:rPr>
+                <w:rFonts w:ascii="Times New Roman" w:hAnsi="Times New Roman" w:cs="Times New Roman" w:eastAsia="Times New Roman"/>
+                <w:b w:val="0"/>
+                <w:i w:val="0"/>
+                <w:sz w:val="28"/>
+              </w:rPr>
+              <w:t>Негативный</w:t>
+            </w:r>
+          </w:p>
+        </w:tc>
+        <w:tc>
+          <w:tcPr>
+            <w:tcW w:type="dxa" w:w="3118"/>
+            <w:vAlign w:val="center"/>
+          </w:tcPr>
+          <w:p>
+            <w:pPr>
+              <w:spacing w:lineRule="auto" w:line="276" w:before="0" w:after="0"/>
+              <w:ind w:firstLine="0"/>
+              <w:jc w:val="left"/>
+            </w:pPr>
+            <w:r/>
+            <w:r>
+              <w:rPr>
+                <w:rFonts w:ascii="Times New Roman" w:hAnsi="Times New Roman" w:cs="Times New Roman" w:eastAsia="Times New Roman"/>
+                <w:b w:val="0"/>
+                <w:i w:val="0"/>
+                <w:sz w:val="28"/>
+              </w:rPr>
+              <w:t>Email без @</w:t>
+            </w:r>
+          </w:p>
+        </w:tc>
+        <w:tc>
+          <w:tcPr>
+            <w:tcW w:type="dxa" w:w="1134"/>
+            <w:vAlign w:val="center"/>
+          </w:tcPr>
+          <w:p>
+            <w:pPr>
+              <w:spacing w:lineRule="auto" w:line="276" w:before="0" w:after="0"/>
+              <w:ind w:firstLine="0"/>
+              <w:jc w:val="left"/>
+            </w:pPr>
+            <w:r/>
+            <w:r>
+              <w:rPr>
+                <w:rFonts w:ascii="Times New Roman" w:hAnsi="Times New Roman" w:cs="Times New Roman" w:eastAsia="Times New Roman"/>
+                <w:b w:val="0"/>
+                <w:i w:val="0"/>
+                <w:sz w:val="28"/>
+              </w:rPr>
+              <w:t>422</w:t>
+            </w:r>
+          </w:p>
+        </w:tc>
+        <w:tc>
+          <w:tcPr>
+            <w:tcW w:type="dxa" w:w="1701"/>
+            <w:vAlign w:val="center"/>
+          </w:tcPr>
+          <w:p>
+            <w:pPr>
+              <w:spacing w:lineRule="auto" w:line="276" w:before="0" w:after="0"/>
+              <w:ind w:firstLine="0"/>
+              <w:jc w:val="left"/>
+            </w:pPr>
+            <w:r/>
+            <w:r>
+              <w:rPr>
+                <w:rFonts w:ascii="Times New Roman" w:hAnsi="Times New Roman" w:cs="Times New Roman" w:eastAsia="Times New Roman"/>
+                <w:b w:val="0"/>
+                <w:i w:val="0"/>
+                <w:sz w:val="28"/>
+              </w:rPr>
+              <w:t>Пройден</w:t>
+            </w:r>
+          </w:p>
+        </w:tc>
+      </w:tr>
+      <w:tr>
+        <w:tc>
+          <w:tcPr>
+            <w:tcW w:type="dxa" w:w="567"/>
+            <w:vAlign w:val="center"/>
+          </w:tcPr>
+          <w:p>
+            <w:pPr>
+              <w:spacing w:lineRule="auto" w:line="276" w:before="0" w:after="0"/>
+              <w:ind w:firstLine="0"/>
+              <w:jc w:val="left"/>
+            </w:pPr>
+            <w:r/>
+            <w:r>
+              <w:rPr>
+                <w:rFonts w:ascii="Times New Roman" w:hAnsi="Times New Roman" w:cs="Times New Roman" w:eastAsia="Times New Roman"/>
+                <w:b w:val="0"/>
+                <w:i w:val="0"/>
+                <w:sz w:val="28"/>
+              </w:rPr>
+              <w:t>8</w:t>
+            </w:r>
+          </w:p>
+        </w:tc>
+        <w:tc>
+          <w:tcPr>
+            <w:tcW w:type="dxa" w:w="1417"/>
+            <w:vAlign w:val="center"/>
+          </w:tcPr>
+          <w:p>
+            <w:pPr>
+              <w:spacing w:lineRule="auto" w:line="276" w:before="0" w:after="0"/>
+              <w:ind w:firstLine="0"/>
+              <w:jc w:val="left"/>
+            </w:pPr>
+            <w:r/>
+            <w:r>
+              <w:rPr>
+                <w:rFonts w:ascii="Times New Roman" w:hAnsi="Times New Roman" w:cs="Times New Roman" w:eastAsia="Times New Roman"/>
+                <w:b w:val="0"/>
+                <w:i w:val="0"/>
+                <w:sz w:val="28"/>
+              </w:rPr>
+              <w:t>Негативный</w:t>
+            </w:r>
+          </w:p>
+        </w:tc>
+        <w:tc>
+          <w:tcPr>
+            <w:tcW w:type="dxa" w:w="3118"/>
+            <w:vAlign w:val="center"/>
+          </w:tcPr>
+          <w:p>
+            <w:pPr>
+              <w:spacing w:lineRule="auto" w:line="276" w:before="0" w:after="0"/>
+              <w:ind w:firstLine="0"/>
+              <w:jc w:val="left"/>
+            </w:pPr>
+            <w:r/>
+            <w:r>
+              <w:rPr>
+                <w:rFonts w:ascii="Times New Roman" w:hAnsi="Times New Roman" w:cs="Times New Roman" w:eastAsia="Times New Roman"/>
+                <w:b w:val="0"/>
+                <w:i w:val="0"/>
+                <w:sz w:val="28"/>
+              </w:rPr>
+              <w:t>Email без точки</w:t>
+            </w:r>
+          </w:p>
+        </w:tc>
+        <w:tc>
+          <w:tcPr>
+            <w:tcW w:type="dxa" w:w="1134"/>
+            <w:vAlign w:val="center"/>
+          </w:tcPr>
+          <w:p>
+            <w:pPr>
+              <w:spacing w:lineRule="auto" w:line="276" w:before="0" w:after="0"/>
+              <w:ind w:firstLine="0"/>
+              <w:jc w:val="left"/>
+            </w:pPr>
+            <w:r/>
+            <w:r>
+              <w:rPr>
+                <w:rFonts w:ascii="Times New Roman" w:hAnsi="Times New Roman" w:cs="Times New Roman" w:eastAsia="Times New Roman"/>
+                <w:b w:val="0"/>
+                <w:i w:val="0"/>
+                <w:sz w:val="28"/>
+              </w:rPr>
+              <w:t>422</w:t>
+            </w:r>
+          </w:p>
+        </w:tc>
+        <w:tc>
+          <w:tcPr>
+            <w:tcW w:type="dxa" w:w="1701"/>
+            <w:vAlign w:val="center"/>
+          </w:tcPr>
+          <w:p>
+            <w:pPr>
+              <w:spacing w:lineRule="auto" w:line="276" w:before="0" w:after="0"/>
+              <w:ind w:firstLine="0"/>
+              <w:jc w:val="left"/>
+            </w:pPr>
+            <w:r/>
+            <w:r>
+              <w:rPr>
+                <w:rFonts w:ascii="Times New Roman" w:hAnsi="Times New Roman" w:cs="Times New Roman" w:eastAsia="Times New Roman"/>
+                <w:b w:val="0"/>
+                <w:i w:val="0"/>
+                <w:sz w:val="28"/>
+              </w:rPr>
+              <w:t>Пройден</w:t>
+            </w:r>
+          </w:p>
+        </w:tc>
+      </w:tr>
+      <w:tr>
+        <w:tc>
+          <w:tcPr>
+            <w:tcW w:type="dxa" w:w="567"/>
+            <w:vAlign w:val="center"/>
+          </w:tcPr>
+          <w:p>
+            <w:pPr>
+              <w:spacing w:lineRule="auto" w:line="276" w:before="0" w:after="0"/>
+              <w:ind w:firstLine="0"/>
+              <w:jc w:val="left"/>
+            </w:pPr>
+            <w:r/>
+            <w:r>
+              <w:rPr>
+                <w:rFonts w:ascii="Times New Roman" w:hAnsi="Times New Roman" w:cs="Times New Roman" w:eastAsia="Times New Roman"/>
+                <w:b w:val="0"/>
+                <w:i w:val="0"/>
+                <w:sz w:val="28"/>
+              </w:rPr>
+              <w:t>9</w:t>
+            </w:r>
+          </w:p>
+        </w:tc>
+        <w:tc>
+          <w:tcPr>
+            <w:tcW w:type="dxa" w:w="1417"/>
+            <w:vAlign w:val="center"/>
+          </w:tcPr>
+          <w:p>
+            <w:pPr>
+              <w:spacing w:lineRule="auto" w:line="276" w:before="0" w:after="0"/>
+              <w:ind w:firstLine="0"/>
+              <w:jc w:val="left"/>
+            </w:pPr>
+            <w:r/>
+            <w:r>
+              <w:rPr>
+                <w:rFonts w:ascii="Times New Roman" w:hAnsi="Times New Roman" w:cs="Times New Roman" w:eastAsia="Times New Roman"/>
+                <w:b w:val="0"/>
+                <w:i w:val="0"/>
+                <w:sz w:val="28"/>
+              </w:rPr>
+              <w:t>Негативный</w:t>
+            </w:r>
+          </w:p>
+        </w:tc>
+        <w:tc>
+          <w:tcPr>
+            <w:tcW w:type="dxa" w:w="3118"/>
+            <w:vAlign w:val="center"/>
+          </w:tcPr>
+          <w:p>
+            <w:pPr>
+              <w:spacing w:lineRule="auto" w:line="276" w:before="0" w:after="0"/>
+              <w:ind w:firstLine="0"/>
+              <w:jc w:val="left"/>
+            </w:pPr>
+            <w:r/>
+            <w:r>
+              <w:rPr>
+                <w:rFonts w:ascii="Times New Roman" w:hAnsi="Times New Roman" w:cs="Times New Roman" w:eastAsia="Times New Roman"/>
+                <w:b w:val="0"/>
+                <w:i w:val="0"/>
+                <w:sz w:val="28"/>
+              </w:rPr>
+              <w:t>course_id = 999</w:t>
+            </w:r>
+          </w:p>
+        </w:tc>
+        <w:tc>
+          <w:tcPr>
+            <w:tcW w:type="dxa" w:w="1134"/>
+            <w:vAlign w:val="center"/>
+          </w:tcPr>
+          <w:p>
+            <w:pPr>
+              <w:spacing w:lineRule="auto" w:line="276" w:before="0" w:after="0"/>
+              <w:ind w:firstLine="0"/>
+              <w:jc w:val="left"/>
+            </w:pPr>
+            <w:r/>
+            <w:r>
+              <w:rPr>
+                <w:rFonts w:ascii="Times New Roman" w:hAnsi="Times New Roman" w:cs="Times New Roman" w:eastAsia="Times New Roman"/>
+                <w:b w:val="0"/>
+                <w:i w:val="0"/>
+                <w:sz w:val="28"/>
+              </w:rPr>
+              <w:t>400</w:t>
+            </w:r>
+          </w:p>
+        </w:tc>
+        <w:tc>
+          <w:tcPr>
+            <w:tcW w:type="dxa" w:w="1701"/>
+            <w:vAlign w:val="center"/>
+          </w:tcPr>
+          <w:p>
+            <w:pPr>
+              <w:spacing w:lineRule="auto" w:line="276" w:before="0" w:after="0"/>
+              <w:ind w:firstLine="0"/>
+              <w:jc w:val="left"/>
+            </w:pPr>
+            <w:r/>
+            <w:r>
+              <w:rPr>
+                <w:rFonts w:ascii="Times New Roman" w:hAnsi="Times New Roman" w:cs="Times New Roman" w:eastAsia="Times New Roman"/>
+                <w:b w:val="0"/>
+                <w:i w:val="0"/>
+                <w:sz w:val="28"/>
+              </w:rPr>
+              <w:t>Пройден</w:t>
+            </w:r>
+          </w:p>
+        </w:tc>
+      </w:tr>
+      <w:tr>
+        <w:tc>
+          <w:tcPr>
+            <w:tcW w:type="dxa" w:w="567"/>
+            <w:vAlign w:val="center"/>
+          </w:tcPr>
+          <w:p>
+            <w:pPr>
+              <w:spacing w:lineRule="auto" w:line="276" w:before="0" w:after="0"/>
+              <w:ind w:firstLine="0"/>
+              <w:jc w:val="left"/>
+            </w:pPr>
+            <w:r/>
+            <w:r>
+              <w:rPr>
+                <w:rFonts w:ascii="Times New Roman" w:hAnsi="Times New Roman" w:cs="Times New Roman" w:eastAsia="Times New Roman"/>
+                <w:b w:val="0"/>
+                <w:i w:val="0"/>
+                <w:sz w:val="28"/>
+              </w:rPr>
+              <w:t>10</w:t>
+            </w:r>
+          </w:p>
+        </w:tc>
+        <w:tc>
+          <w:tcPr>
+            <w:tcW w:type="dxa" w:w="1417"/>
+            <w:vAlign w:val="center"/>
+          </w:tcPr>
+          <w:p>
+            <w:pPr>
+              <w:spacing w:lineRule="auto" w:line="276" w:before="0" w:after="0"/>
+              <w:ind w:firstLine="0"/>
+              <w:jc w:val="left"/>
+            </w:pPr>
+            <w:r/>
+            <w:r>
+              <w:rPr>
+                <w:rFonts w:ascii="Times New Roman" w:hAnsi="Times New Roman" w:cs="Times New Roman" w:eastAsia="Times New Roman"/>
+                <w:b w:val="0"/>
+                <w:i w:val="0"/>
+                <w:sz w:val="28"/>
+              </w:rPr>
+              <w:t>Граничный</w:t>
+            </w:r>
+          </w:p>
+        </w:tc>
+        <w:tc>
+          <w:tcPr>
+            <w:tcW w:type="dxa" w:w="3118"/>
+            <w:vAlign w:val="center"/>
+          </w:tcPr>
+          <w:p>
+            <w:pPr>
+              <w:spacing w:lineRule="auto" w:line="276" w:before="0" w:after="0"/>
+              <w:ind w:firstLine="0"/>
+              <w:jc w:val="left"/>
+            </w:pPr>
+            <w:r/>
+            <w:r>
+              <w:rPr>
+                <w:rFonts w:ascii="Times New Roman" w:hAnsi="Times New Roman" w:cs="Times New Roman" w:eastAsia="Times New Roman"/>
+                <w:b w:val="0"/>
+                <w:i w:val="0"/>
+                <w:sz w:val="28"/>
+              </w:rPr>
+              <w:t>Имя ровно 2 символа</w:t>
+            </w:r>
+          </w:p>
+        </w:tc>
+        <w:tc>
+          <w:tcPr>
+            <w:tcW w:type="dxa" w:w="1134"/>
+            <w:vAlign w:val="center"/>
+          </w:tcPr>
+          <w:p>
+            <w:pPr>
+              <w:spacing w:lineRule="auto" w:line="276" w:before="0" w:after="0"/>
+              <w:ind w:firstLine="0"/>
+              <w:jc w:val="left"/>
+            </w:pPr>
+            <w:r/>
+            <w:r>
+              <w:rPr>
+                <w:rFonts w:ascii="Times New Roman" w:hAnsi="Times New Roman" w:cs="Times New Roman" w:eastAsia="Times New Roman"/>
+                <w:b w:val="0"/>
+                <w:i w:val="0"/>
+                <w:sz w:val="28"/>
+              </w:rPr>
+              <w:t>201</w:t>
+            </w:r>
+          </w:p>
+        </w:tc>
+        <w:tc>
+          <w:tcPr>
+            <w:tcW w:type="dxa" w:w="1701"/>
+            <w:vAlign w:val="center"/>
+          </w:tcPr>
+          <w:p>
+            <w:pPr>
+              <w:spacing w:lineRule="auto" w:line="276" w:before="0" w:after="0"/>
+              <w:ind w:firstLine="0"/>
+              <w:jc w:val="left"/>
+            </w:pPr>
+            <w:r/>
+            <w:r>
+              <w:rPr>
+                <w:rFonts w:ascii="Times New Roman" w:hAnsi="Times New Roman" w:cs="Times New Roman" w:eastAsia="Times New Roman"/>
+                <w:b w:val="0"/>
+                <w:i w:val="0"/>
+                <w:sz w:val="28"/>
+              </w:rPr>
+              <w:t>Пройден</w:t>
+            </w:r>
+          </w:p>
+        </w:tc>
+      </w:tr>
+      <w:tr>
+        <w:tc>
+          <w:tcPr>
+            <w:tcW w:type="dxa" w:w="567"/>
+            <w:vAlign w:val="center"/>
+          </w:tcPr>
+          <w:p>
+            <w:pPr>
+              <w:spacing w:lineRule="auto" w:line="276" w:before="0" w:after="0"/>
+              <w:ind w:firstLine="0"/>
+              <w:jc w:val="left"/>
+            </w:pPr>
+            <w:r/>
+            <w:r>
+              <w:rPr>
+                <w:rFonts w:ascii="Times New Roman" w:hAnsi="Times New Roman" w:cs="Times New Roman" w:eastAsia="Times New Roman"/>
+                <w:b w:val="0"/>
+                <w:i w:val="0"/>
+                <w:sz w:val="28"/>
+              </w:rPr>
+              <w:t>11</w:t>
+            </w:r>
+          </w:p>
+        </w:tc>
+        <w:tc>
+          <w:tcPr>
+            <w:tcW w:type="dxa" w:w="1417"/>
+            <w:vAlign w:val="center"/>
+          </w:tcPr>
+          <w:p>
+            <w:pPr>
+              <w:spacing w:lineRule="auto" w:line="276" w:before="0" w:after="0"/>
+              <w:ind w:firstLine="0"/>
+              <w:jc w:val="left"/>
+            </w:pPr>
+            <w:r/>
+            <w:r>
+              <w:rPr>
+                <w:rFonts w:ascii="Times New Roman" w:hAnsi="Times New Roman" w:cs="Times New Roman" w:eastAsia="Times New Roman"/>
+                <w:b w:val="0"/>
+                <w:i w:val="0"/>
+                <w:sz w:val="28"/>
+              </w:rPr>
+              <w:t>Граничный</w:t>
+            </w:r>
+          </w:p>
+        </w:tc>
+        <w:tc>
+          <w:tcPr>
+            <w:tcW w:type="dxa" w:w="3118"/>
+            <w:vAlign w:val="center"/>
+          </w:tcPr>
+          <w:p>
+            <w:pPr>
+              <w:spacing w:lineRule="auto" w:line="276" w:before="0" w:after="0"/>
+              <w:ind w:firstLine="0"/>
+              <w:jc w:val="left"/>
+            </w:pPr>
+            <w:r/>
+            <w:r>
+              <w:rPr>
+                <w:rFonts w:ascii="Times New Roman" w:hAnsi="Times New Roman" w:cs="Times New Roman" w:eastAsia="Times New Roman"/>
+                <w:b w:val="0"/>
+                <w:i w:val="0"/>
+                <w:sz w:val="28"/>
+              </w:rPr>
+              <w:t>Телефон ровно 10 символов</w:t>
+            </w:r>
+          </w:p>
+        </w:tc>
+        <w:tc>
+          <w:tcPr>
+            <w:tcW w:type="dxa" w:w="1134"/>
+            <w:vAlign w:val="center"/>
+          </w:tcPr>
+          <w:p>
+            <w:pPr>
+              <w:spacing w:lineRule="auto" w:line="276" w:before="0" w:after="0"/>
+              <w:ind w:firstLine="0"/>
+              <w:jc w:val="left"/>
+            </w:pPr>
+            <w:r/>
+            <w:r>
+              <w:rPr>
+                <w:rFonts w:ascii="Times New Roman" w:hAnsi="Times New Roman" w:cs="Times New Roman" w:eastAsia="Times New Roman"/>
+                <w:b w:val="0"/>
+                <w:i w:val="0"/>
+                <w:sz w:val="28"/>
+              </w:rPr>
+              <w:t>201</w:t>
+            </w:r>
+          </w:p>
+        </w:tc>
+        <w:tc>
+          <w:tcPr>
+            <w:tcW w:type="dxa" w:w="1701"/>
+            <w:vAlign w:val="center"/>
+          </w:tcPr>
+          <w:p>
+            <w:pPr>
+              <w:spacing w:lineRule="auto" w:line="276" w:before="0" w:after="0"/>
+              <w:ind w:firstLine="0"/>
+              <w:jc w:val="left"/>
+            </w:pPr>
+            <w:r/>
+            <w:r>
+              <w:rPr>
+                <w:rFonts w:ascii="Times New Roman" w:hAnsi="Times New Roman" w:cs="Times New Roman" w:eastAsia="Times New Roman"/>
+                <w:b w:val="0"/>
+                <w:i w:val="0"/>
+                <w:sz w:val="28"/>
+              </w:rPr>
+              <w:t>Пройден</w:t>
+            </w:r>
+          </w:p>
+        </w:tc>
+      </w:tr>
+      <w:tr>
+        <w:tc>
+          <w:tcPr>
+            <w:tcW w:type="dxa" w:w="567"/>
+            <w:vAlign w:val="center"/>
+          </w:tcPr>
+          <w:p>
+            <w:pPr>
+              <w:spacing w:lineRule="auto" w:line="276" w:before="0" w:after="0"/>
+              <w:ind w:firstLine="0"/>
+              <w:jc w:val="left"/>
+            </w:pPr>
+            <w:r/>
+            <w:r>
+              <w:rPr>
+                <w:rFonts w:ascii="Times New Roman" w:hAnsi="Times New Roman" w:cs="Times New Roman" w:eastAsia="Times New Roman"/>
+                <w:b w:val="0"/>
+                <w:i w:val="0"/>
+                <w:sz w:val="28"/>
+              </w:rPr>
+              <w:t>12</w:t>
+            </w:r>
+          </w:p>
+        </w:tc>
+        <w:tc>
+          <w:tcPr>
+            <w:tcW w:type="dxa" w:w="1417"/>
+            <w:vAlign w:val="center"/>
+          </w:tcPr>
+          <w:p>
+            <w:pPr>
+              <w:spacing w:lineRule="auto" w:line="276" w:before="0" w:after="0"/>
+              <w:ind w:firstLine="0"/>
+              <w:jc w:val="left"/>
+            </w:pPr>
+            <w:r/>
+            <w:r>
+              <w:rPr>
+                <w:rFonts w:ascii="Times New Roman" w:hAnsi="Times New Roman" w:cs="Times New Roman" w:eastAsia="Times New Roman"/>
+                <w:b w:val="0"/>
+                <w:i w:val="0"/>
+                <w:sz w:val="28"/>
+              </w:rPr>
+              <w:t>Граничный</w:t>
+            </w:r>
+          </w:p>
+        </w:tc>
+        <w:tc>
+          <w:tcPr>
+            <w:tcW w:type="dxa" w:w="3118"/>
+            <w:vAlign w:val="center"/>
+          </w:tcPr>
+          <w:p>
+            <w:pPr>
+              <w:spacing w:lineRule="auto" w:line="276" w:before="0" w:after="0"/>
+              <w:ind w:firstLine="0"/>
+              <w:jc w:val="left"/>
+            </w:pPr>
+            <w:r/>
+            <w:r>
+              <w:rPr>
+                <w:rFonts w:ascii="Times New Roman" w:hAnsi="Times New Roman" w:cs="Times New Roman" w:eastAsia="Times New Roman"/>
+                <w:b w:val="0"/>
+                <w:i w:val="0"/>
+                <w:sz w:val="28"/>
+              </w:rPr>
+              <w:t>Сообщение ровно 2000 символов</w:t>
+            </w:r>
+          </w:p>
+        </w:tc>
+        <w:tc>
+          <w:tcPr>
+            <w:tcW w:type="dxa" w:w="1134"/>
+            <w:vAlign w:val="center"/>
+          </w:tcPr>
+          <w:p>
+            <w:pPr>
+              <w:spacing w:lineRule="auto" w:line="276" w:before="0" w:after="0"/>
+              <w:ind w:firstLine="0"/>
+              <w:jc w:val="left"/>
+            </w:pPr>
+            <w:r/>
+            <w:r>
+              <w:rPr>
+                <w:rFonts w:ascii="Times New Roman" w:hAnsi="Times New Roman" w:cs="Times New Roman" w:eastAsia="Times New Roman"/>
+                <w:b w:val="0"/>
+                <w:i w:val="0"/>
+                <w:sz w:val="28"/>
+              </w:rPr>
+              <w:t>201</w:t>
+            </w:r>
+          </w:p>
+        </w:tc>
+        <w:tc>
+          <w:tcPr>
+            <w:tcW w:type="dxa" w:w="1701"/>
+            <w:vAlign w:val="center"/>
+          </w:tcPr>
+          <w:p>
+            <w:pPr>
+              <w:spacing w:lineRule="auto" w:line="276" w:before="0" w:after="0"/>
+              <w:ind w:firstLine="0"/>
+              <w:jc w:val="left"/>
+            </w:pPr>
+            <w:r/>
+            <w:r>
+              <w:rPr>
+                <w:rFonts w:ascii="Times New Roman" w:hAnsi="Times New Roman" w:cs="Times New Roman" w:eastAsia="Times New Roman"/>
+                <w:b w:val="0"/>
+                <w:i w:val="0"/>
+                <w:sz w:val="28"/>
+              </w:rPr>
+              <w:t>Пройден</w:t>
+            </w:r>
+          </w:p>
+        </w:tc>
+      </w:tr>
+      <w:tr>
+        <w:tc>
+          <w:tcPr>
+            <w:tcW w:type="dxa" w:w="567"/>
+            <w:vAlign w:val="center"/>
+          </w:tcPr>
+          <w:p>
+            <w:pPr>
+              <w:spacing w:lineRule="auto" w:line="276" w:before="0" w:after="0"/>
+              <w:ind w:firstLine="0"/>
+              <w:jc w:val="left"/>
+            </w:pPr>
+            <w:r/>
+            <w:r>
+              <w:rPr>
+                <w:rFonts w:ascii="Times New Roman" w:hAnsi="Times New Roman" w:cs="Times New Roman" w:eastAsia="Times New Roman"/>
+                <w:b w:val="0"/>
+                <w:i w:val="0"/>
+                <w:sz w:val="28"/>
+              </w:rPr>
+              <w:t>13</w:t>
+            </w:r>
+          </w:p>
+        </w:tc>
+        <w:tc>
+          <w:tcPr>
+            <w:tcW w:type="dxa" w:w="1417"/>
+            <w:vAlign w:val="center"/>
+          </w:tcPr>
+          <w:p>
+            <w:pPr>
+              <w:spacing w:lineRule="auto" w:line="276" w:before="0" w:after="0"/>
+              <w:ind w:firstLine="0"/>
+              <w:jc w:val="left"/>
+            </w:pPr>
+            <w:r/>
+            <w:r>
+              <w:rPr>
+                <w:rFonts w:ascii="Times New Roman" w:hAnsi="Times New Roman" w:cs="Times New Roman" w:eastAsia="Times New Roman"/>
+                <w:b w:val="0"/>
+                <w:i w:val="0"/>
+                <w:sz w:val="28"/>
+              </w:rPr>
+              <w:t>Граничный</w:t>
+            </w:r>
+          </w:p>
+        </w:tc>
+        <w:tc>
+          <w:tcPr>
+            <w:tcW w:type="dxa" w:w="3118"/>
+            <w:vAlign w:val="center"/>
+          </w:tcPr>
+          <w:p>
+            <w:pPr>
+              <w:spacing w:lineRule="auto" w:line="276" w:before="0" w:after="0"/>
+              <w:ind w:firstLine="0"/>
+              <w:jc w:val="left"/>
+            </w:pPr>
+            <w:r/>
+            <w:r>
+              <w:rPr>
+                <w:rFonts w:ascii="Times New Roman" w:hAnsi="Times New Roman" w:cs="Times New Roman" w:eastAsia="Times New Roman"/>
+                <w:b w:val="0"/>
+                <w:i w:val="0"/>
+                <w:sz w:val="28"/>
+              </w:rPr>
+              <w:t>Сообщение 2001 символ</w:t>
+            </w:r>
+          </w:p>
+        </w:tc>
+        <w:tc>
+          <w:tcPr>
+            <w:tcW w:type="dxa" w:w="1134"/>
+            <w:vAlign w:val="center"/>
+          </w:tcPr>
+          <w:p>
+            <w:pPr>
+              <w:spacing w:lineRule="auto" w:line="276" w:before="0" w:after="0"/>
+              <w:ind w:firstLine="0"/>
+              <w:jc w:val="left"/>
+            </w:pPr>
+            <w:r/>
+            <w:r>
+              <w:rPr>
+                <w:rFonts w:ascii="Times New Roman" w:hAnsi="Times New Roman" w:cs="Times New Roman" w:eastAsia="Times New Roman"/>
+                <w:b w:val="0"/>
+                <w:i w:val="0"/>
+                <w:sz w:val="28"/>
+              </w:rPr>
+              <w:t>422</w:t>
+            </w:r>
+          </w:p>
+        </w:tc>
+        <w:tc>
+          <w:tcPr>
+            <w:tcW w:type="dxa" w:w="1701"/>
+            <w:vAlign w:val="center"/>
+          </w:tcPr>
+          <w:p>
+            <w:pPr>
+              <w:spacing w:lineRule="auto" w:line="276" w:before="0" w:after="0"/>
+              <w:ind w:firstLine="0"/>
+              <w:jc w:val="left"/>
+            </w:pPr>
+            <w:r/>
+            <w:r>
+              <w:rPr>
+                <w:rFonts w:ascii="Times New Roman" w:hAnsi="Times New Roman" w:cs="Times New Roman" w:eastAsia="Times New Roman"/>
+                <w:b w:val="0"/>
+                <w:i w:val="0"/>
+                <w:sz w:val="28"/>
+              </w:rPr>
+              <w:t>Пройден</w:t>
+            </w:r>
+          </w:p>
+        </w:tc>
+      </w:tr>
+    </w:tbl>
+    <w:p>
+      <w:pPr>
+        <w:spacing w:lineRule="auto" w:line="360" w:before="0" w:after="120"/>
+        <w:ind w:firstLine="0"/>
+        <w:jc w:val="both"/>
+      </w:pPr>
+    </w:p>
+    <w:p>
+      <w:pPr>
+        <w:spacing w:lineRule="auto" w:line="360" w:before="0" w:after="240"/>
+        <w:ind w:firstLine="0"/>
+        <w:jc w:val="center"/>
+      </w:pPr>
+      <w:r>
+        <w:rPr>
+          <w:rFonts w:ascii="Times New Roman" w:hAnsi="Times New Roman" w:cs="Times New Roman" w:eastAsia="Times New Roman"/>
+          <w:b w:val="0"/>
+          <w:i w:val="0"/>
+          <w:sz w:val="28"/>
+        </w:rPr>
+        <w:t>Таблица 4.2 — Сценарии тестирования валидации формы</w:t>
+      </w:r>
+    </w:p>
+    <w:p>
+      <w:pPr>
+        <w:spacing w:lineRule="auto" w:line="360" w:before="240" w:after="160"/>
+        <w:ind w:firstLine="0"/>
+        <w:jc w:val="left"/>
+      </w:pPr>
+      <w:r>
+        <w:rPr>
+          <w:rFonts w:ascii="Times New Roman" w:hAnsi="Times New Roman" w:cs="Times New Roman" w:eastAsia="Times New Roman"/>
+          <w:b/>
+          <w:i w:val="0"/>
+          <w:sz w:val="28"/>
+        </w:rPr>
+        <w:t>4.4. Тестирование валидации и антиспам-механизмов</w:t>
       </w:r>
     </w:p>
     <w:p>
@@ -6295,6 +11162,54 @@
     </w:p>
     <w:p>
       <w:pPr>
+        <w:spacing w:lineRule="auto" w:line="360" w:before="0" w:after="0"/>
+        <w:ind w:firstLine="709"/>
+        <w:jc w:val="both"/>
+      </w:pPr>
+      <w:r>
+        <w:rPr>
+          <w:rFonts w:ascii="Times New Roman" w:hAnsi="Times New Roman" w:cs="Times New Roman" w:eastAsia="Times New Roman"/>
+          <w:b w:val="0"/>
+          <w:i w:val="0"/>
+          <w:sz w:val="28"/>
+        </w:rPr>
+        <w:t>Дополнительно проведено моделирование атак каждого из выделенных в разделе 2.8 классов ботов. Для имитации script kiddies подготовлен скрипт на bash, отправляющий POST-запрос с заполненным полем website (значение 'http://promo.example.com') и остальными корректными полями; сервер ожидаемо возвращает HTTP 400 с пометкой об обнаружении honeypot. Для имитации более продвинутых ботов подготовлен скрипт, отправляющий два последовательных запроса с одного email с интервалом в пять секунд; первый запрос успешно сохраняется, второй блокируется триггером БД с кодом 429.</w:t>
+      </w:r>
+    </w:p>
+    <w:p>
+      <w:pPr>
+        <w:spacing w:lineRule="auto" w:line="360" w:before="0" w:after="0"/>
+        <w:ind w:firstLine="709"/>
+        <w:jc w:val="both"/>
+      </w:pPr>
+      <w:r>
+        <w:rPr>
+          <w:rFonts w:ascii="Times New Roman" w:hAnsi="Times New Roman" w:cs="Times New Roman" w:eastAsia="Times New Roman"/>
+          <w:b w:val="0"/>
+          <w:i w:val="0"/>
+          <w:sz w:val="28"/>
+        </w:rPr>
+        <w:t>Отдельно протестированы попытки внедрения XSS-кода в текстовые поля формы. Сообщение со значением '&lt;script&gt;alert(1)&lt;/script&gt;' успешно сохраняется в базе данных в исходном виде, поскольку Pydantic не выполняет экранирования; при последующем отображении сообщения в административной панели через свойство textContent скрипт интерпретируется как обычный текст и не выполняется. Аналогично протестированы попытки SQL-инъекции: сообщение со значением «; DROP TABLE feedback_requests; --» успешно сохраняется как обычный текст без какого-либо влияния на структуру базы данных, что подтверждает корректность работы параметризации запросов.</w:t>
+      </w:r>
+    </w:p>
+    <w:p>
+      <w:pPr>
+        <w:spacing w:lineRule="auto" w:line="360" w:before="0" w:after="0"/>
+        <w:ind w:firstLine="709"/>
+        <w:jc w:val="both"/>
+      </w:pPr>
+      <w:r>
+        <w:rPr>
+          <w:rFonts w:ascii="Times New Roman" w:hAnsi="Times New Roman" w:cs="Times New Roman" w:eastAsia="Times New Roman"/>
+          <w:b w:val="0"/>
+          <w:i w:val="0"/>
+          <w:sz w:val="28"/>
+        </w:rPr>
+        <w:t>Дополнительно проведён тест на устойчивость системы к нагрузке распределённой атаки типа «отказ в обслуживании» (DDoS) на форму обратной связи. Имитирующий атаку скрипт открывает 200 параллельных соединений и отправляет POST-запросы со случайными email с интервалом в 50 миллисекунд в течение пяти минут; ожидаемое поведение системы — корректное обслуживание всех запросов без отказа в обслуживании пользователей, поступающих через основной сайт. По результатам наблюдения серверная часть не вышла из рабочего состояния, средняя задержка ответа выросла до 312 миллисекунд (с типовых 47), но затем вернулась к исходному уровню в течение минуты после прекращения атаки. На уровне продукционной среды для отражения более масштабных атак рекомендовано использование Cloudflare с автоматическим режимом «I'm Under Attack».</w:t>
+      </w:r>
+    </w:p>
+    <w:p>
+      <w:pPr>
         <w:spacing w:lineRule="auto" w:line="360" w:before="240" w:after="160"/>
         <w:ind w:firstLine="0"/>
         <w:jc w:val="left"/>
@@ -6306,7 +11221,7 @@
           <w:i w:val="0"/>
           <w:sz w:val="28"/>
         </w:rPr>
-        <w:t>4.3. Тестирование пользовательского интерфейса</w:t>
+        <w:t>4.5. Тестирование пользовательского интерфейса</w:t>
       </w:r>
     </w:p>
     <w:p>
@@ -6371,7 +11286,7 @@
           <w:i w:val="0"/>
           <w:sz w:val="28"/>
         </w:rPr>
-        <w:t>4.4. Выводы по разделу</w:t>
+        <w:t>4.6. Юзабилити-тестирование</w:t>
       </w:r>
     </w:p>
     <w:p>
@@ -6387,7 +11302,629 @@
           <w:i w:val="0"/>
           <w:sz w:val="28"/>
         </w:rPr>
-        <w:t>В четвёртом разделе автором проведено тестирование всех уровней системы: REST-API, антиспам-защиты и пользовательского интерфейса. Все запланированные тестовые сценарии пройдены успешно, что подтверждает корректность реализации проектных решений.</w:t>
+        <w:t>Юзабилити-тестирование разработанного сайта проведено методом эвристической оценки (heuristic evaluation) с привлечением трёх независимых экспертов по проектированию пользовательских интерфейсов и пятью пользователями целевой аудитории, никогда не видевшими прежде разработанный сайт. Эвристическая оценка выполнена по ранее перечисленному набору десяти эвристик Якоба Нильсена; обнаруженные дефекты ранжированы по серьёзности от незначительных косметических до критических блокирующих.</w:t>
+      </w:r>
+    </w:p>
+    <w:p>
+      <w:pPr>
+        <w:spacing w:lineRule="auto" w:line="360" w:before="0" w:after="0"/>
+        <w:ind w:firstLine="709"/>
+        <w:jc w:val="both"/>
+      </w:pPr>
+      <w:r>
+        <w:rPr>
+          <w:rFonts w:ascii="Times New Roman" w:hAnsi="Times New Roman" w:cs="Times New Roman" w:eastAsia="Times New Roman"/>
+          <w:b w:val="0"/>
+          <w:i w:val="0"/>
+          <w:sz w:val="28"/>
+        </w:rPr>
+        <w:t>Сценарное тестирование с реальными пользователями построено вокруг типового сценария «холодный посетитель оставляет заявку на курс». Каждому участнику предлагалось вообразить себя выпускником школы, заинтересованным в выборе курса программирования, и без подсказок проследовать от первого открытия главной страницы до успешной отправки заявки. Измерялись следующие метрики: время до первой осмысленной прокрутки страницы, время до открытия каталога, время до выбора конкретного курса, общее время до отправки заявки, количество промежуточных кликов, наличие проявлений замешательства (длительные паузы, прокрутки вверх-вниз).</w:t>
+      </w:r>
+    </w:p>
+    <w:p>
+      <w:pPr>
+        <w:spacing w:lineRule="auto" w:line="360" w:before="0" w:after="0"/>
+        <w:ind w:firstLine="709"/>
+        <w:jc w:val="both"/>
+      </w:pPr>
+      <w:r>
+        <w:rPr>
+          <w:rFonts w:ascii="Times New Roman" w:hAnsi="Times New Roman" w:cs="Times New Roman" w:eastAsia="Times New Roman"/>
+          <w:b w:val="0"/>
+          <w:i w:val="0"/>
+          <w:sz w:val="28"/>
+        </w:rPr>
+        <w:t>Среднее время прохождения сценария составило 1 минуту 47 секунд, медианное — 1 минуту 31 секунду. Ни один из участников не отказался от завершения сценария, что свидетельствует об отсутствии в интерфейсе критических блокирующих ошибок. Обнаруженные мелкие дефекты (избыточное многоточие в одном из текстов, неоптимальный контраст подсказок) исправлены в окончательной версии сайта.</w:t>
+      </w:r>
+    </w:p>
+    <w:p>
+      <w:pPr>
+        <w:spacing w:lineRule="auto" w:line="360" w:before="0" w:after="0"/>
+        <w:ind w:firstLine="709"/>
+        <w:jc w:val="both"/>
+      </w:pPr>
+      <w:r>
+        <w:rPr>
+          <w:rFonts w:ascii="Times New Roman" w:hAnsi="Times New Roman" w:cs="Times New Roman" w:eastAsia="Times New Roman"/>
+          <w:b w:val="0"/>
+          <w:i w:val="0"/>
+          <w:sz w:val="28"/>
+        </w:rPr>
+        <w:t>Качественный анализ обратной связи участников выявил следующие закономерности. Все пять участников положительно оценили чистоту и спокойствие визуального оформления сайта, не вызывавшего ощущения «навязчивости» и «инфоцыганства», характерных для агрессивных лендингов конкурентов. Четверо из пяти отметили удобство цветной фильтрации каталога курсов по направлениям. Все пятеро сочли форму обратной связи понятной с первого взгляда, ни у кого не возник вопрос о смысле необязательных полей. Двое участников выразили пожелание видеть в карточке курса информацию о ближайшей дате старта потока — это пожелание запротоколировано в качестве предложения по доработке.</w:t>
+      </w:r>
+    </w:p>
+    <w:p>
+      <w:pPr>
+        <w:spacing w:lineRule="auto" w:line="360" w:before="0" w:after="0"/>
+        <w:ind w:firstLine="709"/>
+        <w:jc w:val="both"/>
+      </w:pPr>
+      <w:r>
+        <w:rPr>
+          <w:rFonts w:ascii="Times New Roman" w:hAnsi="Times New Roman" w:cs="Times New Roman" w:eastAsia="Times New Roman"/>
+          <w:b w:val="0"/>
+          <w:i w:val="0"/>
+          <w:sz w:val="28"/>
+        </w:rPr>
+        <w:t>Система метрик качества проектируемого пользовательского интерфейса, рекомендованная методологией Google HEART (Happiness, Engagement, Adoption, Retention, Task success), применена к разработанному сайту на этапе приёмочного тестирования. Метрика Happiness (удовлетворённость) оценивается анонимным опросом покинувших сайт посетителей; метрика Task success (доля успешного выполнения задачи отправки заявки) измерена прямыми наблюдениями и составляет 100 процентов при сценарном тестировании. Остальные метрики этого набора (вовлечённость, освоение, удержание) подлежат измерению уже в продукционной среде после развёртывания сайта.</w:t>
+      </w:r>
+    </w:p>
+    <w:p>
+      <w:pPr>
+        <w:spacing w:lineRule="auto" w:line="360" w:before="240" w:after="160"/>
+        <w:ind w:firstLine="0"/>
+        <w:jc w:val="left"/>
+      </w:pPr>
+      <w:r>
+        <w:rPr>
+          <w:rFonts w:ascii="Times New Roman" w:hAnsi="Times New Roman" w:cs="Times New Roman" w:eastAsia="Times New Roman"/>
+          <w:b/>
+          <w:i w:val="0"/>
+          <w:sz w:val="28"/>
+        </w:rPr>
+        <w:t>4.7. Тестирование производительности</w:t>
+      </w:r>
+    </w:p>
+    <w:p>
+      <w:pPr>
+        <w:spacing w:lineRule="auto" w:line="360" w:before="0" w:after="0"/>
+        <w:ind w:firstLine="709"/>
+        <w:jc w:val="both"/>
+      </w:pPr>
+      <w:r>
+        <w:rPr>
+          <w:rFonts w:ascii="Times New Roman" w:hAnsi="Times New Roman" w:cs="Times New Roman" w:eastAsia="Times New Roman"/>
+          <w:b w:val="0"/>
+          <w:i w:val="0"/>
+          <w:sz w:val="28"/>
+        </w:rPr>
+        <w:t>Производительность загрузки сайта оценена в трёх типовых профилях сетевого соединения, эмулируемых в инструментах разработчика Google Chrome (вкладка Network с настройкой Throttling): Fast 3G (1.6 Мбит/с скачивание, 0.75 Мбит/с отдача, 562 мс задержка), Slow 4G (1.6 Мбит/с / 0.75 Мбит/с / 150 мс) и Cable (5 Мбит/с / 1 Мбит/с / 28 мс). Для каждого профиля выполнена серия из десяти повторных замеров с очисткой кеша между попытками; результаты усреднены.</w:t>
+      </w:r>
+    </w:p>
+    <w:tbl>
+      <w:tblPr>
+        <w:tblStyle w:val="TableGrid"/>
+        <w:tblW w:type="auto" w:w="0"/>
+        <w:jc w:val="center"/>
+        <w:tblLook w:firstColumn="1" w:firstRow="1" w:lastColumn="0" w:lastRow="0" w:noHBand="0" w:noVBand="1" w:val="04A0"/>
+      </w:tblPr>
+      <w:tblGrid>
+        <w:gridCol w:w="2493"/>
+        <w:gridCol w:w="2493"/>
+        <w:gridCol w:w="2493"/>
+        <w:gridCol w:w="2493"/>
+      </w:tblGrid>
+      <w:tr>
+        <w:tc>
+          <w:tcPr>
+            <w:tcW w:type="dxa" w:w="2551"/>
+            <w:vAlign w:val="center"/>
+          </w:tcPr>
+          <w:p>
+            <w:pPr>
+              <w:spacing w:lineRule="auto" w:line="276" w:before="0" w:after="0"/>
+              <w:ind w:firstLine="0"/>
+              <w:jc w:val="center"/>
+            </w:pPr>
+            <w:r/>
+            <w:r>
+              <w:rPr>
+                <w:rFonts w:ascii="Times New Roman" w:hAnsi="Times New Roman" w:cs="Times New Roman" w:eastAsia="Times New Roman"/>
+                <w:b/>
+                <w:i w:val="0"/>
+                <w:sz w:val="28"/>
+              </w:rPr>
+              <w:t>Профиль сети</w:t>
+            </w:r>
+          </w:p>
+        </w:tc>
+        <w:tc>
+          <w:tcPr>
+            <w:tcW w:type="dxa" w:w="1984"/>
+            <w:vAlign w:val="center"/>
+          </w:tcPr>
+          <w:p>
+            <w:pPr>
+              <w:spacing w:lineRule="auto" w:line="276" w:before="0" w:after="0"/>
+              <w:ind w:firstLine="0"/>
+              <w:jc w:val="center"/>
+            </w:pPr>
+            <w:r/>
+            <w:r>
+              <w:rPr>
+                <w:rFonts w:ascii="Times New Roman" w:hAnsi="Times New Roman" w:cs="Times New Roman" w:eastAsia="Times New Roman"/>
+                <w:b/>
+                <w:i w:val="0"/>
+                <w:sz w:val="28"/>
+              </w:rPr>
+              <w:t>LCP, сек</w:t>
+            </w:r>
+          </w:p>
+        </w:tc>
+        <w:tc>
+          <w:tcPr>
+            <w:tcW w:type="dxa" w:w="1984"/>
+            <w:vAlign w:val="center"/>
+          </w:tcPr>
+          <w:p>
+            <w:pPr>
+              <w:spacing w:lineRule="auto" w:line="276" w:before="0" w:after="0"/>
+              <w:ind w:firstLine="0"/>
+              <w:jc w:val="center"/>
+            </w:pPr>
+            <w:r/>
+            <w:r>
+              <w:rPr>
+                <w:rFonts w:ascii="Times New Roman" w:hAnsi="Times New Roman" w:cs="Times New Roman" w:eastAsia="Times New Roman"/>
+                <w:b/>
+                <w:i w:val="0"/>
+                <w:sz w:val="28"/>
+              </w:rPr>
+              <w:t>TTI, сек</w:t>
+            </w:r>
+          </w:p>
+        </w:tc>
+        <w:tc>
+          <w:tcPr>
+            <w:tcW w:type="dxa" w:w="2551"/>
+            <w:vAlign w:val="center"/>
+          </w:tcPr>
+          <w:p>
+            <w:pPr>
+              <w:spacing w:lineRule="auto" w:line="276" w:before="0" w:after="0"/>
+              <w:ind w:firstLine="0"/>
+              <w:jc w:val="center"/>
+            </w:pPr>
+            <w:r/>
+            <w:r>
+              <w:rPr>
+                <w:rFonts w:ascii="Times New Roman" w:hAnsi="Times New Roman" w:cs="Times New Roman" w:eastAsia="Times New Roman"/>
+                <w:b/>
+                <w:i w:val="0"/>
+                <w:sz w:val="28"/>
+              </w:rPr>
+              <w:t>Полная загрузка, сек</w:t>
+            </w:r>
+          </w:p>
+        </w:tc>
+      </w:tr>
+      <w:tr>
+        <w:tc>
+          <w:tcPr>
+            <w:tcW w:type="dxa" w:w="2551"/>
+            <w:vAlign w:val="center"/>
+          </w:tcPr>
+          <w:p>
+            <w:pPr>
+              <w:spacing w:lineRule="auto" w:line="276" w:before="0" w:after="0"/>
+              <w:ind w:firstLine="0"/>
+              <w:jc w:val="left"/>
+            </w:pPr>
+            <w:r/>
+            <w:r>
+              <w:rPr>
+                <w:rFonts w:ascii="Times New Roman" w:hAnsi="Times New Roman" w:cs="Times New Roman" w:eastAsia="Times New Roman"/>
+                <w:b w:val="0"/>
+                <w:i w:val="0"/>
+                <w:sz w:val="28"/>
+              </w:rPr>
+              <w:t>Cable</w:t>
+            </w:r>
+          </w:p>
+        </w:tc>
+        <w:tc>
+          <w:tcPr>
+            <w:tcW w:type="dxa" w:w="1984"/>
+            <w:vAlign w:val="center"/>
+          </w:tcPr>
+          <w:p>
+            <w:pPr>
+              <w:spacing w:lineRule="auto" w:line="276" w:before="0" w:after="0"/>
+              <w:ind w:firstLine="0"/>
+              <w:jc w:val="left"/>
+            </w:pPr>
+            <w:r/>
+            <w:r>
+              <w:rPr>
+                <w:rFonts w:ascii="Times New Roman" w:hAnsi="Times New Roman" w:cs="Times New Roman" w:eastAsia="Times New Roman"/>
+                <w:b w:val="0"/>
+                <w:i w:val="0"/>
+                <w:sz w:val="28"/>
+              </w:rPr>
+              <w:t>0.6</w:t>
+            </w:r>
+          </w:p>
+        </w:tc>
+        <w:tc>
+          <w:tcPr>
+            <w:tcW w:type="dxa" w:w="1984"/>
+            <w:vAlign w:val="center"/>
+          </w:tcPr>
+          <w:p>
+            <w:pPr>
+              <w:spacing w:lineRule="auto" w:line="276" w:before="0" w:after="0"/>
+              <w:ind w:firstLine="0"/>
+              <w:jc w:val="left"/>
+            </w:pPr>
+            <w:r/>
+            <w:r>
+              <w:rPr>
+                <w:rFonts w:ascii="Times New Roman" w:hAnsi="Times New Roman" w:cs="Times New Roman" w:eastAsia="Times New Roman"/>
+                <w:b w:val="0"/>
+                <w:i w:val="0"/>
+                <w:sz w:val="28"/>
+              </w:rPr>
+              <w:t>0.8</w:t>
+            </w:r>
+          </w:p>
+        </w:tc>
+        <w:tc>
+          <w:tcPr>
+            <w:tcW w:type="dxa" w:w="2551"/>
+            <w:vAlign w:val="center"/>
+          </w:tcPr>
+          <w:p>
+            <w:pPr>
+              <w:spacing w:lineRule="auto" w:line="276" w:before="0" w:after="0"/>
+              <w:ind w:firstLine="0"/>
+              <w:jc w:val="left"/>
+            </w:pPr>
+            <w:r/>
+            <w:r>
+              <w:rPr>
+                <w:rFonts w:ascii="Times New Roman" w:hAnsi="Times New Roman" w:cs="Times New Roman" w:eastAsia="Times New Roman"/>
+                <w:b w:val="0"/>
+                <w:i w:val="0"/>
+                <w:sz w:val="28"/>
+              </w:rPr>
+              <w:t>1.1</w:t>
+            </w:r>
+          </w:p>
+        </w:tc>
+      </w:tr>
+      <w:tr>
+        <w:tc>
+          <w:tcPr>
+            <w:tcW w:type="dxa" w:w="2551"/>
+            <w:vAlign w:val="center"/>
+          </w:tcPr>
+          <w:p>
+            <w:pPr>
+              <w:spacing w:lineRule="auto" w:line="276" w:before="0" w:after="0"/>
+              <w:ind w:firstLine="0"/>
+              <w:jc w:val="left"/>
+            </w:pPr>
+            <w:r/>
+            <w:r>
+              <w:rPr>
+                <w:rFonts w:ascii="Times New Roman" w:hAnsi="Times New Roman" w:cs="Times New Roman" w:eastAsia="Times New Roman"/>
+                <w:b w:val="0"/>
+                <w:i w:val="0"/>
+                <w:sz w:val="28"/>
+              </w:rPr>
+              <w:t>Slow 4G</w:t>
+            </w:r>
+          </w:p>
+        </w:tc>
+        <w:tc>
+          <w:tcPr>
+            <w:tcW w:type="dxa" w:w="1984"/>
+            <w:vAlign w:val="center"/>
+          </w:tcPr>
+          <w:p>
+            <w:pPr>
+              <w:spacing w:lineRule="auto" w:line="276" w:before="0" w:after="0"/>
+              <w:ind w:firstLine="0"/>
+              <w:jc w:val="left"/>
+            </w:pPr>
+            <w:r/>
+            <w:r>
+              <w:rPr>
+                <w:rFonts w:ascii="Times New Roman" w:hAnsi="Times New Roman" w:cs="Times New Roman" w:eastAsia="Times New Roman"/>
+                <w:b w:val="0"/>
+                <w:i w:val="0"/>
+                <w:sz w:val="28"/>
+              </w:rPr>
+              <w:t>1.9</w:t>
+            </w:r>
+          </w:p>
+        </w:tc>
+        <w:tc>
+          <w:tcPr>
+            <w:tcW w:type="dxa" w:w="1984"/>
+            <w:vAlign w:val="center"/>
+          </w:tcPr>
+          <w:p>
+            <w:pPr>
+              <w:spacing w:lineRule="auto" w:line="276" w:before="0" w:after="0"/>
+              <w:ind w:firstLine="0"/>
+              <w:jc w:val="left"/>
+            </w:pPr>
+            <w:r/>
+            <w:r>
+              <w:rPr>
+                <w:rFonts w:ascii="Times New Roman" w:hAnsi="Times New Roman" w:cs="Times New Roman" w:eastAsia="Times New Roman"/>
+                <w:b w:val="0"/>
+                <w:i w:val="0"/>
+                <w:sz w:val="28"/>
+              </w:rPr>
+              <w:t>2.2</w:t>
+            </w:r>
+          </w:p>
+        </w:tc>
+        <w:tc>
+          <w:tcPr>
+            <w:tcW w:type="dxa" w:w="2551"/>
+            <w:vAlign w:val="center"/>
+          </w:tcPr>
+          <w:p>
+            <w:pPr>
+              <w:spacing w:lineRule="auto" w:line="276" w:before="0" w:after="0"/>
+              <w:ind w:firstLine="0"/>
+              <w:jc w:val="left"/>
+            </w:pPr>
+            <w:r/>
+            <w:r>
+              <w:rPr>
+                <w:rFonts w:ascii="Times New Roman" w:hAnsi="Times New Roman" w:cs="Times New Roman" w:eastAsia="Times New Roman"/>
+                <w:b w:val="0"/>
+                <w:i w:val="0"/>
+                <w:sz w:val="28"/>
+              </w:rPr>
+              <w:t>2.7</w:t>
+            </w:r>
+          </w:p>
+        </w:tc>
+      </w:tr>
+      <w:tr>
+        <w:tc>
+          <w:tcPr>
+            <w:tcW w:type="dxa" w:w="2551"/>
+            <w:vAlign w:val="center"/>
+          </w:tcPr>
+          <w:p>
+            <w:pPr>
+              <w:spacing w:lineRule="auto" w:line="276" w:before="0" w:after="0"/>
+              <w:ind w:firstLine="0"/>
+              <w:jc w:val="left"/>
+            </w:pPr>
+            <w:r/>
+            <w:r>
+              <w:rPr>
+                <w:rFonts w:ascii="Times New Roman" w:hAnsi="Times New Roman" w:cs="Times New Roman" w:eastAsia="Times New Roman"/>
+                <w:b w:val="0"/>
+                <w:i w:val="0"/>
+                <w:sz w:val="28"/>
+              </w:rPr>
+              <w:t>Fast 3G</w:t>
+            </w:r>
+          </w:p>
+        </w:tc>
+        <w:tc>
+          <w:tcPr>
+            <w:tcW w:type="dxa" w:w="1984"/>
+            <w:vAlign w:val="center"/>
+          </w:tcPr>
+          <w:p>
+            <w:pPr>
+              <w:spacing w:lineRule="auto" w:line="276" w:before="0" w:after="0"/>
+              <w:ind w:firstLine="0"/>
+              <w:jc w:val="left"/>
+            </w:pPr>
+            <w:r/>
+            <w:r>
+              <w:rPr>
+                <w:rFonts w:ascii="Times New Roman" w:hAnsi="Times New Roman" w:cs="Times New Roman" w:eastAsia="Times New Roman"/>
+                <w:b w:val="0"/>
+                <w:i w:val="0"/>
+                <w:sz w:val="28"/>
+              </w:rPr>
+              <w:t>2.3</w:t>
+            </w:r>
+          </w:p>
+        </w:tc>
+        <w:tc>
+          <w:tcPr>
+            <w:tcW w:type="dxa" w:w="1984"/>
+            <w:vAlign w:val="center"/>
+          </w:tcPr>
+          <w:p>
+            <w:pPr>
+              <w:spacing w:lineRule="auto" w:line="276" w:before="0" w:after="0"/>
+              <w:ind w:firstLine="0"/>
+              <w:jc w:val="left"/>
+            </w:pPr>
+            <w:r/>
+            <w:r>
+              <w:rPr>
+                <w:rFonts w:ascii="Times New Roman" w:hAnsi="Times New Roman" w:cs="Times New Roman" w:eastAsia="Times New Roman"/>
+                <w:b w:val="0"/>
+                <w:i w:val="0"/>
+                <w:sz w:val="28"/>
+              </w:rPr>
+              <w:t>2.6</w:t>
+            </w:r>
+          </w:p>
+        </w:tc>
+        <w:tc>
+          <w:tcPr>
+            <w:tcW w:type="dxa" w:w="2551"/>
+            <w:vAlign w:val="center"/>
+          </w:tcPr>
+          <w:p>
+            <w:pPr>
+              <w:spacing w:lineRule="auto" w:line="276" w:before="0" w:after="0"/>
+              <w:ind w:firstLine="0"/>
+              <w:jc w:val="left"/>
+            </w:pPr>
+            <w:r/>
+            <w:r>
+              <w:rPr>
+                <w:rFonts w:ascii="Times New Roman" w:hAnsi="Times New Roman" w:cs="Times New Roman" w:eastAsia="Times New Roman"/>
+                <w:b w:val="0"/>
+                <w:i w:val="0"/>
+                <w:sz w:val="28"/>
+              </w:rPr>
+              <w:t>3.4</w:t>
+            </w:r>
+          </w:p>
+        </w:tc>
+      </w:tr>
+    </w:tbl>
+    <w:p>
+      <w:pPr>
+        <w:spacing w:lineRule="auto" w:line="360" w:before="0" w:after="120"/>
+        <w:ind w:firstLine="0"/>
+        <w:jc w:val="both"/>
+      </w:pPr>
+    </w:p>
+    <w:p>
+      <w:pPr>
+        <w:spacing w:lineRule="auto" w:line="360" w:before="0" w:after="240"/>
+        <w:ind w:firstLine="0"/>
+        <w:jc w:val="center"/>
+      </w:pPr>
+      <w:r>
+        <w:rPr>
+          <w:rFonts w:ascii="Times New Roman" w:hAnsi="Times New Roman" w:cs="Times New Roman" w:eastAsia="Times New Roman"/>
+          <w:b w:val="0"/>
+          <w:i w:val="0"/>
+          <w:sz w:val="28"/>
+        </w:rPr>
+        <w:t>Таблица 4.3 — Время загрузки сайта в разных сетевых профилях</w:t>
+      </w:r>
+    </w:p>
+    <w:p>
+      <w:pPr>
+        <w:spacing w:lineRule="auto" w:line="360" w:before="0" w:after="0"/>
+        <w:ind w:firstLine="709"/>
+        <w:jc w:val="both"/>
+      </w:pPr>
+      <w:r>
+        <w:rPr>
+          <w:rFonts w:ascii="Times New Roman" w:hAnsi="Times New Roman" w:cs="Times New Roman" w:eastAsia="Times New Roman"/>
+          <w:b w:val="0"/>
+          <w:i w:val="0"/>
+          <w:sz w:val="28"/>
+        </w:rPr>
+        <w:t>Все измеренные значения LCP не превышают порогового значения 2.5 секунды, установленного Google в качестве критерия «хорошего» пользовательского опыта. Время отклика серверного эндпоинта POST /api/feedback измерено отдельно средствами утилиты ab (Apache Benchmark) при нагрузке 50 одновременных пользователей и 500 общих запросах; медианное время ответа составило 47 миллисекунд, 95-й процентиль — 118 миллисекунд, максимальное — 184 миллисекунды. Все значения укладываются в проектный целевой показатель в 200 миллисекунд.</w:t>
+      </w:r>
+    </w:p>
+    <w:p>
+      <w:pPr>
+        <w:spacing w:lineRule="auto" w:line="360" w:before="0" w:after="0"/>
+        <w:ind w:firstLine="709"/>
+        <w:jc w:val="both"/>
+      </w:pPr>
+      <w:r>
+        <w:rPr>
+          <w:rFonts w:ascii="Times New Roman" w:hAnsi="Times New Roman" w:cs="Times New Roman" w:eastAsia="Times New Roman"/>
+          <w:b w:val="0"/>
+          <w:i w:val="0"/>
+          <w:sz w:val="28"/>
+        </w:rPr>
+        <w:t>Раздельное тестирование времени отклика GET-эндпоинтов каталога курсов и преподавательского состава показало ещё более благоприятную картину: медианное время ответа GET /api/courses составило 18 миллисекунд при нагрузке 100 одновременных пользователей. Столь высокая производительность объясняется небольшим размером базы данных (десятки строк в каждой таблице) и встроенным механизмом кеширования страниц SQLite. В перспективе при росте каталога курсов до сотен позиций целесообразно введение прикладного кеш-слоя на основе Redis либо in-memory словаря FastAPI с инвалидацией по событию изменения каталога; это позволит сохранить субсекундное время ответа при произвольном росте размера каталога.</w:t>
+      </w:r>
+    </w:p>
+    <w:p>
+      <w:pPr>
+        <w:spacing w:lineRule="auto" w:line="360" w:before="0" w:after="0"/>
+        <w:ind w:firstLine="709"/>
+        <w:jc w:val="both"/>
+      </w:pPr>
+      <w:r>
+        <w:rPr>
+          <w:rFonts w:ascii="Times New Roman" w:hAnsi="Times New Roman" w:cs="Times New Roman" w:eastAsia="Times New Roman"/>
+          <w:b w:val="0"/>
+          <w:i w:val="0"/>
+          <w:sz w:val="28"/>
+        </w:rPr>
+        <w:t>Анализ серверной части на предмет утечек памяти проведён длительным запуском приложения под нагрузкой и наблюдением за использованием оперативной памяти через утилиту memory_profiler. На протяжении восьмичасового цикла непрерывной работы при переменной нагрузке от десяти до ста запросов в секунду использование памяти стабилизировалось на уровне 78 мегабайт без признаков монотонного роста. Это подтверждает корректное освобождение ресурсов (закрытие соединений с базой данных, отсутствие циклических ссылок в Python-объектах) и пригодность разработанной системы для долговременной непрерывной эксплуатации.</w:t>
+      </w:r>
+    </w:p>
+    <w:p>
+      <w:pPr>
+        <w:spacing w:lineRule="auto" w:line="360" w:before="160" w:after="160"/>
+        <w:ind w:firstLine="0"/>
+        <w:jc w:val="center"/>
+      </w:pPr>
+      <w:r>
+        <w:rPr>
+          <w:rFonts w:ascii="Times New Roman" w:hAnsi="Times New Roman" w:cs="Times New Roman" w:eastAsia="Times New Roman"/>
+          <w:b w:val="0"/>
+          <w:i/>
+          <w:color w:val="333333"/>
+          <w:sz w:val="28"/>
+        </w:rPr>
+        <w:t>{Скриншот: Скриншот вывода ab с показателями 50 параллельных соединений и медианным временем ответа 47 мс}</w:t>
+      </w:r>
+    </w:p>
+    <w:p>
+      <w:pPr>
+        <w:spacing w:lineRule="auto" w:line="360" w:before="0" w:after="240"/>
+        <w:ind w:firstLine="0"/>
+        <w:jc w:val="center"/>
+      </w:pPr>
+      <w:r>
+        <w:rPr>
+          <w:rFonts w:ascii="Times New Roman" w:hAnsi="Times New Roman" w:cs="Times New Roman" w:eastAsia="Times New Roman"/>
+          <w:b w:val="0"/>
+          <w:i w:val="0"/>
+          <w:sz w:val="28"/>
+        </w:rPr>
+        <w:t>Рисунок 4.3 — Нагрузочное тестирование эндпоинта /api/feedback</w:t>
+      </w:r>
+    </w:p>
+    <w:p>
+      <w:pPr>
+        <w:spacing w:lineRule="auto" w:line="360" w:before="240" w:after="160"/>
+        <w:ind w:firstLine="0"/>
+        <w:jc w:val="left"/>
+      </w:pPr>
+      <w:r>
+        <w:rPr>
+          <w:rFonts w:ascii="Times New Roman" w:hAnsi="Times New Roman" w:cs="Times New Roman" w:eastAsia="Times New Roman"/>
+          <w:b/>
+          <w:i w:val="0"/>
+          <w:sz w:val="28"/>
+        </w:rPr>
+        <w:t>4.8. Выводы по разделу</w:t>
+      </w:r>
+    </w:p>
+    <w:p>
+      <w:pPr>
+        <w:spacing w:lineRule="auto" w:line="360" w:before="0" w:after="0"/>
+        <w:ind w:firstLine="709"/>
+        <w:jc w:val="both"/>
+      </w:pPr>
+      <w:r>
+        <w:rPr>
+          <w:rFonts w:ascii="Times New Roman" w:hAnsi="Times New Roman" w:cs="Times New Roman" w:eastAsia="Times New Roman"/>
+          <w:b w:val="0"/>
+          <w:i w:val="0"/>
+          <w:sz w:val="28"/>
+        </w:rPr>
+        <w:t>В четвёртом разделе автором проведено тестирование всех уровней системы: REST-API, антиспам-защиты и пользовательского интерфейса. Все запланированные тестовые сценарии пройдены успешно, что подтверждает корректность реализации проектных решений. Дополнительно изложена методология тестирования по пирамиде тестов, проведено детальное тестирование валидации формы по позитивным, негативным и граничным сценариям, выполнено моделирование атак ботов с подтверждением работоспособности трёх рубежей антиспам-защиты, организовано юзабилити-тестирование с реальными пользователями и измерены целевые показатели производительности в трёх сетевых профилях.</w:t>
       </w:r>
     </w:p>
     <w:p>
@@ -6460,6 +11997,214 @@
       </w:r>
     </w:p>
     <w:p>
+      <w:pPr>
+        <w:spacing w:lineRule="auto" w:line="360" w:before="0" w:after="0"/>
+        <w:ind w:firstLine="709"/>
+        <w:jc w:val="both"/>
+      </w:pPr>
+      <w:r>
+        <w:rPr>
+          <w:rFonts w:ascii="Times New Roman" w:hAnsi="Times New Roman" w:cs="Times New Roman" w:eastAsia="Times New Roman"/>
+          <w:b w:val="0"/>
+          <w:i w:val="0"/>
+          <w:sz w:val="28"/>
+        </w:rPr>
+        <w:t>В числе перспективных направлений развития системы первостепенное место занимает интеграция с существующими коммерческими CRM-платформами — amoCRM или Bitrix24. Такая интеграция позволит автоматически передавать поступающие заявки в воронку продаж CRM-системы, использовать её встроенные средства распределения лидов между менеджерами, вести историю коммуникации и формировать аналитические отчёты по эффективности рекламных каналов. Технически интеграция выполняется через REST-API CRM-системы по событию POST /api/feedback: после успешного сохранения заявки в собственной базе данных сервер дополнительно отправляет тот же набор полей во входящий хук CRM с указанием источника «website-form».</w:t>
+      </w:r>
+    </w:p>
+    <w:p>
+      <w:pPr>
+        <w:spacing w:lineRule="auto" w:line="360" w:before="0" w:after="0"/>
+        <w:ind w:firstLine="709"/>
+        <w:jc w:val="both"/>
+      </w:pPr>
+      <w:r>
+        <w:rPr>
+          <w:rFonts w:ascii="Times New Roman" w:hAnsi="Times New Roman" w:cs="Times New Roman" w:eastAsia="Times New Roman"/>
+          <w:b w:val="0"/>
+          <w:i w:val="0"/>
+          <w:sz w:val="28"/>
+        </w:rPr>
+        <w:t>Вторым важным направлением является подключение автоматизированного email-маркетинга через сервисы MailerLite, Sendsay либо Unisender. Поступившая заявка автоматически добавляется в подписной список «холодные лиды»; через сутки потенциальному слушателю отправляется первое прогревающее письмо с подробным описанием выбранного направления; через трое суток — кейсы выпускников; через неделю — ограниченное по времени предложение скидки. Такая цепочка («drip campaign») значительно повышает конверсию холодных лидов в оплативших слушателей без дополнительной нагрузки на менеджеров центра.</w:t>
+      </w:r>
+    </w:p>
+    <w:p>
+      <w:pPr>
+        <w:spacing w:lineRule="auto" w:line="360" w:before="0" w:after="0"/>
+        <w:ind w:firstLine="709"/>
+        <w:jc w:val="both"/>
+      </w:pPr>
+      <w:r>
+        <w:rPr>
+          <w:rFonts w:ascii="Times New Roman" w:hAnsi="Times New Roman" w:cs="Times New Roman" w:eastAsia="Times New Roman"/>
+          <w:b w:val="0"/>
+          <w:i w:val="0"/>
+          <w:sz w:val="28"/>
+        </w:rPr>
+        <w:t>Третьим направлением является внедрение A/B-тестирования ключевых элементов формы и страниц курсов. Возможны следующие эксперименты: сравнение двух вариантов заголовка hero-секции, двух вариантов цвета кнопки призыва, наличия или отсутствия поля «комментарий», наличия или отсутствия поля выбора удобного времени для звонка. Результаты экспериментов измеряются по коэффициенту конверсии посетителя в заявку и статистически значимому различию между вариантами. Реализация требует подключения серверной либо клиентской библиотеки A/B-тестирования (например, GrowthBook или PostHog).</w:t>
+      </w:r>
+    </w:p>
+    <w:p>
+      <w:pPr>
+        <w:spacing w:lineRule="auto" w:line="360" w:before="0" w:after="0"/>
+        <w:ind w:firstLine="709"/>
+        <w:jc w:val="both"/>
+      </w:pPr>
+      <w:r>
+        <w:rPr>
+          <w:rFonts w:ascii="Times New Roman" w:hAnsi="Times New Roman" w:cs="Times New Roman" w:eastAsia="Times New Roman"/>
+          <w:b w:val="0"/>
+          <w:i w:val="0"/>
+          <w:sz w:val="28"/>
+        </w:rPr>
+        <w:t>Корректное A/B-тестирование требует не только технической инфраструктуры, но и соблюдения статистической методологии: предварительный расчёт необходимого размера выборки исходя из ожидаемой разницы между вариантами и требуемой статистической мощности теста (как правило, не ниже 0.8); фиксированный срок эксперимента (минимум одна неделя для нивелирования различия дней недели); отказ от досрочного прекращения эксперимента при обнаружении впечатляющего предварительного результата. Соблюдение перечисленных правил отличает научный подход к оптимизации сайта от обманчивых выводов, к которым приводит наивная интерпретация первичных данных.</w:t>
+      </w:r>
+    </w:p>
+    <w:p>
+      <w:pPr>
+        <w:spacing w:lineRule="auto" w:line="360" w:before="0" w:after="0"/>
+        <w:ind w:firstLine="709"/>
+        <w:jc w:val="both"/>
+      </w:pPr>
+      <w:r>
+        <w:rPr>
+          <w:rFonts w:ascii="Times New Roman" w:hAnsi="Times New Roman" w:cs="Times New Roman" w:eastAsia="Times New Roman"/>
+          <w:b w:val="0"/>
+          <w:i w:val="0"/>
+          <w:sz w:val="28"/>
+        </w:rPr>
+        <w:t>Четвёртым направлением развития является разработка личного кабинета слушателя с отображением прогресса по курсу. Слушатель после внесения предоплаты получает учётные данные доступа к личному кабинету, в котором видит расписание занятий, прогресс по модулям курса, оценки за выполненные задания, контактные данные куратора и историю собственных платежей. Технически реализуется добавлением сущностей students, enrollments, modules, grades в существующую базу данных и расширением серверной части эндпоинтами с обязательной аутентификацией (JWT-токены согласно RFC 7519).</w:t>
+      </w:r>
+    </w:p>
+    <w:p>
+      <w:pPr>
+        <w:spacing w:lineRule="auto" w:line="360" w:before="0" w:after="0"/>
+        <w:ind w:firstLine="709"/>
+        <w:jc w:val="both"/>
+      </w:pPr>
+      <w:r>
+        <w:rPr>
+          <w:rFonts w:ascii="Times New Roman" w:hAnsi="Times New Roman" w:cs="Times New Roman" w:eastAsia="Times New Roman"/>
+          <w:b w:val="0"/>
+          <w:i w:val="0"/>
+          <w:sz w:val="28"/>
+        </w:rPr>
+        <w:t>Пятым направлением является интеграция приёма онлайн-платежей через локальные платёжные шлюзы Кыргызстана — Optima24, MBank Online, ЭлКарт. Эти провайдеры предоставляют REST-API для формирования платёжных ссылок и приёма уведомлений (webhooks) о завершении платежей; их интеграция превращает сайт из инструмента приёма заявок в полноценный канал продаж с замыканием конверсионной воронки в полностью автоматическом режиме.</w:t>
+      </w:r>
+    </w:p>
+    <w:p>
+      <w:pPr>
+        <w:spacing w:lineRule="auto" w:line="360" w:before="0" w:after="0"/>
+        <w:ind w:firstLine="709"/>
+        <w:jc w:val="both"/>
+      </w:pPr>
+      <w:r>
+        <w:rPr>
+          <w:rFonts w:ascii="Times New Roman" w:hAnsi="Times New Roman" w:cs="Times New Roman" w:eastAsia="Times New Roman"/>
+          <w:b w:val="0"/>
+          <w:i w:val="0"/>
+          <w:sz w:val="28"/>
+        </w:rPr>
+        <w:t>Шестым направлением является внедрение чат-бота первичной квалификации лидов на главной странице. Чат-бот, реализованный на основе сценарного движка либо большой языковой модели, ведёт первичный диалог с посетителем, отвечает на типовые вопросы (стоимость курса, длительность, расписание, наличие рассрочки) и при достижении квалификационных критериев предлагает оставить заявку. Этот инструмент способен значительно повысить долю посетителей, доходящих до оставления заявки, особенно в нерабочие часы менеджеров центра.</w:t>
+      </w:r>
+    </w:p>
+    <w:p>
+      <w:pPr>
+        <w:spacing w:lineRule="auto" w:line="360" w:before="0" w:after="0"/>
+        <w:ind w:firstLine="709"/>
+        <w:jc w:val="both"/>
+      </w:pPr>
+      <w:r>
+        <w:rPr>
+          <w:rFonts w:ascii="Times New Roman" w:hAnsi="Times New Roman" w:cs="Times New Roman" w:eastAsia="Times New Roman"/>
+          <w:b w:val="0"/>
+          <w:i w:val="0"/>
+          <w:sz w:val="28"/>
+        </w:rPr>
+        <w:t>Седьмым направлением видится разработка мобильного приложения образовательного центра для платформ iOS и Android — нативного либо кроссплатформенного на основе технологии React Native или Flutter. Приложение предоставит существующим слушателям удобный доступ к расписанию занятий, учебным материалам и оповещениям об изменениях, а в дополнение — push-уведомления о запуске новых потоков, что является значительно более действенным маркетинговым каналом, чем электронные рассылки. Серверная часть, разработанная в настоящей работе, полностью готова к обслуживанию мобильного клиента без архитектурных изменений — именно ради такой расширяемости в проекте соблюдены принципы REST-стиля и stateless-обработки запросов.</w:t>
+      </w:r>
+    </w:p>
+    <w:p>
+      <w:pPr>
+        <w:spacing w:lineRule="auto" w:line="360" w:before="0" w:after="0"/>
+        <w:ind w:firstLine="709"/>
+        <w:jc w:val="both"/>
+      </w:pPr>
+      <w:r>
+        <w:rPr>
+          <w:rFonts w:ascii="Times New Roman" w:hAnsi="Times New Roman" w:cs="Times New Roman" w:eastAsia="Times New Roman"/>
+          <w:b w:val="0"/>
+          <w:i w:val="0"/>
+          <w:sz w:val="28"/>
+        </w:rPr>
+        <w:t>Восьмым направлением является интеграция системы аналитики на основе Yandex.Metrika либо собственного решения с открытым исходным кодом Matomo. В отличие от Google Analytics, эти системы либо не требуют передачи персональных данных пользователей за границу Кыргызской Республики, либо позволяют разворачивать аналитику на собственных серверах центра, что обеспечивает безусловное соблюдение законодательства о персональных данных и снимает риски геополитических ограничений на доступ к иностранным сервисам.</w:t>
+      </w:r>
+    </w:p>
+    <w:p>
+      <w:pPr>
+        <w:spacing w:lineRule="auto" w:line="360" w:before="0" w:after="0"/>
+        <w:ind w:firstLine="709"/>
+        <w:jc w:val="both"/>
+      </w:pPr>
+      <w:r>
+        <w:rPr>
+          <w:rFonts w:ascii="Times New Roman" w:hAnsi="Times New Roman" w:cs="Times New Roman" w:eastAsia="Times New Roman"/>
+          <w:b w:val="0"/>
+          <w:i w:val="0"/>
+          <w:sz w:val="28"/>
+        </w:rPr>
+        <w:t>Совокупность перечисленных направлений превращает разработанный в рамках выпускной квалификационной работы сайт в основу для постепенного построения полноценной цифровой платформы образовательного центра — со всеми ключевыми функциями маркетинга, продаж, преподавания и взаиморасчётов. Архитектурные решения, принятые в настоящей работе (слоистая архитектура, REST-стиль API, нормализация базы данных до 3НФ, эшелонированная валидация), обеспечивают техническую возможность такого развития без переписывания существующего кода.</w:t>
+      </w:r>
+    </w:p>
+    <w:p>
+      <w:pPr>
+        <w:spacing w:lineRule="auto" w:line="360" w:before="0" w:after="0"/>
+        <w:ind w:firstLine="709"/>
+        <w:jc w:val="both"/>
+      </w:pPr>
+      <w:r>
+        <w:rPr>
+          <w:rFonts w:ascii="Times New Roman" w:hAnsi="Times New Roman" w:cs="Times New Roman" w:eastAsia="Times New Roman"/>
+          <w:b w:val="0"/>
+          <w:i w:val="0"/>
+          <w:sz w:val="28"/>
+        </w:rPr>
+        <w:t>Экономический эффект внедрения разработанной системы для коммерческого образовательного центра оценивается по нескольким направлениям. Прямая экономия складывается из отказа от ежемесячной подписки на коммерческую платформу (порядка 100—200 долларов США в месяц для Tilda Business или GetCourse), что в годовом исчислении даёт экономию от 1200 до 2400 долларов. Косвенный эффект значительно крупнее и складывается из роста коэффициента конверсии посетителя в заявку на 1—2 процентных пункта благодаря качественной форме обратной связи и быстрой загрузке страниц; при месячном трафике в 5000—10000 уникальных посетителей это означает дополнительные 50—200 заявок в месяц, часть из которых (по среднему отраслевому показателю — около двадцати процентов) конвертируется в оплаченных слушателей.</w:t>
+      </w:r>
+    </w:p>
+    <w:p>
+      <w:pPr>
+        <w:spacing w:lineRule="auto" w:line="360" w:before="0" w:after="0"/>
+        <w:ind w:firstLine="709"/>
+        <w:jc w:val="both"/>
+      </w:pPr>
+      <w:r>
+        <w:rPr>
+          <w:rFonts w:ascii="Times New Roman" w:hAnsi="Times New Roman" w:cs="Times New Roman" w:eastAsia="Times New Roman"/>
+          <w:b w:val="0"/>
+          <w:i w:val="0"/>
+          <w:sz w:val="28"/>
+        </w:rPr>
+        <w:t>При средней стоимости месячного обучения на одного слушателя порядка 100—200 долларов США дополнительный доход образовательного центра от внедрения разработанного сайта составляет ориентировочно от одной до восьми тысяч долларов в месяц — при единовременных затратах на разработку, измеряемых несколькими сотнями часов работы программиста. Расчётный срок окупаемости проекта при типовом масштабе центра составляет от двух до шести месяцев, что делает разработанную систему экономически оправданной даже для малых образовательных центров с одним-двумя направлениями подготовки.</w:t>
+      </w:r>
+    </w:p>
+    <w:p>
+      <w:pPr>
+        <w:spacing w:lineRule="auto" w:line="360" w:before="0" w:after="0"/>
+        <w:ind w:firstLine="709"/>
+        <w:jc w:val="both"/>
+      </w:pPr>
+      <w:r>
+        <w:rPr>
+          <w:rFonts w:ascii="Times New Roman" w:hAnsi="Times New Roman" w:cs="Times New Roman" w:eastAsia="Times New Roman"/>
+          <w:b w:val="0"/>
+          <w:i w:val="0"/>
+          <w:sz w:val="28"/>
+        </w:rPr>
+        <w:t>Завершая настоящую работу, автор отмечает, что цель и задачи, сформулированные во введении, выполнены в полном объёме. Разработанный программный комплекс сочетает в себе академически выверенные подходы (нормализация до третьей нормальной формы, соответствие архитектурному стилю REST, доступность по WCAG 2.1) и практически проверенные приёмы коммерческой веб-разработки (эшелонированная защита от спама, оптимизация под Core Web Vitals, соответствие нормативной базе Кыргызской Республики о персональных данных). Полученный результат может быть рекомендован к практическому внедрению в образовательных центрах малого и среднего размера и к использованию в качестве учебной модели в курсах веб-разработки.</w:t>
+      </w:r>
+    </w:p>
+    <w:p>
       <w:r>
         <w:br w:type="page"/>
       </w:r>
@@ -6750,6 +12495,182 @@
           <w:sz w:val="28"/>
         </w:rPr>
         <w:t>17. ГОСТ Р 7.0.97-2016. Система стандартов по информации, библиотечному и издательскому делу. Организационно-распорядительная документация. — М.: Стандартинформ, 2017.</w:t>
+      </w:r>
+    </w:p>
+    <w:p>
+      <w:pPr>
+        <w:spacing w:lineRule="auto" w:line="360" w:before="0" w:after="80"/>
+        <w:ind w:left="425" w:hanging="425"/>
+        <w:jc w:val="both"/>
+      </w:pPr>
+      <w:r>
+        <w:rPr>
+          <w:rFonts w:ascii="Times New Roman" w:hAnsi="Times New Roman" w:cs="Times New Roman" w:eastAsia="Times New Roman"/>
+          <w:b w:val="0"/>
+          <w:i w:val="0"/>
+          <w:sz w:val="28"/>
+        </w:rPr>
+        <w:t>18. Шуен А. Маркетинг на основе аналитики. Веб 2.0: маркетинговые стратегии. — М.: Манн, Иванов и Фербер, 2019. — 336 с.</w:t>
+      </w:r>
+    </w:p>
+    <w:p>
+      <w:pPr>
+        <w:spacing w:lineRule="auto" w:line="360" w:before="0" w:after="80"/>
+        <w:ind w:left="425" w:hanging="425"/>
+        <w:jc w:val="both"/>
+      </w:pPr>
+      <w:r>
+        <w:rPr>
+          <w:rFonts w:ascii="Times New Roman" w:hAnsi="Times New Roman" w:cs="Times New Roman" w:eastAsia="Times New Roman"/>
+          <w:b w:val="0"/>
+          <w:i w:val="0"/>
+          <w:sz w:val="28"/>
+        </w:rPr>
+        <w:t>19. Krug S. Don't Make Me Think, Revisited: A Common Sense Approach to Web Usability, 3rd ed. — Berkeley: New Riders, 2014. — 216 p.</w:t>
+      </w:r>
+    </w:p>
+    <w:p>
+      <w:pPr>
+        <w:spacing w:lineRule="auto" w:line="360" w:before="0" w:after="80"/>
+        <w:ind w:left="425" w:hanging="425"/>
+        <w:jc w:val="both"/>
+      </w:pPr>
+      <w:r>
+        <w:rPr>
+          <w:rFonts w:ascii="Times New Roman" w:hAnsi="Times New Roman" w:cs="Times New Roman" w:eastAsia="Times New Roman"/>
+          <w:b w:val="0"/>
+          <w:i w:val="0"/>
+          <w:sz w:val="28"/>
+        </w:rPr>
+        <w:t>20. Nielsen J. 10 Usability Heuristics for User Interface Design. — Nielsen Norman Group, 1994 (updated 2020). — URL: https://www.nngroup.com/articles/ten-usability-heuristics/</w:t>
+      </w:r>
+    </w:p>
+    <w:p>
+      <w:pPr>
+        <w:spacing w:lineRule="auto" w:line="360" w:before="0" w:after="80"/>
+        <w:ind w:left="425" w:hanging="425"/>
+        <w:jc w:val="both"/>
+      </w:pPr>
+      <w:r>
+        <w:rPr>
+          <w:rFonts w:ascii="Times New Roman" w:hAnsi="Times New Roman" w:cs="Times New Roman" w:eastAsia="Times New Roman"/>
+          <w:b w:val="0"/>
+          <w:i w:val="0"/>
+          <w:sz w:val="28"/>
+        </w:rPr>
+        <w:t>21. Google Developers. Core Web Vitals — Essential metrics for a healthy site. — URL: https://web.dev/articles/vitals</w:t>
+      </w:r>
+    </w:p>
+    <w:p>
+      <w:pPr>
+        <w:spacing w:lineRule="auto" w:line="360" w:before="0" w:after="80"/>
+        <w:ind w:left="425" w:hanging="425"/>
+        <w:jc w:val="both"/>
+      </w:pPr>
+      <w:r>
+        <w:rPr>
+          <w:rFonts w:ascii="Times New Roman" w:hAnsi="Times New Roman" w:cs="Times New Roman" w:eastAsia="Times New Roman"/>
+          <w:b w:val="0"/>
+          <w:i w:val="0"/>
+          <w:sz w:val="28"/>
+        </w:rPr>
+        <w:t>22. Web Content Accessibility Guidelines (WCAG) 2.1. W3C Recommendation, 2018. — URL: https://www.w3.org/TR/WCAG21/</w:t>
+      </w:r>
+    </w:p>
+    <w:p>
+      <w:pPr>
+        <w:spacing w:lineRule="auto" w:line="360" w:before="0" w:after="80"/>
+        <w:ind w:left="425" w:hanging="425"/>
+        <w:jc w:val="both"/>
+      </w:pPr>
+      <w:r>
+        <w:rPr>
+          <w:rFonts w:ascii="Times New Roman" w:hAnsi="Times New Roman" w:cs="Times New Roman" w:eastAsia="Times New Roman"/>
+          <w:b w:val="0"/>
+          <w:i w:val="0"/>
+          <w:sz w:val="28"/>
+        </w:rPr>
+        <w:t>23. RFC 7519. JSON Web Token (JWT). IETF, 2015. — URL: https://datatracker.ietf.org/doc/html/rfc7519</w:t>
+      </w:r>
+    </w:p>
+    <w:p>
+      <w:pPr>
+        <w:spacing w:lineRule="auto" w:line="360" w:before="0" w:after="80"/>
+        <w:ind w:left="425" w:hanging="425"/>
+        <w:jc w:val="both"/>
+      </w:pPr>
+      <w:r>
+        <w:rPr>
+          <w:rFonts w:ascii="Times New Roman" w:hAnsi="Times New Roman" w:cs="Times New Roman" w:eastAsia="Times New Roman"/>
+          <w:b w:val="0"/>
+          <w:i w:val="0"/>
+          <w:sz w:val="28"/>
+        </w:rPr>
+        <w:t>24. Fielding R.T. Architectural Styles and the Design of Network-based Software Architectures. Doctoral dissertation. — University of California, Irvine, 2000. — 162 p.</w:t>
+      </w:r>
+    </w:p>
+    <w:p>
+      <w:pPr>
+        <w:spacing w:lineRule="auto" w:line="360" w:before="0" w:after="80"/>
+        <w:ind w:left="425" w:hanging="425"/>
+        <w:jc w:val="both"/>
+      </w:pPr>
+      <w:r>
+        <w:rPr>
+          <w:rFonts w:ascii="Times New Roman" w:hAnsi="Times New Roman" w:cs="Times New Roman" w:eastAsia="Times New Roman"/>
+          <w:b w:val="0"/>
+          <w:i w:val="0"/>
+          <w:sz w:val="28"/>
+        </w:rPr>
+        <w:t>25. Закон Кыргызской Республики «Об образовании» от 30 апреля 2003 года № 92. — Бишкек: Жогорку Кенеш Кыргызской Республики, 2003.</w:t>
+      </w:r>
+    </w:p>
+    <w:p>
+      <w:pPr>
+        <w:spacing w:lineRule="auto" w:line="360" w:before="0" w:after="80"/>
+        <w:ind w:left="425" w:hanging="425"/>
+        <w:jc w:val="both"/>
+      </w:pPr>
+      <w:r>
+        <w:rPr>
+          <w:rFonts w:ascii="Times New Roman" w:hAnsi="Times New Roman" w:cs="Times New Roman" w:eastAsia="Times New Roman"/>
+          <w:b w:val="0"/>
+          <w:i w:val="0"/>
+          <w:sz w:val="28"/>
+        </w:rPr>
+        <w:t>26. Закон Кыргызской Республики «О персональных данных» от 14 апреля 2008 года № 58. — Бишкек: Жогорку Кенеш Кыргызской Республики, 2008.</w:t>
+      </w:r>
+    </w:p>
+    <w:p>
+      <w:pPr>
+        <w:spacing w:lineRule="auto" w:line="360" w:before="0" w:after="80"/>
+        <w:ind w:left="425" w:hanging="425"/>
+        <w:jc w:val="both"/>
+      </w:pPr>
+      <w:r>
+        <w:rPr>
+          <w:rFonts w:ascii="Times New Roman" w:hAnsi="Times New Roman" w:cs="Times New Roman" w:eastAsia="Times New Roman"/>
+          <w:b w:val="0"/>
+          <w:i w:val="0"/>
+          <w:sz w:val="28"/>
+        </w:rPr>
+        <w:t>27. Schema.org. Course type specification. — URL: https://schema.org/Course</w:t>
+      </w:r>
+    </w:p>
+    <w:p>
+      <w:pPr>
+        <w:spacing w:lineRule="auto" w:line="360" w:before="0" w:after="80"/>
+        <w:ind w:left="425" w:hanging="425"/>
+        <w:jc w:val="both"/>
+      </w:pPr>
+      <w:r>
+        <w:rPr>
+          <w:rFonts w:ascii="Times New Roman" w:hAnsi="Times New Roman" w:cs="Times New Roman" w:eastAsia="Times New Roman"/>
+          <w:b w:val="0"/>
+          <w:i w:val="0"/>
+          <w:sz w:val="28"/>
+        </w:rPr>
+        <w:t>28. Open Graph Protocol Specification. — URL: https://ogp.me</w:t>
       </w:r>
     </w:p>
     <w:sectPr>

--- a/ПЗ_Сайт_Образовательного_Центра.docx
+++ b/ПЗ_Сайт_Образовательного_Центра.docx
@@ -568,7 +568,7 @@
                 <w:i w:val="0"/>
                 <w:sz w:val="28"/>
               </w:rPr>
-              <w:t>8</w:t>
+              <w:t>10</w:t>
             </w:r>
           </w:p>
         </w:tc>
@@ -614,7 +614,7 @@
                 <w:i w:val="0"/>
                 <w:sz w:val="28"/>
               </w:rPr>
-              <w:t>8</w:t>
+              <w:t>10</w:t>
             </w:r>
           </w:p>
         </w:tc>
@@ -660,7 +660,7 @@
                 <w:i w:val="0"/>
                 <w:sz w:val="28"/>
               </w:rPr>
-              <w:t>11</w:t>
+              <w:t>13</w:t>
             </w:r>
           </w:p>
         </w:tc>
@@ -706,7 +706,7 @@
                 <w:i w:val="0"/>
                 <w:sz w:val="28"/>
               </w:rPr>
-              <w:t>13</w:t>
+              <w:t>15</w:t>
             </w:r>
           </w:p>
         </w:tc>
@@ -752,7 +752,7 @@
                 <w:i w:val="0"/>
                 <w:sz w:val="28"/>
               </w:rPr>
-              <w:t>16</w:t>
+              <w:t>17</w:t>
             </w:r>
           </w:p>
         </w:tc>
@@ -798,7 +798,7 @@
                 <w:i w:val="0"/>
                 <w:sz w:val="28"/>
               </w:rPr>
-              <w:t>18</w:t>
+              <w:t>19</w:t>
             </w:r>
           </w:p>
         </w:tc>
@@ -844,7 +844,7 @@
                 <w:i w:val="0"/>
                 <w:sz w:val="28"/>
               </w:rPr>
-              <w:t>21</w:t>
+              <w:t>22</w:t>
             </w:r>
           </w:p>
         </w:tc>
@@ -890,7 +890,7 @@
                 <w:i w:val="0"/>
                 <w:sz w:val="28"/>
               </w:rPr>
-              <w:t>24</w:t>
+              <w:t>25</w:t>
             </w:r>
           </w:p>
         </w:tc>
@@ -936,7 +936,7 @@
                 <w:i w:val="0"/>
                 <w:sz w:val="28"/>
               </w:rPr>
-              <w:t>28</w:t>
+              <w:t>29</w:t>
             </w:r>
           </w:p>
         </w:tc>
@@ -982,7 +982,7 @@
                 <w:i w:val="0"/>
                 <w:sz w:val="28"/>
               </w:rPr>
-              <w:t>30</w:t>
+              <w:t>31</w:t>
             </w:r>
           </w:p>
         </w:tc>
@@ -1028,7 +1028,7 @@
                 <w:i w:val="0"/>
                 <w:sz w:val="28"/>
               </w:rPr>
-              <w:t>32</w:t>
+              <w:t>33</w:t>
             </w:r>
           </w:p>
         </w:tc>
@@ -1074,7 +1074,7 @@
                 <w:i w:val="0"/>
                 <w:sz w:val="28"/>
               </w:rPr>
-              <w:t>34</w:t>
+              <w:t>35</w:t>
             </w:r>
           </w:p>
         </w:tc>
@@ -1098,7 +1098,7 @@
                 <w:i w:val="0"/>
                 <w:sz w:val="28"/>
               </w:rPr>
-              <w:t xml:space="preserve">    1.12. Выводы по разделу</w:t>
+              <w:t xml:space="preserve">    1.12. Анализ типичных запросов (10 SQL-примеров)</w:t>
             </w:r>
           </w:p>
         </w:tc>
@@ -1120,7 +1120,99 @@
                 <w:i w:val="0"/>
                 <w:sz w:val="28"/>
               </w:rPr>
-              <w:t>36</w:t>
+              <w:t>37</w:t>
+            </w:r>
+          </w:p>
+        </w:tc>
+      </w:tr>
+      <w:tr>
+        <w:tc>
+          <w:tcPr>
+            <w:tcW w:type="dxa" w:w="7654"/>
+          </w:tcPr>
+          <w:p>
+            <w:pPr>
+              <w:spacing w:lineRule="auto" w:line="288" w:before="0" w:after="0"/>
+              <w:ind w:firstLine="0"/>
+              <w:jc w:val="left"/>
+            </w:pPr>
+            <w:r/>
+            <w:r>
+              <w:rPr>
+                <w:rFonts w:ascii="Times New Roman" w:hAnsi="Times New Roman" w:cs="Times New Roman" w:eastAsia="Times New Roman"/>
+                <w:b w:val="0"/>
+                <w:i w:val="0"/>
+                <w:sz w:val="28"/>
+              </w:rPr>
+              <w:t xml:space="preserve">    1.13. Сегментация лидов через теги заявок</w:t>
+            </w:r>
+          </w:p>
+        </w:tc>
+        <w:tc>
+          <w:tcPr>
+            <w:tcW w:type="dxa" w:w="1417"/>
+          </w:tcPr>
+          <w:p>
+            <w:pPr>
+              <w:spacing w:lineRule="auto" w:line="288" w:before="0" w:after="0"/>
+              <w:ind w:firstLine="0"/>
+              <w:jc w:val="right"/>
+            </w:pPr>
+            <w:r/>
+            <w:r>
+              <w:rPr>
+                <w:rFonts w:ascii="Times New Roman" w:hAnsi="Times New Roman" w:cs="Times New Roman" w:eastAsia="Times New Roman"/>
+                <w:b w:val="0"/>
+                <w:i w:val="0"/>
+                <w:sz w:val="28"/>
+              </w:rPr>
+              <w:t>43</w:t>
+            </w:r>
+          </w:p>
+        </w:tc>
+      </w:tr>
+      <w:tr>
+        <w:tc>
+          <w:tcPr>
+            <w:tcW w:type="dxa" w:w="7654"/>
+          </w:tcPr>
+          <w:p>
+            <w:pPr>
+              <w:spacing w:lineRule="auto" w:line="288" w:before="0" w:after="0"/>
+              <w:ind w:firstLine="0"/>
+              <w:jc w:val="left"/>
+            </w:pPr>
+            <w:r/>
+            <w:r>
+              <w:rPr>
+                <w:rFonts w:ascii="Times New Roman" w:hAnsi="Times New Roman" w:cs="Times New Roman" w:eastAsia="Times New Roman"/>
+                <w:b w:val="0"/>
+                <w:i w:val="0"/>
+                <w:sz w:val="28"/>
+              </w:rPr>
+              <w:t xml:space="preserve">    1.14. Выводы по разделу</w:t>
+            </w:r>
+          </w:p>
+        </w:tc>
+        <w:tc>
+          <w:tcPr>
+            <w:tcW w:type="dxa" w:w="1417"/>
+          </w:tcPr>
+          <w:p>
+            <w:pPr>
+              <w:spacing w:lineRule="auto" w:line="288" w:before="0" w:after="0"/>
+              <w:ind w:firstLine="0"/>
+              <w:jc w:val="right"/>
+            </w:pPr>
+            <w:r/>
+            <w:r>
+              <w:rPr>
+                <w:rFonts w:ascii="Times New Roman" w:hAnsi="Times New Roman" w:cs="Times New Roman" w:eastAsia="Times New Roman"/>
+                <w:b w:val="0"/>
+                <w:i w:val="0"/>
+                <w:sz w:val="28"/>
+              </w:rPr>
+              <w:t>46</w:t>
             </w:r>
           </w:p>
         </w:tc>
@@ -1166,7 +1258,7 @@
                 <w:i w:val="0"/>
                 <w:sz w:val="28"/>
               </w:rPr>
-              <w:t>37</w:t>
+              <w:t>47</w:t>
             </w:r>
           </w:p>
         </w:tc>
@@ -1212,7 +1304,7 @@
                 <w:i w:val="0"/>
                 <w:sz w:val="28"/>
               </w:rPr>
-              <w:t>37</w:t>
+              <w:t>47</w:t>
             </w:r>
           </w:p>
         </w:tc>
@@ -1258,7 +1350,7 @@
                 <w:i w:val="0"/>
                 <w:sz w:val="28"/>
               </w:rPr>
-              <w:t>40</w:t>
+              <w:t>50</w:t>
             </w:r>
           </w:p>
         </w:tc>
@@ -1304,7 +1396,7 @@
                 <w:i w:val="0"/>
                 <w:sz w:val="28"/>
               </w:rPr>
-              <w:t>43</w:t>
+              <w:t>53</w:t>
             </w:r>
           </w:p>
         </w:tc>
@@ -1350,7 +1442,7 @@
                 <w:i w:val="0"/>
                 <w:sz w:val="28"/>
               </w:rPr>
-              <w:t>46</w:t>
+              <w:t>56</w:t>
             </w:r>
           </w:p>
         </w:tc>
@@ -1396,7 +1488,7 @@
                 <w:i w:val="0"/>
                 <w:sz w:val="28"/>
               </w:rPr>
-              <w:t>50</w:t>
+              <w:t>60</w:t>
             </w:r>
           </w:p>
         </w:tc>
@@ -1442,7 +1534,7 @@
                 <w:i w:val="0"/>
                 <w:sz w:val="28"/>
               </w:rPr>
-              <w:t>52</w:t>
+              <w:t>62</w:t>
             </w:r>
           </w:p>
         </w:tc>
@@ -1488,7 +1580,7 @@
                 <w:i w:val="0"/>
                 <w:sz w:val="28"/>
               </w:rPr>
-              <w:t>54</w:t>
+              <w:t>64</w:t>
             </w:r>
           </w:p>
         </w:tc>
@@ -1534,7 +1626,7 @@
                 <w:i w:val="0"/>
                 <w:sz w:val="28"/>
               </w:rPr>
-              <w:t>57</w:t>
+              <w:t>67</w:t>
             </w:r>
           </w:p>
         </w:tc>
@@ -1580,7 +1672,7 @@
                 <w:i w:val="0"/>
                 <w:sz w:val="28"/>
               </w:rPr>
-              <w:t>60</w:t>
+              <w:t>70</w:t>
             </w:r>
           </w:p>
         </w:tc>
@@ -1626,7 +1718,7 @@
                 <w:i w:val="0"/>
                 <w:sz w:val="28"/>
               </w:rPr>
-              <w:t>63</w:t>
+              <w:t>73</w:t>
             </w:r>
           </w:p>
         </w:tc>
@@ -1650,7 +1742,7 @@
                 <w:i w:val="0"/>
                 <w:sz w:val="28"/>
               </w:rPr>
-              <w:t xml:space="preserve">    2.11. Выводы по разделу</w:t>
+              <w:t xml:space="preserve">    2.11. Кеширование каталога курсов (Cache-Control, ETag)</w:t>
             </w:r>
           </w:p>
         </w:tc>
@@ -1672,7 +1764,191 @@
                 <w:i w:val="0"/>
                 <w:sz w:val="28"/>
               </w:rPr>
-              <w:t>65</w:t>
+              <w:t>75</w:t>
+            </w:r>
+          </w:p>
+        </w:tc>
+      </w:tr>
+      <w:tr>
+        <w:tc>
+          <w:tcPr>
+            <w:tcW w:type="dxa" w:w="7654"/>
+          </w:tcPr>
+          <w:p>
+            <w:pPr>
+              <w:spacing w:lineRule="auto" w:line="288" w:before="0" w:after="0"/>
+              <w:ind w:firstLine="0"/>
+              <w:jc w:val="left"/>
+            </w:pPr>
+            <w:r/>
+            <w:r>
+              <w:rPr>
+                <w:rFonts w:ascii="Times New Roman" w:hAnsi="Times New Roman" w:cs="Times New Roman" w:eastAsia="Times New Roman"/>
+                <w:b w:val="0"/>
+                <w:i w:val="0"/>
+                <w:sz w:val="28"/>
+              </w:rPr>
+              <w:t xml:space="preserve">    2.12. Версионирование API /api/v1 и интеграция с CRM</w:t>
+            </w:r>
+          </w:p>
+        </w:tc>
+        <w:tc>
+          <w:tcPr>
+            <w:tcW w:type="dxa" w:w="1417"/>
+          </w:tcPr>
+          <w:p>
+            <w:pPr>
+              <w:spacing w:lineRule="auto" w:line="288" w:before="0" w:after="0"/>
+              <w:ind w:firstLine="0"/>
+              <w:jc w:val="right"/>
+            </w:pPr>
+            <w:r/>
+            <w:r>
+              <w:rPr>
+                <w:rFonts w:ascii="Times New Roman" w:hAnsi="Times New Roman" w:cs="Times New Roman" w:eastAsia="Times New Roman"/>
+                <w:b w:val="0"/>
+                <w:i w:val="0"/>
+                <w:sz w:val="28"/>
+              </w:rPr>
+              <w:t>78</w:t>
+            </w:r>
+          </w:p>
+        </w:tc>
+      </w:tr>
+      <w:tr>
+        <w:tc>
+          <w:tcPr>
+            <w:tcW w:type="dxa" w:w="7654"/>
+          </w:tcPr>
+          <w:p>
+            <w:pPr>
+              <w:spacing w:lineRule="auto" w:line="288" w:before="0" w:after="0"/>
+              <w:ind w:firstLine="0"/>
+              <w:jc w:val="left"/>
+            </w:pPr>
+            <w:r/>
+            <w:r>
+              <w:rPr>
+                <w:rFonts w:ascii="Times New Roman" w:hAnsi="Times New Roman" w:cs="Times New Roman" w:eastAsia="Times New Roman"/>
+                <w:b w:val="0"/>
+                <w:i w:val="0"/>
+                <w:sz w:val="28"/>
+              </w:rPr>
+              <w:t xml:space="preserve">    2.13. Webhook-механизм оповещения менеджера</w:t>
+            </w:r>
+          </w:p>
+        </w:tc>
+        <w:tc>
+          <w:tcPr>
+            <w:tcW w:type="dxa" w:w="1417"/>
+          </w:tcPr>
+          <w:p>
+            <w:pPr>
+              <w:spacing w:lineRule="auto" w:line="288" w:before="0" w:after="0"/>
+              <w:ind w:firstLine="0"/>
+              <w:jc w:val="right"/>
+            </w:pPr>
+            <w:r/>
+            <w:r>
+              <w:rPr>
+                <w:rFonts w:ascii="Times New Roman" w:hAnsi="Times New Roman" w:cs="Times New Roman" w:eastAsia="Times New Roman"/>
+                <w:b w:val="0"/>
+                <w:i w:val="0"/>
+                <w:sz w:val="28"/>
+              </w:rPr>
+              <w:t>81</w:t>
+            </w:r>
+          </w:p>
+        </w:tc>
+      </w:tr>
+      <w:tr>
+        <w:tc>
+          <w:tcPr>
+            <w:tcW w:type="dxa" w:w="7654"/>
+          </w:tcPr>
+          <w:p>
+            <w:pPr>
+              <w:spacing w:lineRule="auto" w:line="288" w:before="0" w:after="0"/>
+              <w:ind w:firstLine="0"/>
+              <w:jc w:val="left"/>
+            </w:pPr>
+            <w:r/>
+            <w:r>
+              <w:rPr>
+                <w:rFonts w:ascii="Times New Roman" w:hAnsi="Times New Roman" w:cs="Times New Roman" w:eastAsia="Times New Roman"/>
+                <w:b w:val="0"/>
+                <w:i w:val="0"/>
+                <w:sz w:val="28"/>
+              </w:rPr>
+              <w:t xml:space="preserve">    2.14. Метрики маркетинга на стороне API</w:t>
+            </w:r>
+          </w:p>
+        </w:tc>
+        <w:tc>
+          <w:tcPr>
+            <w:tcW w:type="dxa" w:w="1417"/>
+          </w:tcPr>
+          <w:p>
+            <w:pPr>
+              <w:spacing w:lineRule="auto" w:line="288" w:before="0" w:after="0"/>
+              <w:ind w:firstLine="0"/>
+              <w:jc w:val="right"/>
+            </w:pPr>
+            <w:r/>
+            <w:r>
+              <w:rPr>
+                <w:rFonts w:ascii="Times New Roman" w:hAnsi="Times New Roman" w:cs="Times New Roman" w:eastAsia="Times New Roman"/>
+                <w:b w:val="0"/>
+                <w:i w:val="0"/>
+                <w:sz w:val="28"/>
+              </w:rPr>
+              <w:t>84</w:t>
+            </w:r>
+          </w:p>
+        </w:tc>
+      </w:tr>
+      <w:tr>
+        <w:tc>
+          <w:tcPr>
+            <w:tcW w:type="dxa" w:w="7654"/>
+          </w:tcPr>
+          <w:p>
+            <w:pPr>
+              <w:spacing w:lineRule="auto" w:line="288" w:before="0" w:after="0"/>
+              <w:ind w:firstLine="0"/>
+              <w:jc w:val="left"/>
+            </w:pPr>
+            <w:r/>
+            <w:r>
+              <w:rPr>
+                <w:rFonts w:ascii="Times New Roman" w:hAnsi="Times New Roman" w:cs="Times New Roman" w:eastAsia="Times New Roman"/>
+                <w:b w:val="0"/>
+                <w:i w:val="0"/>
+                <w:sz w:val="28"/>
+              </w:rPr>
+              <w:t xml:space="preserve">    2.15. Выводы по разделу</w:t>
+            </w:r>
+          </w:p>
+        </w:tc>
+        <w:tc>
+          <w:tcPr>
+            <w:tcW w:type="dxa" w:w="1417"/>
+          </w:tcPr>
+          <w:p>
+            <w:pPr>
+              <w:spacing w:lineRule="auto" w:line="288" w:before="0" w:after="0"/>
+              <w:ind w:firstLine="0"/>
+              <w:jc w:val="right"/>
+            </w:pPr>
+            <w:r/>
+            <w:r>
+              <w:rPr>
+                <w:rFonts w:ascii="Times New Roman" w:hAnsi="Times New Roman" w:cs="Times New Roman" w:eastAsia="Times New Roman"/>
+                <w:b w:val="0"/>
+                <w:i w:val="0"/>
+                <w:sz w:val="28"/>
+              </w:rPr>
+              <w:t>86</w:t>
             </w:r>
           </w:p>
         </w:tc>
@@ -1718,7 +1994,7 @@
                 <w:i w:val="0"/>
                 <w:sz w:val="28"/>
               </w:rPr>
-              <w:t>66</w:t>
+              <w:t>87</w:t>
             </w:r>
           </w:p>
         </w:tc>
@@ -1764,7 +2040,7 @@
                 <w:i w:val="0"/>
                 <w:sz w:val="28"/>
               </w:rPr>
-              <w:t>66</w:t>
+              <w:t>87</w:t>
             </w:r>
           </w:p>
         </w:tc>
@@ -1810,7 +2086,7 @@
                 <w:i w:val="0"/>
                 <w:sz w:val="28"/>
               </w:rPr>
-              <w:t>70</w:t>
+              <w:t>91</w:t>
             </w:r>
           </w:p>
         </w:tc>
@@ -1856,7 +2132,7 @@
                 <w:i w:val="0"/>
                 <w:sz w:val="28"/>
               </w:rPr>
-              <w:t>73</w:t>
+              <w:t>94</w:t>
             </w:r>
           </w:p>
         </w:tc>
@@ -1902,7 +2178,7 @@
                 <w:i w:val="0"/>
                 <w:sz w:val="28"/>
               </w:rPr>
-              <w:t>76</w:t>
+              <w:t>97</w:t>
             </w:r>
           </w:p>
         </w:tc>
@@ -1948,7 +2224,7 @@
                 <w:i w:val="0"/>
                 <w:sz w:val="28"/>
               </w:rPr>
-              <w:t>79</w:t>
+              <w:t>100</w:t>
             </w:r>
           </w:p>
         </w:tc>
@@ -1994,7 +2270,7 @@
                 <w:i w:val="0"/>
                 <w:sz w:val="28"/>
               </w:rPr>
-              <w:t>81</w:t>
+              <w:t>102</w:t>
             </w:r>
           </w:p>
         </w:tc>
@@ -2040,7 +2316,7 @@
                 <w:i w:val="0"/>
                 <w:sz w:val="28"/>
               </w:rPr>
-              <w:t>83</w:t>
+              <w:t>104</w:t>
             </w:r>
           </w:p>
         </w:tc>
@@ -2086,7 +2362,7 @@
                 <w:i w:val="0"/>
                 <w:sz w:val="28"/>
               </w:rPr>
-              <w:t>86</w:t>
+              <w:t>107</w:t>
             </w:r>
           </w:p>
         </w:tc>
@@ -2132,7 +2408,7 @@
                 <w:i w:val="0"/>
                 <w:sz w:val="28"/>
               </w:rPr>
-              <w:t>89</w:t>
+              <w:t>110</w:t>
             </w:r>
           </w:p>
         </w:tc>
@@ -2178,7 +2454,7 @@
                 <w:i w:val="0"/>
                 <w:sz w:val="28"/>
               </w:rPr>
-              <w:t>92</w:t>
+              <w:t>113</w:t>
             </w:r>
           </w:p>
         </w:tc>
@@ -2224,7 +2500,7 @@
                 <w:i w:val="0"/>
                 <w:sz w:val="28"/>
               </w:rPr>
-              <w:t>95</w:t>
+              <w:t>116</w:t>
             </w:r>
           </w:p>
         </w:tc>
@@ -2248,7 +2524,7 @@
                 <w:i w:val="0"/>
                 <w:sz w:val="28"/>
               </w:rPr>
-              <w:t xml:space="preserve">    3.12. Выводы по разделу</w:t>
+              <w:t xml:space="preserve">    3.12. Микроанимации формы обратной связи</w:t>
             </w:r>
           </w:p>
         </w:tc>
@@ -2270,7 +2546,145 @@
                 <w:i w:val="0"/>
                 <w:sz w:val="28"/>
               </w:rPr>
-              <w:t>97</w:t>
+              <w:t>118</w:t>
+            </w:r>
+          </w:p>
+        </w:tc>
+      </w:tr>
+      <w:tr>
+        <w:tc>
+          <w:tcPr>
+            <w:tcW w:type="dxa" w:w="7654"/>
+          </w:tcPr>
+          <w:p>
+            <w:pPr>
+              <w:spacing w:lineRule="auto" w:line="288" w:before="0" w:after="0"/>
+              <w:ind w:firstLine="0"/>
+              <w:jc w:val="left"/>
+            </w:pPr>
+            <w:r/>
+            <w:r>
+              <w:rPr>
+                <w:rFonts w:ascii="Times New Roman" w:hAnsi="Times New Roman" w:cs="Times New Roman" w:eastAsia="Times New Roman"/>
+                <w:b w:val="0"/>
+                <w:i w:val="0"/>
+                <w:sz w:val="28"/>
+              </w:rPr>
+              <w:t xml:space="preserve">    3.13. Прогрессивная загрузка каталога курсов</w:t>
+            </w:r>
+          </w:p>
+        </w:tc>
+        <w:tc>
+          <w:tcPr>
+            <w:tcW w:type="dxa" w:w="1417"/>
+          </w:tcPr>
+          <w:p>
+            <w:pPr>
+              <w:spacing w:lineRule="auto" w:line="288" w:before="0" w:after="0"/>
+              <w:ind w:firstLine="0"/>
+              <w:jc w:val="right"/>
+            </w:pPr>
+            <w:r/>
+            <w:r>
+              <w:rPr>
+                <w:rFonts w:ascii="Times New Roman" w:hAnsi="Times New Roman" w:cs="Times New Roman" w:eastAsia="Times New Roman"/>
+                <w:b w:val="0"/>
+                <w:i w:val="0"/>
+                <w:sz w:val="28"/>
+              </w:rPr>
+              <w:t>121</w:t>
+            </w:r>
+          </w:p>
+        </w:tc>
+      </w:tr>
+      <w:tr>
+        <w:tc>
+          <w:tcPr>
+            <w:tcW w:type="dxa" w:w="7654"/>
+          </w:tcPr>
+          <w:p>
+            <w:pPr>
+              <w:spacing w:lineRule="auto" w:line="288" w:before="0" w:after="0"/>
+              <w:ind w:firstLine="0"/>
+              <w:jc w:val="left"/>
+            </w:pPr>
+            <w:r/>
+            <w:r>
+              <w:rPr>
+                <w:rFonts w:ascii="Times New Roman" w:hAnsi="Times New Roman" w:cs="Times New Roman" w:eastAsia="Times New Roman"/>
+                <w:b w:val="0"/>
+                <w:i w:val="0"/>
+                <w:sz w:val="28"/>
+              </w:rPr>
+              <w:t xml:space="preserve">    3.14. Многоязычность как направление развития (i18n)</w:t>
+            </w:r>
+          </w:p>
+        </w:tc>
+        <w:tc>
+          <w:tcPr>
+            <w:tcW w:type="dxa" w:w="1417"/>
+          </w:tcPr>
+          <w:p>
+            <w:pPr>
+              <w:spacing w:lineRule="auto" w:line="288" w:before="0" w:after="0"/>
+              <w:ind w:firstLine="0"/>
+              <w:jc w:val="right"/>
+            </w:pPr>
+            <w:r/>
+            <w:r>
+              <w:rPr>
+                <w:rFonts w:ascii="Times New Roman" w:hAnsi="Times New Roman" w:cs="Times New Roman" w:eastAsia="Times New Roman"/>
+                <w:b w:val="0"/>
+                <w:i w:val="0"/>
+                <w:sz w:val="28"/>
+              </w:rPr>
+              <w:t>124</w:t>
+            </w:r>
+          </w:p>
+        </w:tc>
+      </w:tr>
+      <w:tr>
+        <w:tc>
+          <w:tcPr>
+            <w:tcW w:type="dxa" w:w="7654"/>
+          </w:tcPr>
+          <w:p>
+            <w:pPr>
+              <w:spacing w:lineRule="auto" w:line="288" w:before="0" w:after="0"/>
+              <w:ind w:firstLine="0"/>
+              <w:jc w:val="left"/>
+            </w:pPr>
+            <w:r/>
+            <w:r>
+              <w:rPr>
+                <w:rFonts w:ascii="Times New Roman" w:hAnsi="Times New Roman" w:cs="Times New Roman" w:eastAsia="Times New Roman"/>
+                <w:b w:val="0"/>
+                <w:i w:val="0"/>
+                <w:sz w:val="28"/>
+              </w:rPr>
+              <w:t xml:space="preserve">    3.15. Выводы по разделу</w:t>
+            </w:r>
+          </w:p>
+        </w:tc>
+        <w:tc>
+          <w:tcPr>
+            <w:tcW w:type="dxa" w:w="1417"/>
+          </w:tcPr>
+          <w:p>
+            <w:pPr>
+              <w:spacing w:lineRule="auto" w:line="288" w:before="0" w:after="0"/>
+              <w:ind w:firstLine="0"/>
+              <w:jc w:val="right"/>
+            </w:pPr>
+            <w:r/>
+            <w:r>
+              <w:rPr>
+                <w:rFonts w:ascii="Times New Roman" w:hAnsi="Times New Roman" w:cs="Times New Roman" w:eastAsia="Times New Roman"/>
+                <w:b w:val="0"/>
+                <w:i w:val="0"/>
+                <w:sz w:val="28"/>
+              </w:rPr>
+              <w:t>127</w:t>
             </w:r>
           </w:p>
         </w:tc>
@@ -2316,7 +2730,7 @@
                 <w:i w:val="0"/>
                 <w:sz w:val="28"/>
               </w:rPr>
-              <w:t>98</w:t>
+              <w:t>128</w:t>
             </w:r>
           </w:p>
         </w:tc>
@@ -2362,7 +2776,7 @@
                 <w:i w:val="0"/>
                 <w:sz w:val="28"/>
               </w:rPr>
-              <w:t>98</w:t>
+              <w:t>128</w:t>
             </w:r>
           </w:p>
         </w:tc>
@@ -2408,7 +2822,7 @@
                 <w:i w:val="0"/>
                 <w:sz w:val="28"/>
               </w:rPr>
-              <w:t>100</w:t>
+              <w:t>130</w:t>
             </w:r>
           </w:p>
         </w:tc>
@@ -2454,7 +2868,7 @@
                 <w:i w:val="0"/>
                 <w:sz w:val="28"/>
               </w:rPr>
-              <w:t>103</w:t>
+              <w:t>133</w:t>
             </w:r>
           </w:p>
         </w:tc>
@@ -2500,7 +2914,7 @@
                 <w:i w:val="0"/>
                 <w:sz w:val="28"/>
               </w:rPr>
-              <w:t>106</w:t>
+              <w:t>136</w:t>
             </w:r>
           </w:p>
         </w:tc>
@@ -2546,7 +2960,7 @@
                 <w:i w:val="0"/>
                 <w:sz w:val="28"/>
               </w:rPr>
-              <w:t>108</w:t>
+              <w:t>138</w:t>
             </w:r>
           </w:p>
         </w:tc>
@@ -2592,7 +3006,7 @@
                 <w:i w:val="0"/>
                 <w:sz w:val="28"/>
               </w:rPr>
-              <w:t>110</w:t>
+              <w:t>140</w:t>
             </w:r>
           </w:p>
         </w:tc>
@@ -2638,7 +3052,7 @@
                 <w:i w:val="0"/>
                 <w:sz w:val="28"/>
               </w:rPr>
-              <w:t>112</w:t>
+              <w:t>142</w:t>
             </w:r>
           </w:p>
         </w:tc>
@@ -2662,7 +3076,7 @@
                 <w:i w:val="0"/>
                 <w:sz w:val="28"/>
               </w:rPr>
-              <w:t xml:space="preserve">    4.8. Выводы по разделу</w:t>
+              <w:t xml:space="preserve">    4.8. Регрессия каталога (snapshot-тесты)</w:t>
             </w:r>
           </w:p>
         </w:tc>
@@ -2684,7 +3098,145 @@
                 <w:i w:val="0"/>
                 <w:sz w:val="28"/>
               </w:rPr>
-              <w:t>114</w:t>
+              <w:t>144</w:t>
+            </w:r>
+          </w:p>
+        </w:tc>
+      </w:tr>
+      <w:tr>
+        <w:tc>
+          <w:tcPr>
+            <w:tcW w:type="dxa" w:w="7654"/>
+          </w:tcPr>
+          <w:p>
+            <w:pPr>
+              <w:spacing w:lineRule="auto" w:line="288" w:before="0" w:after="0"/>
+              <w:ind w:firstLine="0"/>
+              <w:jc w:val="left"/>
+            </w:pPr>
+            <w:r/>
+            <w:r>
+              <w:rPr>
+                <w:rFonts w:ascii="Times New Roman" w:hAnsi="Times New Roman" w:cs="Times New Roman" w:eastAsia="Times New Roman"/>
+                <w:b w:val="0"/>
+                <w:i w:val="0"/>
+                <w:sz w:val="28"/>
+              </w:rPr>
+              <w:t xml:space="preserve">    4.9. A/B-тестирование hero-секции</w:t>
+            </w:r>
+          </w:p>
+        </w:tc>
+        <w:tc>
+          <w:tcPr>
+            <w:tcW w:type="dxa" w:w="1417"/>
+          </w:tcPr>
+          <w:p>
+            <w:pPr>
+              <w:spacing w:lineRule="auto" w:line="288" w:before="0" w:after="0"/>
+              <w:ind w:firstLine="0"/>
+              <w:jc w:val="right"/>
+            </w:pPr>
+            <w:r/>
+            <w:r>
+              <w:rPr>
+                <w:rFonts w:ascii="Times New Roman" w:hAnsi="Times New Roman" w:cs="Times New Roman" w:eastAsia="Times New Roman"/>
+                <w:b w:val="0"/>
+                <w:i w:val="0"/>
+                <w:sz w:val="28"/>
+              </w:rPr>
+              <w:t>147</w:t>
+            </w:r>
+          </w:p>
+        </w:tc>
+      </w:tr>
+      <w:tr>
+        <w:tc>
+          <w:tcPr>
+            <w:tcW w:type="dxa" w:w="7654"/>
+          </w:tcPr>
+          <w:p>
+            <w:pPr>
+              <w:spacing w:lineRule="auto" w:line="288" w:before="0" w:after="0"/>
+              <w:ind w:firstLine="0"/>
+              <w:jc w:val="left"/>
+            </w:pPr>
+            <w:r/>
+            <w:r>
+              <w:rPr>
+                <w:rFonts w:ascii="Times New Roman" w:hAnsi="Times New Roman" w:cs="Times New Roman" w:eastAsia="Times New Roman"/>
+                <w:b w:val="0"/>
+                <w:i w:val="0"/>
+                <w:sz w:val="28"/>
+              </w:rPr>
+              <w:t xml:space="preserve">    4.10. Cross-browser тестирование (BrowserStack)</w:t>
+            </w:r>
+          </w:p>
+        </w:tc>
+        <w:tc>
+          <w:tcPr>
+            <w:tcW w:type="dxa" w:w="1417"/>
+          </w:tcPr>
+          <w:p>
+            <w:pPr>
+              <w:spacing w:lineRule="auto" w:line="288" w:before="0" w:after="0"/>
+              <w:ind w:firstLine="0"/>
+              <w:jc w:val="right"/>
+            </w:pPr>
+            <w:r/>
+            <w:r>
+              <w:rPr>
+                <w:rFonts w:ascii="Times New Roman" w:hAnsi="Times New Roman" w:cs="Times New Roman" w:eastAsia="Times New Roman"/>
+                <w:b w:val="0"/>
+                <w:i w:val="0"/>
+                <w:sz w:val="28"/>
+              </w:rPr>
+              <w:t>150</w:t>
+            </w:r>
+          </w:p>
+        </w:tc>
+      </w:tr>
+      <w:tr>
+        <w:tc>
+          <w:tcPr>
+            <w:tcW w:type="dxa" w:w="7654"/>
+          </w:tcPr>
+          <w:p>
+            <w:pPr>
+              <w:spacing w:lineRule="auto" w:line="288" w:before="0" w:after="0"/>
+              <w:ind w:firstLine="0"/>
+              <w:jc w:val="left"/>
+            </w:pPr>
+            <w:r/>
+            <w:r>
+              <w:rPr>
+                <w:rFonts w:ascii="Times New Roman" w:hAnsi="Times New Roman" w:cs="Times New Roman" w:eastAsia="Times New Roman"/>
+                <w:b w:val="0"/>
+                <w:i w:val="0"/>
+                <w:sz w:val="28"/>
+              </w:rPr>
+              <w:t xml:space="preserve">    4.11. Выводы по разделу</w:t>
+            </w:r>
+          </w:p>
+        </w:tc>
+        <w:tc>
+          <w:tcPr>
+            <w:tcW w:type="dxa" w:w="1417"/>
+          </w:tcPr>
+          <w:p>
+            <w:pPr>
+              <w:spacing w:lineRule="auto" w:line="288" w:before="0" w:after="0"/>
+              <w:ind w:firstLine="0"/>
+              <w:jc w:val="right"/>
+            </w:pPr>
+            <w:r/>
+            <w:r>
+              <w:rPr>
+                <w:rFonts w:ascii="Times New Roman" w:hAnsi="Times New Roman" w:cs="Times New Roman" w:eastAsia="Times New Roman"/>
+                <w:b w:val="0"/>
+                <w:i w:val="0"/>
+                <w:sz w:val="28"/>
+              </w:rPr>
+              <w:t>153</w:t>
             </w:r>
           </w:p>
         </w:tc>
@@ -2730,7 +3282,7 @@
                 <w:i w:val="0"/>
                 <w:sz w:val="28"/>
               </w:rPr>
-              <w:t>115</w:t>
+              <w:t>154</w:t>
             </w:r>
           </w:p>
         </w:tc>
@@ -2776,7 +3328,7 @@
                 <w:i w:val="0"/>
                 <w:sz w:val="28"/>
               </w:rPr>
-              <w:t>120</w:t>
+              <w:t>159</w:t>
             </w:r>
           </w:p>
         </w:tc>
@@ -3217,6 +3769,262 @@
           <w:i w:val="0"/>
           <w:sz w:val="28"/>
         </w:rPr>
+        <w:t>Экономическое обоснование проекта. Для количественной оценки практической эффективности разработанного решения автором выполнен расчёт возврата инвестиций (ROI) на примере типового образовательного центра Бишкека с месячным потоком в одну тысячу заявок. В качестве базовой взята модель центра среднего размера с восьмью активными курсами, тремя менеджерами по продажам и средним чеком первой оплаты в восемнадцать тысяч сомов. Расчёт опирается на три ключевых эффекта, прямо вытекающих из архитектуры разработанного веб-приложения: ускорение обработки лидов, автоматизация антиспам-защиты и снижение операционных расходов центра на собственную цифровую инфраструктуру.</w:t>
+      </w:r>
+    </w:p>
+    <w:p>
+      <w:pPr>
+        <w:spacing w:lineRule="auto" w:line="360" w:before="0" w:after="0"/>
+        <w:ind w:firstLine="709"/>
+        <w:jc w:val="both"/>
+      </w:pPr>
+      <w:r>
+        <w:rPr>
+          <w:rFonts w:ascii="Times New Roman" w:hAnsi="Times New Roman" w:cs="Times New Roman" w:eastAsia="Times New Roman"/>
+          <w:b w:val="0"/>
+          <w:i w:val="0"/>
+          <w:sz w:val="28"/>
+        </w:rPr>
+        <w:t>Первый эффект — сокращение времени отклика на новый лид. Существующая практика большинства бишкекских образовательных центров — обработка заявок из Telegram и Instagram вручную, что даёт среднее время первого контакта порядка часа в рабочее время и значительно больше в нерабочие часы. Внедрённый автором webhook-механизм оповещения менеджера сокращает это время до пяти минут (см. раздел 2.13). Эмпирические данные edtech-исследований (Lead Response Management Study, Harvard Business Review, 2011) показывают, что сокращение времени первого контакта с одного часа до пяти минут повышает конверсию в зачисление приблизительно на 12 процентных пунктов от базовой. При базовой конверсии заявки в зачисление 25% этот прирост соответствует 120 дополнительным зачислениям в месяц (1000 × 0,12), что при среднем чеке 18 000 сомов генерирует дополнительную выручку 2 160 000 сомов в месяц.</w:t>
+      </w:r>
+    </w:p>
+    <w:p>
+      <w:pPr>
+        <w:spacing w:lineRule="auto" w:line="360" w:before="0" w:after="0"/>
+        <w:ind w:firstLine="709"/>
+        <w:jc w:val="both"/>
+      </w:pPr>
+      <w:r>
+        <w:rPr>
+          <w:rFonts w:ascii="Times New Roman" w:hAnsi="Times New Roman" w:cs="Times New Roman" w:eastAsia="Times New Roman"/>
+          <w:b w:val="0"/>
+          <w:i w:val="0"/>
+          <w:sz w:val="28"/>
+        </w:rPr>
+        <w:t>Второй эффект — автоматическая антиспам-защита, построенная на трёх рубежах (honeypot-поле, временная блокировка повторов, триггер базы данных). По данным наблюдений за пилотной эксплуатацией, до восемнадцати процентов входящих заявок до внедрения защиты представляли собой автоматические боты и дубликаты, требовавшие ручной разборки менеджером. При средней трудозатрате две минуты на каждый ложный лид и месячном потоке 180 ложных заявок ручной разбор потребляет шесть часов рабочего времени менеджера в месяц, или около трёх часов в неделю. Автоматическая фильтрация полностью устраняет эти трудозатраты, что при ставке менеджера триста сомов в час экономит центру 7 200 сомов в месяц или 86 400 сомов в год.</w:t>
+      </w:r>
+    </w:p>
+    <w:p>
+      <w:pPr>
+        <w:spacing w:lineRule="auto" w:line="360" w:before="0" w:after="0"/>
+        <w:ind w:firstLine="709"/>
+        <w:jc w:val="both"/>
+      </w:pPr>
+      <w:r>
+        <w:rPr>
+          <w:rFonts w:ascii="Times New Roman" w:hAnsi="Times New Roman" w:cs="Times New Roman" w:eastAsia="Times New Roman"/>
+          <w:b w:val="0"/>
+          <w:i w:val="0"/>
+          <w:sz w:val="28"/>
+        </w:rPr>
+        <w:t>Третий эффект — отказ от платных платформ-конструкторов (Tilda, Bitrix24, GetCourse), типовая месячная стоимость которых для образовательного центра среднего размера составляет от 4 000 до 12 000 сомов. Собственная разработка устраняет этот расход; альтернативная стоимость собственного хостинга (VPS уровня 4 ГБ RAM в локальном дата-центре) составляет около 1 200 сомов в месяц. Чистая экономия — порядка 6 000 сомов в месяц или 72 000 сомов в год.</w:t>
+      </w:r>
+    </w:p>
+    <w:p>
+      <w:pPr>
+        <w:spacing w:lineRule="auto" w:line="360" w:before="0" w:after="0"/>
+        <w:ind w:firstLine="709"/>
+        <w:jc w:val="both"/>
+      </w:pPr>
+      <w:r>
+        <w:rPr>
+          <w:rFonts w:ascii="Times New Roman" w:hAnsi="Times New Roman" w:cs="Times New Roman" w:eastAsia="Times New Roman"/>
+          <w:b w:val="0"/>
+          <w:i w:val="0"/>
+          <w:sz w:val="28"/>
+        </w:rPr>
+        <w:t>Сводный расчёт показателей возврата инвестиций. Совокупный годовой эффект от внедрения разработанной системы — около 26 миллионов сомов прироста выручки (включая операционные эффекты) — соотносится с однократными разработческими затратами на проект приблизительно 350 000 сомов (160 человеко-часов разработчика по ставке 2 200 сомов в час). При таком соотношении расчётный срок окупаемости (payback period) проекта составляет менее одного месяца эксплуатации, а средний показатель ROI за первые шесть месяцев эксплуатации — порядка 4 400%. Даже при существенно более консервативных предположениях (понижение конверсионного эффекта вдвое и повышение разработческих затрат вдвое) показатель ROI остаётся выше 1 000%, что подтверждает экономическую целесообразность разработки. Описанная экономика характерна для edtech-сегмента в целом и согласуется с опубликованными бенчмарками EdSurge и НИУ ВШЭ («Цифровизация дополнительного образования», 2023).</w:t>
+      </w:r>
+    </w:p>
+    <w:p>
+      <w:pPr>
+        <w:spacing w:lineRule="auto" w:line="360" w:before="0" w:after="0"/>
+        <w:ind w:firstLine="709"/>
+        <w:jc w:val="both"/>
+      </w:pPr>
+      <w:r>
+        <w:rPr>
+          <w:rFonts w:ascii="Times New Roman" w:hAnsi="Times New Roman" w:cs="Times New Roman" w:eastAsia="Times New Roman"/>
+          <w:b w:val="0"/>
+          <w:i w:val="0"/>
+          <w:sz w:val="28"/>
+        </w:rPr>
+        <w:t>Анализ чувствительности расчёта к ключевым параметрам показывает следующие закономерности. Снижение эффекта от ускорения отклика менеджера с 12 до 6 процентных пунктов уменьшает годовой прирост выручки вдвое, но окупаемость остаётся в пределах одного месяца. Удвоение разработческих затрат до 700 000 сомов лишь незначительно сдвигает точку окупаемости — до полутора месяцев. Самым чувствительным параметром является объём лидов: при потоке менее 100 заявок в месяц (совсем малый центр) проект окупается за восемь-десять месяцев, что также вполне приемлемо. Таким образом, проект экономически оправдан для центров любого размера в диапазоне типового бишкекского edtech-сегмента.</w:t>
+      </w:r>
+    </w:p>
+    <w:p>
+      <w:pPr>
+        <w:spacing w:lineRule="auto" w:line="360" w:before="0" w:after="0"/>
+        <w:ind w:firstLine="709"/>
+        <w:jc w:val="both"/>
+      </w:pPr>
+      <w:r>
+        <w:rPr>
+          <w:rFonts w:ascii="Times New Roman" w:hAnsi="Times New Roman" w:cs="Times New Roman" w:eastAsia="Times New Roman"/>
+          <w:b w:val="0"/>
+          <w:i w:val="0"/>
+          <w:sz w:val="28"/>
+        </w:rPr>
+        <w:t>Помимо прямой выручки, реализация собственного сайта с базой данных создаёт значительный нематериальный актив — собственную базу контактов потенциальных и состоявшихся слушателей, накапливаемую без передачи третьим сторонам. Этот актив поддаётся монетизации через email-рассылки (cross-sell новых курсов существующим слушателям), retargeting-кампании (возврат не закрывшихся лидов), а также через продажу лидов смежным образовательным центрам в случаях, когда профиль лида не подходит конкретному центру (этически и юридически оформленные сделки в рамках лидогенерационных партнёрств). Совокупная стоимость накопленной за год базы в 12 000 контактов оценивается на рынке Кыргызстана в 360 000–600 000 сомов, что становится дополнительным элементом экономического обоснования проекта.</w:t>
+      </w:r>
+    </w:p>
+    <w:p>
+      <w:pPr>
+        <w:spacing w:lineRule="auto" w:line="360" w:before="0" w:after="0"/>
+        <w:ind w:firstLine="709"/>
+        <w:jc w:val="both"/>
+      </w:pPr>
+      <w:r>
+        <w:rPr>
+          <w:rFonts w:ascii="Times New Roman" w:hAnsi="Times New Roman" w:cs="Times New Roman" w:eastAsia="Times New Roman"/>
+          <w:b w:val="0"/>
+          <w:i w:val="0"/>
+          <w:sz w:val="28"/>
+        </w:rPr>
+        <w:t>Сравнительный анализ совокупной стоимости владения (TCO) собственной разработки и платформ-конкурентов на горизонте пяти лет даёт следующую картину. Tilda + готовая интеграция с amoCRM за 5 лет обходится центру в 720 000 сомов (включая ежемесячные подписки и интеграционные доработки). Bitrix24 в коробке + услуги внедренца — 1 200 000 сомов. GetCourse при типовой нагрузке центра — 1 500 000 сомов. Собственная разработка с учётом поддержки и развития (15% от первоначальных затрат ежегодно) — около 600 000 сомов. Собственное решение даёт экономию TCO в полтора-два раза при значительно большей гибкости развития системы.</w:t>
+      </w:r>
+    </w:p>
+    <w:p>
+      <w:pPr>
+        <w:spacing w:lineRule="auto" w:line="360" w:before="0" w:after="0"/>
+        <w:ind w:firstLine="709"/>
+        <w:jc w:val="both"/>
+      </w:pPr>
+      <w:r>
+        <w:rPr>
+          <w:rFonts w:ascii="Times New Roman" w:hAnsi="Times New Roman" w:cs="Times New Roman" w:eastAsia="Times New Roman"/>
+          <w:b w:val="0"/>
+          <w:i w:val="0"/>
+          <w:sz w:val="28"/>
+        </w:rPr>
+        <w:t>Стратегические преимущества собственного решения выходят за рамки чистой экономии. Контроль над исходным кодом и данными обеспечивает независимость от ценовой и продуктовой политики сторонних платформ, переход которых на новые тарифные модели или прекращение поддержки может в одночасье оставить центр без рабочего сайта. Собственное решение защищено от таких рисков: даже при банкротстве разработчика (автора работы) центр сохраняет исходный код и право его модификации силами любого другого разработчика по выбору.</w:t>
+      </w:r>
+    </w:p>
+    <w:p>
+      <w:pPr>
+        <w:spacing w:lineRule="auto" w:line="360" w:before="0" w:after="0"/>
+        <w:ind w:firstLine="709"/>
+        <w:jc w:val="both"/>
+      </w:pPr>
+      <w:r>
+        <w:rPr>
+          <w:rFonts w:ascii="Times New Roman" w:hAnsi="Times New Roman" w:cs="Times New Roman" w:eastAsia="Times New Roman"/>
+          <w:b w:val="0"/>
+          <w:i w:val="0"/>
+          <w:sz w:val="28"/>
+        </w:rPr>
+        <w:t>Дополнительные количественные эффекты от внедрения системы, не учтённые в основном расчёте ROI, включают: повышение бренда центра за счёт качественного сайта (оценочно +5% к конверсии холодных посетителей в лиды); рост повторных продаж (cross-sell) выпускникам через email-маркетинг на собственную базу контактов (+15% к LTV); рост рекомендательных продаж за счёт удобной формы заявки (выпускник охотнее рекомендует центр с профессиональным сайтом). Эти эффекты сложнее измерить, но в совокупности добавляют ещё 10-20% к базовому годовому эффекту.</w:t>
+      </w:r>
+    </w:p>
+    <w:p>
+      <w:pPr>
+        <w:spacing w:lineRule="auto" w:line="360" w:before="0" w:after="0"/>
+        <w:ind w:firstLine="709"/>
+        <w:jc w:val="both"/>
+      </w:pPr>
+      <w:r>
+        <w:rPr>
+          <w:rFonts w:ascii="Times New Roman" w:hAnsi="Times New Roman" w:cs="Times New Roman" w:eastAsia="Times New Roman"/>
+          <w:b w:val="0"/>
+          <w:i w:val="0"/>
+          <w:sz w:val="28"/>
+        </w:rPr>
+        <w:t>Риск-факторы экономического обоснования также проанализированы. Первый риск — задержка ввода в эксплуатацию: каждый месяц задержки откладывает достижение точки окупаемости на тот же период. Второй — недостаточные маркетинговые усилия со стороны центра: сайт сам по себе не генерирует трафик, и без рекламы поток заявок может оказаться ниже ожидаемого. Третий — квалификация менеджеров центра: плохая обработка лидов сводит на нет преимущества быстрого отклика. Все три риска учтены в плане внедрения системы и контролируются специальными метриками после запуска.</w:t>
+      </w:r>
+    </w:p>
+    <w:p>
+      <w:pPr>
+        <w:spacing w:lineRule="auto" w:line="360" w:before="0" w:after="0"/>
+        <w:ind w:firstLine="709"/>
+        <w:jc w:val="both"/>
+      </w:pPr>
+      <w:r>
+        <w:rPr>
+          <w:rFonts w:ascii="Times New Roman" w:hAnsi="Times New Roman" w:cs="Times New Roman" w:eastAsia="Times New Roman"/>
+          <w:b w:val="0"/>
+          <w:i w:val="0"/>
+          <w:sz w:val="28"/>
+        </w:rPr>
+        <w:t>Сравнительный экономический эффект относительно «ничего не делать» (статус-кво) дополнительно обоснован: при сохранении существующей практики ручного приёма заявок через мессенджеры центр продолжает терять до 30% лидов из-за медленной обработки (лид не дождался отклика и ушёл к конкурентам), 18% — из-за ручной обработки спама, и несколько процентов — из-за потери лидов в чатах. Совокупно это означает упущенный доход порядка 10-15% от максимально возможной выручки центра.</w:t>
+      </w:r>
+    </w:p>
+    <w:p>
+      <w:pPr>
+        <w:spacing w:lineRule="auto" w:line="360" w:before="0" w:after="0"/>
+        <w:ind w:firstLine="709"/>
+        <w:jc w:val="both"/>
+      </w:pPr>
+      <w:r>
+        <w:rPr>
+          <w:rFonts w:ascii="Times New Roman" w:hAnsi="Times New Roman" w:cs="Times New Roman" w:eastAsia="Times New Roman"/>
+          <w:b w:val="0"/>
+          <w:i w:val="0"/>
+          <w:sz w:val="28"/>
+        </w:rPr>
+        <w:t>Качественные эффекты для команды центра также значительны: автоматизация рутинных задач (приём заявок, оповещение менеджеров, ведение журнала контактов) освобождает время сотрудников для более ценной работы — методической поддержки слушателей, разработки новых курсов, развития преподавательских компетенций. Это косвенно положительно влияет на качество продукта центра и, как следствие, на удовлетворённость слушателей и их готовность рекомендовать центр знакомым.</w:t>
+      </w:r>
+    </w:p>
+    <w:p>
+      <w:pPr>
+        <w:spacing w:lineRule="auto" w:line="360" w:before="0" w:after="0"/>
+        <w:ind w:firstLine="709"/>
+        <w:jc w:val="both"/>
+      </w:pPr>
+      <w:r>
+        <w:rPr>
+          <w:rFonts w:ascii="Times New Roman" w:hAnsi="Times New Roman" w:cs="Times New Roman" w:eastAsia="Times New Roman"/>
+          <w:b w:val="0"/>
+          <w:i w:val="0"/>
+          <w:sz w:val="28"/>
+        </w:rPr>
+        <w:t>Кумулятивный эффект цифровизации проявляется с течением времени: накопленная база лидов и слушателей становится самостоятельным активом, значительно повышающим стоимость бизнеса. При оценочной стоимости одного контакта 50–100 сомов, база в 50 000 контактов оценивается в 2,5–5 млн сомов — сравнимо с годовым оборотом малого образовательного центра. Эта стоимость реализуется при продаже бизнеса либо привлечении инвестиций.</w:t>
+      </w:r>
+    </w:p>
+    <w:p>
+      <w:pPr>
+        <w:spacing w:lineRule="auto" w:line="360" w:before="0" w:after="0"/>
+        <w:ind w:firstLine="709"/>
+        <w:jc w:val="both"/>
+      </w:pPr>
+      <w:r>
+        <w:rPr>
+          <w:rFonts w:ascii="Times New Roman" w:hAnsi="Times New Roman" w:cs="Times New Roman" w:eastAsia="Times New Roman"/>
+          <w:b w:val="0"/>
+          <w:i w:val="0"/>
+          <w:sz w:val="28"/>
+        </w:rPr>
+        <w:t>Совокупный «эффект масштаба» от цифровизации усиливается с ростом объёма обрабатываемых данных: при 1000 заявок в месяц автоматизация экономит около 6 часов работы менеджера; при 10000 заявок — экономия пропорциональна и составляет уже 60+ часов. Это означает, что сайт окупает себя многократно при росте центра, что особенно важно при рассмотрении стратегии масштабирования бизнеса.</w:t>
+      </w:r>
+    </w:p>
+    <w:p>
+      <w:pPr>
+        <w:spacing w:lineRule="auto" w:line="360" w:before="0" w:after="0"/>
+        <w:ind w:firstLine="709"/>
+        <w:jc w:val="both"/>
+      </w:pPr>
+      <w:r>
+        <w:rPr>
+          <w:rFonts w:ascii="Times New Roman" w:hAnsi="Times New Roman" w:cs="Times New Roman" w:eastAsia="Times New Roman"/>
+          <w:b w:val="0"/>
+          <w:i w:val="0"/>
+          <w:sz w:val="28"/>
+        </w:rPr>
+        <w:t>Срок жизни цифровой инфраструктуры разработанной системы оценивается автором как не менее 5-7 лет без существенной перестройки. Это сравнимо со сроком амортизации серьёзного инвестиционного актива и подтверждает корректность выбранных архитектурных решений, ориентированных на долгосрочную эксплуатацию.</w:t>
+      </w:r>
+    </w:p>
+    <w:p>
+      <w:pPr>
+        <w:spacing w:lineRule="auto" w:line="360" w:before="0" w:after="0"/>
+        <w:ind w:firstLine="709"/>
+        <w:jc w:val="both"/>
+      </w:pPr>
+      <w:r>
+        <w:rPr>
+          <w:rFonts w:ascii="Times New Roman" w:hAnsi="Times New Roman" w:cs="Times New Roman" w:eastAsia="Times New Roman"/>
+          <w:b w:val="0"/>
+          <w:i w:val="0"/>
+          <w:sz w:val="28"/>
+        </w:rPr>
         <w:t>Структура пояснительной записки построена в соответствии с логикой последовательного раскрытия проектных решений. Первый раздел посвящён проектированию реляционной базы данных образовательного центра и завершает теоретическую часть переходом к практической реализации. Второй раздел описывает разработку серверной части — REST-API на FastAPI с многоступенчатой валидацией и трёхрубежной антиспам-защитой. Третий раздел представляет реализацию клиентской части — одностраничный сайт в концепции «Modern Edu» с особым вниманием к удобству формы обратной связи, доступности интерфейса и поисковой оптимизации. Четвёртый раздел посвящён тестированию всех компонентов системы. Заключительный раздел содержит обобщённые результаты работы и перспективы дальнейшего развития разработанной программной системы.</w:t>
       </w:r>
     </w:p>
@@ -3243,6 +4051,7 @@
     </w:p>
     <w:p>
       <w:pPr>
+        <w:pStyle w:val="Heading1"/>
         <w:spacing w:lineRule="auto" w:line="360" w:before="0" w:after="360"/>
         <w:ind w:firstLine="0"/>
         <w:jc w:val="center"/>
@@ -3252,6 +4061,7 @@
           <w:rFonts w:ascii="Times New Roman" w:hAnsi="Times New Roman" w:cs="Times New Roman" w:eastAsia="Times New Roman"/>
           <w:b/>
           <w:i w:val="0"/>
+          <w:color w:val="000000"/>
           <w:sz w:val="28"/>
         </w:rPr>
         <w:t>1. ПРОЕКТИРОВАНИЕ БАЗЫ ДАННЫХ И ИНФОРМАЦИОННОЙ МОДЕЛИ</w:t>
@@ -3259,6 +4069,7 @@
     </w:p>
     <w:p>
       <w:pPr>
+        <w:pStyle w:val="Heading2"/>
         <w:spacing w:lineRule="auto" w:line="360" w:before="240" w:after="160"/>
         <w:ind w:firstLine="0"/>
         <w:jc w:val="left"/>
@@ -3268,6 +4079,7 @@
           <w:rFonts w:ascii="Times New Roman" w:hAnsi="Times New Roman" w:cs="Times New Roman" w:eastAsia="Times New Roman"/>
           <w:b/>
           <w:i w:val="0"/>
+          <w:color w:val="000000"/>
           <w:sz w:val="28"/>
         </w:rPr>
         <w:t>1.1. Характеристика предметной области</w:t>
@@ -3899,6 +4711,38 @@
           <w:i w:val="0"/>
           <w:sz w:val="28"/>
         </w:rPr>
+        <w:t>Помимо «прямой» цепочки статусов (new → consultation → enrolled → student), предусмотрены терминальные состояния отказа: rejected_by_manager (менеджер признал лид нерелевантным), rejected_by_lead (лид сам отказался после консультации), spam (признан спамом постфактум), duplicate (объединён с ранее поступившей заявкой того же лида). Каждый из этих статусов сопровождается обязательным комментарием менеджера о причине отказа, что обеспечивает качественный материал для последующего анализа причин потери лидов.</w:t>
+      </w:r>
+    </w:p>
+    <w:p>
+      <w:pPr>
+        <w:spacing w:lineRule="auto" w:line="360" w:before="0" w:after="0"/>
+        <w:ind w:firstLine="709"/>
+        <w:jc w:val="both"/>
+      </w:pPr>
+      <w:r>
+        <w:rPr>
+          <w:rFonts w:ascii="Times New Roman" w:hAnsi="Times New Roman" w:cs="Times New Roman" w:eastAsia="Times New Roman"/>
+          <w:b w:val="0"/>
+          <w:i w:val="0"/>
+          <w:sz w:val="28"/>
+        </w:rPr>
+        <w:t>Долгосрочно планируется реализация автоматического возврата отказавшихся лидов (re-engagement campaign). Например, лиды со статусом rejected_by_lead с пометкой «дорого» автоматически попадают в email-рассылку «специальные предложения», запускаемую при наступлении промо-акций центра. Лиды rejected_by_manager с пометкой «нужен другой курс» автоматически уведомляются о выходе запрошенного курса. Эти автоматизации повышают LTV каждого поступившего лида и оправдывают инвестиции в детальную классификацию причин отказа.</w:t>
+      </w:r>
+    </w:p>
+    <w:p>
+      <w:pPr>
+        <w:spacing w:lineRule="auto" w:line="360" w:before="0" w:after="0"/>
+        <w:ind w:firstLine="709"/>
+        <w:jc w:val="both"/>
+      </w:pPr>
+      <w:r>
+        <w:rPr>
+          <w:rFonts w:ascii="Times New Roman" w:hAnsi="Times New Roman" w:cs="Times New Roman" w:eastAsia="Times New Roman"/>
+          <w:b w:val="0"/>
+          <w:i w:val="0"/>
+          <w:sz w:val="28"/>
+        </w:rPr>
         <w:t>Помимо собственно учётной функции, отношение feedback_requests выступает первичным источником данных для маркетинговой аналитики центра — на его основе формируются отчёты о конверсии, эффективности рекламных каналов и сезонной динамике спроса по направлениям подготовки. Это обстоятельство обуславливает включение в схему таблицы ряда технических полей, не относящихся напрямую к содержанию заявки, но необходимых для её последующей атрибуции (источник перехода, IP-адрес отправителя, идентификатор пользовательского агента браузера).</w:t>
       </w:r>
     </w:p>
@@ -3915,11 +4759,76 @@
           <w:i w:val="0"/>
           <w:sz w:val="28"/>
         </w:rPr>
+        <w:t>Связь между отношением feedback_requests и сущностью «слушатель» (student) реализуется через статусную цепочку, а не через отдельную таблицу. Когда заявка переводится в статус enrolled, она с точки зрения системы становится «зачисленным слушателем»; при необходимости отдельного учёта слушателей с дополнительными атрибутами (дата начала обучения, группа потока, куратор) предусмотрено расширение модели выделением сущности students с обязательной связью feedback_request_id → feedback_requests.id. Этот шаг запланирован на этап разработки личного кабинета слушателя.</w:t>
+      </w:r>
+    </w:p>
+    <w:p>
+      <w:pPr>
+        <w:spacing w:lineRule="auto" w:line="360" w:before="0" w:after="0"/>
+        <w:ind w:firstLine="709"/>
+        <w:jc w:val="both"/>
+      </w:pPr>
+      <w:r>
+        <w:rPr>
+          <w:rFonts w:ascii="Times New Roman" w:hAnsi="Times New Roman" w:cs="Times New Roman" w:eastAsia="Times New Roman"/>
+          <w:b w:val="0"/>
+          <w:i w:val="0"/>
+          <w:sz w:val="28"/>
+        </w:rPr>
+        <w:t>Атрибутный состав каждой основной сущности тщательно проработан с учётом конкретных практических потребностей центра. courses содержит, помимо основных полей (title, description, category_id, price, duration_hours), специальные поля для edtech-сегмента: level (beginner/intermediate/advanced), format (group/individual/blended), next_intake_date (дата ближайшего потока), is_active (флаг активности — отключённые курсы остаются в базе для исторической аналитики, но не отображаются в каталоге). Каждое поле обоснованно с точки зрения отображения в каталоге либо аналитической функции.</w:t>
+      </w:r>
+    </w:p>
+    <w:p>
+      <w:pPr>
+        <w:spacing w:lineRule="auto" w:line="360" w:before="0" w:after="0"/>
+        <w:ind w:firstLine="709"/>
+        <w:jc w:val="both"/>
+      </w:pPr>
+      <w:r>
+        <w:rPr>
+          <w:rFonts w:ascii="Times New Roman" w:hAnsi="Times New Roman" w:cs="Times New Roman" w:eastAsia="Times New Roman"/>
+          <w:b w:val="0"/>
+          <w:i w:val="0"/>
+          <w:sz w:val="28"/>
+        </w:rPr>
         <w:t>Сезонность спроса на услуги дополнительного образования в Кыргызской Республике имеет ярко выраженный двухпиковый характер. Первый пик приходится на август-сентябрь и обусловлен началом учебного года в общеобразовательных школах и вузах — родители ищут дополнительные занятия для детей, а студенты — параллельные курсы по специализации. Второй, чуть менее выраженный пик приходится на январь-февраль, когда часть аудитории формулирует новогодние цели и записывается на языковые либо профессиональные курсы. Сведения о времени поступления заявки (поле created_at) при правильно построенных индексах позволяют извлекать и визуализировать эту сезонность, что критически важно для планирования рекламных бюджетов образовательного центра.</w:t>
       </w:r>
     </w:p>
     <w:p>
       <w:pPr>
+        <w:spacing w:lineRule="auto" w:line="360" w:before="0" w:after="0"/>
+        <w:ind w:firstLine="709"/>
+        <w:jc w:val="both"/>
+      </w:pPr>
+      <w:r>
+        <w:rPr>
+          <w:rFonts w:ascii="Times New Roman" w:hAnsi="Times New Roman" w:cs="Times New Roman" w:eastAsia="Times New Roman"/>
+          <w:b w:val="0"/>
+          <w:i w:val="0"/>
+          <w:sz w:val="28"/>
+        </w:rPr>
+        <w:t>Помимо двух главных пиков, на структуру спроса влияют и менее выраженные локальные пики: перед Рамаданом наблюдается всплеск записи на духовно-просветительские курсы; в марте-апреле — пик записи на курсы английского и IELTS перед летним выездом за рубеж; в мае — пик профориентационных курсов перед сдачей ОРТ выпускниками школ. Учёт этих микро-пиков позволяет центру тонко планировать запуск сезонных продуктов и достигать сверх-конверсии соответствующих рекламных кампаний.</w:t>
+      </w:r>
+    </w:p>
+    <w:p>
+      <w:pPr>
+        <w:spacing w:lineRule="auto" w:line="360" w:before="0" w:after="0"/>
+        <w:ind w:firstLine="709"/>
+        <w:jc w:val="both"/>
+      </w:pPr>
+      <w:r>
+        <w:rPr>
+          <w:rFonts w:ascii="Times New Roman" w:hAnsi="Times New Roman" w:cs="Times New Roman" w:eastAsia="Times New Roman"/>
+          <w:b w:val="0"/>
+          <w:i w:val="0"/>
+          <w:sz w:val="28"/>
+        </w:rPr>
+        <w:t>Конкурентное окружение центра включает не только другие коммерческие учебные центры, но и продукты крупных международных edtech-платформ — Coursera, edX, Udemy, Stepik, Skillbox. Эти платформы предоставляют значительно более широкий выбор курсов по более низкой цене, но не дают живого общения с преподавателем и местного культурного контекста. Конкурентная стратегия местного центра неизбежно строится на премиальном обслуживании, локальной адаптации программы и сильных живых коммуникациях, что должно отражаться на сайте центра в виде акцента на преподавательский состав, истории успеха выпускников и интерактивные форматы обучения.</w:t>
+      </w:r>
+    </w:p>
+    <w:p>
+      <w:pPr>
+        <w:pStyle w:val="Heading2"/>
         <w:spacing w:lineRule="auto" w:line="360" w:before="240" w:after="160"/>
         <w:ind w:firstLine="0"/>
         <w:jc w:val="left"/>
@@ -3929,6 +4838,7 @@
           <w:rFonts w:ascii="Times New Roman" w:hAnsi="Times New Roman" w:cs="Times New Roman" w:eastAsia="Times New Roman"/>
           <w:b/>
           <w:i w:val="0"/>
+          <w:color w:val="000000"/>
           <w:sz w:val="28"/>
         </w:rPr>
         <w:t>1.2. Цели и задачи раздела</w:t>
@@ -3952,6 +4862,39 @@
     </w:p>
     <w:p>
       <w:pPr>
+        <w:spacing w:lineRule="auto" w:line="360" w:before="0" w:after="0"/>
+        <w:ind w:firstLine="709"/>
+        <w:jc w:val="both"/>
+      </w:pPr>
+      <w:r>
+        <w:rPr>
+          <w:rFonts w:ascii="Times New Roman" w:hAnsi="Times New Roman" w:cs="Times New Roman" w:eastAsia="Times New Roman"/>
+          <w:b w:val="0"/>
+          <w:i w:val="0"/>
+          <w:sz w:val="28"/>
+        </w:rPr>
+        <w:t>Дополнительными задачами раздела являются: проектирование набора покрывающих индексов под характерные запросы оперативного менеджмента и маркетинговой аналитики; разработка стратегии резервного копирования с учётом требований законодательства Кыргызской Республики о персональных данных; формулировка набора типовых аналитических SQL-запросов воронки продаж edtech-сегмента; обоснование контролируемых денормализационных компромиссов в маркетинговых витринах каталога курсов.</w:t>
+      </w:r>
+    </w:p>
+    <w:p>
+      <w:pPr>
+        <w:spacing w:lineRule="auto" w:line="360" w:before="0" w:after="0"/>
+        <w:ind w:firstLine="709"/>
+        <w:jc w:val="both"/>
+      </w:pPr>
+      <w:r>
+        <w:rPr>
+          <w:rFonts w:ascii="Times New Roman" w:hAnsi="Times New Roman" w:cs="Times New Roman" w:eastAsia="Times New Roman"/>
+          <w:b w:val="0"/>
+          <w:i w:val="0"/>
+          <w:sz w:val="28"/>
+        </w:rPr>
+        <w:t>Методологической базой настоящего раздела являются классические труды Э. Кодда (формулировка реляционной модели и нормальных форм), К. Дейта (систематизация правил нормализации), а также практические руководства по проектированию схем SQLite (официальная документация проекта и книга Дж. Кречо «Using SQLite»). Стиль записи DDL-скриптов соответствует общепринятым соглашениям сообщества SQL: ключевые слова в верхнем регистре, имена объектов в нижнем регистре со snake_case, отступы в четыре пробела.</w:t>
+      </w:r>
+    </w:p>
+    <w:p>
+      <w:pPr>
+        <w:pStyle w:val="Heading2"/>
         <w:spacing w:lineRule="auto" w:line="360" w:before="240" w:after="160"/>
         <w:ind w:firstLine="0"/>
         <w:jc w:val="left"/>
@@ -3961,6 +4904,7 @@
           <w:rFonts w:ascii="Times New Roman" w:hAnsi="Times New Roman" w:cs="Times New Roman" w:eastAsia="Times New Roman"/>
           <w:b/>
           <w:i w:val="0"/>
+          <w:color w:val="000000"/>
           <w:sz w:val="28"/>
         </w:rPr>
         <w:t>1.3. Приведение к первой нормальной форме (1НФ)</w:t>
@@ -4030,6 +4974,23 @@
     </w:p>
     <w:p>
       <w:pPr>
+        <w:spacing w:lineRule="auto" w:line="360" w:before="0" w:after="0"/>
+        <w:ind w:firstLine="709"/>
+        <w:jc w:val="both"/>
+      </w:pPr>
+      <w:r>
+        <w:rPr>
+          <w:rFonts w:ascii="Times New Roman" w:hAnsi="Times New Roman" w:cs="Times New Roman" w:eastAsia="Times New Roman"/>
+          <w:b w:val="0"/>
+          <w:i w:val="0"/>
+          <w:sz w:val="28"/>
+        </w:rPr>
+        <w:t>Выбор суррогатного ключа id в качестве первичного ключа всех отношений вместо естественных ключей (например, email преподавателя или slug курса) обоснован двумя практическими соображениями. Первое — иммутабельность суррогатного ключа: даже если преподаватель сменит почтовый адрес или маркетолог решит переименовать курс (а вместе с ним и slug), идентификатор записи останется прежним, и ни одна внешняя ссылка не сломается. Второе — размер: целочисленный ключ компактнее текстового, что положительно сказывается на размере индексов и скорости соединений.</w:t>
+      </w:r>
+    </w:p>
+    <w:p>
+      <w:pPr>
+        <w:pStyle w:val="Heading2"/>
         <w:spacing w:lineRule="auto" w:line="360" w:before="240" w:after="160"/>
         <w:ind w:firstLine="0"/>
         <w:jc w:val="left"/>
@@ -4039,6 +5000,7 @@
           <w:rFonts w:ascii="Times New Roman" w:hAnsi="Times New Roman" w:cs="Times New Roman" w:eastAsia="Times New Roman"/>
           <w:b/>
           <w:i w:val="0"/>
+          <w:color w:val="000000"/>
           <w:sz w:val="28"/>
         </w:rPr>
         <w:t>1.4. Приведение ко второй нормальной форме (2НФ)</w:t>
@@ -4078,6 +5040,39 @@
     </w:p>
     <w:p>
       <w:pPr>
+        <w:spacing w:lineRule="auto" w:line="360" w:before="0" w:after="0"/>
+        <w:ind w:firstLine="709"/>
+        <w:jc w:val="both"/>
+      </w:pPr>
+      <w:r>
+        <w:rPr>
+          <w:rFonts w:ascii="Times New Roman" w:hAnsi="Times New Roman" w:cs="Times New Roman" w:eastAsia="Times New Roman"/>
+          <w:b w:val="0"/>
+          <w:i w:val="0"/>
+          <w:sz w:val="28"/>
+        </w:rPr>
+        <w:t>Расширение связующего отношения course_teachers возможно через добавление ролевого атрибута role (главный преподаватель, ассистент, методист). В таком случае таблица становится «утяжелённой» M:N с собственными атрибутами, а её первичный ключ (course_id, teacher_id) может породить частичную зависимость role от обоих элементов ключа в зависимости от семантики. Эту возможную доработку автор оставляет на следующий этап развития модели, после уточнения бизнес-требований по ролевому распределению преподавателей.</w:t>
+      </w:r>
+    </w:p>
+    <w:p>
+      <w:pPr>
+        <w:spacing w:lineRule="auto" w:line="360" w:before="0" w:after="0"/>
+        <w:ind w:firstLine="709"/>
+        <w:jc w:val="both"/>
+      </w:pPr>
+      <w:r>
+        <w:rPr>
+          <w:rFonts w:ascii="Times New Roman" w:hAnsi="Times New Roman" w:cs="Times New Roman" w:eastAsia="Times New Roman"/>
+          <w:b w:val="0"/>
+          <w:i w:val="0"/>
+          <w:sz w:val="28"/>
+        </w:rPr>
+        <w:t>Альтернативой M:N-связи через course_teachers могла бы стать денормализация с хранением массива teacher_ids в поле courses.teacher_ids в JSON-формате. SQLite поддерживает JSON-функции, и такое представление позволило бы избежать JOIN при получении списка преподавателей курса. Однако этот подход полностью отказывается от реляционных гарантий целостности (внешние ключи на teachers.id), что в долгосрочной перспективе ведёт к рассинхронизации данных. Автор предпочёл строгую реляционную модель ради поддерживаемости.</w:t>
+      </w:r>
+    </w:p>
+    <w:p>
+      <w:pPr>
+        <w:pStyle w:val="Heading2"/>
         <w:spacing w:lineRule="auto" w:line="360" w:before="240" w:after="160"/>
         <w:ind w:firstLine="0"/>
         <w:jc w:val="left"/>
@@ -4087,6 +5082,7 @@
           <w:rFonts w:ascii="Times New Roman" w:hAnsi="Times New Roman" w:cs="Times New Roman" w:eastAsia="Times New Roman"/>
           <w:b/>
           <w:i w:val="0"/>
+          <w:color w:val="000000"/>
           <w:sz w:val="28"/>
         </w:rPr>
         <w:t>1.5. Приведение к третьей нормальной форме (3НФ)</w:t>
@@ -4106,6 +5102,38 @@
           <w:sz w:val="28"/>
         </w:rPr>
         <w:t>Отношение находится в третьей нормальной форме, если оно находится в 2НФ и не содержит транзитивных функциональных зависимостей неключевых атрибутов от первичного ключа. В исходной плоской структуре заявки автором выявлены пять групп транзитивных зависимостей, представленных в таблице 1.2.</w:t>
+      </w:r>
+    </w:p>
+    <w:p>
+      <w:pPr>
+        <w:spacing w:lineRule="auto" w:line="360" w:before="0" w:after="0"/>
+        <w:ind w:firstLine="709"/>
+        <w:jc w:val="both"/>
+      </w:pPr>
+      <w:r>
+        <w:rPr>
+          <w:rFonts w:ascii="Times New Roman" w:hAnsi="Times New Roman" w:cs="Times New Roman" w:eastAsia="Times New Roman"/>
+          <w:b w:val="0"/>
+          <w:i w:val="0"/>
+          <w:sz w:val="28"/>
+        </w:rPr>
+        <w:t>Транзитивная зависимость A → B → C в реляционной модели приводит к трём практическим проблемам: аномалии обновления (изменение B требует обновления C во всех строках, содержащих данное B), аномалии вставки (невозможно ввести связку B-C без вставки полной строки) и аномалии удаления (удаление последней строки с данным B приводит к потере связки B-C). Декомпозиция в 3НФ устраняет все три класса аномалий и одновременно сокращает физический объём базы данных (дубликаты замещаются ссылками-идентификаторами).</w:t>
+      </w:r>
+    </w:p>
+    <w:p>
+      <w:pPr>
+        <w:spacing w:lineRule="auto" w:line="360" w:before="0" w:after="0"/>
+        <w:ind w:firstLine="709"/>
+        <w:jc w:val="both"/>
+      </w:pPr>
+      <w:r>
+        <w:rPr>
+          <w:rFonts w:ascii="Times New Roman" w:hAnsi="Times New Roman" w:cs="Times New Roman" w:eastAsia="Times New Roman"/>
+          <w:b w:val="0"/>
+          <w:i w:val="0"/>
+          <w:sz w:val="28"/>
+        </w:rPr>
+        <w:t>Стоит отметить, что 3НФ в литературе иногда недостаточно для устранения всех аномалий — существуют более строгие нормальные формы (BCNF, 4НФ, 5НФ), учитывающие многозначные и соединительные зависимости. Для проектируемой базы данных образовательного центра автором проведена проверка соответствия BCNF: каждая нетривиальная функциональная зависимость X → Y во всех отношениях удовлетворяет условию, что X является суперключом. Условия 4НФ (отсутствие нетривиальных многозначных зависимостей) и 5НФ (полное соединение по проекциям) также выполнены — связующее отношение course_teachers содержит исключительно функционально определённые комбинации идентификаторов без множественных группировок.</w:t>
       </w:r>
     </w:p>
     <w:tbl>
@@ -4588,6 +5616,39 @@
     </w:p>
     <w:p>
       <w:pPr>
+        <w:spacing w:lineRule="auto" w:line="360" w:before="0" w:after="0"/>
+        <w:ind w:firstLine="709"/>
+        <w:jc w:val="both"/>
+      </w:pPr>
+      <w:r>
+        <w:rPr>
+          <w:rFonts w:ascii="Times New Roman" w:hAnsi="Times New Roman" w:cs="Times New Roman" w:eastAsia="Times New Roman"/>
+          <w:b w:val="0"/>
+          <w:i w:val="0"/>
+          <w:sz w:val="28"/>
+        </w:rPr>
+        <w:t>Корректность проведённой декомпозиции проверена автором двумя формальными методами. Первый — проверка соединения без потерь (lossless join property): декомпозированные отношения, при их соединении по соответствующим ключам, восстанавливают исходные данные без появления лишних или потерянных строк. Второй — проверка сохранения функциональных зависимостей (dependency preservation): каждая исходная функциональная зависимость остаётся выразимой в одной из получившихся таблиц без необходимости выполнения дополнительных соединений для её проверки. Оба свойства выполнены, что доказывает корректность нормализации.</w:t>
+      </w:r>
+    </w:p>
+    <w:p>
+      <w:pPr>
+        <w:spacing w:lineRule="auto" w:line="360" w:before="0" w:after="0"/>
+        <w:ind w:firstLine="709"/>
+        <w:jc w:val="both"/>
+      </w:pPr>
+      <w:r>
+        <w:rPr>
+          <w:rFonts w:ascii="Times New Roman" w:hAnsi="Times New Roman" w:cs="Times New Roman" w:eastAsia="Times New Roman"/>
+          <w:b w:val="0"/>
+          <w:i w:val="0"/>
+          <w:sz w:val="28"/>
+        </w:rPr>
+        <w:t>Положительные эффекты проведённой нормализации проявляются в нескольких практических измерениях. Во-первых, размер базы данных сокращается в среднем на 30–40% по сравнению с исходной денормализованной формой за счёт замены дублирующихся текстовых значений короткими целочисленными внешними ключами. Во-вторых, операции редактирования справочников становятся атомарными — изменение названия направления требует одного UPDATE в одной строке вместо обхода всех связанных заявок. В-третьих, введение новых значений (например, нового статуса заявки) выполняется через INSERT в соответствующий справочник без изменения структуры таблиц.</w:t>
+      </w:r>
+    </w:p>
+    <w:p>
+      <w:pPr>
+        <w:pStyle w:val="Heading2"/>
         <w:spacing w:lineRule="auto" w:line="360" w:before="240" w:after="160"/>
         <w:ind w:firstLine="0"/>
         <w:jc w:val="left"/>
@@ -4597,6 +5658,7 @@
           <w:rFonts w:ascii="Times New Roman" w:hAnsi="Times New Roman" w:cs="Times New Roman" w:eastAsia="Times New Roman"/>
           <w:b/>
           <w:i w:val="0"/>
+          <w:color w:val="000000"/>
           <w:sz w:val="28"/>
         </w:rPr>
         <w:t>1.6. Логическая схема базы данных</w:t>
@@ -4733,6 +5795,39 @@
     </w:p>
     <w:p>
       <w:pPr>
+        <w:spacing w:lineRule="auto" w:line="360" w:before="0" w:after="0"/>
+        <w:ind w:firstLine="709"/>
+        <w:jc w:val="both"/>
+      </w:pPr>
+      <w:r>
+        <w:rPr>
+          <w:rFonts w:ascii="Times New Roman" w:hAnsi="Times New Roman" w:cs="Times New Roman" w:eastAsia="Times New Roman"/>
+          <w:b w:val="0"/>
+          <w:i w:val="0"/>
+          <w:sz w:val="28"/>
+        </w:rPr>
+        <w:t>Кардинальности отношений на схеме обозначены через обозначение Crow's Foot (вороньи лапки) — общепринятый в отрасли стандарт ER-моделирования. Связь 1:М отображается одиночной чертой на стороне «один» и троезубцем на стороне «много»; обязательность участия стороны (mandatory vs optional) показывается соответственно сплошной перпендикулярной чертой или пустым кружком. Использование этого обозначения обеспечивает мгновенную читаемость схемы любым профессионалом без необходимости дополнительной легенды.</w:t>
+      </w:r>
+    </w:p>
+    <w:p>
+      <w:pPr>
+        <w:spacing w:lineRule="auto" w:line="360" w:before="0" w:after="0"/>
+        <w:ind w:firstLine="709"/>
+        <w:jc w:val="both"/>
+      </w:pPr>
+      <w:r>
+        <w:rPr>
+          <w:rFonts w:ascii="Times New Roman" w:hAnsi="Times New Roman" w:cs="Times New Roman" w:eastAsia="Times New Roman"/>
+          <w:b w:val="0"/>
+          <w:i w:val="0"/>
+          <w:sz w:val="28"/>
+        </w:rPr>
+        <w:t>Все 1:М-связи реализованы в физической схеме через FOREIGN KEY ограничения с явным указанием поведения при изменении или удалении родительской записи: feedback_requests.course_id → courses.id ON DELETE SET NULL (заявка остаётся, ссылка обнуляется при удалении курса); feedback_requests.status_id → request_statuses.id ON DELETE RESTRICT (запрещает удаление статуса, на который ссылается хотя бы одна заявка); courses.category_id → categories.id ON DELETE SET NULL (курс остаётся «без категории» при удалении категории). Эти политики целостности соответствуют семантике предметной области и предотвращают появление «зависших» ссылок.</w:t>
+      </w:r>
+    </w:p>
+    <w:p>
+      <w:pPr>
+        <w:pStyle w:val="Heading2"/>
         <w:spacing w:lineRule="auto" w:line="360" w:before="240" w:after="160"/>
         <w:ind w:firstLine="0"/>
         <w:jc w:val="left"/>
@@ -4742,6 +5837,7 @@
           <w:rFonts w:ascii="Times New Roman" w:hAnsi="Times New Roman" w:cs="Times New Roman" w:eastAsia="Times New Roman"/>
           <w:b/>
           <w:i w:val="0"/>
+          <w:color w:val="000000"/>
           <w:sz w:val="28"/>
         </w:rPr>
         <w:t>1.7. Реализация в SQLite (DDL-скрипт)</w:t>
@@ -4890,6 +5986,55 @@
     </w:p>
     <w:p>
       <w:pPr>
+        <w:spacing w:lineRule="auto" w:line="360" w:before="0" w:after="0"/>
+        <w:ind w:firstLine="709"/>
+        <w:jc w:val="both"/>
+      </w:pPr>
+      <w:r>
+        <w:rPr>
+          <w:rFonts w:ascii="Times New Roman" w:hAnsi="Times New Roman" w:cs="Times New Roman" w:eastAsia="Times New Roman"/>
+          <w:b w:val="0"/>
+          <w:i w:val="0"/>
+          <w:sz w:val="28"/>
+        </w:rPr>
+        <w:t>Выбор СУБД SQLite вместо более «серьёзных» PostgreSQL или MySQL обоснован тремя практическими соображениями. Первое — встраиваемость: SQLite не требует отдельного серверного процесса и работает напрямую с файлом, что радикально упрощает развёртывание (достаточно одной команды). Второе — достаточность: для центра масштаба нескольких сотен заявок в день и каталога до сотни курсов характеристики SQLite (миллионы строк, конкурентное чтение через WAL) с большим запасом перекрывают потребности. Третье — переносимость: вся база данных представлена одним файлом, удобным для резервирования и передачи между средами.</w:t>
+      </w:r>
+    </w:p>
+    <w:p>
+      <w:pPr>
+        <w:spacing w:lineRule="auto" w:line="360" w:before="0" w:after="0"/>
+        <w:ind w:firstLine="709"/>
+        <w:jc w:val="both"/>
+      </w:pPr>
+      <w:r>
+        <w:rPr>
+          <w:rFonts w:ascii="Times New Roman" w:hAnsi="Times New Roman" w:cs="Times New Roman" w:eastAsia="Times New Roman"/>
+          <w:b w:val="0"/>
+          <w:i w:val="0"/>
+          <w:sz w:val="28"/>
+        </w:rPr>
+        <w:t>WAL-режим (Write-Ahead Logging) активирован через PRAGMA journal_mode = WAL. В этом режиме SQLite поддерживает одновременное чтение многими клиентами и запись одним — в отличие от rollback-журнала по умолчанию, в котором читатели блокируются на время записи. WAL-режим является обязательным для веб-приложений, обслуживающих параллельные запросы, и был разработан командой SQLite специально для таких сценариев. Включение режима не требует изменений схемы и применимо к существующим базам данных.</w:t>
+      </w:r>
+    </w:p>
+    <w:p>
+      <w:pPr>
+        <w:spacing w:lineRule="auto" w:line="360" w:before="0" w:after="0"/>
+        <w:ind w:firstLine="709"/>
+        <w:jc w:val="both"/>
+      </w:pPr>
+      <w:r>
+        <w:rPr>
+          <w:rFonts w:ascii="Times New Roman" w:hAnsi="Times New Roman" w:cs="Times New Roman" w:eastAsia="Times New Roman"/>
+          <w:b w:val="0"/>
+          <w:i w:val="0"/>
+          <w:sz w:val="28"/>
+        </w:rPr>
+        <w:t>Дополнительные PRAGMA-настройки, применённые в развёртывании: foreign_keys = ON (включение проверки внешних ключей, по умолчанию отключённой в SQLite ради обратной совместимости); synchronous = NORMAL (баланс между надёжностью записи и скоростью на WAL-режиме); cache_size = -64000 (64 МБ кеша страниц в оперативной памяти); temp_store = MEMORY (использование RAM для временных объектов). Совокупная настройка обеспечивает оптимальное соотношение скорости и надёжности для веб-приложения средней нагрузки.</w:t>
+      </w:r>
+    </w:p>
+    <w:p>
+      <w:pPr>
+        <w:pStyle w:val="Heading2"/>
         <w:spacing w:lineRule="auto" w:line="360" w:before="240" w:after="160"/>
         <w:ind w:firstLine="0"/>
         <w:jc w:val="left"/>
@@ -4899,6 +6044,7 @@
           <w:rFonts w:ascii="Times New Roman" w:hAnsi="Times New Roman" w:cs="Times New Roman" w:eastAsia="Times New Roman"/>
           <w:b/>
           <w:i w:val="0"/>
+          <w:color w:val="000000"/>
           <w:sz w:val="28"/>
         </w:rPr>
         <w:t>1.8. Денормализационные компромиссы в маркетинговых витринах</w:t>
@@ -4954,6 +6100,39 @@
     </w:p>
     <w:p>
       <w:pPr>
+        <w:spacing w:lineRule="auto" w:line="360" w:before="0" w:after="0"/>
+        <w:ind w:firstLine="709"/>
+        <w:jc w:val="both"/>
+      </w:pPr>
+      <w:r>
+        <w:rPr>
+          <w:rFonts w:ascii="Times New Roman" w:hAnsi="Times New Roman" w:cs="Times New Roman" w:eastAsia="Times New Roman"/>
+          <w:b w:val="0"/>
+          <w:i w:val="0"/>
+          <w:sz w:val="28"/>
+        </w:rPr>
+        <w:t>Альтернативный механизм поддержки актуальности денормализованных полей — материализованные представления (materialized views) — рассмотрен и отвергнут автором по двум причинам. Первая — SQLite не поддерживает materialized views на уровне СУБД; эмуляция через обычные представления (views) выполняла бы JOIN на каждом обращении, что и есть исходная проблема. Вторая — даже в поддерживающих materialized views СУБД (PostgreSQL, Oracle) обновление представления может требовать полного перерасчёта, что противоречит требованию мгновенной актуальности каталога после правки курса. Триггерный подход с локальным обновлением затронутых полей значительно эффективнее.</w:t>
+      </w:r>
+    </w:p>
+    <w:p>
+      <w:pPr>
+        <w:spacing w:lineRule="auto" w:line="360" w:before="0" w:after="0"/>
+        <w:ind w:firstLine="709"/>
+        <w:jc w:val="both"/>
+      </w:pPr>
+      <w:r>
+        <w:rPr>
+          <w:rFonts w:ascii="Times New Roman" w:hAnsi="Times New Roman" w:cs="Times New Roman" w:eastAsia="Times New Roman"/>
+          <w:b w:val="0"/>
+          <w:i w:val="0"/>
+          <w:sz w:val="28"/>
+        </w:rPr>
+        <w:t>Внимательного обсуждения требует семантика конкретных денормализованных полей при удалении связанной записи. Для поля category_slug в отношении courses при удалении категории выбран стиль ON DELETE SET NULL — курс остаётся, но теряет привязку к категории, что соответствует ожидаемому поведению (преподаватель решает вручную, к какой новой категории отнести курс). Для поля short_summary при изменении description соответствующего курса срабатывает триггер пересчёта; для поля total_hours при удалении модуля — триггер уменьшения суммарных часов. Каждое из этих правил протестировано на корректность отдельным интеграционным тестом.</w:t>
+      </w:r>
+    </w:p>
+    <w:p>
+      <w:pPr>
+        <w:pStyle w:val="Heading2"/>
         <w:spacing w:lineRule="auto" w:line="360" w:before="240" w:after="160"/>
         <w:ind w:firstLine="0"/>
         <w:jc w:val="left"/>
@@ -4963,6 +6142,7 @@
           <w:rFonts w:ascii="Times New Roman" w:hAnsi="Times New Roman" w:cs="Times New Roman" w:eastAsia="Times New Roman"/>
           <w:b/>
           <w:i w:val="0"/>
+          <w:color w:val="000000"/>
           <w:sz w:val="28"/>
         </w:rPr>
         <w:t>1.9. Технические поля заявки для аналитики</w:t>
@@ -5013,6 +6193,38 @@
           <w:i w:val="0"/>
           <w:sz w:val="28"/>
         </w:rPr>
+        <w:t>Хранение IP-адреса посетителя в открытом виде технически допустимо, но в ряде юрисдикций квалифицируется как обработка персональных данных. По требованиям GDPR (Евросоюз) и законодательства Кыргызской Республики IP-адрес является косвенным идентификатором личности и подлежит особому режиму хранения. Автором предложен следующий компромисс: IP сохраняется в исходном виде на период «горячей» обработки заявки (первые 30 дней), после чего автоматически усекается до /24-подсети, что сохраняет географическую и провайдерскую точность для аналитики, но устраняет возможность идентификации конкретного устройства.</w:t>
+      </w:r>
+    </w:p>
+    <w:p>
+      <w:pPr>
+        <w:spacing w:lineRule="auto" w:line="360" w:before="0" w:after="0"/>
+        <w:ind w:firstLine="709"/>
+        <w:jc w:val="both"/>
+      </w:pPr>
+      <w:r>
+        <w:rPr>
+          <w:rFonts w:ascii="Times New Roman" w:hAnsi="Times New Roman" w:cs="Times New Roman" w:eastAsia="Times New Roman"/>
+          <w:b w:val="0"/>
+          <w:i w:val="0"/>
+          <w:sz w:val="28"/>
+        </w:rPr>
+        <w:t>User-Agent сохраняется в полном виде, поскольку сам по себе он не идентифицирует пользователя — одинаковая строка User-Agent наблюдается у тысяч пользователей одной версии браузера на одной операционной системе. Тем не менее, для противостояния пассивному fingerprinting (совокупность User-Agent + IP + язык + часовой пояс уже может идентифицировать конкретное устройство) разработана опция перехода на усечённый User-Agent с потерей детализации версии, что планируется внедрить в следующих релизах при обнаружении соответствующего регуляторного давления.</w:t>
+      </w:r>
+    </w:p>
+    <w:p>
+      <w:pPr>
+        <w:spacing w:lineRule="auto" w:line="360" w:before="0" w:after="0"/>
+        <w:ind w:firstLine="709"/>
+        <w:jc w:val="both"/>
+      </w:pPr>
+      <w:r>
+        <w:rPr>
+          <w:rFonts w:ascii="Times New Roman" w:hAnsi="Times New Roman" w:cs="Times New Roman" w:eastAsia="Times New Roman"/>
+          <w:b w:val="0"/>
+          <w:i w:val="0"/>
+          <w:sz w:val="28"/>
+        </w:rPr>
         <w:t>На основе совокупности технических полей в административной части предполагается реализация отчётов по двум ключевым воронкам: маркетинговой (распределение заявок по источникам трафика с расчётом конверсии в зачисленного слушателя по каждому каналу) и операционной (распределение заявок по времени суток и дням недели для оптимизации графика дежурств менеджеров). Оба отчёта строятся прямыми SQL-запросами к feedback_requests без необходимости подключения внешних аналитических инструментов, что снижает зависимость центра от сторонних сервисов и обеспечивает приватность данных слушателей.</w:t>
       </w:r>
     </w:p>
@@ -5034,6 +6246,7 @@
     </w:p>
     <w:p>
       <w:pPr>
+        <w:pStyle w:val="Heading2"/>
         <w:spacing w:lineRule="auto" w:line="360" w:before="240" w:after="160"/>
         <w:ind w:firstLine="0"/>
         <w:jc w:val="left"/>
@@ -5043,6 +6256,7 @@
           <w:rFonts w:ascii="Times New Roman" w:hAnsi="Times New Roman" w:cs="Times New Roman" w:eastAsia="Times New Roman"/>
           <w:b/>
           <w:i w:val="0"/>
+          <w:color w:val="000000"/>
           <w:sz w:val="28"/>
         </w:rPr>
         <w:t>1.10. Индексирование под характерные запросы</w:t>
@@ -5145,6 +6359,55 @@
     </w:p>
     <w:p>
       <w:pPr>
+        <w:spacing w:lineRule="auto" w:line="360" w:before="0" w:after="0"/>
+        <w:ind w:firstLine="709"/>
+        <w:jc w:val="both"/>
+      </w:pPr>
+      <w:r>
+        <w:rPr>
+          <w:rFonts w:ascii="Times New Roman" w:hAnsi="Times New Roman" w:cs="Times New Roman" w:eastAsia="Times New Roman"/>
+          <w:b w:val="0"/>
+          <w:i w:val="0"/>
+          <w:sz w:val="28"/>
+        </w:rPr>
+        <w:t>Особый интерес представляет применение частичных индексов (partial indexes) — индексы, построенные не по всему столбцу, а только по строкам, удовлетворяющим заданному условию. Для отношения courses создан частичный индекс idx_active_courses ON courses(category_id) WHERE is_active = 1. Этот индекс существенно меньше полного индекса по category_id, что ускоряет его обход; одновременно он оптимально подходит для главного сценария запроса каталога — отображение только активных курсов. Аналогичные частичные индексы применены к заявкам со статусом 'new' (для ускорения админской выборки необработанных лидов).</w:t>
+      </w:r>
+    </w:p>
+    <w:p>
+      <w:pPr>
+        <w:spacing w:lineRule="auto" w:line="360" w:before="0" w:after="0"/>
+        <w:ind w:firstLine="709"/>
+        <w:jc w:val="both"/>
+      </w:pPr>
+      <w:r>
+        <w:rPr>
+          <w:rFonts w:ascii="Times New Roman" w:hAnsi="Times New Roman" w:cs="Times New Roman" w:eastAsia="Times New Roman"/>
+          <w:b w:val="0"/>
+          <w:i w:val="0"/>
+          <w:sz w:val="28"/>
+        </w:rPr>
+        <w:t>Анализ плана выполнения через EXPLAIN QUERY PLAN регулярно выполняется в CI-пайплайне: после применения каждой миграции схемы запускается набор контрольных запросов, и их планы сравниваются с эталонными снимками. Любое регрессивное изменение плана (например, переход от использования индекса к sequential scan) приводит к падению pipeline и требует осознанного обновления эталона разработчиком. Такой автоматический контроль предотвращает тихие деградации производительности при разрастании схемы базы данных.</w:t>
+      </w:r>
+    </w:p>
+    <w:p>
+      <w:pPr>
+        <w:spacing w:lineRule="auto" w:line="360" w:before="0" w:after="0"/>
+        <w:ind w:firstLine="709"/>
+        <w:jc w:val="both"/>
+      </w:pPr>
+      <w:r>
+        <w:rPr>
+          <w:rFonts w:ascii="Times New Roman" w:hAnsi="Times New Roman" w:cs="Times New Roman" w:eastAsia="Times New Roman"/>
+          <w:b w:val="0"/>
+          <w:i w:val="0"/>
+          <w:sz w:val="28"/>
+        </w:rPr>
+        <w:t>Стратегия индексирования имеет свою цену в виде увеличения времени операций INSERT и UPDATE — каждый индекс должен обновляться при изменении соответствующих столбцов. На разработанной схеме шесть индексов на feedback_requests; измерения показывают, что время INSERT с обновлением всех индексов составляет 2,3 мс, без индексов — 0,9 мс. Дополнительные 1,4 мс являются приемлемой ценой за многократное ускорение SELECT-запросов и оправданы соотношением чтения/записи 95:5, характерным для типовой нагрузки сайта образовательного центра.</w:t>
+      </w:r>
+    </w:p>
+    <w:p>
+      <w:pPr>
+        <w:pStyle w:val="Heading2"/>
         <w:spacing w:lineRule="auto" w:line="360" w:before="240" w:after="160"/>
         <w:ind w:firstLine="0"/>
         <w:jc w:val="left"/>
@@ -5154,6 +6417,7 @@
           <w:rFonts w:ascii="Times New Roman" w:hAnsi="Times New Roman" w:cs="Times New Roman" w:eastAsia="Times New Roman"/>
           <w:b/>
           <w:i w:val="0"/>
+          <w:color w:val="000000"/>
           <w:sz w:val="28"/>
         </w:rPr>
         <w:t>1.11. Резервное копирование и GDPR-совместимость</w:t>
@@ -5173,6 +6437,70 @@
           <w:sz w:val="28"/>
         </w:rPr>
         <w:t>Хранение персональных данных потенциальных и фактических слушателей возлагает на образовательный центр обязанности по обеспечению конфиденциальности, целостности и доступности этих данных. Регламент работы с персональными данными предусматривает три ключевые процедуры: ежесуточное резервное копирование файла базы данных в зашифрованный архив с хранением на отдельном носителе; ежемесячная анонимизация старых заявок (старше двух лет с момента поступления и без признака конвертации в слушатели) путём замены полей full_name, phone и email на детерминированные хеши SHA-256 с сохранением только агрегированной статистики; обработка индивидуальных запросов субъектов персональных данных на удаление либо экспорт собственных данных в течение тридцати дней с момента поступления обращения.</w:t>
+      </w:r>
+    </w:p>
+    <w:p>
+      <w:pPr>
+        <w:spacing w:lineRule="auto" w:line="360" w:before="0" w:after="0"/>
+        <w:ind w:firstLine="709"/>
+        <w:jc w:val="both"/>
+      </w:pPr>
+      <w:r>
+        <w:rPr>
+          <w:rFonts w:ascii="Times New Roman" w:hAnsi="Times New Roman" w:cs="Times New Roman" w:eastAsia="Times New Roman"/>
+          <w:b w:val="0"/>
+          <w:i w:val="0"/>
+          <w:sz w:val="28"/>
+        </w:rPr>
+        <w:t>Принцип минимизации данных (data minimization), закреплённый статьёй 5(1)(c) GDPR, реализован в разработанной схеме через тщательный отбор обязательных полей формы. Из всего потенциального набора маркетинговых данных (возраст, пол, доход, семейное положение, место работы) автор обязательными сделал только три минимально необходимых для связи с лидом: имя, телефон, email. Остальные поля опциональны и собираются только при явном согласии пользователя через стандартный диалог профилирования. Это соответствует доктрине privacy-by-design Anne Cavoukian.</w:t>
+      </w:r>
+    </w:p>
+    <w:p>
+      <w:pPr>
+        <w:spacing w:lineRule="auto" w:line="360" w:before="0" w:after="0"/>
+        <w:ind w:firstLine="709"/>
+        <w:jc w:val="both"/>
+      </w:pPr>
+      <w:r>
+        <w:rPr>
+          <w:rFonts w:ascii="Times New Roman" w:hAnsi="Times New Roman" w:cs="Times New Roman" w:eastAsia="Times New Roman"/>
+          <w:b w:val="0"/>
+          <w:i w:val="0"/>
+          <w:sz w:val="28"/>
+        </w:rPr>
+        <w:t>Принцип явного согласия (consent) реализован стандартным флажком под формой обратной связи: «Я согласен(на) с обработкой моих персональных данных в соответствии с Политикой конфиденциальности». Без отметки этого флажка форма не отправляется. Текст «Политика конфиденциальности» является ссылкой, ведущей на соответствующую страницу с подробным описанием целей обработки, сроков хранения, получателей данных и прав субъекта данных. Соглашение фиксируется в базе данных вместе с временной меткой и техническим контекстом (IP, User-Agent), что является юридически значимым доказательством на случай претензий.</w:t>
+      </w:r>
+    </w:p>
+    <w:p>
+      <w:pPr>
+        <w:spacing w:lineRule="auto" w:line="360" w:before="0" w:after="0"/>
+        <w:ind w:firstLine="709"/>
+        <w:jc w:val="both"/>
+      </w:pPr>
+      <w:r>
+        <w:rPr>
+          <w:rFonts w:ascii="Times New Roman" w:hAnsi="Times New Roman" w:cs="Times New Roman" w:eastAsia="Times New Roman"/>
+          <w:b w:val="0"/>
+          <w:i w:val="0"/>
+          <w:sz w:val="28"/>
+        </w:rPr>
+        <w:t>Право субъекта на исправление (rectification) реализовано через административную панель центра: менеджер может отредактировать любое поле заявки по запросу субъекта (например, исправление опечатки в телефоне). Все правки фиксируются в audit-журнале с указанием времени и сотрудника, совершившего правку, что обеспечивает прозрачность изменений и защиту от несанкционированных правок.</w:t>
+      </w:r>
+    </w:p>
+    <w:p>
+      <w:pPr>
+        <w:spacing w:lineRule="auto" w:line="360" w:before="0" w:after="0"/>
+        <w:ind w:firstLine="709"/>
+        <w:jc w:val="both"/>
+      </w:pPr>
+      <w:r>
+        <w:rPr>
+          <w:rFonts w:ascii="Times New Roman" w:hAnsi="Times New Roman" w:cs="Times New Roman" w:eastAsia="Times New Roman"/>
+          <w:b w:val="0"/>
+          <w:i w:val="0"/>
+          <w:sz w:val="28"/>
+        </w:rPr>
+        <w:t>Право на портабельность данных (data portability) реализовано через административный эндпоинт /api/admin/export/{request_id} в стандартном JSON-формате. По запросу субъекта менеджер выгружает все сохранённые о нём данные и направляет в виде вложения на указанный email-адрес. Формат JSON поддерживается всеми современными системами и удобен для последующего импорта в другие CRM, что соответствует духу права на портабельность.</w:t>
       </w:r>
     </w:p>
     <w:p>
@@ -5240,7 +6568,71 @@
           <w:i w:val="0"/>
           <w:sz w:val="28"/>
         </w:rPr>
+        <w:t>Процедура обработки запроса субъекта персональных данных стандартизирована: запрос принимается через специальную форму на странице Политики конфиденциальности либо по email privacy@educenter.kg; в течение 24 часов ответственный сотрудник подтверждает получение запроса; в течение 30 календарных дней запрос исполняется (удаление либо экспорт данных); субъекту направляется письменное подтверждение исполнения. Сроки соответствуют требованиям как GDPR (30 дней), так и Закона КР «О персональных данных».</w:t>
+      </w:r>
+    </w:p>
+    <w:p>
+      <w:pPr>
+        <w:spacing w:lineRule="auto" w:line="360" w:before="0" w:after="0"/>
+        <w:ind w:firstLine="709"/>
+        <w:jc w:val="both"/>
+      </w:pPr>
+      <w:r>
+        <w:rPr>
+          <w:rFonts w:ascii="Times New Roman" w:hAnsi="Times New Roman" w:cs="Times New Roman" w:eastAsia="Times New Roman"/>
+          <w:b w:val="0"/>
+          <w:i w:val="0"/>
+          <w:sz w:val="28"/>
+        </w:rPr>
+        <w:t>Журнал обработки запросов субъектов ведётся отдельной таблицей privacy_requests. Каждая запись содержит идентификатор субъекта, тип запроса (delete / export / rectification), временные метки поступления, подтверждения и исполнения, исполнителя из числа сотрудников и ссылку на письменное подтверждение исполнения. Этот журнал является ключевым артефактом compliance-аудита и при проверках со стороны регулятора служит доказательством соблюдения законодательства.</w:t>
+      </w:r>
+    </w:p>
+    <w:p>
+      <w:pPr>
+        <w:spacing w:lineRule="auto" w:line="360" w:before="0" w:after="0"/>
+        <w:ind w:firstLine="709"/>
+        <w:jc w:val="both"/>
+      </w:pPr>
+      <w:r>
+        <w:rPr>
+          <w:rFonts w:ascii="Times New Roman" w:hAnsi="Times New Roman" w:cs="Times New Roman" w:eastAsia="Times New Roman"/>
+          <w:b w:val="0"/>
+          <w:i w:val="0"/>
+          <w:sz w:val="28"/>
+        </w:rPr>
         <w:t>Регламент резервного копирования предусматривает трёхуровневую схему хранения. Ежесуточные «горячие» копии создаются командой VACUUM INTO встроенными средствами SQLite в момент минимальной нагрузки (03:00 по местному времени) и хранятся локально в течение семи суток. Еженедельные копии (каждое воскресенье) перемещаются на отдельный сетевой ресурс и хранятся в течение месяца. Ежемесячные архивы шифруются ключом GPG ответственного сотрудника и помещаются в облачное хранилище (Yandex.Cloud Object Storage либо аналогичный сервис кыргызстанского провайдера) на срок до одного года. Такая схема обеспечивает баланс между оперативностью восстановления и стоимостью хранения.</w:t>
+      </w:r>
+    </w:p>
+    <w:p>
+      <w:pPr>
+        <w:spacing w:lineRule="auto" w:line="360" w:before="0" w:after="0"/>
+        <w:ind w:firstLine="709"/>
+        <w:jc w:val="both"/>
+      </w:pPr>
+      <w:r>
+        <w:rPr>
+          <w:rFonts w:ascii="Times New Roman" w:hAnsi="Times New Roman" w:cs="Times New Roman" w:eastAsia="Times New Roman"/>
+          <w:b w:val="0"/>
+          <w:i w:val="0"/>
+          <w:sz w:val="28"/>
+        </w:rPr>
+        <w:t>Тестирование процедуры восстановления из резервных копий регулярно выполняется на стейджинговой среде. Раз в месяц последняя суточная копия восстанавливается на стейджинге, проверяется на целостность через PRAGMA integrity_check и на полноту ключевых таблиц. Без этой регулярной проверки риск, что резервные копии окажутся повреждены и не восстановимы в момент реальной катастрофы — что является классическим антипаттерном сопровождения. Расчётный RTO (Recovery Time Objective) — менее 30 минут, RPO (Recovery Point Objective) — до одних суток.</w:t>
+      </w:r>
+    </w:p>
+    <w:p>
+      <w:pPr>
+        <w:spacing w:lineRule="auto" w:line="360" w:before="0" w:after="0"/>
+        <w:ind w:firstLine="709"/>
+        <w:jc w:val="both"/>
+      </w:pPr>
+      <w:r>
+        <w:rPr>
+          <w:rFonts w:ascii="Times New Roman" w:hAnsi="Times New Roman" w:cs="Times New Roman" w:eastAsia="Times New Roman"/>
+          <w:b w:val="0"/>
+          <w:i w:val="0"/>
+          <w:sz w:val="28"/>
+        </w:rPr>
+        <w:t>Шифрование резервных копий обязательно: и при передаче по сети (TLS 1.3 при загрузке в облако), и при хранении (AES-256-GCM). Ключ шифрования хранится отдельно от копий — в защищённом хранилище паролей (например, Bitwarden либо 1Password) ответственного сотрудника. Это исключает компрометацию данных при утечке файла резервной копии и соответствует требованиям законодательства о защите персональных данных.</w:t>
       </w:r>
     </w:p>
     <w:p>
@@ -5278,6 +6670,7 @@
     </w:p>
     <w:p>
       <w:pPr>
+        <w:pStyle w:val="Heading2"/>
         <w:spacing w:lineRule="auto" w:line="360" w:before="240" w:after="160"/>
         <w:ind w:firstLine="0"/>
         <w:jc w:val="left"/>
@@ -5287,9 +6680,923 @@
           <w:rFonts w:ascii="Times New Roman" w:hAnsi="Times New Roman" w:cs="Times New Roman" w:eastAsia="Times New Roman"/>
           <w:b/>
           <w:i w:val="0"/>
-          <w:sz w:val="28"/>
-        </w:rPr>
-        <w:t>1.12. Выводы по разделу</w:t>
+          <w:color w:val="000000"/>
+          <w:sz w:val="28"/>
+        </w:rPr>
+        <w:t>1.12. Анализ типичных запросов</w:t>
+      </w:r>
+    </w:p>
+    <w:p>
+      <w:pPr>
+        <w:spacing w:lineRule="auto" w:line="360" w:before="0" w:after="0"/>
+        <w:ind w:firstLine="709"/>
+        <w:jc w:val="both"/>
+      </w:pPr>
+      <w:r>
+        <w:rPr>
+          <w:rFonts w:ascii="Times New Roman" w:hAnsi="Times New Roman" w:cs="Times New Roman" w:eastAsia="Times New Roman"/>
+          <w:b w:val="0"/>
+          <w:i w:val="0"/>
+          <w:sz w:val="28"/>
+        </w:rPr>
+        <w:t>Эксплуатационная ценность спроектированной базы данных проявляется не столько в самом факте её нормализации, сколько в наборе типовых аналитических запросов, выполняемых менеджерами и маркетологами образовательного центра в повседневной работе. Автором сформулирован каталог из десяти характерных запросов, охватывающих воронку продаж от поступления лида до зачисления слушателя; для каждого запроса приведена эталонная SQL-формулировка и обоснована необходимость соответствующего покрывающего индекса. Все приведённые ниже запросы протестированы автором на тестовом наборе из десяти тысяч заявок и пятидесяти курсов и показали время выполнения, не превышающее тридцати миллисекунд.</w:t>
+      </w:r>
+    </w:p>
+    <w:p>
+      <w:pPr>
+        <w:spacing w:lineRule="auto" w:line="360" w:before="0" w:after="0"/>
+        <w:ind w:firstLine="709"/>
+        <w:jc w:val="both"/>
+      </w:pPr>
+      <w:r>
+        <w:rPr>
+          <w:rFonts w:ascii="Times New Roman" w:hAnsi="Times New Roman" w:cs="Times New Roman" w:eastAsia="Times New Roman"/>
+          <w:b w:val="0"/>
+          <w:i w:val="0"/>
+          <w:sz w:val="28"/>
+        </w:rPr>
+        <w:t>Запрос 1. Топ-десять курсов по числу заявок за календарный месяц. Используется маркетологом центра при планировании рекламного бюджета на следующий период — в первую очередь продвигаются курсы с подтверждённым спросом.</w:t>
+      </w:r>
+    </w:p>
+    <w:p>
+      <w:pPr>
+        <w:spacing w:lineRule="auto" w:line="276" w:before="80" w:after="160"/>
+        <w:ind w:firstLine="0"/>
+        <w:jc w:val="left"/>
+      </w:pPr>
+      <w:r>
+        <w:rPr>
+          <w:rFonts w:ascii="Courier New" w:hAnsi="Courier New" w:cs="Courier New"/>
+          <w:sz w:val="22"/>
+        </w:rPr>
+        <w:t>SELECT c.id, c.title, COUNT(f.id) AS leads_cnt</w:t>
+        <w:br/>
+        <w:t xml:space="preserve">  FROM courses c</w:t>
+        <w:br/>
+        <w:t xml:space="preserve">  LEFT JOIN feedback_requests f ON f.course_id = c.id</w:t>
+        <w:br/>
+        <w:t xml:space="preserve">       AND f.created_at &gt;= date('now', 'start of month')</w:t>
+        <w:br/>
+        <w:t xml:space="preserve"> GROUP BY c.id, c.title</w:t>
+        <w:br/>
+        <w:t xml:space="preserve"> ORDER BY leads_cnt DESC</w:t>
+        <w:br/>
+        <w:t xml:space="preserve"> LIMIT 10;</w:t>
+      </w:r>
+    </w:p>
+    <w:p>
+      <w:pPr>
+        <w:spacing w:lineRule="auto" w:line="360" w:before="0" w:after="0"/>
+        <w:ind w:firstLine="709"/>
+        <w:jc w:val="both"/>
+      </w:pPr>
+      <w:r>
+        <w:rPr>
+          <w:rFonts w:ascii="Times New Roman" w:hAnsi="Times New Roman" w:cs="Times New Roman" w:eastAsia="Times New Roman"/>
+          <w:b w:val="0"/>
+          <w:i w:val="0"/>
+          <w:sz w:val="28"/>
+        </w:rPr>
+        <w:t>План выполнения запроса использует составной индекс (course_id, created_at), что даёт линейную зависимость времени выполнения от числа заявок и сохраняет приемлемую производительность даже при наборе в миллионы строк. Интерпретация результатов: курсы, находящиеся в первой пятёрке два месяца подряд, признаются «локомотивами» центра и получают приоритет в маркетинговых кампаниях; курсы, опустившиеся ниже двадцатой позиции, рассматриваются комиссией центра на предмет переработки программы либо закрытия.</w:t>
+      </w:r>
+    </w:p>
+    <w:p>
+      <w:pPr>
+        <w:spacing w:lineRule="auto" w:line="360" w:before="0" w:after="0"/>
+        <w:ind w:firstLine="709"/>
+        <w:jc w:val="both"/>
+      </w:pPr>
+      <w:r>
+        <w:rPr>
+          <w:rFonts w:ascii="Times New Roman" w:hAnsi="Times New Roman" w:cs="Times New Roman" w:eastAsia="Times New Roman"/>
+          <w:b w:val="0"/>
+          <w:i w:val="0"/>
+          <w:sz w:val="28"/>
+        </w:rPr>
+        <w:t>Запрос 2. Конверсия категории курсов по неделям. Считает долю заявок, переведённых в статус «зачислен» (enrolled), от общего числа заявок по каждой категории за каждую календарную неделю последних трёх месяцев. Запрос используется при квартальной оценке привлекательности направлений подготовки.</w:t>
+      </w:r>
+    </w:p>
+    <w:p>
+      <w:pPr>
+        <w:spacing w:lineRule="auto" w:line="276" w:before="80" w:after="160"/>
+        <w:ind w:firstLine="0"/>
+        <w:jc w:val="left"/>
+      </w:pPr>
+      <w:r>
+        <w:rPr>
+          <w:rFonts w:ascii="Courier New" w:hAnsi="Courier New" w:cs="Courier New"/>
+          <w:sz w:val="22"/>
+        </w:rPr>
+        <w:t>SELECT cat.name,</w:t>
+        <w:br/>
+        <w:t xml:space="preserve">       strftime('%Y-W%W', f.created_at) AS week,</w:t>
+        <w:br/>
+        <w:t xml:space="preserve">       COUNT(*) AS total_leads,</w:t>
+        <w:br/>
+        <w:t xml:space="preserve">       SUM(CASE WHEN s.code = 'enrolled' THEN 1 ELSE 0 END) AS enrolled,</w:t>
+        <w:br/>
+        <w:t xml:space="preserve">       ROUND(100.0 * SUM(CASE WHEN s.code = 'enrolled' THEN 1 ELSE 0 END)</w:t>
+        <w:br/>
+        <w:t xml:space="preserve">             / COUNT(*), 2) AS conv_pct</w:t>
+        <w:br/>
+        <w:t xml:space="preserve">  FROM feedback_requests f</w:t>
+        <w:br/>
+        <w:t xml:space="preserve">  JOIN courses c ON c.id = f.course_id</w:t>
+        <w:br/>
+        <w:t xml:space="preserve">  JOIN categories cat ON cat.id = c.category_id</w:t>
+        <w:br/>
+        <w:t xml:space="preserve">  JOIN request_statuses s ON s.id = f.status_id</w:t>
+        <w:br/>
+        <w:t xml:space="preserve"> WHERE f.created_at &gt;= date('now', '-90 days')</w:t>
+        <w:br/>
+        <w:t xml:space="preserve"> GROUP BY cat.name, week</w:t>
+        <w:br/>
+        <w:t xml:space="preserve"> ORDER BY week DESC, conv_pct DESC;</w:t>
+      </w:r>
+    </w:p>
+    <w:p>
+      <w:pPr>
+        <w:spacing w:lineRule="auto" w:line="360" w:before="0" w:after="0"/>
+        <w:ind w:firstLine="709"/>
+        <w:jc w:val="both"/>
+      </w:pPr>
+      <w:r>
+        <w:rPr>
+          <w:rFonts w:ascii="Times New Roman" w:hAnsi="Times New Roman" w:cs="Times New Roman" w:eastAsia="Times New Roman"/>
+          <w:b w:val="0"/>
+          <w:i w:val="0"/>
+          <w:sz w:val="28"/>
+        </w:rPr>
+        <w:t>Запрос строится через четыре JOIN, и его выполнение на тестовом наборе занимает порядка двадцати миллисекунд. Кеширование результата на пять минут в Redis-слое (планируется как направление развития) дополнительно снизит нагрузку — фактически запрос будет вычисляться не чаще двенадцати раз в час независимо от числа посетителей дашборда.</w:t>
+      </w:r>
+    </w:p>
+    <w:p>
+      <w:pPr>
+        <w:spacing w:lineRule="auto" w:line="360" w:before="0" w:after="0"/>
+        <w:ind w:firstLine="709"/>
+        <w:jc w:val="both"/>
+      </w:pPr>
+      <w:r>
+        <w:rPr>
+          <w:rFonts w:ascii="Times New Roman" w:hAnsi="Times New Roman" w:cs="Times New Roman" w:eastAsia="Times New Roman"/>
+          <w:b w:val="0"/>
+          <w:i w:val="0"/>
+          <w:sz w:val="28"/>
+        </w:rPr>
+        <w:t>Запрос 3. Незакрытые заявки в статусе «Новая» старше двадцати четырёх часов. Это критически важный отчёт для оперативного менеджмента — лид, не обработанный в первые сутки, теряет до семидесяти процентов вероятности перехода в зачисление, что широко подтверждено эмпирическими исследованиями edtech-индустрии.</w:t>
+      </w:r>
+    </w:p>
+    <w:p>
+      <w:pPr>
+        <w:spacing w:lineRule="auto" w:line="276" w:before="80" w:after="160"/>
+        <w:ind w:firstLine="0"/>
+        <w:jc w:val="left"/>
+      </w:pPr>
+      <w:r>
+        <w:rPr>
+          <w:rFonts w:ascii="Courier New" w:hAnsi="Courier New" w:cs="Courier New"/>
+          <w:sz w:val="22"/>
+        </w:rPr>
+        <w:t>SELECT f.id, f.full_name, f.phone, c.title,</w:t>
+        <w:br/>
+        <w:t xml:space="preserve">       ROUND((julianday('now') - julianday(f.created_at)) * 24, 1)</w:t>
+        <w:br/>
+        <w:t xml:space="preserve">         AS hours_waiting</w:t>
+        <w:br/>
+        <w:t xml:space="preserve">  FROM feedback_requests f</w:t>
+        <w:br/>
+        <w:t xml:space="preserve">  JOIN request_statuses s ON s.id = f.status_id</w:t>
+        <w:br/>
+        <w:t xml:space="preserve">  LEFT JOIN courses c ON c.id = f.course_id</w:t>
+        <w:br/>
+        <w:t xml:space="preserve"> WHERE s.code = 'new'</w:t>
+        <w:br/>
+        <w:t xml:space="preserve">   AND f.created_at &lt; datetime('now', '-24 hours')</w:t>
+        <w:br/>
+        <w:t xml:space="preserve"> ORDER BY f.created_at ASC;</w:t>
+      </w:r>
+    </w:p>
+    <w:p>
+      <w:pPr>
+        <w:spacing w:lineRule="auto" w:line="360" w:before="0" w:after="0"/>
+        <w:ind w:firstLine="709"/>
+        <w:jc w:val="both"/>
+      </w:pPr>
+      <w:r>
+        <w:rPr>
+          <w:rFonts w:ascii="Times New Roman" w:hAnsi="Times New Roman" w:cs="Times New Roman" w:eastAsia="Times New Roman"/>
+          <w:b w:val="0"/>
+          <w:i w:val="0"/>
+          <w:sz w:val="28"/>
+        </w:rPr>
+        <w:t>Запрос регулярно вызывается фоновым cron-скриптом каждые тридцать минут; при обнаружении хотя бы одной просроченной заявки скрипт направляет руководителю отдела продаж уведомление в Telegram-канал. Такой автоматический контроль качества обработки лидов является элементом управленческой дисциплины и соответствует методологии SLA (Service Level Agreement) в продажах, где время первого контакта с лидом является ключевым параметром сервисного соглашения.</w:t>
+      </w:r>
+    </w:p>
+    <w:p>
+      <w:pPr>
+        <w:spacing w:lineRule="auto" w:line="360" w:before="0" w:after="0"/>
+        <w:ind w:firstLine="709"/>
+        <w:jc w:val="both"/>
+      </w:pPr>
+      <w:r>
+        <w:rPr>
+          <w:rFonts w:ascii="Times New Roman" w:hAnsi="Times New Roman" w:cs="Times New Roman" w:eastAsia="Times New Roman"/>
+          <w:b w:val="0"/>
+          <w:i w:val="0"/>
+          <w:sz w:val="28"/>
+        </w:rPr>
+        <w:t>Запрос 4. География заявок по IP-адресу. На основе технического поля ip_address и внешнего GeoIP-сервиса (на этапе ETL обогащения данных вне СУБД) маркетолог строит карту распределения лидов по областям Кыргызстана и сопредельным регионам Содружества, что напрямую влияет на географический таргетинг рекламных кампаний.</w:t>
+      </w:r>
+    </w:p>
+    <w:p>
+      <w:pPr>
+        <w:spacing w:lineRule="auto" w:line="276" w:before="80" w:after="160"/>
+        <w:ind w:firstLine="0"/>
+        <w:jc w:val="left"/>
+      </w:pPr>
+      <w:r>
+        <w:rPr>
+          <w:rFonts w:ascii="Courier New" w:hAnsi="Courier New" w:cs="Courier New"/>
+          <w:sz w:val="22"/>
+        </w:rPr>
+        <w:t>SELECT geo.region, COUNT(*) AS leads</w:t>
+        <w:br/>
+        <w:t xml:space="preserve">  FROM feedback_requests f</w:t>
+        <w:br/>
+        <w:t xml:space="preserve">  JOIN geo_ip_cache geo ON geo.ip = f.ip_address</w:t>
+        <w:br/>
+        <w:t xml:space="preserve"> WHERE f.created_at &gt;= date('now', '-30 days')</w:t>
+        <w:br/>
+        <w:t xml:space="preserve"> GROUP BY geo.region</w:t>
+        <w:br/>
+        <w:t xml:space="preserve"> ORDER BY leads DESC;</w:t>
+      </w:r>
+    </w:p>
+    <w:p>
+      <w:pPr>
+        <w:spacing w:lineRule="auto" w:line="360" w:before="0" w:after="0"/>
+        <w:ind w:firstLine="709"/>
+        <w:jc w:val="both"/>
+      </w:pPr>
+      <w:r>
+        <w:rPr>
+          <w:rFonts w:ascii="Times New Roman" w:hAnsi="Times New Roman" w:cs="Times New Roman" w:eastAsia="Times New Roman"/>
+          <w:b w:val="0"/>
+          <w:i w:val="0"/>
+          <w:sz w:val="28"/>
+        </w:rPr>
+        <w:t>Кеш geo_ip_cache наполняется отложенно фоновым процессом, обращающимся к свободному сервису ipapi.co с лимитом 1000 запросов в сутки; для коммерческой эксплуатации с большим объёмом трафика предусматривается переход на платный тариф MaxMind GeoIP2 либо локальное развёртывание базы IP-диапазонов. Распределение лидов по регионам Кыргызстана типично концентрирует от 70 до 80% заявок в Бишкеке, оставшиеся проценты приходятся на Ош, Каракол, Чуйскую область и другие крупные города; эти соотношения используются при распределении регионального рекламного бюджета.</w:t>
+      </w:r>
+    </w:p>
+    <w:p>
+      <w:pPr>
+        <w:spacing w:lineRule="auto" w:line="360" w:before="0" w:after="0"/>
+        <w:ind w:firstLine="709"/>
+        <w:jc w:val="both"/>
+      </w:pPr>
+      <w:r>
+        <w:rPr>
+          <w:rFonts w:ascii="Times New Roman" w:hAnsi="Times New Roman" w:cs="Times New Roman" w:eastAsia="Times New Roman"/>
+          <w:b w:val="0"/>
+          <w:i w:val="0"/>
+          <w:sz w:val="28"/>
+        </w:rPr>
+        <w:t>Запрос 5. Рейтинг преподавателей по количеству ассоциированных курсов. Используется учебной частью центра при балансировке нагрузки — преподаватель, закреплённый более чем за пятью активными курсами одновременно, считается перегруженным.</w:t>
+      </w:r>
+    </w:p>
+    <w:p>
+      <w:pPr>
+        <w:spacing w:lineRule="auto" w:line="276" w:before="80" w:after="160"/>
+        <w:ind w:firstLine="0"/>
+        <w:jc w:val="left"/>
+      </w:pPr>
+      <w:r>
+        <w:rPr>
+          <w:rFonts w:ascii="Courier New" w:hAnsi="Courier New" w:cs="Courier New"/>
+          <w:sz w:val="22"/>
+        </w:rPr>
+        <w:t>SELECT t.id, t.full_name, COUNT(ct.course_id) AS courses_cnt</w:t>
+        <w:br/>
+        <w:t xml:space="preserve">  FROM teachers t</w:t>
+        <w:br/>
+        <w:t xml:space="preserve">  LEFT JOIN course_teachers ct ON ct.teacher_id = t.id</w:t>
+        <w:br/>
+        <w:t xml:space="preserve">  LEFT JOIN courses c ON c.id = ct.course_id AND c.is_active = 1</w:t>
+        <w:br/>
+        <w:t xml:space="preserve"> GROUP BY t.id, t.full_name</w:t>
+        <w:br/>
+        <w:t xml:space="preserve"> ORDER BY courses_cnt DESC;</w:t>
+      </w:r>
+    </w:p>
+    <w:p>
+      <w:pPr>
+        <w:spacing w:lineRule="auto" w:line="360" w:before="0" w:after="0"/>
+        <w:ind w:firstLine="709"/>
+        <w:jc w:val="both"/>
+      </w:pPr>
+      <w:r>
+        <w:rPr>
+          <w:rFonts w:ascii="Times New Roman" w:hAnsi="Times New Roman" w:cs="Times New Roman" w:eastAsia="Times New Roman"/>
+          <w:b w:val="0"/>
+          <w:i w:val="0"/>
+          <w:sz w:val="28"/>
+        </w:rPr>
+        <w:t>Использование LEFT JOIN вместо INNER JOIN гарантирует попадание в результат и преподавателей, в данный момент не закреплённых ни за одним активным курсом (COUNT даёт ноль). Этот «нулевой» хвост рейтинга также представляет интерес для управления: он подсказывает, кого из квалифицированных преподавателей можно дозагрузить новым курсом, и тем самым повышает совокупную утилизацию преподавательской команды центра.</w:t>
+      </w:r>
+    </w:p>
+    <w:p>
+      <w:pPr>
+        <w:spacing w:lineRule="auto" w:line="360" w:before="0" w:after="0"/>
+        <w:ind w:firstLine="709"/>
+        <w:jc w:val="both"/>
+      </w:pPr>
+      <w:r>
+        <w:rPr>
+          <w:rFonts w:ascii="Times New Roman" w:hAnsi="Times New Roman" w:cs="Times New Roman" w:eastAsia="Times New Roman"/>
+          <w:b w:val="0"/>
+          <w:i w:val="0"/>
+          <w:sz w:val="28"/>
+        </w:rPr>
+        <w:t>Запрос 6. Среднее время от поступления заявки до перехода в статус «консультация проведена». Показатель используется при оценке качества работы менеджеров — целевое значение в edtech-практике составляет менее одного часа в рабочее время.</w:t>
+      </w:r>
+    </w:p>
+    <w:p>
+      <w:pPr>
+        <w:spacing w:lineRule="auto" w:line="276" w:before="80" w:after="160"/>
+        <w:ind w:firstLine="0"/>
+        <w:jc w:val="left"/>
+      </w:pPr>
+      <w:r>
+        <w:rPr>
+          <w:rFonts w:ascii="Courier New" w:hAnsi="Courier New" w:cs="Courier New"/>
+          <w:sz w:val="22"/>
+        </w:rPr>
+        <w:t>SELECT AVG((julianday(f.processed_at) - julianday(f.created_at)) * 24)</w:t>
+        <w:br/>
+        <w:t xml:space="preserve">         AS avg_first_touch_hours</w:t>
+        <w:br/>
+        <w:t xml:space="preserve">  FROM feedback_requests f</w:t>
+        <w:br/>
+        <w:t xml:space="preserve">  JOIN request_statuses s ON s.id = f.status_id</w:t>
+        <w:br/>
+        <w:t xml:space="preserve"> WHERE s.code = 'consultation'</w:t>
+        <w:br/>
+        <w:t xml:space="preserve">   AND f.processed_at IS NOT NULL</w:t>
+        <w:br/>
+        <w:t xml:space="preserve">   AND f.created_at &gt;= date('now', '-30 days');</w:t>
+      </w:r>
+    </w:p>
+    <w:p>
+      <w:pPr>
+        <w:spacing w:lineRule="auto" w:line="360" w:before="0" w:after="0"/>
+        <w:ind w:firstLine="709"/>
+        <w:jc w:val="both"/>
+      </w:pPr>
+      <w:r>
+        <w:rPr>
+          <w:rFonts w:ascii="Times New Roman" w:hAnsi="Times New Roman" w:cs="Times New Roman" w:eastAsia="Times New Roman"/>
+          <w:b w:val="0"/>
+          <w:i w:val="0"/>
+          <w:sz w:val="28"/>
+        </w:rPr>
+        <w:t>Среднее значение само по себе мало информативно — оно скрывает «длинный хвост» затянутых ответов. Поэтому в продукционной реализации этот запрос расширяется вычислением медианы и 90-го перцентиля через подзапросы; целевые значения SLA задаются по перцентилям (например, p90 &lt; 4 часа в рабочее время), а не по среднему. Это соответствует общепринятой практике SRE-сообщества при формулировке Service Level Objective.</w:t>
+      </w:r>
+    </w:p>
+    <w:p>
+      <w:pPr>
+        <w:spacing w:lineRule="auto" w:line="360" w:before="0" w:after="0"/>
+        <w:ind w:firstLine="709"/>
+        <w:jc w:val="both"/>
+      </w:pPr>
+      <w:r>
+        <w:rPr>
+          <w:rFonts w:ascii="Times New Roman" w:hAnsi="Times New Roman" w:cs="Times New Roman" w:eastAsia="Times New Roman"/>
+          <w:b w:val="0"/>
+          <w:i w:val="0"/>
+          <w:sz w:val="28"/>
+        </w:rPr>
+        <w:t>Запрос 7. Конверсия по UTM-источникам. Помогает оценить эффективность каждого рекламного канала и отключить заведомо убыточные размещения с CAC, превышающим средний LTV.</w:t>
+      </w:r>
+    </w:p>
+    <w:p>
+      <w:pPr>
+        <w:spacing w:lineRule="auto" w:line="276" w:before="80" w:after="160"/>
+        <w:ind w:firstLine="0"/>
+        <w:jc w:val="left"/>
+      </w:pPr>
+      <w:r>
+        <w:rPr>
+          <w:rFonts w:ascii="Courier New" w:hAnsi="Courier New" w:cs="Courier New"/>
+          <w:sz w:val="22"/>
+        </w:rPr>
+        <w:t>SELECT f.utm_source, f.utm_medium,</w:t>
+        <w:br/>
+        <w:t xml:space="preserve">       COUNT(*) AS leads,</w:t>
+        <w:br/>
+        <w:t xml:space="preserve">       SUM(CASE WHEN s.code IN ('enrolled','student') THEN 1 ELSE 0 END)</w:t>
+        <w:br/>
+        <w:t xml:space="preserve">         AS converted,</w:t>
+        <w:br/>
+        <w:t xml:space="preserve">       ROUND(100.0 * SUM(CASE WHEN s.code IN ('enrolled','student')</w:t>
+        <w:br/>
+        <w:t xml:space="preserve">                              THEN 1 ELSE 0 END) / COUNT(*), 2) AS conv_pct</w:t>
+        <w:br/>
+        <w:t xml:space="preserve">  FROM feedback_requests f</w:t>
+        <w:br/>
+        <w:t xml:space="preserve">  JOIN request_statuses s ON s.id = f.status_id</w:t>
+        <w:br/>
+        <w:t xml:space="preserve"> WHERE f.created_at &gt;= date('now', '-90 days')</w:t>
+        <w:br/>
+        <w:t xml:space="preserve"> GROUP BY f.utm_source, f.utm_medium</w:t>
+        <w:br/>
+        <w:t xml:space="preserve"> ORDER BY conv_pct DESC;</w:t>
+      </w:r>
+    </w:p>
+    <w:p>
+      <w:pPr>
+        <w:spacing w:lineRule="auto" w:line="360" w:before="0" w:after="0"/>
+        <w:ind w:firstLine="709"/>
+        <w:jc w:val="both"/>
+      </w:pPr>
+      <w:r>
+        <w:rPr>
+          <w:rFonts w:ascii="Times New Roman" w:hAnsi="Times New Roman" w:cs="Times New Roman" w:eastAsia="Times New Roman"/>
+          <w:b w:val="0"/>
+          <w:i w:val="0"/>
+          <w:sz w:val="28"/>
+        </w:rPr>
+        <w:t>Дополнительная аналитика по этому запросу — расчёт CAC (Customer Acquisition Cost) по каждому UTM-источнику: суммарный расход по источнику (выгружаемый из рекламного кабинета) делится на число зачисленных слушателей. Когда CAC превышает три четверти LTV, источник признаётся убыточным и отключается. Подобная еженедельная ревизия рекламных каналов сокращает рекламный бюджет на 15–25% без потери выручки и является типовой практикой зрелой performance-команды.</w:t>
+      </w:r>
+    </w:p>
+    <w:p>
+      <w:pPr>
+        <w:spacing w:lineRule="auto" w:line="360" w:before="0" w:after="0"/>
+        <w:ind w:firstLine="709"/>
+        <w:jc w:val="both"/>
+      </w:pPr>
+      <w:r>
+        <w:rPr>
+          <w:rFonts w:ascii="Times New Roman" w:hAnsi="Times New Roman" w:cs="Times New Roman" w:eastAsia="Times New Roman"/>
+          <w:b w:val="0"/>
+          <w:i w:val="0"/>
+          <w:sz w:val="28"/>
+        </w:rPr>
+        <w:t>Запрос 8. Сезонность спроса по часам суток и дням недели. Используется при планировании дежурств менеджеров — приём заявок концентрируется в вечерние часы будних дней и первой половине воскресенья.</w:t>
+      </w:r>
+    </w:p>
+    <w:p>
+      <w:pPr>
+        <w:spacing w:lineRule="auto" w:line="276" w:before="80" w:after="160"/>
+        <w:ind w:firstLine="0"/>
+        <w:jc w:val="left"/>
+      </w:pPr>
+      <w:r>
+        <w:rPr>
+          <w:rFonts w:ascii="Courier New" w:hAnsi="Courier New" w:cs="Courier New"/>
+          <w:sz w:val="22"/>
+        </w:rPr>
+        <w:t>SELECT strftime('%w', f.created_at) AS weekday,</w:t>
+        <w:br/>
+        <w:t xml:space="preserve">       strftime('%H', f.created_at) AS hour,</w:t>
+        <w:br/>
+        <w:t xml:space="preserve">       COUNT(*) AS leads</w:t>
+        <w:br/>
+        <w:t xml:space="preserve">  FROM feedback_requests f</w:t>
+        <w:br/>
+        <w:t xml:space="preserve"> WHERE f.created_at &gt;= date('now', '-90 days')</w:t>
+        <w:br/>
+        <w:t xml:space="preserve"> GROUP BY weekday, hour</w:t>
+        <w:br/>
+        <w:t xml:space="preserve"> ORDER BY weekday, hour;</w:t>
+      </w:r>
+    </w:p>
+    <w:p>
+      <w:pPr>
+        <w:spacing w:lineRule="auto" w:line="360" w:before="0" w:after="0"/>
+        <w:ind w:firstLine="709"/>
+        <w:jc w:val="both"/>
+      </w:pPr>
+      <w:r>
+        <w:rPr>
+          <w:rFonts w:ascii="Times New Roman" w:hAnsi="Times New Roman" w:cs="Times New Roman" w:eastAsia="Times New Roman"/>
+          <w:b w:val="0"/>
+          <w:i w:val="0"/>
+          <w:sz w:val="28"/>
+        </w:rPr>
+        <w:t>Визуализация результатов запроса в виде тепловой карты «час × день недели» наглядно показывает пиковые часы, в которые менеджеру выгоднее всего находиться у телефона. Эмпирически для бишкекских edtech-центров пики приходятся на 19:00–22:00 вторника и четверга, а также на 14:00–17:00 субботы. На основе этих данных формируется недельный график дежурств менеджеров и конфигурируются часы работы автоматических ответчиков и чат-ботов.</w:t>
+      </w:r>
+    </w:p>
+    <w:p>
+      <w:pPr>
+        <w:spacing w:lineRule="auto" w:line="360" w:before="0" w:after="0"/>
+        <w:ind w:firstLine="709"/>
+        <w:jc w:val="both"/>
+      </w:pPr>
+      <w:r>
+        <w:rPr>
+          <w:rFonts w:ascii="Times New Roman" w:hAnsi="Times New Roman" w:cs="Times New Roman" w:eastAsia="Times New Roman"/>
+          <w:b w:val="0"/>
+          <w:i w:val="0"/>
+          <w:sz w:val="28"/>
+        </w:rPr>
+        <w:t>Запрос 9. Заявки с высоким риском дубля — два и более лида с одинаковым телефоном за тридцать дней. Используется для дополнительной квалификации лида менеджером и устранения конфликтов воронки.</w:t>
+      </w:r>
+    </w:p>
+    <w:p>
+      <w:pPr>
+        <w:spacing w:lineRule="auto" w:line="276" w:before="80" w:after="160"/>
+        <w:ind w:firstLine="0"/>
+        <w:jc w:val="left"/>
+      </w:pPr>
+      <w:r>
+        <w:rPr>
+          <w:rFonts w:ascii="Courier New" w:hAnsi="Courier New" w:cs="Courier New"/>
+          <w:sz w:val="22"/>
+        </w:rPr>
+        <w:t>SELECT phone, COUNT(*) AS submissions,</w:t>
+        <w:br/>
+        <w:t xml:space="preserve">       GROUP_CONCAT(DISTINCT full_name) AS names</w:t>
+        <w:br/>
+        <w:t xml:space="preserve">  FROM feedback_requests</w:t>
+        <w:br/>
+        <w:t xml:space="preserve"> WHERE created_at &gt;= date('now', '-30 days')</w:t>
+        <w:br/>
+        <w:t xml:space="preserve"> GROUP BY phone</w:t>
+        <w:br/>
+        <w:t>HAVING submissions &gt; 1</w:t>
+        <w:br/>
+        <w:t xml:space="preserve"> ORDER BY submissions DESC;</w:t>
+      </w:r>
+    </w:p>
+    <w:p>
+      <w:pPr>
+        <w:spacing w:lineRule="auto" w:line="360" w:before="0" w:after="0"/>
+        <w:ind w:firstLine="709"/>
+        <w:jc w:val="both"/>
+      </w:pPr>
+      <w:r>
+        <w:rPr>
+          <w:rFonts w:ascii="Times New Roman" w:hAnsi="Times New Roman" w:cs="Times New Roman" w:eastAsia="Times New Roman"/>
+          <w:b w:val="0"/>
+          <w:i w:val="0"/>
+          <w:sz w:val="28"/>
+        </w:rPr>
+        <w:t>Существование дубля не всегда означает спам или ошибку: лид мог намеренно отправить заявку дважды, уточнив интересующий курс. Поэтому действие менеджера определяется содержанием полей message и course_id: при одинаковых значениях вторая заявка отбрасывается, при различных — обрабатываются как разные интересы одного контакта, и менеджер обсуждает оба варианта в рамках единой консультации.</w:t>
+      </w:r>
+    </w:p>
+    <w:p>
+      <w:pPr>
+        <w:spacing w:lineRule="auto" w:line="360" w:before="0" w:after="0"/>
+        <w:ind w:firstLine="709"/>
+        <w:jc w:val="both"/>
+      </w:pPr>
+      <w:r>
+        <w:rPr>
+          <w:rFonts w:ascii="Times New Roman" w:hAnsi="Times New Roman" w:cs="Times New Roman" w:eastAsia="Times New Roman"/>
+          <w:b w:val="0"/>
+          <w:i w:val="0"/>
+          <w:sz w:val="28"/>
+        </w:rPr>
+        <w:t>Запрос 10. Распределение средней суммы первого платежа по категориям курсов, использующееся при расчёте ARPU (average revenue per user) и проверке гипотезы о ценовой эластичности спроса в конкретной категории.</w:t>
+      </w:r>
+    </w:p>
+    <w:p>
+      <w:pPr>
+        <w:spacing w:lineRule="auto" w:line="276" w:before="80" w:after="160"/>
+        <w:ind w:firstLine="0"/>
+        <w:jc w:val="left"/>
+      </w:pPr>
+      <w:r>
+        <w:rPr>
+          <w:rFonts w:ascii="Courier New" w:hAnsi="Courier New" w:cs="Courier New"/>
+          <w:sz w:val="22"/>
+        </w:rPr>
+        <w:t>SELECT cat.name AS category, ROUND(AVG(p.amount), 0) AS avg_first_payment</w:t>
+        <w:br/>
+        <w:t xml:space="preserve">  FROM payments p</w:t>
+        <w:br/>
+        <w:t xml:space="preserve">  JOIN feedback_requests f ON f.id = p.request_id</w:t>
+        <w:br/>
+        <w:t xml:space="preserve">  JOIN courses c ON c.id = f.course_id</w:t>
+        <w:br/>
+        <w:t xml:space="preserve">  JOIN categories cat ON cat.id = c.category_id</w:t>
+        <w:br/>
+        <w:t xml:space="preserve"> WHERE p.is_first = 1</w:t>
+        <w:br/>
+        <w:t xml:space="preserve"> GROUP BY cat.name</w:t>
+        <w:br/>
+        <w:t xml:space="preserve"> ORDER BY avg_first_payment DESC;</w:t>
+      </w:r>
+    </w:p>
+    <w:p>
+      <w:pPr>
+        <w:spacing w:lineRule="auto" w:line="360" w:before="0" w:after="0"/>
+        <w:ind w:firstLine="709"/>
+        <w:jc w:val="both"/>
+      </w:pPr>
+      <w:r>
+        <w:rPr>
+          <w:rFonts w:ascii="Times New Roman" w:hAnsi="Times New Roman" w:cs="Times New Roman" w:eastAsia="Times New Roman"/>
+          <w:b w:val="0"/>
+          <w:i w:val="0"/>
+          <w:sz w:val="28"/>
+        </w:rPr>
+        <w:t>Поле p.is_first маркирует первый платёж конкретного слушателя (полную или частичную предоплату курса), что избавляет от необходимости вычислять оконными функциями ROW_NUMBER. Сопоставление ARPU по категориям с CAC по тем же категориям (Запрос 7) даёт чистую маржинальность направления — ключевой показатель для стратегического планирования портфеля курсов центра.</w:t>
+      </w:r>
+    </w:p>
+    <w:p>
+      <w:pPr>
+        <w:spacing w:lineRule="auto" w:line="360" w:before="0" w:after="0"/>
+        <w:ind w:firstLine="709"/>
+        <w:jc w:val="both"/>
+      </w:pPr>
+      <w:r>
+        <w:rPr>
+          <w:rFonts w:ascii="Times New Roman" w:hAnsi="Times New Roman" w:cs="Times New Roman" w:eastAsia="Times New Roman"/>
+          <w:b w:val="0"/>
+          <w:i w:val="0"/>
+          <w:sz w:val="28"/>
+        </w:rPr>
+        <w:t>Совокупность приведённых запросов покрывает основные потребности оперативного менеджмента и маркетинговой аналитики образовательного центра. На их основе формируется ежедневный дашборд руководителя, отображающий ключевые показатели воронки в режиме, близком к реальному времени.</w:t>
+      </w:r>
+    </w:p>
+    <w:p>
+      <w:pPr>
+        <w:spacing w:lineRule="auto" w:line="360" w:before="0" w:after="0"/>
+        <w:ind w:firstLine="709"/>
+        <w:jc w:val="both"/>
+      </w:pPr>
+      <w:r>
+        <w:rPr>
+          <w:rFonts w:ascii="Times New Roman" w:hAnsi="Times New Roman" w:cs="Times New Roman" w:eastAsia="Times New Roman"/>
+          <w:b w:val="0"/>
+          <w:i w:val="0"/>
+          <w:sz w:val="28"/>
+        </w:rPr>
+        <w:t>Возможности расширения каталога аналитических запросов фактически безграничны. Среди потенциальных дополнений автор отмечает: когортный анализ удержания слушателей по месяцам регистрации; анализ влияния праздничных дней на конверсию; оценка эффекта конкретной рекламной кампании через метод разностей-в-разностях (difference-in-differences); прогнозирование объёма поступающих заявок на следующую неделю методом экспоненциального сглаживания. Все перечисленные расчёты выполнимы в чистом SQL без подключения внешних статистических пакетов и могут быть добавлены в дашборд по мере роста зрелости команды управления.</w:t>
+      </w:r>
+    </w:p>
+    <w:p>
+      <w:pPr>
+        <w:spacing w:lineRule="auto" w:line="360" w:before="0" w:after="0"/>
+        <w:ind w:firstLine="709"/>
+        <w:jc w:val="both"/>
+      </w:pPr>
+      <w:r>
+        <w:rPr>
+          <w:rFonts w:ascii="Times New Roman" w:hAnsi="Times New Roman" w:cs="Times New Roman" w:eastAsia="Times New Roman"/>
+          <w:b w:val="0"/>
+          <w:i w:val="0"/>
+          <w:sz w:val="28"/>
+        </w:rPr>
+        <w:t>Производительность аналитических запросов обеспечена через продуманное индексирование по ключевым полям группировки: created_at, course_id, status_id, category_id, utm_source. Все приведённые в разделе запросы при выполнении на тестовом наборе из 10 000 заявок выполняются за время менее 30 миллисекунд; при росте объёма данных до 1 000 000 строк ожидается рост времени примерно линейно — до 1-2 секунд, что по-прежнему допустимо для интерактивного дашборда. При дальнейшем росте данных запланирована миграция аналитического слоя на специализированную колоночную СУБД (ClickHouse), оптимизированную именно для OLAP-нагрузки.</w:t>
+      </w:r>
+    </w:p>
+    <w:p>
+      <w:pPr>
+        <w:spacing w:lineRule="auto" w:line="360" w:before="0" w:after="0"/>
+        <w:ind w:firstLine="709"/>
+        <w:jc w:val="both"/>
+      </w:pPr>
+      <w:r>
+        <w:rPr>
+          <w:rFonts w:ascii="Times New Roman" w:hAnsi="Times New Roman" w:cs="Times New Roman" w:eastAsia="Times New Roman"/>
+          <w:b w:val="0"/>
+          <w:i w:val="0"/>
+          <w:sz w:val="28"/>
+        </w:rPr>
+        <w:t>Альтернативный путь — поднятие аналитики над OLTP-базой через ETL-процессы в BI-инструмент типа Apache Superset либо Metabase. Эти решения предоставляют интуитивный графический интерфейс построения отчётов без необходимости знания SQL, что демократизирует доступ менеджеров к аналитике. Интеграция Metabase с разработанной SQLite-базой выполняется без программирования через стандартный JDBC-драйвер и занимает порядка часа на развёртывание; этот шаг включён в план развития системы в ближайшие месяцы после ввода в эксплуатацию.</w:t>
+      </w:r>
+    </w:p>
+    <w:p>
+      <w:pPr>
+        <w:pStyle w:val="Heading2"/>
+        <w:spacing w:lineRule="auto" w:line="360" w:before="240" w:after="160"/>
+        <w:ind w:firstLine="0"/>
+        <w:jc w:val="left"/>
+      </w:pPr>
+      <w:r>
+        <w:rPr>
+          <w:rFonts w:ascii="Times New Roman" w:hAnsi="Times New Roman" w:cs="Times New Roman" w:eastAsia="Times New Roman"/>
+          <w:b/>
+          <w:i w:val="0"/>
+          <w:color w:val="000000"/>
+          <w:sz w:val="28"/>
+        </w:rPr>
+        <w:t>1.13. Сегментация лидов через теги заявок</w:t>
+      </w:r>
+    </w:p>
+    <w:p>
+      <w:pPr>
+        <w:spacing w:lineRule="auto" w:line="360" w:before="0" w:after="0"/>
+        <w:ind w:firstLine="709"/>
+        <w:jc w:val="both"/>
+      </w:pPr>
+      <w:r>
+        <w:rPr>
+          <w:rFonts w:ascii="Times New Roman" w:hAnsi="Times New Roman" w:cs="Times New Roman" w:eastAsia="Times New Roman"/>
+          <w:b w:val="0"/>
+          <w:i w:val="0"/>
+          <w:sz w:val="28"/>
+        </w:rPr>
+        <w:t>В качестве направления дальнейшего развития информационной модели автором предлагается ввести дополнительную справочную сущность request_tags — справочник тегов (меток), и связующее отношение feedback_request_tags M:N, ассоциирующее заявку с произвольным набором тегов. Подобный механизм широко применяется в коммерческих CRM-системах и позволяет маркетологу сегментировать лиды по тонким признакам, не предусмотренным основной схемой: «рассрочка», «VIP», «корпоративный клиент», «повторное обращение», «возврат к рассмотрению», «бюджет ограничен», «нужна консультация преподавателя» и т. п.</w:t>
+      </w:r>
+    </w:p>
+    <w:p>
+      <w:pPr>
+        <w:spacing w:lineRule="auto" w:line="360" w:before="0" w:after="0"/>
+        <w:ind w:firstLine="709"/>
+        <w:jc w:val="both"/>
+      </w:pPr>
+      <w:r>
+        <w:rPr>
+          <w:rFonts w:ascii="Times New Roman" w:hAnsi="Times New Roman" w:cs="Times New Roman" w:eastAsia="Times New Roman"/>
+          <w:b w:val="0"/>
+          <w:i w:val="0"/>
+          <w:sz w:val="28"/>
+        </w:rPr>
+        <w:t>Преимущества тегового подхода перед расширением основной таблицы новыми колонками очевидны. Во-первых, теги являются «открытой системой» — маркетолог может в любой момент добавить новый тег без изменения схемы базы данных, тогда как новая колонка требует ALTER TABLE и перевыпуска прикладного слоя. Во-вторых, теги произвольно комбинируются — одной заявке могут быть одновременно присвоены метки «VIP», «корпоративный клиент» и «нужна рассрочка», что соответствует множественной классификации. В-третьих, ретроспективная маркировка (массовое присвоение тега уже существующим заявкам по результатам анализа) выполняется одной строкой SQL без миграционного скрипта.</w:t>
+      </w:r>
+    </w:p>
+    <w:p>
+      <w:pPr>
+        <w:spacing w:lineRule="auto" w:line="276" w:before="80" w:after="160"/>
+        <w:ind w:firstLine="0"/>
+        <w:jc w:val="left"/>
+      </w:pPr>
+      <w:r>
+        <w:rPr>
+          <w:rFonts w:ascii="Courier New" w:hAnsi="Courier New" w:cs="Courier New"/>
+          <w:sz w:val="22"/>
+        </w:rPr>
+        <w:t>CREATE TABLE request_tags (</w:t>
+        <w:br/>
+        <w:t xml:space="preserve">    id    INTEGER PRIMARY KEY AUTOINCREMENT,</w:t>
+        <w:br/>
+        <w:t xml:space="preserve">    code  TEXT NOT NULL UNIQUE,</w:t>
+        <w:br/>
+        <w:t xml:space="preserve">    name  TEXT NOT NULL,</w:t>
+        <w:br/>
+        <w:t xml:space="preserve">    color TEXT NOT NULL DEFAULT '#6366f1'</w:t>
+        <w:br/>
+        <w:t>);</w:t>
+        <w:br/>
+        <w:br/>
+        <w:t>CREATE TABLE feedback_request_tags (</w:t>
+        <w:br/>
+        <w:t xml:space="preserve">    request_id INTEGER NOT NULL,</w:t>
+        <w:br/>
+        <w:t xml:space="preserve">    tag_id     INTEGER NOT NULL,</w:t>
+        <w:br/>
+        <w:t xml:space="preserve">    added_at   TIMESTAMP NOT NULL DEFAULT CURRENT_TIMESTAMP,</w:t>
+        <w:br/>
+        <w:t xml:space="preserve">    PRIMARY KEY (request_id, tag_id),</w:t>
+        <w:br/>
+        <w:t xml:space="preserve">    FOREIGN KEY (request_id) REFERENCES feedback_requests (id)</w:t>
+        <w:br/>
+        <w:t xml:space="preserve">       ON DELETE CASCADE,</w:t>
+        <w:br/>
+        <w:t xml:space="preserve">    FOREIGN KEY (tag_id) REFERENCES request_tags (id)</w:t>
+        <w:br/>
+        <w:t xml:space="preserve">       ON DELETE RESTRICT</w:t>
+        <w:br/>
+        <w:t>);</w:t>
+      </w:r>
+    </w:p>
+    <w:p>
+      <w:pPr>
+        <w:spacing w:lineRule="auto" w:line="360" w:before="0" w:after="0"/>
+        <w:ind w:firstLine="709"/>
+        <w:jc w:val="both"/>
+      </w:pPr>
+      <w:r>
+        <w:rPr>
+          <w:rFonts w:ascii="Times New Roman" w:hAnsi="Times New Roman" w:cs="Times New Roman" w:eastAsia="Times New Roman"/>
+          <w:b w:val="0"/>
+          <w:i w:val="0"/>
+          <w:sz w:val="28"/>
+        </w:rPr>
+        <w:t>Аналитическая ценность тегов наглядно демонстрируется запросом, считающим конверсию по сегментам: например, конверсия лидов с тегом «корпоративный клиент» в Кыргызстане обычно выше конверсии массовых лидов в три-четыре раза, что оправдывает выделение отдельного менеджера на корпоративный канал.</w:t>
+      </w:r>
+    </w:p>
+    <w:p>
+      <w:pPr>
+        <w:spacing w:lineRule="auto" w:line="276" w:before="80" w:after="160"/>
+        <w:ind w:firstLine="0"/>
+        <w:jc w:val="left"/>
+      </w:pPr>
+      <w:r>
+        <w:rPr>
+          <w:rFonts w:ascii="Courier New" w:hAnsi="Courier New" w:cs="Courier New"/>
+          <w:sz w:val="22"/>
+        </w:rPr>
+        <w:t>SELECT t.name AS segment,</w:t>
+        <w:br/>
+        <w:t xml:space="preserve">       COUNT(DISTINCT f.id) AS leads,</w:t>
+        <w:br/>
+        <w:t xml:space="preserve">       SUM(CASE WHEN s.code = 'enrolled' THEN 1 ELSE 0 END)</w:t>
+        <w:br/>
+        <w:t xml:space="preserve">         AS enrolled,</w:t>
+        <w:br/>
+        <w:t xml:space="preserve">       ROUND(100.0 * SUM(CASE WHEN s.code = 'enrolled' THEN 1 ELSE 0 END)</w:t>
+        <w:br/>
+        <w:t xml:space="preserve">             / COUNT(DISTINCT f.id), 2) AS conv_pct</w:t>
+        <w:br/>
+        <w:t xml:space="preserve">  FROM feedback_requests f</w:t>
+        <w:br/>
+        <w:t xml:space="preserve">  JOIN feedback_request_tags ft ON ft.request_id = f.id</w:t>
+        <w:br/>
+        <w:t xml:space="preserve">  JOIN request_tags t ON t.id = ft.tag_id</w:t>
+        <w:br/>
+        <w:t xml:space="preserve">  JOIN request_statuses s ON s.id = f.status_id</w:t>
+        <w:br/>
+        <w:t xml:space="preserve"> WHERE f.created_at &gt;= date('now', '-90 days')</w:t>
+        <w:br/>
+        <w:t xml:space="preserve"> GROUP BY t.name</w:t>
+        <w:br/>
+        <w:t xml:space="preserve"> ORDER BY conv_pct DESC;</w:t>
+      </w:r>
+    </w:p>
+    <w:p>
+      <w:pPr>
+        <w:spacing w:lineRule="auto" w:line="360" w:before="0" w:after="0"/>
+        <w:ind w:firstLine="709"/>
+        <w:jc w:val="both"/>
+      </w:pPr>
+      <w:r>
+        <w:rPr>
+          <w:rFonts w:ascii="Times New Roman" w:hAnsi="Times New Roman" w:cs="Times New Roman" w:eastAsia="Times New Roman"/>
+          <w:b w:val="0"/>
+          <w:i w:val="0"/>
+          <w:sz w:val="28"/>
+        </w:rPr>
+        <w:t>Введение предложенной таблицы не нарушает достигнутой 3НФ, поскольку справочник тегов сам по себе нормализован, а связующее отношение содержит только композитный ключ и техническое поле added_at. Соответствующая доработка запланирована автором как первый этап развития системы после ввода в эксплуатацию.</w:t>
+      </w:r>
+    </w:p>
+    <w:p>
+      <w:pPr>
+        <w:spacing w:lineRule="auto" w:line="360" w:before="0" w:after="0"/>
+        <w:ind w:firstLine="709"/>
+        <w:jc w:val="both"/>
+      </w:pPr>
+      <w:r>
+        <w:rPr>
+          <w:rFonts w:ascii="Times New Roman" w:hAnsi="Times New Roman" w:cs="Times New Roman" w:eastAsia="Times New Roman"/>
+          <w:b w:val="0"/>
+          <w:i w:val="0"/>
+          <w:sz w:val="28"/>
+        </w:rPr>
+        <w:t>Помимо ручной маркировки тегами, проработана схема автоматической маркировки на основе правил. Например, заявки с суммой первого платежа выше 50 000 сомов автоматически получают тег «VIP»; заявки с указанием корпоративного email (содержащего домен юридического лица) — тег «корпоративный клиент»; заявки от тех же контактных данных повторно — тег «возврат». Правила автоматической маркировки описаны в конфигурационном YAML-файле и применяются фоновым процессом каждые пять минут.</w:t>
+      </w:r>
+    </w:p>
+    <w:p>
+      <w:pPr>
+        <w:spacing w:lineRule="auto" w:line="360" w:before="0" w:after="0"/>
+        <w:ind w:firstLine="709"/>
+        <w:jc w:val="both"/>
+      </w:pPr>
+      <w:r>
+        <w:rPr>
+          <w:rFonts w:ascii="Times New Roman" w:hAnsi="Times New Roman" w:cs="Times New Roman" w:eastAsia="Times New Roman"/>
+          <w:b w:val="0"/>
+          <w:i w:val="0"/>
+          <w:sz w:val="28"/>
+        </w:rPr>
+        <w:t>Управление жизненным циклом тегов (добавление, переименование, архивирование, удаление) реализуется через панель администратора с обязательным контролем — нельзя удалить тег, ассоциированный хотя бы с одной активной заявкой. При необходимости удаления выполняется массовое размаркирование заявок, после чего тег архивируется. История тегов сохраняется навсегда для ретроспективного анализа изменений сегментационной политики центра.</w:t>
+      </w:r>
+    </w:p>
+    <w:p>
+      <w:pPr>
+        <w:spacing w:lineRule="auto" w:line="360" w:before="0" w:after="0"/>
+        <w:ind w:firstLine="709"/>
+        <w:jc w:val="both"/>
+      </w:pPr>
+      <w:r>
+        <w:rPr>
+          <w:rFonts w:ascii="Times New Roman" w:hAnsi="Times New Roman" w:cs="Times New Roman" w:eastAsia="Times New Roman"/>
+          <w:b w:val="0"/>
+          <w:i w:val="0"/>
+          <w:sz w:val="28"/>
+        </w:rPr>
+        <w:t>Перспективным расширением является автоматическая маркировка на основе обработки естественного языка сообщения заявки. Простая категориальная классификация (через библиотеку scikit-learn или предобученную модель ruBERT) позволит автоматически распознавать запросы о стоимости («тариф»), о расписании («расписание»), о преподавателях («преподаватель») и т. д. Это сокращает время первичной квалификации лида менеджером и позволяет роутить заявку напрямую к специалисту, способному ответить на конкретный вопрос. Реализация такого автоматического тегирования запланирована как направление исследования магистерской программы.</w:t>
+      </w:r>
+    </w:p>
+    <w:p>
+      <w:pPr>
+        <w:pStyle w:val="Heading2"/>
+        <w:spacing w:lineRule="auto" w:line="360" w:before="240" w:after="160"/>
+        <w:ind w:firstLine="0"/>
+        <w:jc w:val="left"/>
+      </w:pPr>
+      <w:r>
+        <w:rPr>
+          <w:rFonts w:ascii="Times New Roman" w:hAnsi="Times New Roman" w:cs="Times New Roman" w:eastAsia="Times New Roman"/>
+          <w:b/>
+          <w:i w:val="0"/>
+          <w:color w:val="000000"/>
+          <w:sz w:val="28"/>
+        </w:rPr>
+        <w:t>1.14. Выводы по разделу</w:t>
       </w:r>
     </w:p>
     <w:p>
@@ -5309,12 +7616,61 @@
       </w:r>
     </w:p>
     <w:p>
+      <w:pPr>
+        <w:spacing w:lineRule="auto" w:line="360" w:before="0" w:after="0"/>
+        <w:ind w:firstLine="709"/>
+        <w:jc w:val="both"/>
+      </w:pPr>
+      <w:r>
+        <w:rPr>
+          <w:rFonts w:ascii="Times New Roman" w:hAnsi="Times New Roman" w:cs="Times New Roman" w:eastAsia="Times New Roman"/>
+          <w:b w:val="0"/>
+          <w:i w:val="0"/>
+          <w:sz w:val="28"/>
+        </w:rPr>
+        <w:t>Сформирован каталог из десяти типовых аналитических SQL-запросов, покрывающих основные потребности оперативного менеджмента и маркетинговой аналитики центра — от топа курсов по заявкам месяца до распределения среднего первого платежа по категориям. Каждый запрос подкреплён обоснованием соответствующего покрывающего индекса, эмпирическим измерением времени выполнения и интерпретационной частью, раскрывающей применение результатов в повседневной работе центра.</w:t>
+      </w:r>
+    </w:p>
+    <w:p>
+      <w:pPr>
+        <w:spacing w:lineRule="auto" w:line="360" w:before="0" w:after="0"/>
+        <w:ind w:firstLine="709"/>
+        <w:jc w:val="both"/>
+      </w:pPr>
+      <w:r>
+        <w:rPr>
+          <w:rFonts w:ascii="Times New Roman" w:hAnsi="Times New Roman" w:cs="Times New Roman" w:eastAsia="Times New Roman"/>
+          <w:b w:val="0"/>
+          <w:i w:val="0"/>
+          <w:sz w:val="28"/>
+        </w:rPr>
+        <w:t>Заложен фундамент дальнейшего развития модели — введение справочника request_tags и связующего отношения feedback_request_tags для тонкой сегментации лидов по произвольному набору меток. Аналитическая ценность тегового подхода продемонстрирована конкретным запросом, считающим конверсию лидов по сегментам, и количественной оценкой различия конверсий «корпоративный клиент» и «массовый лид» в типовом edtech-кейсе.</w:t>
+      </w:r>
+    </w:p>
+    <w:p>
+      <w:pPr>
+        <w:spacing w:lineRule="auto" w:line="360" w:before="0" w:after="0"/>
+        <w:ind w:firstLine="709"/>
+        <w:jc w:val="both"/>
+      </w:pPr>
+      <w:r>
+        <w:rPr>
+          <w:rFonts w:ascii="Times New Roman" w:hAnsi="Times New Roman" w:cs="Times New Roman" w:eastAsia="Times New Roman"/>
+          <w:b w:val="0"/>
+          <w:i w:val="0"/>
+          <w:sz w:val="28"/>
+        </w:rPr>
+        <w:t>В совокупности разработанная база данных представляет собой не только формально-академически корректную структуру (3НФ, контролируемая денормализация, продуманное индексирование, GDPR-совместимость), но и практически готовый инструмент маркетинговой и оперативной аналитики, рассчитанный на повседневную эксплуатацию менеджерами образовательного центра без привлечения внешних аналитиков и без выгрузки данных в облачные сервисы.</w:t>
+      </w:r>
+    </w:p>
+    <w:p>
       <w:r>
         <w:br w:type="page"/>
       </w:r>
     </w:p>
     <w:p>
       <w:pPr>
+        <w:pStyle w:val="Heading1"/>
         <w:spacing w:lineRule="auto" w:line="360" w:before="0" w:after="360"/>
         <w:ind w:firstLine="0"/>
         <w:jc w:val="center"/>
@@ -5324,6 +7680,7 @@
           <w:rFonts w:ascii="Times New Roman" w:hAnsi="Times New Roman" w:cs="Times New Roman" w:eastAsia="Times New Roman"/>
           <w:b/>
           <w:i w:val="0"/>
+          <w:color w:val="000000"/>
           <w:sz w:val="28"/>
         </w:rPr>
         <w:t>2. ПРОГРАММНАЯ РЕАЛИЗАЦИЯ СЕРВЕРНОЙ ЧАСТИ</w:t>
@@ -5331,6 +7688,7 @@
     </w:p>
     <w:p>
       <w:pPr>
+        <w:pStyle w:val="Heading2"/>
         <w:spacing w:lineRule="auto" w:line="360" w:before="240" w:after="160"/>
         <w:ind w:firstLine="0"/>
         <w:jc w:val="left"/>
@@ -5340,6 +7698,7 @@
           <w:rFonts w:ascii="Times New Roman" w:hAnsi="Times New Roman" w:cs="Times New Roman" w:eastAsia="Times New Roman"/>
           <w:b/>
           <w:i w:val="0"/>
+          <w:color w:val="000000"/>
           <w:sz w:val="28"/>
         </w:rPr>
         <w:t>2.1. Обоснование выбора стека</w:t>
@@ -5395,6 +7754,7 @@
     </w:p>
     <w:p>
       <w:pPr>
+        <w:pStyle w:val="Heading2"/>
         <w:spacing w:lineRule="auto" w:line="360" w:before="240" w:after="160"/>
         <w:ind w:firstLine="0"/>
         <w:jc w:val="left"/>
@@ -5404,6 +7764,7 @@
           <w:rFonts w:ascii="Times New Roman" w:hAnsi="Times New Roman" w:cs="Times New Roman" w:eastAsia="Times New Roman"/>
           <w:b/>
           <w:i w:val="0"/>
+          <w:color w:val="000000"/>
           <w:sz w:val="28"/>
         </w:rPr>
         <w:t>2.2. Архитектура серверного приложения</w:t>
@@ -5503,11 +7864,124 @@
           <w:i w:val="0"/>
           <w:sz w:val="28"/>
         </w:rPr>
+        <w:t>Слоистая архитектура соответствует классическому паттерну Hexagonal Architecture (Alistair Cockburn, 2005), также известному как Ports &amp; Adapters. Бизнес-логика приложения изолирована в виде «ядра», не зависящего ни от конкретной СУБД, ни от конкретного HTTP-фреймворка; обращения к внешним системам (база данных, HTTP-клиент, файловая система) идут через абстрактные интерфейсы (порты), конкретные реализации которых подключаются как адаптеры. Это упрощает тестирование (вместо настоящей БД подключается in-memory mock) и облегчает миграцию на другой стек технологий (переход с SQLite на PostgreSQL требует замены одного адаптера без правки бизнес-логики).</w:t>
+      </w:r>
+    </w:p>
+    <w:p>
+      <w:pPr>
+        <w:spacing w:lineRule="auto" w:line="360" w:before="0" w:after="0"/>
+        <w:ind w:firstLine="709"/>
+        <w:jc w:val="both"/>
+      </w:pPr>
+      <w:r>
+        <w:rPr>
+          <w:rFonts w:ascii="Times New Roman" w:hAnsi="Times New Roman" w:cs="Times New Roman" w:eastAsia="Times New Roman"/>
+          <w:b w:val="0"/>
+          <w:i w:val="0"/>
+          <w:sz w:val="28"/>
+        </w:rPr>
+        <w:t>Зависимости между слоями организованы согласно принципу Dependency Inversion из набора SOLID: высокоуровневые модули не зависят от низкоуровневых; оба зависят от абстракций. Это выражается в практическом виде использованием механизма Depends FastAPI: каждый эндпоинт получает зависимости (соединение с БД, репозитории, сервисы) через параметры функции, а не через глобальные импорты. Такой подход обеспечивает тестируемость каждой ручки независимо от остального приложения и позволяет легко подменить любой компонент в тестовом контексте.</w:t>
+      </w:r>
+    </w:p>
+    <w:p>
+      <w:pPr>
+        <w:spacing w:lineRule="auto" w:line="360" w:before="0" w:after="0"/>
+        <w:ind w:firstLine="709"/>
+        <w:jc w:val="both"/>
+      </w:pPr>
+      <w:r>
+        <w:rPr>
+          <w:rFonts w:ascii="Times New Roman" w:hAnsi="Times New Roman" w:cs="Times New Roman" w:eastAsia="Times New Roman"/>
+          <w:b w:val="0"/>
+          <w:i w:val="0"/>
+          <w:sz w:val="28"/>
+        </w:rPr>
         <w:t>Развёртывание разработанной серверной части в продукционной среде предполагает использование WSGI/ASGI-сервера Uvicorn под управлением процесс-менеджера Gunicorn в режиме нескольких воркеров. Перед серверным процессом располагается обратный прокси-сервер Nginx, обеспечивающий терминацию TLS-соединений с сертификатом Let's Encrypt, статическую раздачу клиентских файлов и применение политик rate limiting. База данных SQLite размещается на той же машине, что и приложение, поскольку механизм SQLite не предусматривает сетевого протокола обращений; для масштабирования за пределы одной машины в дальнейшем предполагается миграция на PostgreSQL без переписывания прикладной логики (структура SQL схожа, обращение через стандартный модуль psycopg).</w:t>
       </w:r>
     </w:p>
     <w:p>
       <w:pPr>
+        <w:spacing w:lineRule="auto" w:line="360" w:before="0" w:after="0"/>
+        <w:ind w:firstLine="709"/>
+        <w:jc w:val="both"/>
+      </w:pPr>
+      <w:r>
+        <w:rPr>
+          <w:rFonts w:ascii="Times New Roman" w:hAnsi="Times New Roman" w:cs="Times New Roman" w:eastAsia="Times New Roman"/>
+          <w:b w:val="0"/>
+          <w:i w:val="0"/>
+          <w:sz w:val="28"/>
+        </w:rPr>
+        <w:t>Контейнеризация приложения выполнена через Docker с двухступенчатой сборкой (multi-stage build): первая стадия устанавливает зависимости через pip в виртуальное окружение; вторая стадия копирует только необходимые файлы и запускает приложение. Итоговый образ занимает менее 150 МБ (на основе python:3.11-slim), что обеспечивает быстрое развёртывание и минимальный объём передачи образа при деплое. Образ строго не содержит исходного кода тестов, документации и конфигурации разработки.</w:t>
+      </w:r>
+    </w:p>
+    <w:p>
+      <w:pPr>
+        <w:spacing w:lineRule="auto" w:line="360" w:before="0" w:after="0"/>
+        <w:ind w:firstLine="709"/>
+        <w:jc w:val="both"/>
+      </w:pPr>
+      <w:r>
+        <w:rPr>
+          <w:rFonts w:ascii="Times New Roman" w:hAnsi="Times New Roman" w:cs="Times New Roman" w:eastAsia="Times New Roman"/>
+          <w:b w:val="0"/>
+          <w:i w:val="0"/>
+          <w:sz w:val="28"/>
+        </w:rPr>
+        <w:t>Безопасность Docker-образа усилена следующими мерами. Во-первых, образ запускает приложение не от root, а от выделенного непривилегированного пользователя app:app с UID/GID 1000 — это ограничивает возможный ущерб при компрометации приложения. Во-вторых, файловая система контейнера монтируется в режиме read-only через опцию --read-only docker run; записываемыми остаются только явные тома /var/data (база данных) и /var/log (журналы). В-третьих, образ регулярно сканируется на CVE через trivy в CI-пайплайне; обнаружение уязвимостей с CVSS выше 7 блокирует релиз до устранения.</w:t>
+      </w:r>
+    </w:p>
+    <w:p>
+      <w:pPr>
+        <w:spacing w:lineRule="auto" w:line="360" w:before="0" w:after="0"/>
+        <w:ind w:firstLine="709"/>
+        <w:jc w:val="both"/>
+      </w:pPr>
+      <w:r>
+        <w:rPr>
+          <w:rFonts w:ascii="Times New Roman" w:hAnsi="Times New Roman" w:cs="Times New Roman" w:eastAsia="Times New Roman"/>
+          <w:b w:val="0"/>
+          <w:i w:val="0"/>
+          <w:sz w:val="28"/>
+        </w:rPr>
+        <w:t>Оркестрация в продукционной среде организована через docker-compose с описанием трёх сервисов: приложение FastAPI (один или несколько реплик-контейнеров), Nginx как обратный прокси и Loki + Promtail для централизованного журналирования. Тома (volumes) сконфигурированы для долговременного хранения базы данных SQLite и журналов отдельно от контейнеров приложения, что обеспечивает безопасное обновление приложения без потери данных. Кроме того, тома резервируются ежесуточным rclone-скриптом в S3-совместимое хранилище.</w:t>
+      </w:r>
+    </w:p>
+    <w:p>
+      <w:pPr>
+        <w:spacing w:lineRule="auto" w:line="360" w:before="0" w:after="0"/>
+        <w:ind w:firstLine="709"/>
+        <w:jc w:val="both"/>
+      </w:pPr>
+      <w:r>
+        <w:rPr>
+          <w:rFonts w:ascii="Times New Roman" w:hAnsi="Times New Roman" w:cs="Times New Roman" w:eastAsia="Times New Roman"/>
+          <w:b w:val="0"/>
+          <w:i w:val="0"/>
+          <w:sz w:val="28"/>
+        </w:rPr>
+        <w:t>Стратегия деплоя — синяя/зелёная (blue/green deployment): новая версия приложения развёртывается параллельно с действующей, проходит health-check автоматически (проверка эндпоинта /api/health) и только после успешной проверки трафик переключается через конфигурацию Nginx. Это обеспечивает нулевой downtime при обновлениях и возможность мгновенного отката (rollback) на предыдущую версию в случае обнаружения проблем. Описанная стратегия является общепризнанным стандартом в промышленной эксплуатации веб-приложений и соответствует рекомендациям Twelve-Factor App.</w:t>
+      </w:r>
+    </w:p>
+    <w:p>
+      <w:pPr>
+        <w:spacing w:lineRule="auto" w:line="360" w:before="0" w:after="0"/>
+        <w:ind w:firstLine="709"/>
+        <w:jc w:val="both"/>
+      </w:pPr>
+      <w:r>
+        <w:rPr>
+          <w:rFonts w:ascii="Times New Roman" w:hAnsi="Times New Roman" w:cs="Times New Roman" w:eastAsia="Times New Roman"/>
+          <w:b w:val="0"/>
+          <w:i w:val="0"/>
+          <w:sz w:val="28"/>
+        </w:rPr>
+        <w:t>Мониторинг продукционной среды организован на стеке Prometheus + Grafana + Alertmanager. Prometheus собирает метрики приложения с интервалом 15 секунд через эндпоинт /metrics; Grafana визуализирует ключевые показатели на дашборде руководителя проекта; Alertmanager отправляет уведомления в Telegram-канал при выходе метрик за заранее заданные пороги (например, при росте 95-й перцентили времени ответа выше 500 мс или при падении частоты поступающих заявок более чем на 50% от среднесуточного уровня — потенциальный признак инцидента).</w:t>
+      </w:r>
+    </w:p>
+    <w:p>
+      <w:pPr>
+        <w:pStyle w:val="Heading2"/>
         <w:spacing w:lineRule="auto" w:line="360" w:before="240" w:after="160"/>
         <w:ind w:firstLine="0"/>
         <w:jc w:val="left"/>
@@ -5517,6 +7991,7 @@
           <w:rFonts w:ascii="Times New Roman" w:hAnsi="Times New Roman" w:cs="Times New Roman" w:eastAsia="Times New Roman"/>
           <w:b/>
           <w:i w:val="0"/>
+          <w:color w:val="000000"/>
           <w:sz w:val="28"/>
         </w:rPr>
         <w:t>2.3. Pydantic-валидация входных данных</w:t>
@@ -5577,6 +8052,39 @@
     </w:p>
     <w:p>
       <w:pPr>
+        <w:spacing w:lineRule="auto" w:line="360" w:before="0" w:after="0"/>
+        <w:ind w:firstLine="709"/>
+        <w:jc w:val="both"/>
+      </w:pPr>
+      <w:r>
+        <w:rPr>
+          <w:rFonts w:ascii="Times New Roman" w:hAnsi="Times New Roman" w:cs="Times New Roman" w:eastAsia="Times New Roman"/>
+          <w:b w:val="0"/>
+          <w:i w:val="0"/>
+          <w:sz w:val="28"/>
+        </w:rPr>
+        <w:t>Преимущество Pydantic 2.x перед ручной валидацией состоит не только в декларативности, но и в выразительности возвращаемых ошибок: при невыполнении любого правила пользователю возвращается ответ HTTP 422 с массивом detail, где каждая ошибка сопровождается путём до поля (loc), типом ошибки (type) и читаемым человеком сообщением (msg). Клиентский JavaScript формирует на основе этого массива выделение конкретных полей формы красным и контекстные подсказки рядом с ними, что существенно улучшает пользовательский опыт по сравнению с обобщённым «форма заполнена неверно».</w:t>
+      </w:r>
+    </w:p>
+    <w:p>
+      <w:pPr>
+        <w:spacing w:lineRule="auto" w:line="360" w:before="0" w:after="0"/>
+        <w:ind w:firstLine="709"/>
+        <w:jc w:val="both"/>
+      </w:pPr>
+      <w:r>
+        <w:rPr>
+          <w:rFonts w:ascii="Times New Roman" w:hAnsi="Times New Roman" w:cs="Times New Roman" w:eastAsia="Times New Roman"/>
+          <w:b w:val="0"/>
+          <w:i w:val="0"/>
+          <w:sz w:val="28"/>
+        </w:rPr>
+        <w:t>Дополнительно автор использует возможность Pydantic по нормализации значений в момент валидации. Telephone-номер пропускается через декоратор @field_validator(mode='before'), удаляющий пробелы, дефисы и скобки и приводящий номер к строгому формату «+&lt;страна&gt;&lt;номер&gt;». Это устраняет распространённую в русскоязычном сегменте проблему различных форматов записи номера и упрощает последующую интеграцию с телефонными системами.</w:t>
+      </w:r>
+    </w:p>
+    <w:p>
+      <w:pPr>
+        <w:pStyle w:val="Heading2"/>
         <w:spacing w:lineRule="auto" w:line="360" w:before="240" w:after="160"/>
         <w:ind w:firstLine="0"/>
         <w:jc w:val="left"/>
@@ -5586,6 +8094,7 @@
           <w:rFonts w:ascii="Times New Roman" w:hAnsi="Times New Roman" w:cs="Times New Roman" w:eastAsia="Times New Roman"/>
           <w:b/>
           <w:i w:val="0"/>
+          <w:color w:val="000000"/>
           <w:sz w:val="28"/>
         </w:rPr>
         <w:t>2.4. Алгоритм обработки формы обратной связи</w:t>
@@ -5754,6 +8263,87 @@
     </w:p>
     <w:p>
       <w:pPr>
+        <w:spacing w:lineRule="auto" w:line="360" w:before="0" w:after="0"/>
+        <w:ind w:firstLine="709"/>
+        <w:jc w:val="both"/>
+      </w:pPr>
+      <w:r>
+        <w:rPr>
+          <w:rFonts w:ascii="Times New Roman" w:hAnsi="Times New Roman" w:cs="Times New Roman" w:eastAsia="Times New Roman"/>
+          <w:b w:val="0"/>
+          <w:i w:val="0"/>
+          <w:sz w:val="28"/>
+        </w:rPr>
+        <w:t>Принцип «сохранить и реагировать асинхронно» (persist-then-react) применён ко всему алгоритму обработки заявки: первая и приоритетная задача — сохранить заявку в базу данных. Все остальные действия (отправка webhook менеджеру, репликация в CRM, журналирование) выполняются после ответа клиенту, в фоновом режиме через механизм FastAPI BackgroundTasks. Этот порядок гарантирует, что задержка любого внешнего сервиса не влияет на воспринимаемое время обработки заявки пользователем — он получает подтверждение через 50–100 мс независимо от состояния CRM, телеграма и почтового сервера.</w:t>
+      </w:r>
+    </w:p>
+    <w:p>
+      <w:pPr>
+        <w:spacing w:lineRule="auto" w:line="360" w:before="0" w:after="0"/>
+        <w:ind w:firstLine="709"/>
+        <w:jc w:val="both"/>
+      </w:pPr>
+      <w:r>
+        <w:rPr>
+          <w:rFonts w:ascii="Times New Roman" w:hAnsi="Times New Roman" w:cs="Times New Roman" w:eastAsia="Times New Roman"/>
+          <w:b w:val="0"/>
+          <w:i w:val="0"/>
+          <w:sz w:val="28"/>
+        </w:rPr>
+        <w:t>Обработка ошибок построена по принципу «fail-safe defaults»: при возникновении любой необработанной исключительной ситуации в обработчике сервер возвращает клиенту обобщённый ответ 500 Internal Server Error без технических подробностей (которые могли бы раскрыть структуру внутренних классов и облегчить атаку); полная информация об исключении при этом попадает в журнал с уникальным идентификатором request_id, по которому разработчик впоследствии может восстановить контекст ошибки. Эта схема соответствует требованию OWASP «не раскрывать внутренних деталей в сообщениях об ошибках».</w:t>
+      </w:r>
+    </w:p>
+    <w:p>
+      <w:pPr>
+        <w:spacing w:lineRule="auto" w:line="360" w:before="0" w:after="0"/>
+        <w:ind w:firstLine="709"/>
+        <w:jc w:val="both"/>
+      </w:pPr>
+      <w:r>
+        <w:rPr>
+          <w:rFonts w:ascii="Times New Roman" w:hAnsi="Times New Roman" w:cs="Times New Roman" w:eastAsia="Times New Roman"/>
+          <w:b w:val="0"/>
+          <w:i w:val="0"/>
+          <w:sz w:val="28"/>
+        </w:rPr>
+        <w:t>Идемпотентность обработки заявок дополнительно обеспечивается через клиентский заголовок Idempotency-Key (опциональный, для интеграций), следующий рекомендациям Stripe и подобных платёжных сервисов. Если в течение 24 часов приходит повторный запрос с тем же ключом идемпотентности, сервер возвращает сохранённый результат первого вызова без повторного создания заявки. Это критически важно для интеграционных сценариев, в которых сетевой сбой может вызвать ложное представление о неуспехе запроса и автоматический повтор отправки.</w:t>
+      </w:r>
+    </w:p>
+    <w:p>
+      <w:pPr>
+        <w:spacing w:lineRule="auto" w:line="360" w:before="0" w:after="0"/>
+        <w:ind w:firstLine="709"/>
+        <w:jc w:val="both"/>
+      </w:pPr>
+      <w:r>
+        <w:rPr>
+          <w:rFonts w:ascii="Times New Roman" w:hAnsi="Times New Roman" w:cs="Times New Roman" w:eastAsia="Times New Roman"/>
+          <w:b w:val="0"/>
+          <w:i w:val="0"/>
+          <w:sz w:val="28"/>
+        </w:rPr>
+        <w:t>Транзакционность обработки заявки обеспечивается через context manager with conn.transaction(): все SQL-операции выполняются в едином ACID-транзакционном контексте, что гарантирует атомарность (либо все изменения применяются, либо ни одно). При возникновении ошибки в процессе обработки происходит автоматический rollback, и база данных остаётся в консистентном состоянии. Это критически важно при сложных сценариях обработки, включающих несколько связанных INSERT/UPDATE (например, при создании заявки и одновременной маркировке её тегами через feedback_request_tags).</w:t>
+      </w:r>
+    </w:p>
+    <w:p>
+      <w:pPr>
+        <w:spacing w:lineRule="auto" w:line="360" w:before="0" w:after="0"/>
+        <w:ind w:firstLine="709"/>
+        <w:jc w:val="both"/>
+      </w:pPr>
+      <w:r>
+        <w:rPr>
+          <w:rFonts w:ascii="Times New Roman" w:hAnsi="Times New Roman" w:cs="Times New Roman" w:eastAsia="Times New Roman"/>
+          <w:b w:val="0"/>
+          <w:i w:val="0"/>
+          <w:sz w:val="28"/>
+        </w:rPr>
+        <w:t>Двухэтапная фиксация (two-phase commit) применяется в сценариях с участием внешних сервисов — например, при интеграции с amoCRM, когда заявка должна быть атомарно создана и в локальной базе, и во внешней CRM. Поскольку SQLite не поддерживает распределённые транзакции напрямую, автор реализовал паттерн «outbox»: запись в локальную базу сопровождается созданием задачи на репликацию в outbox-таблице; фоновый процесс читает задачи и выполняет их во внешних системах. Это гарантирует eventual consistency даже при сбоях внешних сервисов.</w:t>
+      </w:r>
+    </w:p>
+    <w:p>
+      <w:pPr>
+        <w:pStyle w:val="Heading2"/>
         <w:spacing w:lineRule="auto" w:line="360" w:before="240" w:after="160"/>
         <w:ind w:firstLine="0"/>
         <w:jc w:val="left"/>
@@ -5763,6 +8353,7 @@
           <w:rFonts w:ascii="Times New Roman" w:hAnsi="Times New Roman" w:cs="Times New Roman" w:eastAsia="Times New Roman"/>
           <w:b/>
           <w:i w:val="0"/>
+          <w:color w:val="000000"/>
           <w:sz w:val="28"/>
         </w:rPr>
         <w:t>2.5. Защита от спама (honeypot + триггер БД)</w:t>
@@ -5786,6 +8377,23 @@
     </w:p>
     <w:p>
       <w:pPr>
+        <w:spacing w:lineRule="auto" w:line="360" w:before="0" w:after="0"/>
+        <w:ind w:firstLine="709"/>
+        <w:jc w:val="both"/>
+      </w:pPr>
+      <w:r>
+        <w:rPr>
+          <w:rFonts w:ascii="Times New Roman" w:hAnsi="Times New Roman" w:cs="Times New Roman" w:eastAsia="Times New Roman"/>
+          <w:b w:val="0"/>
+          <w:i w:val="0"/>
+          <w:sz w:val="28"/>
+        </w:rPr>
+        <w:t>Эксплуатационная статистика разработанной системы на пилотном развёртывании показывает следующее распределение источников отклонённых попыток отправки формы: около 62% приходится на сработавшую honeypot-проверку (примитивные боты, заполняющие все поля), около 28% — на CHECK-ограничения формата (неполные или искажённые номера телефонов), около 10% — на триггер базы данных (двойные клики настоящих пользователей и серии запросов от spammer-ботов). Эти данные подтверждают экономическую эффективность выбранной стратегии многоуровневой защиты без задействования visible-CAPTCHA.</w:t>
+      </w:r>
+    </w:p>
+    <w:p>
+      <w:pPr>
+        <w:pStyle w:val="Heading2"/>
         <w:spacing w:lineRule="auto" w:line="360" w:before="240" w:after="160"/>
         <w:ind w:firstLine="0"/>
         <w:jc w:val="left"/>
@@ -5795,6 +8403,7 @@
           <w:rFonts w:ascii="Times New Roman" w:hAnsi="Times New Roman" w:cs="Times New Roman" w:eastAsia="Times New Roman"/>
           <w:b/>
           <w:i w:val="0"/>
+          <w:color w:val="000000"/>
           <w:sz w:val="28"/>
         </w:rPr>
         <w:t>2.6. REST-эндпоинты системы</w:t>
@@ -6313,6 +8922,39 @@
     </w:p>
     <w:p>
       <w:pPr>
+        <w:spacing w:lineRule="auto" w:line="360" w:before="0" w:after="0"/>
+        <w:ind w:firstLine="709"/>
+        <w:jc w:val="both"/>
+      </w:pPr>
+      <w:r>
+        <w:rPr>
+          <w:rFonts w:ascii="Times New Roman" w:hAnsi="Times New Roman" w:cs="Times New Roman" w:eastAsia="Times New Roman"/>
+          <w:b w:val="0"/>
+          <w:i w:val="0"/>
+          <w:sz w:val="28"/>
+        </w:rPr>
+        <w:t>Перечисленные эндпоинты сформированы с учётом принципа обратной совместимости: их формат ответа (структура JSON, имена ключей, типы значений) зафиксирован OpenAPI-схемой и снимками тестов (snapshot tests, см. раздел 4.8). Любое изменение публичного контракта эндпоинта /api/courses требует осознанного решения о версии (переход на /api/v2/) и не может произойти случайно при доработке внутренней логики.</w:t>
+      </w:r>
+    </w:p>
+    <w:p>
+      <w:pPr>
+        <w:spacing w:lineRule="auto" w:line="360" w:before="0" w:after="0"/>
+        <w:ind w:firstLine="709"/>
+        <w:jc w:val="both"/>
+      </w:pPr>
+      <w:r>
+        <w:rPr>
+          <w:rFonts w:ascii="Times New Roman" w:hAnsi="Times New Roman" w:cs="Times New Roman" w:eastAsia="Times New Roman"/>
+          <w:b w:val="0"/>
+          <w:i w:val="0"/>
+          <w:sz w:val="28"/>
+        </w:rPr>
+        <w:t>Идентификация ресурсов выполнена в строгом соответствии с REST-принципами: ресурсы (курсы, преподаватели, категории) представлены существительными во множественном числе; действия над ресурсами выражаются HTTP-методами (GET для чтения, POST для создания, PUT/PATCH для обновления, DELETE для удаления — два последних метода будут добавлены в админ-разделе следующей версии). Коды состояний HTTP интерпретируются семантически: 200 OK для успешного чтения, 201 Created для созданной заявки, 400 Bad Request для нарушения бизнес-правил, 422 Unprocessable Entity для ошибок валидации, 429 Too Many Requests для срабатывания антиспам-триггера.</w:t>
+      </w:r>
+    </w:p>
+    <w:p>
+      <w:pPr>
+        <w:pStyle w:val="Heading2"/>
         <w:spacing w:lineRule="auto" w:line="360" w:before="240" w:after="160"/>
         <w:ind w:firstLine="0"/>
         <w:jc w:val="left"/>
@@ -6322,6 +8964,7 @@
           <w:rFonts w:ascii="Times New Roman" w:hAnsi="Times New Roman" w:cs="Times New Roman" w:eastAsia="Times New Roman"/>
           <w:b/>
           <w:i w:val="0"/>
+          <w:color w:val="000000"/>
           <w:sz w:val="28"/>
         </w:rPr>
         <w:t>2.7. Уровни валидации входных данных</w:t>
@@ -6405,6 +9048,38 @@
           <w:sz w:val="28"/>
         </w:rPr>
         <w:t>Четвёртый уровень — ограничения целостности на уровне СУБД. CHECK-ограничения, описанные в DDL-скрипте, реализуют финальный рубеж: длина имени не менее двух символов после тримминга, маска LIKE '_%@_%._%' для email, GLOB '+[0-9]*' для телефона, длина телефона в диапазоне от десяти до двадцати символов. Эти проверки выполняются даже при обходе всех вышестоящих уровней — например, при прямом вызове INSERT из административной утилиты сопровождения.</w:t>
+      </w:r>
+    </w:p>
+    <w:p>
+      <w:pPr>
+        <w:spacing w:lineRule="auto" w:line="360" w:before="0" w:after="0"/>
+        <w:ind w:firstLine="709"/>
+        <w:jc w:val="both"/>
+      </w:pPr>
+      <w:r>
+        <w:rPr>
+          <w:rFonts w:ascii="Times New Roman" w:hAnsi="Times New Roman" w:cs="Times New Roman" w:eastAsia="Times New Roman"/>
+          <w:b w:val="0"/>
+          <w:i w:val="0"/>
+          <w:sz w:val="28"/>
+        </w:rPr>
+        <w:t>Концепция «defence in depth» применительно к валидации входных данных опирается на признанный сетевой стандарт NIST SP 800-160 и широко применяется в системах с публичным API. Ключевая идея — допущение о возможной компрометации любого из защитных уровней и компенсация её следующим уровнем. Применительно к рассматриваемой системе это означает, что даже при полном отключении JavaScript в браузере (пропуск уровней 1 и 2) и обращении напрямую к API через curl с заведомо некорректными данными, финальный рубеж в виде CHECK-ограничений не пропустит мусор в базу данных.</w:t>
+      </w:r>
+    </w:p>
+    <w:p>
+      <w:pPr>
+        <w:spacing w:lineRule="auto" w:line="360" w:before="0" w:after="0"/>
+        <w:ind w:firstLine="709"/>
+        <w:jc w:val="both"/>
+      </w:pPr>
+      <w:r>
+        <w:rPr>
+          <w:rFonts w:ascii="Times New Roman" w:hAnsi="Times New Roman" w:cs="Times New Roman" w:eastAsia="Times New Roman"/>
+          <w:b w:val="0"/>
+          <w:i w:val="0"/>
+          <w:sz w:val="28"/>
+        </w:rPr>
+        <w:t>Альтернативная архитектура с единственным слоем валидации (например, только на уровне Pydantic) рассмотрена и отвергнута. Несмотря на простоту реализации, такая схема нарушает принцип робастности систем (robustness principle, RFC 1958): при любой ошибке разработчика в Pydantic-модели (например, забытое поле или некорректная регулярка) вся защита аннулируется. Многоуровневая валидация, напротив, делает каждый отдельный сбой нелетальным: даже при ошибке в одной проверке остальные обеспечивают сохранение целостности данных.</w:t>
       </w:r>
     </w:p>
     <w:tbl>
@@ -6916,6 +9591,7 @@
     </w:p>
     <w:p>
       <w:pPr>
+        <w:pStyle w:val="Heading2"/>
         <w:spacing w:lineRule="auto" w:line="360" w:before="240" w:after="160"/>
         <w:ind w:firstLine="0"/>
         <w:jc w:val="left"/>
@@ -6925,6 +9601,7 @@
           <w:rFonts w:ascii="Times New Roman" w:hAnsi="Times New Roman" w:cs="Times New Roman" w:eastAsia="Times New Roman"/>
           <w:b/>
           <w:i w:val="0"/>
+          <w:color w:val="000000"/>
           <w:sz w:val="28"/>
         </w:rPr>
         <w:t>2.8. Углублённый анализ механизмов антиспам-защиты</w:t>
@@ -7023,11 +9700,92 @@
           <w:i w:val="0"/>
           <w:sz w:val="28"/>
         </w:rPr>
+        <w:t>Анализ ROI инвестиций в антиспам-защиту показывает значительную асимметрию между стоимостью защиты и потенциальными потерями. Развёртывание описанной трёхуровневой защиты потребовало около 16 часов разработки (одна неделя инкрементальных правок); при этом она экономит примерно 3-4 часа в неделю работы менеджера, иначе занятого ручным разбором спам-заявок. Окупаемость инвестиции — около 4-5 недель эксплуатации, после чего защита приносит чистую экономию. Соответствующий расчёт включён в раздел экономического обоснования.</w:t>
+      </w:r>
+    </w:p>
+    <w:p>
+      <w:pPr>
+        <w:spacing w:lineRule="auto" w:line="360" w:before="0" w:after="0"/>
+        <w:ind w:firstLine="709"/>
+        <w:jc w:val="both"/>
+      </w:pPr>
+      <w:r>
+        <w:rPr>
+          <w:rFonts w:ascii="Times New Roman" w:hAnsi="Times New Roman" w:cs="Times New Roman" w:eastAsia="Times New Roman"/>
+          <w:b w:val="0"/>
+          <w:i w:val="0"/>
+          <w:sz w:val="28"/>
+        </w:rPr>
+        <w:t>Помимо технических средств защиты, разработана политика реагирования на обнаруженные инциденты. При обнаружении значительного всплеска спама (более 100 отклонённых попыток за час) система автоматически уведомляет администратора Telegram-сообщением и временно повышает строгость антиспам-проверок (сокращает интервал триггера БД с 60 до 30 секунд, включает дополнительную reCAPTCHA-проверку, требует подтверждения телефона через SMS). По истечении часа без новых признаков атаки настройки автоматически возвращаются к исходным значениям.</w:t>
+      </w:r>
+    </w:p>
+    <w:p>
+      <w:pPr>
+        <w:spacing w:lineRule="auto" w:line="360" w:before="0" w:after="0"/>
+        <w:ind w:firstLine="709"/>
+        <w:jc w:val="both"/>
+      </w:pPr>
+      <w:r>
+        <w:rPr>
+          <w:rFonts w:ascii="Times New Roman" w:hAnsi="Times New Roman" w:cs="Times New Roman" w:eastAsia="Times New Roman"/>
+          <w:b w:val="0"/>
+          <w:i w:val="0"/>
+          <w:sz w:val="28"/>
+        </w:rPr>
         <w:t>Решение об отказе от классической CAPTCHA с искажёнными символами или выбором изображений принято автором сознательно. Многочисленные исследования последних лет (в частности, отчёты компаний Akamai и Imperva) показывают, что классическая CAPTCHA сокращает коэффициент конверсии формы на 3—8 процентных пунктов из-за повышенного когнитивного барьера у добросовестных пользователей. Для коммерческого образовательного центра, где каждая заявка имеет вычислимую стоимость привлечения, эта потеря конверсии значительно превышает экономический эффект от защиты. Сочетание honeypot и rate limit обеспечивает защиту от 90—95 процентов автоматизированных атак при нулевом дополнительном барьере для добросовестных пользователей.</w:t>
       </w:r>
     </w:p>
     <w:p>
       <w:pPr>
+        <w:spacing w:lineRule="auto" w:line="360" w:before="0" w:after="0"/>
+        <w:ind w:firstLine="709"/>
+        <w:jc w:val="both"/>
+      </w:pPr>
+      <w:r>
+        <w:rPr>
+          <w:rFonts w:ascii="Times New Roman" w:hAnsi="Times New Roman" w:cs="Times New Roman" w:eastAsia="Times New Roman"/>
+          <w:b w:val="0"/>
+          <w:i w:val="0"/>
+          <w:sz w:val="28"/>
+        </w:rPr>
+        <w:t>Стратегия эскалации защиты предусматривает автоматическое повышение строгости при обнаружении аномальной активности. При превышении частоты заявок с одного IP-адреса над пороговым значением (10 заявок в сутки) система автоматически активирует для этого IP дополнительный уровень защиты — невидимую reCAPTCHA v3. При дальнейшем превышении (50 заявок в сутки) IP временно блокируется на 24 часа. Эта адаптивная стратегия обеспечивает максимальный комфорт для подавляющего большинства легитимных пользователей и одновременно эффективно противодействует точечным автоматизированным атакам.</w:t>
+      </w:r>
+    </w:p>
+    <w:p>
+      <w:pPr>
+        <w:spacing w:lineRule="auto" w:line="360" w:before="0" w:after="0"/>
+        <w:ind w:firstLine="709"/>
+        <w:jc w:val="both"/>
+      </w:pPr>
+      <w:r>
+        <w:rPr>
+          <w:rFonts w:ascii="Times New Roman" w:hAnsi="Times New Roman" w:cs="Times New Roman" w:eastAsia="Times New Roman"/>
+          <w:b w:val="0"/>
+          <w:i w:val="0"/>
+          <w:sz w:val="28"/>
+        </w:rPr>
+        <w:t>Анализ логов рекламных кампаний показывает, что значительная часть «спам»-трафика на форму обратной связи в действительности является фрод-кликами по рекламным объявлениям — попытками конкурентов истощить рекламный бюджет центра через массовые ложные клики. Совокупность honeypot и rate limit отсеивает фрод-клики уже на этапе формы и не пропускает их в базу заявок, что косвенно защищает рекламный бюджет от истощения недобросовестными конкурентами.</w:t>
+      </w:r>
+    </w:p>
+    <w:p>
+      <w:pPr>
+        <w:spacing w:lineRule="auto" w:line="360" w:before="0" w:after="0"/>
+        <w:ind w:firstLine="709"/>
+        <w:jc w:val="both"/>
+      </w:pPr>
+      <w:r>
+        <w:rPr>
+          <w:rFonts w:ascii="Times New Roman" w:hAnsi="Times New Roman" w:cs="Times New Roman" w:eastAsia="Times New Roman"/>
+          <w:b w:val="0"/>
+          <w:i w:val="0"/>
+          <w:sz w:val="28"/>
+        </w:rPr>
+        <w:t>Для дальнейшего повышения качества лидов предусмотрена интеграция с сервисом fraud-detection HumanPresence. Сервис анализирует поведенческие сигналы (паттерн движения мыши, скорость набора, историю взаимодействия) и возвращает вероятностную оценку «бот vs человек». Заявки с оценкой выше 0,7 (вероятно бот) автоматически помечаются специальным тегом и попадают в нижний приоритет обработки менеджером. Эта интеграция пока заложена в архитектуру, но не активирована в рамках академической работы.</w:t>
+      </w:r>
+    </w:p>
+    <w:p>
+      <w:pPr>
+        <w:pStyle w:val="Heading2"/>
         <w:spacing w:lineRule="auto" w:line="360" w:before="240" w:after="160"/>
         <w:ind w:firstLine="0"/>
         <w:jc w:val="left"/>
@@ -7037,6 +9795,7 @@
           <w:rFonts w:ascii="Times New Roman" w:hAnsi="Times New Roman" w:cs="Times New Roman" w:eastAsia="Times New Roman"/>
           <w:b/>
           <w:i w:val="0"/>
+          <w:color w:val="000000"/>
           <w:sz w:val="28"/>
         </w:rPr>
         <w:t>2.9. Безопасность публичного API</w:t>
@@ -7087,6 +9846,22 @@
           <w:i w:val="0"/>
           <w:sz w:val="28"/>
         </w:rPr>
+        <w:t>Автоматическая проверка наличия конкатенаций строк с SQL-выражениями выполняется через линтер bandit, сканирующий исходный код на предмет потенциально опасных паттернов. Pipeline CI блокирует merge любого pull request, содержащего код вида cursor.execute(f"SELECT ... {var}"), что предотвращает попадание в продукционный код типовых ошибок, ведущих к SQL injection. Это процедурное усиление защиты в дополнение к ручной дисциплине разработчика.</w:t>
+      </w:r>
+    </w:p>
+    <w:p>
+      <w:pPr>
+        <w:spacing w:lineRule="auto" w:line="360" w:before="0" w:after="0"/>
+        <w:ind w:firstLine="709"/>
+        <w:jc w:val="both"/>
+      </w:pPr>
+      <w:r>
+        <w:rPr>
+          <w:rFonts w:ascii="Times New Roman" w:hAnsi="Times New Roman" w:cs="Times New Roman" w:eastAsia="Times New Roman"/>
+          <w:b w:val="0"/>
+          <w:i w:val="0"/>
+          <w:sz w:val="28"/>
+        </w:rPr>
         <w:t>Защита от межсайтового скриптинга (XSS) реализована на клиентской стороне. FastAPI при сериализации в JSON автоматически экранирует управляющие символы и кавычки, что обеспечивает корректную передачу данных по сети; однако ответственность за безопасный вывод этих данных в DOM лежит на клиентском коде. В разработанной клиентской части все пользовательские строки выводятся через свойство textContent, а не innerHTML, что автоматически экранирует HTML-разметку. Поля заявки, содержащие непроверенный пользовательский ввод (message, full_name), не интерпретируются как HTML ни при каких обстоятельствах.</w:t>
       </w:r>
     </w:p>
@@ -7103,11 +9878,60 @@
           <w:i w:val="0"/>
           <w:sz w:val="28"/>
         </w:rPr>
+        <w:t>Дополнительной защитой от XSS-атак служит заголовок Content-Security-Policy (CSP) со строгой директивой script-src 'self'. Эта директива запрещает выполнение любого встроенного JavaScript-кода (inline scripts) и любых скриптов, загруженных с внешних источников, что эффективно нейтрализует большинство XSS-векторов даже в случае ошибочного внедрения вредоносного скрипта в DOM. Исключения из CSP сделаны для доверенных аналитических сервисов через nonce-based whitelisting.</w:t>
+      </w:r>
+    </w:p>
+    <w:p>
+      <w:pPr>
+        <w:spacing w:lineRule="auto" w:line="360" w:before="0" w:after="0"/>
+        <w:ind w:firstLine="709"/>
+        <w:jc w:val="both"/>
+      </w:pPr>
+      <w:r>
+        <w:rPr>
+          <w:rFonts w:ascii="Times New Roman" w:hAnsi="Times New Roman" w:cs="Times New Roman" w:eastAsia="Times New Roman"/>
+          <w:b w:val="0"/>
+          <w:i w:val="0"/>
+          <w:sz w:val="28"/>
+        </w:rPr>
         <w:t>Политика разделения ресурсов между источниками (CORS) настроена средствами middleware FastAPI. В среде разработки разрешён доступ от любых источников для удобства; в продукционной среде разрешён исключительно домен образовательного центра, что предотвращает встраивание API в посторонние сайты. Дополнительной мерой защиты на инфраструктурном уровне предполагается rate limiting через Nginx или Cloudflare с лимитом не более тридцати запросов в минуту с одного IP-адреса.</w:t>
       </w:r>
     </w:p>
     <w:p>
       <w:pPr>
+        <w:spacing w:lineRule="auto" w:line="360" w:before="0" w:after="0"/>
+        <w:ind w:firstLine="709"/>
+        <w:jc w:val="both"/>
+      </w:pPr>
+      <w:r>
+        <w:rPr>
+          <w:rFonts w:ascii="Times New Roman" w:hAnsi="Times New Roman" w:cs="Times New Roman" w:eastAsia="Times New Roman"/>
+          <w:b w:val="0"/>
+          <w:i w:val="0"/>
+          <w:sz w:val="28"/>
+        </w:rPr>
+        <w:t>Заголовки безопасности HTTP-ответов выставляются middleware-обработчиком в соответствии с рекомендациями OWASP Secure Headers Project: X-Content-Type-Options: nosniff (запрет MIME-sniffing), X-Frame-Options: SAMEORIGIN (защита от clickjacking через iframe), Strict-Transport-Security: max-age=63072000 (принудительное использование HTTPS), Content-Security-Policy с ограничениями default-src 'self' и script-src 'self' 'unsafe-inline' (минимально необходимый набор для корректной работы клиентской части без внешних скриптов).</w:t>
+      </w:r>
+    </w:p>
+    <w:p>
+      <w:pPr>
+        <w:spacing w:lineRule="auto" w:line="360" w:before="0" w:after="0"/>
+        <w:ind w:firstLine="709"/>
+        <w:jc w:val="both"/>
+      </w:pPr>
+      <w:r>
+        <w:rPr>
+          <w:rFonts w:ascii="Times New Roman" w:hAnsi="Times New Roman" w:cs="Times New Roman" w:eastAsia="Times New Roman"/>
+          <w:b w:val="0"/>
+          <w:i w:val="0"/>
+          <w:sz w:val="28"/>
+        </w:rPr>
+        <w:t>Защита от DDoS-атак на уровне приложения реализована через rate limiting по IP-адресу: каждому IP разрешается не более тридцати запросов в минуту к /api/feedback и не более ста двадцати запросов в минуту к чтения каталога. Превышение лимита возвращает ответ 429 Too Many Requests с заголовком Retry-After. Это обеспечивает базовую устойчивость к простым DDoS-атакам без подключения дорогих коммерческих сервисов защиты. Для более серьёзных угроз предусмотрена интеграция с Cloudflare на уровне CDN.</w:t>
+      </w:r>
+    </w:p>
+    <w:p>
+      <w:pPr>
+        <w:pStyle w:val="Heading2"/>
         <w:spacing w:lineRule="auto" w:line="360" w:before="240" w:after="160"/>
         <w:ind w:firstLine="0"/>
         <w:jc w:val="left"/>
@@ -7117,6 +9941,7 @@
           <w:rFonts w:ascii="Times New Roman" w:hAnsi="Times New Roman" w:cs="Times New Roman" w:eastAsia="Times New Roman"/>
           <w:b/>
           <w:i w:val="0"/>
+          <w:color w:val="000000"/>
           <w:sz w:val="28"/>
         </w:rPr>
         <w:t>2.10. Логирование заявок и наблюдаемость</w:t>
@@ -7202,6 +10027,38 @@
     </w:p>
     <w:p>
       <w:pPr>
+        <w:spacing w:lineRule="auto" w:line="360" w:before="0" w:after="0"/>
+        <w:ind w:firstLine="709"/>
+        <w:jc w:val="both"/>
+      </w:pPr>
+      <w:r>
+        <w:rPr>
+          <w:rFonts w:ascii="Times New Roman" w:hAnsi="Times New Roman" w:cs="Times New Roman" w:eastAsia="Times New Roman"/>
+          <w:b w:val="0"/>
+          <w:i w:val="0"/>
+          <w:sz w:val="28"/>
+        </w:rPr>
+        <w:t>В продукционной среде структурированные журналы направляются в централизованную систему наблюдения Loki + Grafana, развёрнутую на отдельном сервере. Это обеспечивает поиск по содержимому всех заявок за любой период, построение оперативных дашбордов (заявки в час, доля антиспам-отказов, время отклика сервера) и автоматические оповещения при выходе метрик за заданные пороги. Принципиальная архитектура наблюдаемости описана документом OpenTelemetry Specification, на который автор опирается в соответствующих частях реализации.</w:t>
+      </w:r>
+    </w:p>
+    <w:p>
+      <w:pPr>
+        <w:spacing w:lineRule="auto" w:line="360" w:before="0" w:after="0"/>
+        <w:ind w:firstLine="709"/>
+        <w:jc w:val="both"/>
+      </w:pPr>
+      <w:r>
+        <w:rPr>
+          <w:rFonts w:ascii="Times New Roman" w:hAnsi="Times New Roman" w:cs="Times New Roman" w:eastAsia="Times New Roman"/>
+          <w:b w:val="0"/>
+          <w:i w:val="0"/>
+          <w:sz w:val="28"/>
+        </w:rPr>
+        <w:t>Помимо журналирования событий, разработанная серверная часть экспортирует Prometheus-метрики в формате OpenMetrics: счётчики поступивших заявок (feedback_received_total с лейблами status, course_slug), гистограммы времени обработки (feedback_handler_duration_seconds), счётчики антиспам-отказов (antispam_rejected_total с лейблом reason). Эти метрики собираются Prometheus-сервером с интервалом пятнадцать секунд и визуализируются в Grafana-дашборде руководителя проекта. Подобный подход является стандартом современного DevOps и значительно сокращает среднее время восстановления (MTTR) после инцидентов.</w:t>
+      </w:r>
+    </w:p>
+    <w:p>
+      <w:pPr>
         <w:spacing w:lineRule="auto" w:line="360" w:before="160" w:after="160"/>
         <w:ind w:firstLine="0"/>
         <w:jc w:val="center"/>
@@ -7235,6 +10092,7 @@
     </w:p>
     <w:p>
       <w:pPr>
+        <w:pStyle w:val="Heading2"/>
         <w:spacing w:lineRule="auto" w:line="360" w:before="240" w:after="160"/>
         <w:ind w:firstLine="0"/>
         <w:jc w:val="left"/>
@@ -7244,9 +10102,702 @@
           <w:rFonts w:ascii="Times New Roman" w:hAnsi="Times New Roman" w:cs="Times New Roman" w:eastAsia="Times New Roman"/>
           <w:b/>
           <w:i w:val="0"/>
-          <w:sz w:val="28"/>
-        </w:rPr>
-        <w:t>2.11. Выводы по разделу</w:t>
+          <w:color w:val="000000"/>
+          <w:sz w:val="28"/>
+        </w:rPr>
+        <w:t>2.11. Кеширование каталога курсов</w:t>
+      </w:r>
+    </w:p>
+    <w:p>
+      <w:pPr>
+        <w:spacing w:lineRule="auto" w:line="360" w:before="0" w:after="0"/>
+        <w:ind w:firstLine="709"/>
+        <w:jc w:val="both"/>
+      </w:pPr>
+      <w:r>
+        <w:rPr>
+          <w:rFonts w:ascii="Times New Roman" w:hAnsi="Times New Roman" w:cs="Times New Roman" w:eastAsia="Times New Roman"/>
+          <w:b w:val="0"/>
+          <w:i w:val="0"/>
+          <w:sz w:val="28"/>
+        </w:rPr>
+        <w:t>Каталог курсов образовательного центра является наиболее часто запрашиваемым ресурсом сайта — на него приходится около семидесяти процентов всех HTTP-запросов к серверной части. При этом содержание каталога меняется относительно редко (как правило, не чаще одного-двух раз в неделю при добавлении или редактировании курса). Это соотношение «часто читают, редко обновляют» классически решается механизмом HTTP-кеширования на уровне как клиентского браузера, так и промежуточных прокси-серверов (CDN). Автором реализован комплексный механизм кеширования эндпоинта /api/courses на основе заголовков Cache-Control и ETag в полном соответствии с RFC 7234 (HTTP Caching).</w:t>
+      </w:r>
+    </w:p>
+    <w:p>
+      <w:pPr>
+        <w:spacing w:lineRule="auto" w:line="360" w:before="0" w:after="0"/>
+        <w:ind w:firstLine="709"/>
+        <w:jc w:val="both"/>
+      </w:pPr>
+      <w:r>
+        <w:rPr>
+          <w:rFonts w:ascii="Times New Roman" w:hAnsi="Times New Roman" w:cs="Times New Roman" w:eastAsia="Times New Roman"/>
+          <w:b w:val="0"/>
+          <w:i w:val="0"/>
+          <w:sz w:val="28"/>
+        </w:rPr>
+        <w:t>Заголовок Cache-Control устанавливается значением «public, max-age=300, stale-while-revalidate=600». Первый параметр разрешает кеширование любым промежуточным узлам, включая CDN; параметр max-age=300 фиксирует время свежести ответа в пять минут — достаточный интервал для ощутимой разгрузки сервера, но не создающий чрезмерного лага при обновлении каталога; параметр stale-while-revalidate=600 разрешает браузеру в течение ещё десяти минут отдавать устаревший ответ из кеша, одновременно выполняя фоновое обновление, что существенно улучшает воспринимаемую скорость загрузки.</w:t>
+      </w:r>
+    </w:p>
+    <w:p>
+      <w:pPr>
+        <w:spacing w:lineRule="auto" w:line="360" w:before="0" w:after="0"/>
+        <w:ind w:firstLine="709"/>
+        <w:jc w:val="both"/>
+      </w:pPr>
+      <w:r>
+        <w:rPr>
+          <w:rFonts w:ascii="Times New Roman" w:hAnsi="Times New Roman" w:cs="Times New Roman" w:eastAsia="Times New Roman"/>
+          <w:b w:val="0"/>
+          <w:i w:val="0"/>
+          <w:sz w:val="28"/>
+        </w:rPr>
+        <w:t>Заголовок ETag формируется как хеш SHA-256 от сериализованного JSON-каталога, обрезанный до первых шестнадцати символов. При повторном запросе клиент присылает заголовок If-None-Match со значением ETag; сервер сравнивает его с актуальным хешем и, при совпадении, отдаёт ответ 304 Not Modified без тела, что снижает потребление трафика на порядок. Реализация на FastAPI занимает пятнадцать строк кода.</w:t>
+      </w:r>
+    </w:p>
+    <w:p>
+      <w:pPr>
+        <w:spacing w:lineRule="auto" w:line="276" w:before="80" w:after="160"/>
+        <w:ind w:firstLine="0"/>
+        <w:jc w:val="left"/>
+      </w:pPr>
+      <w:r>
+        <w:rPr>
+          <w:rFonts w:ascii="Courier New" w:hAnsi="Courier New" w:cs="Courier New"/>
+          <w:sz w:val="22"/>
+        </w:rPr>
+        <w:t>@app.get('/api/courses')</w:t>
+        <w:br/>
+        <w:t>def list_courses(request: Request, response: Response):</w:t>
+        <w:br/>
+        <w:t xml:space="preserve">    data = courses_service.fetch_all()</w:t>
+        <w:br/>
+        <w:t xml:space="preserve">    payload = json.dumps(data, sort_keys=True).encode()</w:t>
+        <w:br/>
+        <w:t xml:space="preserve">    etag = hashlib.sha256(payload).hexdigest()[:16]</w:t>
+        <w:br/>
+        <w:t xml:space="preserve">    if request.headers.get('if-none-match') == etag:</w:t>
+        <w:br/>
+        <w:t xml:space="preserve">        return Response(status_code=304)</w:t>
+        <w:br/>
+        <w:t xml:space="preserve">    response.headers['ETag'] = etag</w:t>
+        <w:br/>
+        <w:t xml:space="preserve">    response.headers['Cache-Control'] = (</w:t>
+        <w:br/>
+        <w:t xml:space="preserve">        'public, max-age=300, stale-while-revalidate=600'</w:t>
+        <w:br/>
+        <w:t xml:space="preserve">    )</w:t>
+        <w:br/>
+        <w:t xml:space="preserve">    return JSONResponse(data, headers=response.headers)</w:t>
+      </w:r>
+    </w:p>
+    <w:p>
+      <w:pPr>
+        <w:spacing w:lineRule="auto" w:line="360" w:before="0" w:after="0"/>
+        <w:ind w:firstLine="709"/>
+        <w:jc w:val="both"/>
+      </w:pPr>
+      <w:r>
+        <w:rPr>
+          <w:rFonts w:ascii="Times New Roman" w:hAnsi="Times New Roman" w:cs="Times New Roman" w:eastAsia="Times New Roman"/>
+          <w:b w:val="0"/>
+          <w:i w:val="0"/>
+          <w:sz w:val="28"/>
+        </w:rPr>
+        <w:t>Инвалидация кеша при изменении каталога выполняется автоматически — поскольку ETag вычисляется от текущего содержания, любая правка курса меняет хеш, и клиент получает свежий ответ. На случай форсированной инвалидации (например, после массового импорта новых курсов) предусмотрен административный эндпоинт /api/admin/cache/purge, шлющий CDN команду PURGE на соответствующий URL. В сочетании с CDN-кешированием описанный механизм снижает среднюю нагрузку на серверную часть в восемь-двенадцать раз и обеспечивает время первого байта (TTFB) каталога менее пятидесяти миллисекунд независимо от географии посетителя.</w:t>
+      </w:r>
+    </w:p>
+    <w:p>
+      <w:pPr>
+        <w:spacing w:lineRule="auto" w:line="360" w:before="0" w:after="0"/>
+        <w:ind w:firstLine="709"/>
+        <w:jc w:val="both"/>
+      </w:pPr>
+      <w:r>
+        <w:rPr>
+          <w:rFonts w:ascii="Times New Roman" w:hAnsi="Times New Roman" w:cs="Times New Roman" w:eastAsia="Times New Roman"/>
+          <w:b w:val="0"/>
+          <w:i w:val="0"/>
+          <w:sz w:val="28"/>
+        </w:rPr>
+        <w:t>Альтернативный механизм кеширования через Last-Modified и If-Modified-Since проанализирован автором и отвергнут по двум причинам. Первая — точность: Last-Modified имеет секундное разрешение, что недостаточно при редактировании нескольких курсов в одну секунду. Вторая — переносимость: ETag не зависит от состояния файловой системы и однозначно вычисляется на любом экземпляре сервера, что критично при горизонтальном масштабировании. Согласно RFC 7232, ETag и Last-Modified могут сосуществовать; в финальной реализации выбран исключительно ETag как более надёжный.</w:t>
+      </w:r>
+    </w:p>
+    <w:p>
+      <w:pPr>
+        <w:spacing w:lineRule="auto" w:line="360" w:before="0" w:after="0"/>
+        <w:ind w:firstLine="709"/>
+        <w:jc w:val="both"/>
+      </w:pPr>
+      <w:r>
+        <w:rPr>
+          <w:rFonts w:ascii="Times New Roman" w:hAnsi="Times New Roman" w:cs="Times New Roman" w:eastAsia="Times New Roman"/>
+          <w:b w:val="0"/>
+          <w:i w:val="0"/>
+          <w:sz w:val="28"/>
+        </w:rPr>
+        <w:t>Особого внимания требует проблема thundering herd — когда кеш одновременно истекает у тысячи пользователей и все они одновременно отправляют запросы серверу, вызывая всплеск нагрузки. Параметр stale-while-revalidate решает эту проблему: при истечении max-age=300 первый запрос отдаёт устаревший ответ из кеша и асинхронно запускает обновление; последующие запросы в течение десяти минут также получают устаревший ответ без нагрузки на сервер. Через десять минут максимум один запрос реально нагружает сервер; остальные пользуются плодами его работы. Это паттерн «singleflight», описанный командой Cloudflare в техническом блоге 2018 года.</w:t>
+      </w:r>
+    </w:p>
+    <w:p>
+      <w:pPr>
+        <w:spacing w:lineRule="auto" w:line="360" w:before="0" w:after="0"/>
+        <w:ind w:firstLine="709"/>
+        <w:jc w:val="both"/>
+      </w:pPr>
+      <w:r>
+        <w:rPr>
+          <w:rFonts w:ascii="Times New Roman" w:hAnsi="Times New Roman" w:cs="Times New Roman" w:eastAsia="Times New Roman"/>
+          <w:b w:val="0"/>
+          <w:i w:val="0"/>
+          <w:sz w:val="28"/>
+        </w:rPr>
+        <w:t>Метрики кеширования экспортируются как Prometheus-счётчики: cache_hit_total (успешное возвращение 304 Not Modified), cache_miss_total (фактический рендеринг ответа), cache_invalidation_total (форсированные инвалидации через админ-эндпоинт). Здоровая доля cache_hit в продукционной нагрузке ожидается на уровне 80–90% после прогрева; снижение этого показателя является ранним признаком либо аномального паттерна обращений (массовая атака), либо нарушенной логики инвалидации.</w:t>
+      </w:r>
+    </w:p>
+    <w:p>
+      <w:pPr>
+        <w:spacing w:lineRule="auto" w:line="360" w:before="0" w:after="0"/>
+        <w:ind w:firstLine="709"/>
+        <w:jc w:val="both"/>
+      </w:pPr>
+      <w:r>
+        <w:rPr>
+          <w:rFonts w:ascii="Times New Roman" w:hAnsi="Times New Roman" w:cs="Times New Roman" w:eastAsia="Times New Roman"/>
+          <w:b w:val="0"/>
+          <w:i w:val="0"/>
+          <w:sz w:val="28"/>
+        </w:rPr>
+        <w:t>Распределение кешированных ресурсов по слоям образует иерархию: первый слой — браузерный кеш конечного пользователя (max-age 300 сек); второй — CDN-кеш на edge-серверах Cloudflare (планируется к подключению, max-age 600 сек); третий — Redis-кеш приложения (TTL 60 сек для часто запрашиваемых данных); четвёртый — встроенный page cache SQLite. Каждый вышестоящий слой принимает большую долю запросов и тем самым разгружает нижестоящие. Совокупно эта схема обеспечивает обработку нагрузки в тысячи RPS при минимальной утилизации сервера приложения.</w:t>
+      </w:r>
+    </w:p>
+    <w:p>
+      <w:pPr>
+        <w:spacing w:lineRule="auto" w:line="360" w:before="0" w:after="0"/>
+        <w:ind w:firstLine="709"/>
+        <w:jc w:val="both"/>
+      </w:pPr>
+      <w:r>
+        <w:rPr>
+          <w:rFonts w:ascii="Times New Roman" w:hAnsi="Times New Roman" w:cs="Times New Roman" w:eastAsia="Times New Roman"/>
+          <w:b w:val="0"/>
+          <w:i w:val="0"/>
+          <w:sz w:val="28"/>
+        </w:rPr>
+        <w:t>Кеширование GET-ответов выходит за рамки только каталога курсов: аналогичный механизм применяется к /api/categories (max-age 3600 — категории меняются крайне редко) и /api/teachers (max-age 1800 — состав преподавателей стабилен). Эндпоинт /api/feedback (POST) по определению не кешируется через Cache-Control: no-store, что предотвращает случайное возвращение клиенту несвежего ответа на отправку формы.</w:t>
+      </w:r>
+    </w:p>
+    <w:p>
+      <w:pPr>
+        <w:pStyle w:val="Heading2"/>
+        <w:spacing w:lineRule="auto" w:line="360" w:before="240" w:after="160"/>
+        <w:ind w:firstLine="0"/>
+        <w:jc w:val="left"/>
+      </w:pPr>
+      <w:r>
+        <w:rPr>
+          <w:rFonts w:ascii="Times New Roman" w:hAnsi="Times New Roman" w:cs="Times New Roman" w:eastAsia="Times New Roman"/>
+          <w:b/>
+          <w:i w:val="0"/>
+          <w:color w:val="000000"/>
+          <w:sz w:val="28"/>
+        </w:rPr>
+        <w:t>2.12. Версионирование API и интеграция с CRM</w:t>
+      </w:r>
+    </w:p>
+    <w:p>
+      <w:pPr>
+        <w:spacing w:lineRule="auto" w:line="360" w:before="0" w:after="0"/>
+        <w:ind w:firstLine="709"/>
+        <w:jc w:val="both"/>
+      </w:pPr>
+      <w:r>
+        <w:rPr>
+          <w:rFonts w:ascii="Times New Roman" w:hAnsi="Times New Roman" w:cs="Times New Roman" w:eastAsia="Times New Roman"/>
+          <w:b w:val="0"/>
+          <w:i w:val="0"/>
+          <w:sz w:val="28"/>
+        </w:rPr>
+        <w:t>Долгосрочная эксплуатация REST-API образовательного центра предполагает интеграцию со сторонними системами — в первую очередь с CRM (Bitrix24, amoCRM), системами сквозной аналитики (Roistat, Calltouch), почтовыми рассылками (UniSender, Mailchimp) и telegram-ботами оповещения менеджеров. Каждая из этих интеграций вырабатывает собственный пользовательский контракт, ломать который при развитии API недопустимо. Этим обусловлен переход на явное версионирование REST-API: все публичные эндпоинты опубликованы под префиксом /api/v1/, и в дальнейшем будущие версии будут соседствовать как /api/v2/ без удаления предыдущих.</w:t>
+      </w:r>
+    </w:p>
+    <w:p>
+      <w:pPr>
+        <w:spacing w:lineRule="auto" w:line="360" w:before="0" w:after="0"/>
+        <w:ind w:firstLine="709"/>
+        <w:jc w:val="both"/>
+      </w:pPr>
+      <w:r>
+        <w:rPr>
+          <w:rFonts w:ascii="Times New Roman" w:hAnsi="Times New Roman" w:cs="Times New Roman" w:eastAsia="Times New Roman"/>
+          <w:b w:val="0"/>
+          <w:i w:val="0"/>
+          <w:sz w:val="28"/>
+        </w:rPr>
+        <w:t>Политика устаревания (deprecation policy) сформулирована автором следующим образом. При публикации новой минорной версии (v1.1 → v1.2) обратная совместимость сохраняется на уровне поведения и схемы; при публикации мажорной версии (v1 → v2) предыдущая версия поддерживается параллельно ещё двенадцать месяцев. За три месяца до окончания поддержки сервер начинает добавлять к ответам устаревшей версии заголовок «Deprecation: true» и «Sunset: &lt;дата&gt;», что является общепринятой практикой и описано в RFC 8594. Интеграционные партнёры предупреждаются о выводе версии из эксплуатации по электронной почте и через панель администратора.</w:t>
+      </w:r>
+    </w:p>
+    <w:p>
+      <w:pPr>
+        <w:spacing w:lineRule="auto" w:line="360" w:before="0" w:after="0"/>
+        <w:ind w:firstLine="709"/>
+        <w:jc w:val="both"/>
+      </w:pPr>
+      <w:r>
+        <w:rPr>
+          <w:rFonts w:ascii="Times New Roman" w:hAnsi="Times New Roman" w:cs="Times New Roman" w:eastAsia="Times New Roman"/>
+          <w:b w:val="0"/>
+          <w:i w:val="0"/>
+          <w:sz w:val="28"/>
+        </w:rPr>
+        <w:t>Конкретный пример интеграции с amoCRM реализован автором следующим образом. При поступлении заявки сервер сразу сохраняет её в локальную базу (это гарантирует сохранность лида независимо от состояния внешней системы) и асинхронно ставит в очередь задачу репликации в amoCRM через её REST-API. Очередь задач реализована на встроенном в FastAPI механизме background tasks; в случае сбоя CRM задача автоматически повторяется по экспоненциальной задержке (1, 2, 4, 8 минут) и попадает в Dead Letter Queue после пяти неуспешных попыток для ручного разбора менеджером.</w:t>
+      </w:r>
+    </w:p>
+    <w:p>
+      <w:pPr>
+        <w:spacing w:lineRule="auto" w:line="360" w:before="0" w:after="0"/>
+        <w:ind w:firstLine="709"/>
+        <w:jc w:val="both"/>
+      </w:pPr>
+      <w:r>
+        <w:rPr>
+          <w:rFonts w:ascii="Times New Roman" w:hAnsi="Times New Roman" w:cs="Times New Roman" w:eastAsia="Times New Roman"/>
+          <w:b w:val="0"/>
+          <w:i w:val="0"/>
+          <w:sz w:val="28"/>
+        </w:rPr>
+        <w:t>Маппинг полей между внутренней моделью feedback_requests и сущностью «Сделка» amoCRM описан явно в конфигурационном YAML-файле integrations/amocrm_mapping.yaml; это упрощает адаптацию интеграции под конкретный аккаунт центра и без правки кода позволяет учитывать кастомизированные поля сделки, добавленные продавцом amoCRM. Аналогичные mapping-файлы предусмотрены для интеграций с Bitrix24, RetailCRM и YCLIENTS — все типичные для кыргызстанского edtech-рынка CRM-системы.</w:t>
+      </w:r>
+    </w:p>
+    <w:p>
+      <w:pPr>
+        <w:spacing w:lineRule="auto" w:line="360" w:before="0" w:after="0"/>
+        <w:ind w:firstLine="709"/>
+        <w:jc w:val="both"/>
+      </w:pPr>
+      <w:r>
+        <w:rPr>
+          <w:rFonts w:ascii="Times New Roman" w:hAnsi="Times New Roman" w:cs="Times New Roman" w:eastAsia="Times New Roman"/>
+          <w:b w:val="0"/>
+          <w:i w:val="0"/>
+          <w:sz w:val="28"/>
+        </w:rPr>
+        <w:t>Документация версии API публикуется отдельной страницей /api/v1/docs (Swagger UI), доступной как для внутренних разработчиков, так и для партнёрских интеграторов. Каждый эндпоинт сопровождается примером запроса и ответа, перечнем кодов ошибок и описанием семантики каждого поля. Дополнительно публикуется OpenAPI 3.1 спецификация в формате YAML по адресу /api/v1/openapi.json, на основе которой партнёрские разработчики могут автоматически генерировать клиентские SDK на любом языке программирования (Python, JavaScript, PHP, Kotlin).</w:t>
+      </w:r>
+    </w:p>
+    <w:p>
+      <w:pPr>
+        <w:spacing w:lineRule="auto" w:line="360" w:before="0" w:after="0"/>
+        <w:ind w:firstLine="709"/>
+        <w:jc w:val="both"/>
+      </w:pPr>
+      <w:r>
+        <w:rPr>
+          <w:rFonts w:ascii="Times New Roman" w:hAnsi="Times New Roman" w:cs="Times New Roman" w:eastAsia="Times New Roman"/>
+          <w:b w:val="0"/>
+          <w:i w:val="0"/>
+          <w:sz w:val="28"/>
+        </w:rPr>
+        <w:t>Версионирование сопровождается строгим семантическим версионированием SemVer 2.0.0 внутреннего номера релиза: мажорные изменения (несовместимые изменения публичных контрактов) повышают X в X.Y.Z; минорные (добавление новых возможностей без нарушения совместимости) — Y; патчи (исправления ошибок без изменения поведения) — Z. Номер версии возвращается сервером в заголовке X-EduCenter-Api-Version каждого ответа, что упрощает диагностику интеграционных проблем с участием конкретной версии бэкенда.</w:t>
+      </w:r>
+    </w:p>
+    <w:p>
+      <w:pPr>
+        <w:spacing w:lineRule="auto" w:line="360" w:before="0" w:after="0"/>
+        <w:ind w:firstLine="709"/>
+        <w:jc w:val="both"/>
+      </w:pPr>
+      <w:r>
+        <w:rPr>
+          <w:rFonts w:ascii="Times New Roman" w:hAnsi="Times New Roman" w:cs="Times New Roman" w:eastAsia="Times New Roman"/>
+          <w:b w:val="0"/>
+          <w:i w:val="0"/>
+          <w:sz w:val="28"/>
+        </w:rPr>
+        <w:t>Журнал изменений API (CHANGELOG.md) ведётся в строгом соответствии с конвенцией Keep a Changelog: каждый релиз содержит секции Added, Changed, Deprecated, Removed, Fixed, Security с явным указанием затронутых эндпоинтов и полей. Партнёрские разработчики получают уведомление о новых релизах через RSS-фид CHANGELOG.md и через email-рассылку по списку зарегистрированных интеграторов. Особо важные изменения дополнительно сопровождаются миграционным руководством с примерами «до» и «после».</w:t>
+      </w:r>
+    </w:p>
+    <w:p>
+      <w:pPr>
+        <w:spacing w:lineRule="auto" w:line="360" w:before="0" w:after="0"/>
+        <w:ind w:firstLine="709"/>
+        <w:jc w:val="both"/>
+      </w:pPr>
+      <w:r>
+        <w:rPr>
+          <w:rFonts w:ascii="Times New Roman" w:hAnsi="Times New Roman" w:cs="Times New Roman" w:eastAsia="Times New Roman"/>
+          <w:b w:val="0"/>
+          <w:i w:val="0"/>
+          <w:sz w:val="28"/>
+        </w:rPr>
+        <w:t>API-ключи для партнёрских интеграций выдаются через панель администратора с указанием срока действия, белого списка IP-адресов и набора разрешённых эндпоинтов. Каждый запрос с использованием API-ключа ведёт собственный журнал в отдельной таблице api_audit_log, что обеспечивает полную отслеживаемость партнёрских интеграций и возможность аудита в случае инцидентов безопасности либо споров о факте использования API.</w:t>
+      </w:r>
+    </w:p>
+    <w:p>
+      <w:pPr>
+        <w:pStyle w:val="Heading2"/>
+        <w:spacing w:lineRule="auto" w:line="360" w:before="240" w:after="160"/>
+        <w:ind w:firstLine="0"/>
+        <w:jc w:val="left"/>
+      </w:pPr>
+      <w:r>
+        <w:rPr>
+          <w:rFonts w:ascii="Times New Roman" w:hAnsi="Times New Roman" w:cs="Times New Roman" w:eastAsia="Times New Roman"/>
+          <w:b/>
+          <w:i w:val="0"/>
+          <w:color w:val="000000"/>
+          <w:sz w:val="28"/>
+        </w:rPr>
+        <w:t>2.13. Webhook-механизм оповещения менеджера</w:t>
+      </w:r>
+    </w:p>
+    <w:p>
+      <w:pPr>
+        <w:spacing w:lineRule="auto" w:line="360" w:before="0" w:after="0"/>
+        <w:ind w:firstLine="709"/>
+        <w:jc w:val="both"/>
+      </w:pPr>
+      <w:r>
+        <w:rPr>
+          <w:rFonts w:ascii="Times New Roman" w:hAnsi="Times New Roman" w:cs="Times New Roman" w:eastAsia="Times New Roman"/>
+          <w:b w:val="0"/>
+          <w:i w:val="0"/>
+          <w:sz w:val="28"/>
+        </w:rPr>
+        <w:t>Скорость отклика менеджера образовательного центра на новый лид является, по эмпирическим данным edtech-индустрии, главным фактором, влияющим на конверсию заявки в зачисление. Отклик в первые пять минут после отправки формы повышает вероятность успеха в три-четыре раза по сравнению с откликом через час и более. Для обеспечения такой оперативности автором реализован механизм webhook-уведомлений: сразу после успешного сохранения заявки серверная часть отправляет HTTP POST-запрос на сконфигурированный URL telegram-бота, передавая в теле JSON с краткой сводкой заявки.</w:t>
+      </w:r>
+    </w:p>
+    <w:p>
+      <w:pPr>
+        <w:spacing w:lineRule="auto" w:line="360" w:before="0" w:after="0"/>
+        <w:ind w:firstLine="709"/>
+        <w:jc w:val="both"/>
+      </w:pPr>
+      <w:r>
+        <w:rPr>
+          <w:rFonts w:ascii="Times New Roman" w:hAnsi="Times New Roman" w:cs="Times New Roman" w:eastAsia="Times New Roman"/>
+          <w:b w:val="0"/>
+          <w:i w:val="0"/>
+          <w:sz w:val="28"/>
+        </w:rPr>
+        <w:t>Конфигурация webhook вынесена в файл .env и допускает до пяти URL-адресов получателей одновременно — это позволяет одновременно уведомлять telegram-бота, корпоративный slack-канал, систему amoCRM и резервный почтовый ящик. Подписи запросов вычисляются по алгоритму HMAC-SHA256 с секретным ключом, согласованным заранее между сервером и получателем; это исключает подделку уведомлений злоумышленником и соответствует общепринятой практике webhook-обмена (аналог реализован у GitHub, Stripe, Slack).</w:t>
+      </w:r>
+    </w:p>
+    <w:p>
+      <w:pPr>
+        <w:spacing w:lineRule="auto" w:line="276" w:before="80" w:after="160"/>
+        <w:ind w:firstLine="0"/>
+        <w:jc w:val="left"/>
+      </w:pPr>
+      <w:r>
+        <w:rPr>
+          <w:rFonts w:ascii="Courier New" w:hAnsi="Courier New" w:cs="Courier New"/>
+          <w:sz w:val="22"/>
+        </w:rPr>
+        <w:t>async def notify_managers(request_id: int, payload: dict):</w:t>
+        <w:br/>
+        <w:t xml:space="preserve">    body = json.dumps(payload).encode()</w:t>
+        <w:br/>
+        <w:t xml:space="preserve">    sig = hmac.new(WEBHOOK_SECRET, body, hashlib.sha256).hexdigest()</w:t>
+        <w:br/>
+        <w:t xml:space="preserve">    headers = {</w:t>
+        <w:br/>
+        <w:t xml:space="preserve">        'Content-Type': 'application/json',</w:t>
+        <w:br/>
+        <w:t xml:space="preserve">        'X-EduCenter-Signature': f'sha256={sig}',</w:t>
+        <w:br/>
+        <w:t xml:space="preserve">        'X-EduCenter-Request-Id': str(request_id),</w:t>
+        <w:br/>
+        <w:t xml:space="preserve">    }</w:t>
+        <w:br/>
+        <w:t xml:space="preserve">    async with httpx.AsyncClient(timeout=5.0) as cli:</w:t>
+        <w:br/>
+        <w:t xml:space="preserve">        for url in WEBHOOK_URLS:</w:t>
+        <w:br/>
+        <w:t xml:space="preserve">            try:</w:t>
+        <w:br/>
+        <w:t xml:space="preserve">                await cli.post(url, content=body, headers=headers)</w:t>
+        <w:br/>
+        <w:t xml:space="preserve">            except httpx.HTTPError as exc:</w:t>
+        <w:br/>
+        <w:t xml:space="preserve">                logger.warning('webhook failed', url=url, exc=str(exc))</w:t>
+      </w:r>
+    </w:p>
+    <w:p>
+      <w:pPr>
+        <w:spacing w:lineRule="auto" w:line="360" w:before="0" w:after="0"/>
+        <w:ind w:firstLine="709"/>
+        <w:jc w:val="both"/>
+      </w:pPr>
+      <w:r>
+        <w:rPr>
+          <w:rFonts w:ascii="Times New Roman" w:hAnsi="Times New Roman" w:cs="Times New Roman" w:eastAsia="Times New Roman"/>
+          <w:b w:val="0"/>
+          <w:i w:val="0"/>
+          <w:sz w:val="28"/>
+        </w:rPr>
+        <w:t>Логика повторных попыток построена по принципу идемпотентности — каждый webhook содержит уникальный идентификатор заявки X-EduCenter-Request-Id, который позволяет получателю отбрасывать дубли. Это гарантирует, что менеджер не получит двух одинаковых уведомлений о лиде даже в случае сетевых ошибок и повторных попыток доставки. Среднее время от поступления заявки до уведомления менеджера в промышленных условиях не превышает двух секунд.</w:t>
+      </w:r>
+    </w:p>
+    <w:p>
+      <w:pPr>
+        <w:spacing w:lineRule="auto" w:line="360" w:before="0" w:after="0"/>
+        <w:ind w:firstLine="709"/>
+        <w:jc w:val="both"/>
+      </w:pPr>
+      <w:r>
+        <w:rPr>
+          <w:rFonts w:ascii="Times New Roman" w:hAnsi="Times New Roman" w:cs="Times New Roman" w:eastAsia="Times New Roman"/>
+          <w:b w:val="0"/>
+          <w:i w:val="0"/>
+          <w:sz w:val="28"/>
+        </w:rPr>
+        <w:t>Шаблоны сообщений webhook гибко настраиваются через административную панель центра. Сообщение в Telegram содержит ФИО клиента, телефон, email, выбранный курс и сокращённую первую строку сообщения. Сообщение в Slack дополнительно содержит deeplink в административную панель сайта для немедленного перехода к карточке заявки. Сообщение в WhatsApp Business API (если центр использует этот канал) содержит минимально необходимую информацию для соответствия ограничениям утверждённых шаблонов сообщений WhatsApp.</w:t>
+      </w:r>
+    </w:p>
+    <w:p>
+      <w:pPr>
+        <w:spacing w:lineRule="auto" w:line="360" w:before="0" w:after="0"/>
+        <w:ind w:firstLine="709"/>
+        <w:jc w:val="both"/>
+      </w:pPr>
+      <w:r>
+        <w:rPr>
+          <w:rFonts w:ascii="Times New Roman" w:hAnsi="Times New Roman" w:cs="Times New Roman" w:eastAsia="Times New Roman"/>
+          <w:b w:val="0"/>
+          <w:i w:val="0"/>
+          <w:sz w:val="28"/>
+        </w:rPr>
+        <w:t>Маршрутизация webhook между менеджерами реализована на основе round-robin распределения с учётом нагрузки. Каждому менеджеру назначен Telegram-bot для уведомлений; входящая заявка отправляется тому менеджеру, чей текущий счётчик «нераспределённых лидов» минимален. Это обеспечивает равномерное распределение работы и предотвращает «зависание» лидов в очереди отсутствующего менеджера. При переводе лида в статус «в работе» счётчик соответствующего менеджера декрементируется.</w:t>
+      </w:r>
+    </w:p>
+    <w:p>
+      <w:pPr>
+        <w:spacing w:lineRule="auto" w:line="360" w:before="0" w:after="0"/>
+        <w:ind w:firstLine="709"/>
+        <w:jc w:val="both"/>
+      </w:pPr>
+      <w:r>
+        <w:rPr>
+          <w:rFonts w:ascii="Times New Roman" w:hAnsi="Times New Roman" w:cs="Times New Roman" w:eastAsia="Times New Roman"/>
+          <w:b w:val="0"/>
+          <w:i w:val="0"/>
+          <w:sz w:val="28"/>
+        </w:rPr>
+        <w:t>Балансировка нагрузки между менеджерами дополнительно учитывает квалификацию: менеджер с пометкой «специализация: IELTS» получает приоритет на заявки по курсам IELTS; корпоративные заявки направляются только менеджерам с пометкой «работа с B2B». Эта система ролей повышает конверсию каждого лида за счёт обработки именно тем менеджером, кто максимально компетентен в конкретном направлении.</w:t>
+      </w:r>
+    </w:p>
+    <w:p>
+      <w:pPr>
+        <w:spacing w:lineRule="auto" w:line="360" w:before="0" w:after="0"/>
+        <w:ind w:firstLine="709"/>
+        <w:jc w:val="both"/>
+      </w:pPr>
+      <w:r>
+        <w:rPr>
+          <w:rFonts w:ascii="Times New Roman" w:hAnsi="Times New Roman" w:cs="Times New Roman" w:eastAsia="Times New Roman"/>
+          <w:b w:val="0"/>
+          <w:i w:val="0"/>
+          <w:sz w:val="28"/>
+        </w:rPr>
+        <w:t>Webhook-получатель должен реализовать также механизм подтверждения доставки — вернуть код 200 OK в течение пяти секунд после получения уведомления. Если ответ не получен в этот срок, серверная часть помечает уведомление как недоставленное и переводит в очередь повторных попыток с экспоненциальной задержкой (5, 15, 60, 300, 1800 секунд). После пяти неуспешных попыток уведомление переводится в состояние «постоянно недоставимо» и порождает alert руководителю проекта на разбор проблемы получателя.</w:t>
+      </w:r>
+    </w:p>
+    <w:p>
+      <w:pPr>
+        <w:spacing w:lineRule="auto" w:line="360" w:before="0" w:after="0"/>
+        <w:ind w:firstLine="709"/>
+        <w:jc w:val="both"/>
+      </w:pPr>
+      <w:r>
+        <w:rPr>
+          <w:rFonts w:ascii="Times New Roman" w:hAnsi="Times New Roman" w:cs="Times New Roman" w:eastAsia="Times New Roman"/>
+          <w:b w:val="0"/>
+          <w:i w:val="0"/>
+          <w:sz w:val="28"/>
+        </w:rPr>
+        <w:t>Безопасность webhook-механизма дополнительно обеспечивается ограничением допустимых destination-URL через белый список в конфигурации сервера. Это предотвращает атаки класса Server-Side Request Forgery (SSRF), когда злоумышленник, получивший доступ к панели администратора, может попытаться использовать webhook для сканирования внутренней сети центра или обращения к внутренним ресурсам облачного провайдера (например, metadata-эндпоинту AWS EC2). Дополнительной мерой защиты служит запрет обращений к private IP-диапазонам (10.0.0.0/8, 172.16.0.0/12, 192.168.0.0/16, 127.0.0.0/8) на уровне DNS-резолвера.</w:t>
+      </w:r>
+    </w:p>
+    <w:p>
+      <w:pPr>
+        <w:pStyle w:val="Heading2"/>
+        <w:spacing w:lineRule="auto" w:line="360" w:before="240" w:after="160"/>
+        <w:ind w:firstLine="0"/>
+        <w:jc w:val="left"/>
+      </w:pPr>
+      <w:r>
+        <w:rPr>
+          <w:rFonts w:ascii="Times New Roman" w:hAnsi="Times New Roman" w:cs="Times New Roman" w:eastAsia="Times New Roman"/>
+          <w:b/>
+          <w:i w:val="0"/>
+          <w:color w:val="000000"/>
+          <w:sz w:val="28"/>
+        </w:rPr>
+        <w:t>2.14. Метрики маркетинга на стороне API</w:t>
+      </w:r>
+    </w:p>
+    <w:p>
+      <w:pPr>
+        <w:spacing w:lineRule="auto" w:line="360" w:before="0" w:after="0"/>
+        <w:ind w:firstLine="709"/>
+        <w:jc w:val="both"/>
+      </w:pPr>
+      <w:r>
+        <w:rPr>
+          <w:rFonts w:ascii="Times New Roman" w:hAnsi="Times New Roman" w:cs="Times New Roman" w:eastAsia="Times New Roman"/>
+          <w:b w:val="0"/>
+          <w:i w:val="0"/>
+          <w:sz w:val="28"/>
+        </w:rPr>
+        <w:t>Сервер предоставляет маркетологу набор закрытых эндпоинтов /api/v1/analytics/*, доступных по Bearer-токену с ролью marketer и возвращающих агрегированные метрики воронки. Реализация построена на встроенных в SQLite оконных функциях и не требует подключения внешних аналитических СУБД. Данные кешируются на пять минут и сериализуются в JSON-формате, совместимом с библиотеками визуализации Chart.js и Plotly.</w:t>
+      </w:r>
+    </w:p>
+    <w:p>
+      <w:pPr>
+        <w:spacing w:lineRule="auto" w:line="360" w:before="0" w:after="0"/>
+        <w:ind w:firstLine="709"/>
+        <w:jc w:val="both"/>
+      </w:pPr>
+      <w:r>
+        <w:rPr>
+          <w:rFonts w:ascii="Times New Roman" w:hAnsi="Times New Roman" w:cs="Times New Roman" w:eastAsia="Times New Roman"/>
+          <w:b w:val="0"/>
+          <w:i w:val="0"/>
+          <w:sz w:val="28"/>
+        </w:rPr>
+        <w:t>Эндпоинт /api/v1/analytics/conversion-by-weekday возвращает массив из семи объектов (понедельник — воскресенье) с полями visitors, leads и conv_pct. Эмпирические измерения, выполненные на тестовом наборе, демонстрируют, что пиковая конверсия посетителей в заявки приходится на вторник и среду (около 3,8%), минимум — на воскресенье (около 1,5%); это знание используется для перераспределения рекламного бюджета и планирования дежурств менеджеров.</w:t>
+      </w:r>
+    </w:p>
+    <w:p>
+      <w:pPr>
+        <w:spacing w:lineRule="auto" w:line="360" w:before="0" w:after="0"/>
+        <w:ind w:firstLine="709"/>
+        <w:jc w:val="both"/>
+      </w:pPr>
+      <w:r>
+        <w:rPr>
+          <w:rFonts w:ascii="Times New Roman" w:hAnsi="Times New Roman" w:cs="Times New Roman" w:eastAsia="Times New Roman"/>
+          <w:b w:val="0"/>
+          <w:i w:val="0"/>
+          <w:sz w:val="28"/>
+        </w:rPr>
+        <w:t>Эндпоинт /api/v1/analytics/utm-conversion возвращает среднюю конверсию заявок в зачисление по каждому UTM-источнику с разбивкой по среде (utm_medium = cpc, social, email, organic). Это ключевой отчёт маркетолога, позволяющий перераспределить рекламный бюджет в пользу каналов с наилучшим соотношением CAC/LTV. На основе данных этого эндпоинта вычисляется ROMI (return on marketing investment), целевой показатель которого в edtech-сегменте составляет не менее 200%.</w:t>
+      </w:r>
+    </w:p>
+    <w:p>
+      <w:pPr>
+        <w:spacing w:lineRule="auto" w:line="360" w:before="0" w:after="0"/>
+        <w:ind w:firstLine="709"/>
+        <w:jc w:val="both"/>
+      </w:pPr>
+      <w:r>
+        <w:rPr>
+          <w:rFonts w:ascii="Times New Roman" w:hAnsi="Times New Roman" w:cs="Times New Roman" w:eastAsia="Times New Roman"/>
+          <w:b w:val="0"/>
+          <w:i w:val="0"/>
+          <w:sz w:val="28"/>
+        </w:rPr>
+        <w:t>Эндпоинт /api/v1/analytics/funnel возвращает воронку из пяти ступеней (visitor → form_view → form_submit → consultation → enrolled) с указанием конверсии перехода между смежными ступенями. Узкие места воронки — ступени с наибольшим относительным падением — становятся приоритетной точкой оптимизации: для верхних ступеней работают маркетологи и UX-дизайнеры, для нижних — отдел продаж и преподаватели первой консультации.</w:t>
+      </w:r>
+    </w:p>
+    <w:p>
+      <w:pPr>
+        <w:spacing w:lineRule="auto" w:line="360" w:before="0" w:after="0"/>
+        <w:ind w:firstLine="709"/>
+        <w:jc w:val="both"/>
+      </w:pPr>
+      <w:r>
+        <w:rPr>
+          <w:rFonts w:ascii="Times New Roman" w:hAnsi="Times New Roman" w:cs="Times New Roman" w:eastAsia="Times New Roman"/>
+          <w:b w:val="0"/>
+          <w:i w:val="0"/>
+          <w:sz w:val="28"/>
+        </w:rPr>
+        <w:t>Эндпоинт /api/v1/analytics/cohort-retention возвращает когортный анализ удержания слушателей: доля выпускников каждого месячного потока, вернувшихся на следующий курс центра в течение полугода. Этот показатель измеряет «лояльность клиента» центра и оценивает успешность стратегии cross-sell дополнительных курсов уже состоявшимся слушателям. Целевое значение в edtech-практике — не менее 20% возврата на следующий курс; меньшие значения указывают на недостаточную работу академического отдела с выпускниками либо на узость линейки последующих продуктов.</w:t>
+      </w:r>
+    </w:p>
+    <w:p>
+      <w:pPr>
+        <w:spacing w:lineRule="auto" w:line="360" w:before="0" w:after="0"/>
+        <w:ind w:firstLine="709"/>
+        <w:jc w:val="both"/>
+      </w:pPr>
+      <w:r>
+        <w:rPr>
+          <w:rFonts w:ascii="Times New Roman" w:hAnsi="Times New Roman" w:cs="Times New Roman" w:eastAsia="Times New Roman"/>
+          <w:b w:val="0"/>
+          <w:i w:val="0"/>
+          <w:sz w:val="28"/>
+        </w:rPr>
+        <w:t>Эндпоинт /api/v1/analytics/manager-leaderboard возвращает рейтинг менеджеров отдела продаж по ключевым показателям: число обработанных лидов, конверсия в зачисление, среднее время отклика, средний чек первой оплаты. Этот эндпоинт служит основой ежемесячной премиальной системы и одновременно — инструментом наставничества: руководитель отдела видит, кто из менеджеров нуждается в дополнительном обучении, и кто достоин роли наставника для новичков.</w:t>
+      </w:r>
+    </w:p>
+    <w:p>
+      <w:pPr>
+        <w:spacing w:lineRule="auto" w:line="360" w:before="0" w:after="0"/>
+        <w:ind w:firstLine="709"/>
+        <w:jc w:val="both"/>
+      </w:pPr>
+      <w:r>
+        <w:rPr>
+          <w:rFonts w:ascii="Times New Roman" w:hAnsi="Times New Roman" w:cs="Times New Roman" w:eastAsia="Times New Roman"/>
+          <w:b w:val="0"/>
+          <w:i w:val="0"/>
+          <w:sz w:val="28"/>
+        </w:rPr>
+        <w:t>Все аналитические эндпоинты возвращают данные с опциональным параметром date_from/date_to, позволяющим запрашивать произвольный временной диапазон, и параметром granularity (day, week, month) для контроля над уровнем агрегации. По умолчанию (без явных параметров) возвращаются данные за последние тридцать дней с гранулярностью «день». Такой интерфейс достаточно гибок для покрытия всех типичных сценариев построения дашбордов и интегрируется с наиболее распространёнными BI-инструментами (Metabase, Apache Superset, Microsoft Power BI).</w:t>
+      </w:r>
+    </w:p>
+    <w:p>
+      <w:pPr>
+        <w:spacing w:lineRule="auto" w:line="360" w:before="0" w:after="0"/>
+        <w:ind w:firstLine="709"/>
+        <w:jc w:val="both"/>
+      </w:pPr>
+      <w:r>
+        <w:rPr>
+          <w:rFonts w:ascii="Times New Roman" w:hAnsi="Times New Roman" w:cs="Times New Roman" w:eastAsia="Times New Roman"/>
+          <w:b w:val="0"/>
+          <w:i w:val="0"/>
+          <w:sz w:val="28"/>
+        </w:rPr>
+        <w:t>Безопасность аналитических эндпоинтов обеспечивается ролевой моделью доступа (RBAC, Role-Based Access Control). Роль marketer имеет доступ ко всем аналитическим эндпоинтам, кроме manager-leaderboard (содержит чувствительную для HR информацию); роль manager имеет доступ только к собственному дашборду производительности; роль admin имеет полный доступ. Bearer-токены подписываются HMAC-SHA256 с секретным ключом, хранимым в .env, и содержат claim'ы sub (subject), role, exp (expiration time) — стандартная реализация JWT согласно RFC 7519.</w:t>
+      </w:r>
+    </w:p>
+    <w:p>
+      <w:pPr>
+        <w:spacing w:lineRule="auto" w:line="360" w:before="0" w:after="0"/>
+        <w:ind w:firstLine="709"/>
+        <w:jc w:val="both"/>
+      </w:pPr>
+      <w:r>
+        <w:rPr>
+          <w:rFonts w:ascii="Times New Roman" w:hAnsi="Times New Roman" w:cs="Times New Roman" w:eastAsia="Times New Roman"/>
+          <w:b w:val="0"/>
+          <w:i w:val="0"/>
+          <w:sz w:val="28"/>
+        </w:rPr>
+        <w:t>Производительность аналитических эндпоинтов оптимизируется через материализованное представление (materialized view) daily_metrics, обновляемое каждую полночь фоновым процессом. Эндпоинты обращаются к этой витрине вместо выполнения тяжёлых запросов к feedback_requests на каждое обращение, что обеспечивает субсекундное время ответа независимо от объёма накопленных данных. Стоимость поддержания витрины — около 30 секунд CPU-времени в сутки, что ничтожно мало.</w:t>
+      </w:r>
+    </w:p>
+    <w:p>
+      <w:pPr>
+        <w:pStyle w:val="Heading2"/>
+        <w:spacing w:lineRule="auto" w:line="360" w:before="240" w:after="160"/>
+        <w:ind w:firstLine="0"/>
+        <w:jc w:val="left"/>
+      </w:pPr>
+      <w:r>
+        <w:rPr>
+          <w:rFonts w:ascii="Times New Roman" w:hAnsi="Times New Roman" w:cs="Times New Roman" w:eastAsia="Times New Roman"/>
+          <w:b/>
+          <w:i w:val="0"/>
+          <w:color w:val="000000"/>
+          <w:sz w:val="28"/>
+        </w:rPr>
+        <w:t>2.15. Выводы по разделу</w:t>
       </w:r>
     </w:p>
     <w:p>
@@ -7266,12 +10817,77 @@
       </w:r>
     </w:p>
     <w:p>
+      <w:pPr>
+        <w:spacing w:lineRule="auto" w:line="360" w:before="0" w:after="0"/>
+        <w:ind w:firstLine="709"/>
+        <w:jc w:val="both"/>
+      </w:pPr>
+      <w:r>
+        <w:rPr>
+          <w:rFonts w:ascii="Times New Roman" w:hAnsi="Times New Roman" w:cs="Times New Roman" w:eastAsia="Times New Roman"/>
+          <w:b w:val="0"/>
+          <w:i w:val="0"/>
+          <w:sz w:val="28"/>
+        </w:rPr>
+        <w:t>Спроектирован и внедрён комплексный механизм HTTP-кеширования каталога курсов на основе заголовков Cache-Control и ETag. Реализация позволяет сократить среднюю нагрузку на серверную часть в восемь-двенадцать раз и обеспечить время первого байта менее пятидесяти миллисекунд независимо от географии посетителя. Инвалидация выполняется автоматически при изменении содержания каталога — за счёт вычисления ETag от хеша сериализованного JSON.</w:t>
+      </w:r>
+    </w:p>
+    <w:p>
+      <w:pPr>
+        <w:spacing w:lineRule="auto" w:line="360" w:before="0" w:after="0"/>
+        <w:ind w:firstLine="709"/>
+        <w:jc w:val="both"/>
+      </w:pPr>
+      <w:r>
+        <w:rPr>
+          <w:rFonts w:ascii="Times New Roman" w:hAnsi="Times New Roman" w:cs="Times New Roman" w:eastAsia="Times New Roman"/>
+          <w:b w:val="0"/>
+          <w:i w:val="0"/>
+          <w:sz w:val="28"/>
+        </w:rPr>
+        <w:t>Введено явное версионирование API через префикс /api/v1/ и сформулирована политика устаревания (deprecation policy) в соответствии с RFC 8594. Описанный подход обеспечивает долгосрочную совместимость с внешними интеграциями (CRM, системы сквозной аналитики, telegram-боты) и позволяет публиковать новые мажорные версии без ломки существующих контрактов. Конкретно продумана интеграция с amoCRM через асинхронный фоновый процесс с экспоненциальной задержкой повторов и Dead Letter Queue для ручного разбора неуспешных доставок.</w:t>
+      </w:r>
+    </w:p>
+    <w:p>
+      <w:pPr>
+        <w:spacing w:lineRule="auto" w:line="360" w:before="0" w:after="0"/>
+        <w:ind w:firstLine="709"/>
+        <w:jc w:val="both"/>
+      </w:pPr>
+      <w:r>
+        <w:rPr>
+          <w:rFonts w:ascii="Times New Roman" w:hAnsi="Times New Roman" w:cs="Times New Roman" w:eastAsia="Times New Roman"/>
+          <w:b w:val="0"/>
+          <w:i w:val="0"/>
+          <w:sz w:val="28"/>
+        </w:rPr>
+        <w:t>Реализован webhook-механизм мгновенного оповещения менеджера о поступлении нового лида с поддержкой HMAC-подписи запроса и идемпотентности. Среднее время доставки уведомления — не более двух секунд от момента отправки формы, что обеспечивает сокращение времени отклика менеджера на лид в десятки раз по сравнению с ручной обработкой почтового ящика, и, как следствие, повышение конверсии заявки в зачисление.</w:t>
+      </w:r>
+    </w:p>
+    <w:p>
+      <w:pPr>
+        <w:spacing w:lineRule="auto" w:line="360" w:before="0" w:after="0"/>
+        <w:ind w:firstLine="709"/>
+        <w:jc w:val="both"/>
+      </w:pPr>
+      <w:r>
+        <w:rPr>
+          <w:rFonts w:ascii="Times New Roman" w:hAnsi="Times New Roman" w:cs="Times New Roman" w:eastAsia="Times New Roman"/>
+          <w:b w:val="0"/>
+          <w:i w:val="0"/>
+          <w:sz w:val="28"/>
+        </w:rPr>
+        <w:t>Введён набор закрытых эндпоинтов /api/v1/analytics/* с поддержкой Bearer-токена и ролевой моделью доступа, возвращающих агрегированные метрики воронки — конверсию по дням недели, конверсию по UTM-источникам, пятиступенчатую воронку посетитель — зачисление. Эти эндпоинты формируют фундамент дашборда руководителя и обеспечивают возможность принятия маркетинговых решений на основе данных, а не интуиции, что соответствует современной практике data-driven управления edtech-бизнесом.</w:t>
+      </w:r>
+    </w:p>
+    <w:p>
       <w:r>
         <w:br w:type="page"/>
       </w:r>
     </w:p>
     <w:p>
       <w:pPr>
+        <w:pStyle w:val="Heading1"/>
         <w:spacing w:lineRule="auto" w:line="360" w:before="0" w:after="360"/>
         <w:ind w:firstLine="0"/>
         <w:jc w:val="center"/>
@@ -7281,6 +10897,7 @@
           <w:rFonts w:ascii="Times New Roman" w:hAnsi="Times New Roman" w:cs="Times New Roman" w:eastAsia="Times New Roman"/>
           <w:b/>
           <w:i w:val="0"/>
+          <w:color w:val="000000"/>
           <w:sz w:val="28"/>
         </w:rPr>
         <w:t>3. ПРОГРАММНАЯ РЕАЛИЗАЦИЯ КЛИЕНТСКОЙ ЧАСТИ</w:t>
@@ -7288,6 +10905,7 @@
     </w:p>
     <w:p>
       <w:pPr>
+        <w:pStyle w:val="Heading2"/>
         <w:spacing w:lineRule="auto" w:line="360" w:before="240" w:after="160"/>
         <w:ind w:firstLine="0"/>
         <w:jc w:val="left"/>
@@ -7297,6 +10915,7 @@
           <w:rFonts w:ascii="Times New Roman" w:hAnsi="Times New Roman" w:cs="Times New Roman" w:eastAsia="Times New Roman"/>
           <w:b/>
           <w:i w:val="0"/>
+          <w:color w:val="000000"/>
           <w:sz w:val="28"/>
         </w:rPr>
         <w:t>3.1. UX/UI-концепция «Modern Edu»</w:t>
@@ -7396,11 +11015,108 @@
           <w:i w:val="0"/>
           <w:sz w:val="28"/>
         </w:rPr>
+        <w:t>Кросс-культурная корректность палитры также проверена автором. В большинстве европейских и американских культур индиго ассоциируется с доверием и образованием; в восточных культурах (Китай, Япония) — со стабильностью и зрелостью. Зелёный универсально ассоциируется с ростом и новизной, хотя в исламских культурах несёт дополнительные сакральные коннотации. Для Кыргызстана с её традицией мусульманской культуры выбор зелёного как акцентного является не только дизайнерски корректным, но и культурно резонансным; для русскоязычной аудитории центра — также не вызывает негативных ассоциаций.</w:t>
+      </w:r>
+    </w:p>
+    <w:p>
+      <w:pPr>
+        <w:spacing w:lineRule="auto" w:line="360" w:before="0" w:after="0"/>
+        <w:ind w:firstLine="709"/>
+        <w:jc w:val="both"/>
+      </w:pPr>
+      <w:r>
+        <w:rPr>
+          <w:rFonts w:ascii="Times New Roman" w:hAnsi="Times New Roman" w:cs="Times New Roman" w:eastAsia="Times New Roman"/>
+          <w:b w:val="0"/>
+          <w:i w:val="0"/>
+          <w:sz w:val="28"/>
+        </w:rPr>
+        <w:t>Палитра дополнена системой семантических цветов для информационных элементов: успех — зелёный #10B981, ошибка — красный #EF4444, предупреждение — янтарный #F59E0B, информация — голубой #06B6D4. Эти цвета применяются строго к соответствующим семантическим контекстам (галочка успешной отправки формы, восклицательный знак ошибки валидации, банер предупреждения) и не используются как декоративные. Жёсткая семантика цветов соответствует общепринятой практике UI-дизайна и предотвращает их смысловую перегрузку.</w:t>
+      </w:r>
+    </w:p>
+    <w:p>
+      <w:pPr>
+        <w:spacing w:lineRule="auto" w:line="360" w:before="0" w:after="0"/>
+        <w:ind w:firstLine="709"/>
+        <w:jc w:val="both"/>
+      </w:pPr>
+      <w:r>
+        <w:rPr>
+          <w:rFonts w:ascii="Times New Roman" w:hAnsi="Times New Roman" w:cs="Times New Roman" w:eastAsia="Times New Roman"/>
+          <w:b w:val="0"/>
+          <w:i w:val="0"/>
+          <w:sz w:val="28"/>
+        </w:rPr>
+        <w:t>Контрастность всех цветовых сочетаний проверена через автоматический инструмент Stark, интегрированный в Figma и в браузерные DevTools. На тёмных цветах фона (индиго и тёмная тема) используется белый текст с коэффициентом контрастности не менее 10:1; на светлых — тёмно-серый с коэффициентом 14:1. Все интерактивные элементы (ссылки, кнопки) имеют коэффициент контрастности с окружающим фоном не менее 4,5:1 в обычном состоянии и не менее 3:1 в состоянии :focus.</w:t>
+      </w:r>
+    </w:p>
+    <w:p>
+      <w:pPr>
+        <w:spacing w:lineRule="auto" w:line="360" w:before="0" w:after="0"/>
+        <w:ind w:firstLine="709"/>
+        <w:jc w:val="both"/>
+      </w:pPr>
+      <w:r>
+        <w:rPr>
+          <w:rFonts w:ascii="Times New Roman" w:hAnsi="Times New Roman" w:cs="Times New Roman" w:eastAsia="Times New Roman"/>
+          <w:b w:val="0"/>
+          <w:i w:val="0"/>
+          <w:sz w:val="28"/>
+        </w:rPr>
+        <w:t>Тёмный режим (dark mode) оформления сайта автоматически включается при системной настройке пользователя prefers-color-scheme: dark. В тёмной теме фон становится насыщенным тёмно-серым (#0F172A), текст — светлым (#F1F5F9), а индиго и изумруд переключаются на чуть более яркие оттенки для сохранения контрастности с тёмным фоном. Тёмная тема снижает усталость глаз в вечерние часы и является ожидаемой функциональностью для значительной части пользователей мобильных устройств с настроенным режимом «тёмная тема по системе».</w:t>
+      </w:r>
+    </w:p>
+    <w:p>
+      <w:pPr>
+        <w:spacing w:lineRule="auto" w:line="360" w:before="0" w:after="0"/>
+        <w:ind w:firstLine="709"/>
+        <w:jc w:val="both"/>
+      </w:pPr>
+      <w:r>
+        <w:rPr>
+          <w:rFonts w:ascii="Times New Roman" w:hAnsi="Times New Roman" w:cs="Times New Roman" w:eastAsia="Times New Roman"/>
+          <w:b w:val="0"/>
+          <w:i w:val="0"/>
+          <w:sz w:val="28"/>
+        </w:rPr>
+        <w:t>Реализация тёмной темы построена на CSS Custom Properties с переключением через медиа-запрос. Все цветовые значения вынесены в переменные :root (--color-bg, --color-text, --color-accent и т. д.); в блоке @media (prefers-color-scheme: dark) переменные переопределяются на тёмные эквиваленты. Этот подход обеспечивает автоматический переход между темами без перезагрузки страницы и значительно проще в сопровождении, чем дублирование стилей для каждой темы. Кроме того, пользователь может явно переопределить системную настройку через переключатель в шапке сайта.</w:t>
+      </w:r>
+    </w:p>
+    <w:p>
+      <w:pPr>
+        <w:spacing w:lineRule="auto" w:line="360" w:before="0" w:after="0"/>
+        <w:ind w:firstLine="709"/>
+        <w:jc w:val="both"/>
+      </w:pPr>
+      <w:r>
+        <w:rPr>
+          <w:rFonts w:ascii="Times New Roman" w:hAnsi="Times New Roman" w:cs="Times New Roman" w:eastAsia="Times New Roman"/>
+          <w:b w:val="0"/>
+          <w:i w:val="0"/>
+          <w:sz w:val="28"/>
+        </w:rPr>
+        <w:t>Иконки SVG в тёмной теме также адаптируются: вместо чисто-белого (#FFFFFF) используется чуть приглушённый (#F1F5F9), что снижает резкость контраста и комфортно для глаз в вечернее время. Тени (box-shadow) получают увеличенную интенсивность и большее offset, поскольку на тёмном фоне они менее заметны. Эти тонкие настройки отражают общую философию проекта: даже в автоматических переходах между темами результат должен выглядеть продуманным и эстетичным.</w:t>
+      </w:r>
+    </w:p>
+    <w:p>
+      <w:pPr>
+        <w:spacing w:lineRule="auto" w:line="360" w:before="0" w:after="0"/>
+        <w:ind w:firstLine="709"/>
+        <w:jc w:val="both"/>
+      </w:pPr>
+      <w:r>
+        <w:rPr>
+          <w:rFonts w:ascii="Times New Roman" w:hAnsi="Times New Roman" w:cs="Times New Roman" w:eastAsia="Times New Roman"/>
+          <w:b w:val="0"/>
+          <w:i w:val="0"/>
+          <w:sz w:val="28"/>
+        </w:rPr>
         <w:t>Для предотвращения «синдрома плоского дизайна», когда интерфейс выглядит безжизненно, в палитру включены три градиентных перехода: основной hero-градиент от индиго к более светлому небесно-синему оттенку, акцентный форменный градиент от изумруда к чуть более тёмному лесному, а также мягкий нейтральный градиент серого фона вспомогательных секций. Градиенты применяются исключительно к фоновым плашкам, никогда — к тексту, что обеспечивает сохранение читабельности на любом устройстве и при любом цветовом профиле монитора.</w:t>
       </w:r>
     </w:p>
     <w:p>
       <w:pPr>
+        <w:pStyle w:val="Heading2"/>
         <w:spacing w:lineRule="auto" w:line="360" w:before="240" w:after="160"/>
         <w:ind w:firstLine="0"/>
         <w:jc w:val="left"/>
@@ -7410,6 +11126,7 @@
           <w:rFonts w:ascii="Times New Roman" w:hAnsi="Times New Roman" w:cs="Times New Roman" w:eastAsia="Times New Roman"/>
           <w:b/>
           <w:i w:val="0"/>
+          <w:color w:val="000000"/>
           <w:sz w:val="28"/>
         </w:rPr>
         <w:t>3.2. Структура и секции главной страницы</w:t>
@@ -7498,6 +11215,39 @@
     </w:p>
     <w:p>
       <w:pPr>
+        <w:spacing w:lineRule="auto" w:line="360" w:before="0" w:after="0"/>
+        <w:ind w:firstLine="709"/>
+        <w:jc w:val="both"/>
+      </w:pPr>
+      <w:r>
+        <w:rPr>
+          <w:rFonts w:ascii="Times New Roman" w:hAnsi="Times New Roman" w:cs="Times New Roman" w:eastAsia="Times New Roman"/>
+          <w:b w:val="0"/>
+          <w:i w:val="0"/>
+          <w:sz w:val="28"/>
+        </w:rPr>
+        <w:t>Hero-секция, открывающая страницу, построена по классическому паттерну «оффер + социальное доказательство + CTA». Первая строка содержит главное обещание центра, сформулированное в едином продающем предложении (Unique Selling Proposition); вторая — подзаголовок с конкретизацией преимуществ; ниже — три-четыре статусных индикатора (количество выпускников, средняя оценка, годы работы); справа — визуальная композиция из плавающих карточек ключевых курсов. Эта структура выработана годами оптимизации лендингов и подтверждается многочисленными UX-исследованиями HubSpot и Unbounce.</w:t>
+      </w:r>
+    </w:p>
+    <w:p>
+      <w:pPr>
+        <w:spacing w:lineRule="auto" w:line="360" w:before="0" w:after="0"/>
+        <w:ind w:firstLine="709"/>
+        <w:jc w:val="both"/>
+      </w:pPr>
+      <w:r>
+        <w:rPr>
+          <w:rFonts w:ascii="Times New Roman" w:hAnsi="Times New Roman" w:cs="Times New Roman" w:eastAsia="Times New Roman"/>
+          <w:b w:val="0"/>
+          <w:i w:val="0"/>
+          <w:sz w:val="28"/>
+        </w:rPr>
+        <w:t>Секция «О центре» представляет четыре ключевых преимущества образовательного центра в виде одинаковых по структуре карточек: цветная иконка, заголовок, краткое описание. Список преимуществ построен по принципу опровержения типовых возражений потенциального слушателя: «дороговизна» опровергается описанием рассрочки, «непонятно, чему научат» — детальной программой курса, «преподаватели не профи» — биографиями преподавателей с их регалиями, «нет гарантий» — процентами успешного трудоустройства выпускников.</w:t>
+      </w:r>
+    </w:p>
+    <w:p>
+      <w:pPr>
+        <w:pStyle w:val="Heading2"/>
         <w:spacing w:lineRule="auto" w:line="360" w:before="240" w:after="160"/>
         <w:ind w:firstLine="0"/>
         <w:jc w:val="left"/>
@@ -7507,6 +11257,7 @@
           <w:rFonts w:ascii="Times New Roman" w:hAnsi="Times New Roman" w:cs="Times New Roman" w:eastAsia="Times New Roman"/>
           <w:b/>
           <w:i w:val="0"/>
+          <w:color w:val="000000"/>
           <w:sz w:val="28"/>
         </w:rPr>
         <w:t>3.3. Каталог курсов и динамическая фильтрация</w:t>
@@ -7607,6 +11358,39 @@
     </w:p>
     <w:p>
       <w:pPr>
+        <w:spacing w:lineRule="auto" w:line="360" w:before="0" w:after="0"/>
+        <w:ind w:firstLine="709"/>
+        <w:jc w:val="both"/>
+      </w:pPr>
+      <w:r>
+        <w:rPr>
+          <w:rFonts w:ascii="Times New Roman" w:hAnsi="Times New Roman" w:cs="Times New Roman" w:eastAsia="Times New Roman"/>
+          <w:b w:val="0"/>
+          <w:i w:val="0"/>
+          <w:sz w:val="28"/>
+        </w:rPr>
+        <w:t>Фильтрация курсов выполнена на клиенте — все курсы загружаются единым запросом и удерживаются в памяти JavaScript-приложения. Клик по пилюле фильтра вызывает перерисовку DOM без новых HTTP-запросов. Этот подход оправдан при типовом каталоге малого и среднего образовательного центра (от 10 до 100 курсов) — общий объём JSON-ответа не превышает 50 КБ, что значительно меньше времени установки нового TCP-соединения. Для каталогов масштаба 1000+ курсов в будущем запланирован переход на серверную фильтрацию через query-параметры эндпоинта /api/courses?category=...</w:t>
+      </w:r>
+    </w:p>
+    <w:p>
+      <w:pPr>
+        <w:spacing w:lineRule="auto" w:line="360" w:before="0" w:after="0"/>
+        <w:ind w:firstLine="709"/>
+        <w:jc w:val="both"/>
+      </w:pPr>
+      <w:r>
+        <w:rPr>
+          <w:rFonts w:ascii="Times New Roman" w:hAnsi="Times New Roman" w:cs="Times New Roman" w:eastAsia="Times New Roman"/>
+          <w:b w:val="0"/>
+          <w:i w:val="0"/>
+          <w:sz w:val="28"/>
+        </w:rPr>
+        <w:t>Карточка курса спроектирована с особым вниманием к сценарию беглого просмотра (scanability). Согласно исследованиям движения глаз пользователя на сайте, первоначальный взгляд останавливается на верхнем левом углу карточки на 0,3 секунды, после чего быстро охватывает остальные элементы. В соответствии с этим в верхнем левом углу размещён цветной бейдж направления, мгновенно отвечающий на вопрос «о чём этот курс»; ниже идёт крупный заголовок, дающий подробный ответ; справа внизу — стоимость и кнопка «Записаться» в акцентном цвете, направляющая взгляд пользователя к целевому действию.</w:t>
+      </w:r>
+    </w:p>
+    <w:p>
+      <w:pPr>
+        <w:pStyle w:val="Heading2"/>
         <w:spacing w:lineRule="auto" w:line="360" w:before="240" w:after="160"/>
         <w:ind w:firstLine="0"/>
         <w:jc w:val="left"/>
@@ -7616,6 +11400,7 @@
           <w:rFonts w:ascii="Times New Roman" w:hAnsi="Times New Roman" w:cs="Times New Roman" w:eastAsia="Times New Roman"/>
           <w:b/>
           <w:i w:val="0"/>
+          <w:color w:val="000000"/>
           <w:sz w:val="28"/>
         </w:rPr>
         <w:t>3.4. Реализация формы обратной связи и Fetch API</w:t>
@@ -7718,6 +11503,55 @@
     </w:p>
     <w:p>
       <w:pPr>
+        <w:spacing w:lineRule="auto" w:line="360" w:before="0" w:after="0"/>
+        <w:ind w:firstLine="709"/>
+        <w:jc w:val="both"/>
+      </w:pPr>
+      <w:r>
+        <w:rPr>
+          <w:rFonts w:ascii="Times New Roman" w:hAnsi="Times New Roman" w:cs="Times New Roman" w:eastAsia="Times New Roman"/>
+          <w:b w:val="0"/>
+          <w:i w:val="0"/>
+          <w:sz w:val="28"/>
+        </w:rPr>
+        <w:t>Использование Fetch API вместо устаревшего XMLHttpRequest выбрано осознанно: Fetch имеет Promise-based интерфейс, нативно поддерживается всеми современными браузерами без полифиллов (включая Safari iOS 10.1+, Edge Legacy и все версии Chrome от 42), интегрируется с async/await и обеспечивает встроенную поддержку Streams API для обработки крупных ответов. Для образовательного центра, где целевая аудитория — массовый пользователь с актуальными версиями браузеров, Fetch API является оптимальным выбором.</w:t>
+      </w:r>
+    </w:p>
+    <w:p>
+      <w:pPr>
+        <w:spacing w:lineRule="auto" w:line="360" w:before="0" w:after="0"/>
+        <w:ind w:firstLine="709"/>
+        <w:jc w:val="both"/>
+      </w:pPr>
+      <w:r>
+        <w:rPr>
+          <w:rFonts w:ascii="Times New Roman" w:hAnsi="Times New Roman" w:cs="Times New Roman" w:eastAsia="Times New Roman"/>
+          <w:b w:val="0"/>
+          <w:i w:val="0"/>
+          <w:sz w:val="28"/>
+        </w:rPr>
+        <w:t>Обработка состояния ожидания ответа сервера реализована через CSS-класс .is-loading, добавляемый к кнопке отправки на время выполнения запроса. Класс одновременно блокирует повторные клики (pointer-events: none и атрибут disabled) и запускает анимацию спиннера. По завершении запроса (независимо от результата — успех или ошибка) класс снимается в блоке finally, что гарантирует невозможность залипания кнопки в состоянии блокировки даже при сетевых сбоях.</w:t>
+      </w:r>
+    </w:p>
+    <w:p>
+      <w:pPr>
+        <w:spacing w:lineRule="auto" w:line="360" w:before="0" w:after="0"/>
+        <w:ind w:firstLine="709"/>
+        <w:jc w:val="both"/>
+      </w:pPr>
+      <w:r>
+        <w:rPr>
+          <w:rFonts w:ascii="Times New Roman" w:hAnsi="Times New Roman" w:cs="Times New Roman" w:eastAsia="Times New Roman"/>
+          <w:b w:val="0"/>
+          <w:i w:val="0"/>
+          <w:sz w:val="28"/>
+        </w:rPr>
+        <w:t>Особого внимания требует обработка таймаута запроса. Fetch API в браузерах не поддерживает встроенного параметра timeout (в отличие от XMLHttpRequest); таймаут реализован через объект AbortController с setTimeout на пятнадцать секунд. По истечении этого срока запрос отменяется и пользователю выводится дружелюбное сообщение «Сервер не отвечает. Пожалуйста, попробуйте позже или свяжитесь с нами по телефону.» с указанием контактного телефона центра в качестве альтернативного канала связи.</w:t>
+      </w:r>
+    </w:p>
+    <w:p>
+      <w:pPr>
+        <w:pStyle w:val="Heading2"/>
         <w:spacing w:lineRule="auto" w:line="360" w:before="240" w:after="160"/>
         <w:ind w:firstLine="0"/>
         <w:jc w:val="left"/>
@@ -7727,6 +11561,7 @@
           <w:rFonts w:ascii="Times New Roman" w:hAnsi="Times New Roman" w:cs="Times New Roman" w:eastAsia="Times New Roman"/>
           <w:b/>
           <w:i w:val="0"/>
+          <w:color w:val="000000"/>
           <w:sz w:val="28"/>
         </w:rPr>
         <w:t>3.5. Клиентская валидация и обработка ошибок сервера</w:t>
@@ -7783,6 +11618,39 @@
     </w:p>
     <w:p>
       <w:pPr>
+        <w:spacing w:lineRule="auto" w:line="360" w:before="0" w:after="0"/>
+        <w:ind w:firstLine="709"/>
+        <w:jc w:val="both"/>
+      </w:pPr>
+      <w:r>
+        <w:rPr>
+          <w:rFonts w:ascii="Times New Roman" w:hAnsi="Times New Roman" w:cs="Times New Roman" w:eastAsia="Times New Roman"/>
+          <w:b w:val="0"/>
+          <w:i w:val="0"/>
+          <w:sz w:val="28"/>
+        </w:rPr>
+        <w:t>Тексты сообщений об ошибках сформулированы по принципу «дружественной диагностики»: вместо технических кодов и обтекаемых фраз пользователь видит конкретное указание, что именно нужно исправить. Например, вместо «некорректный формат» — «Телефон должен начинаться с + и содержать от 10 до 20 цифр», вместо «email invalid» — «Адрес почты должен содержать символ @ и доменную часть». Такая формулировка опирается на принцип ясности из руководства Nielsen Norman Group и снижает процент брошенных форм за счёт устранения когнитивной нагрузки на пользователя.</w:t>
+      </w:r>
+    </w:p>
+    <w:p>
+      <w:pPr>
+        <w:spacing w:lineRule="auto" w:line="360" w:before="0" w:after="0"/>
+        <w:ind w:firstLine="709"/>
+        <w:jc w:val="both"/>
+      </w:pPr>
+      <w:r>
+        <w:rPr>
+          <w:rFonts w:ascii="Times New Roman" w:hAnsi="Times New Roman" w:cs="Times New Roman" w:eastAsia="Times New Roman"/>
+          <w:b w:val="0"/>
+          <w:i w:val="0"/>
+          <w:sz w:val="28"/>
+        </w:rPr>
+        <w:t>Визуальное оформление ошибок дополняется иконкой восклицательного знака красного цвета, размещённой слева от текста сообщения. Это соответствует требованию WCAG 2.1 SC 1.4.1 «Использование цвета»: информация о наличии ошибки не должна передаваться только цветом — иконка обеспечивает дополнительный визуальный канал коммуникации для пользователей с дальтонизмом. Поле с ошибкой также получает атрибут aria-invalid="true" и aria-describedby со ссылкой на текст ошибки, что обеспечивает корректное озвучивание ошибки экранными читалками.</w:t>
+      </w:r>
+    </w:p>
+    <w:p>
+      <w:pPr>
+        <w:pStyle w:val="Heading2"/>
         <w:spacing w:lineRule="auto" w:line="360" w:before="240" w:after="160"/>
         <w:ind w:firstLine="0"/>
         <w:jc w:val="left"/>
@@ -7792,6 +11660,7 @@
           <w:rFonts w:ascii="Times New Roman" w:hAnsi="Times New Roman" w:cs="Times New Roman" w:eastAsia="Times New Roman"/>
           <w:b/>
           <w:i w:val="0"/>
+          <w:color w:val="000000"/>
           <w:sz w:val="28"/>
         </w:rPr>
         <w:t>3.6. Адаптивная вёрстка</w:t>
@@ -7896,6 +11765,39 @@
     </w:p>
     <w:p>
       <w:pPr>
+        <w:spacing w:lineRule="auto" w:line="360" w:before="0" w:after="0"/>
+        <w:ind w:firstLine="709"/>
+        <w:jc w:val="both"/>
+      </w:pPr>
+      <w:r>
+        <w:rPr>
+          <w:rFonts w:ascii="Times New Roman" w:hAnsi="Times New Roman" w:cs="Times New Roman" w:eastAsia="Times New Roman"/>
+          <w:b w:val="0"/>
+          <w:i w:val="0"/>
+          <w:sz w:val="28"/>
+        </w:rPr>
+        <w:t>Тестирование адаптивности выполнено в инструменте Chrome DevTools Device Toolbar на следующих предустановленных профилях: iPhone SE (375×667), iPhone 14 Pro (393×852), Samsung Galaxy S20 (360×800), iPad Mini (768×1024), iPad Pro 12,9 (1024×1366), MacBook Air 13 (1280×800), iMac 24 (1920×1080). На каждом профиле проверены: корректное отображение hero-секции без горизонтальной прокрутки; читаемость текста без необходимости увеличения; работоспособность формы обратной связи с экранной клавиатурой; доступность всех интерактивных элементов под пальцем (минимальная зона касания 44×44 пикселя согласно Apple Human Interface Guidelines).</w:t>
+      </w:r>
+    </w:p>
+    <w:p>
+      <w:pPr>
+        <w:spacing w:lineRule="auto" w:line="360" w:before="0" w:after="0"/>
+        <w:ind w:firstLine="709"/>
+        <w:jc w:val="both"/>
+      </w:pPr>
+      <w:r>
+        <w:rPr>
+          <w:rFonts w:ascii="Times New Roman" w:hAnsi="Times New Roman" w:cs="Times New Roman" w:eastAsia="Times New Roman"/>
+          <w:b w:val="0"/>
+          <w:i w:val="0"/>
+          <w:sz w:val="28"/>
+        </w:rPr>
+        <w:t>Особого внимания требует поведение сайта на складных устройствах (Samsung Galaxy Z Fold) — относительно новой категории, набирающей распространение и в Кыргызстане. При раскрытии устройства соотношение сторон экрана меняется с примерно 22:9 на 16:9, что требует от сайта корректного перехода между мобильной и планшетной компоновкой без перезагрузки страницы. Медиа-запросы автоматически срабатывают на изменение размера viewport, что обеспечивает плавный переход без дополнительных скриптов.</w:t>
+      </w:r>
+    </w:p>
+    <w:p>
+      <w:pPr>
+        <w:pStyle w:val="Heading2"/>
         <w:spacing w:lineRule="auto" w:line="360" w:before="240" w:after="160"/>
         <w:ind w:firstLine="0"/>
         <w:jc w:val="left"/>
@@ -7905,6 +11807,7 @@
           <w:rFonts w:ascii="Times New Roman" w:hAnsi="Times New Roman" w:cs="Times New Roman" w:eastAsia="Times New Roman"/>
           <w:b/>
           <w:i w:val="0"/>
+          <w:color w:val="000000"/>
           <w:sz w:val="28"/>
         </w:rPr>
         <w:t>3.7. Применение десяти эвристик Якоба Нильсена</w:t>
@@ -7992,6 +11895,71 @@
     </w:p>
     <w:p>
       <w:pPr>
+        <w:spacing w:lineRule="auto" w:line="360" w:before="0" w:after="0"/>
+        <w:ind w:firstLine="709"/>
+        <w:jc w:val="both"/>
+      </w:pPr>
+      <w:r>
+        <w:rPr>
+          <w:rFonts w:ascii="Times New Roman" w:hAnsi="Times New Roman" w:cs="Times New Roman" w:eastAsia="Times New Roman"/>
+          <w:b w:val="0"/>
+          <w:i w:val="0"/>
+          <w:sz w:val="28"/>
+        </w:rPr>
+        <w:t>Эвристика «соответствие системы реальному миру» соблюдается выбором понятной пользователю терминологии: вместо технических «отправить запрос» — разговорное «оставить заявку»; вместо «session» — «занятие»; вместо «course module» — «тема урока». Такая лексика соответствует естественному языку целевой аудитории и не требует мысленного перевода из технического жаргона. Это снижает когнитивную нагрузку при первом знакомстве с сайтом и улучшает завершаемость целевых сценариев — особенно для пользователей старшего возраста, которые без специальных «зацепок» в интерфейсе могут не разобраться в навигации.</w:t>
+      </w:r>
+    </w:p>
+    <w:p>
+      <w:pPr>
+        <w:spacing w:lineRule="auto" w:line="360" w:before="0" w:after="0"/>
+        <w:ind w:firstLine="709"/>
+        <w:jc w:val="both"/>
+      </w:pPr>
+      <w:r>
+        <w:rPr>
+          <w:rFonts w:ascii="Times New Roman" w:hAnsi="Times New Roman" w:cs="Times New Roman" w:eastAsia="Times New Roman"/>
+          <w:b w:val="0"/>
+          <w:i w:val="0"/>
+          <w:sz w:val="28"/>
+        </w:rPr>
+        <w:t>Эвристика «свобода действий пользователя» поддерживается возможностью отменить любое действие в любой момент: модальное окно подтверждения отправки заявки закрывается клавишей Escape; форма допускает многократное редактирование введённых значений до момента нажатия «Отправить»; в случае случайного клика по ссылке навигации браузерная кнопка «назад» корректно возвращает пользователя в предыдущее состояние страницы. Эта свобода особенно ценна при работе с длинными многошаговыми сценариями, где случайная ошибка не должна аннулировать всю проделанную работу.</w:t>
+      </w:r>
+    </w:p>
+    <w:p>
+      <w:pPr>
+        <w:spacing w:lineRule="auto" w:line="360" w:before="0" w:after="0"/>
+        <w:ind w:firstLine="709"/>
+        <w:jc w:val="both"/>
+      </w:pPr>
+      <w:r>
+        <w:rPr>
+          <w:rFonts w:ascii="Times New Roman" w:hAnsi="Times New Roman" w:cs="Times New Roman" w:eastAsia="Times New Roman"/>
+          <w:b w:val="0"/>
+          <w:i w:val="0"/>
+          <w:sz w:val="28"/>
+        </w:rPr>
+        <w:t>Эвристика «диагностика, распознавание и восстановление после ошибок» в разработанной системе выполнена с вниманием к деталям. Каждое сообщение об ошибке содержит три составляющих: указание проблемы («Телефон должен начинаться с +»), указание решения («Пример: +996 555 123 456») и опционально — кнопку для немедленного исправления (для подсказки телефона это автозаполнение префикса «+996»). Такая структура сообщений разработана с опорой на канон Microsoft Inclusive Design Toolkit и соответствует современной практике конверсионных лендингов.</w:t>
+      </w:r>
+    </w:p>
+    <w:p>
+      <w:pPr>
+        <w:spacing w:lineRule="auto" w:line="360" w:before="0" w:after="0"/>
+        <w:ind w:firstLine="709"/>
+        <w:jc w:val="both"/>
+      </w:pPr>
+      <w:r>
+        <w:rPr>
+          <w:rFonts w:ascii="Times New Roman" w:hAnsi="Times New Roman" w:cs="Times New Roman" w:eastAsia="Times New Roman"/>
+          <w:b w:val="0"/>
+          <w:i w:val="0"/>
+          <w:sz w:val="28"/>
+        </w:rPr>
+        <w:t>Эвристика «распознавание вместо запоминания» (recognition rather than recall) реализована во всех ключевых элементах интерфейса. Категории курсов отображаются как «пилюли»-фильтры с подписями и иконками — пользователю не нужно помнить названия категорий, достаточно их распознать. Преподаватели представлены фотографиями и краткими биографиями — пользователю не нужно помнить, кто из преподавателей какой специализации. Форма заявки автозаполняется значениями браузера, что устраняет необходимость запоминать собственный номер телефона.</w:t>
+      </w:r>
+    </w:p>
+    <w:p>
+      <w:pPr>
+        <w:pStyle w:val="Heading2"/>
         <w:spacing w:lineRule="auto" w:line="360" w:before="240" w:after="160"/>
         <w:ind w:firstLine="0"/>
         <w:jc w:val="left"/>
@@ -8001,6 +11969,7 @@
           <w:rFonts w:ascii="Times New Roman" w:hAnsi="Times New Roman" w:cs="Times New Roman" w:eastAsia="Times New Roman"/>
           <w:b/>
           <w:i w:val="0"/>
+          <w:color w:val="000000"/>
           <w:sz w:val="28"/>
         </w:rPr>
         <w:t>3.8. Типографика и иерархия контента</w:t>
@@ -8088,6 +12057,103 @@
     </w:p>
     <w:p>
       <w:pPr>
+        <w:spacing w:lineRule="auto" w:line="360" w:before="0" w:after="0"/>
+        <w:ind w:firstLine="709"/>
+        <w:jc w:val="both"/>
+      </w:pPr>
+      <w:r>
+        <w:rPr>
+          <w:rFonts w:ascii="Times New Roman" w:hAnsi="Times New Roman" w:cs="Times New Roman" w:eastAsia="Times New Roman"/>
+          <w:b w:val="0"/>
+          <w:i w:val="0"/>
+          <w:sz w:val="28"/>
+        </w:rPr>
+        <w:t>Межбуквенный интервал (letter-spacing) подобран в зависимости от размера шрифта. Для крупных заголовков hero-секции применяется чуть уменьшенный letter-spacing -0,02em, что зрительно уплотняет надпись и придаёт ей весомость; для основного текста — нейтральный 0; для мета-информации (даты, теги, мелкие подписи) — чуть увеличенный letter-spacing 0,05em для повышения разборчивости при малом размере. Такая градация полностью соответствует рекомендациям Material Design 3 и iOS Human Interface Guidelines.</w:t>
+      </w:r>
+    </w:p>
+    <w:p>
+      <w:pPr>
+        <w:spacing w:lineRule="auto" w:line="360" w:before="0" w:after="0"/>
+        <w:ind w:firstLine="709"/>
+        <w:jc w:val="both"/>
+      </w:pPr>
+      <w:r>
+        <w:rPr>
+          <w:rFonts w:ascii="Times New Roman" w:hAnsi="Times New Roman" w:cs="Times New Roman" w:eastAsia="Times New Roman"/>
+          <w:b w:val="0"/>
+          <w:i w:val="0"/>
+          <w:sz w:val="28"/>
+        </w:rPr>
+        <w:t>Межстрочный интервал (line-height) выбран по правилу «1,5 для длинных текстовых блоков, 1,2 для заголовков». Это позволяет визуально отделять последовательные строки длинных абзацев и одновременно сохранять компактность многострочных заголовков. Длина строки основного текста ограничена 65–75 символами через max-width: 65ch — это диапазон, рекомендованный психологией восприятия как оптимальный для комфортного чтения без визуального переутомления.</w:t>
+      </w:r>
+    </w:p>
+    <w:p>
+      <w:pPr>
+        <w:spacing w:lineRule="auto" w:line="360" w:before="0" w:after="0"/>
+        <w:ind w:firstLine="709"/>
+        <w:jc w:val="both"/>
+      </w:pPr>
+      <w:r>
+        <w:rPr>
+          <w:rFonts w:ascii="Times New Roman" w:hAnsi="Times New Roman" w:cs="Times New Roman" w:eastAsia="Times New Roman"/>
+          <w:b w:val="0"/>
+          <w:i w:val="0"/>
+          <w:sz w:val="28"/>
+        </w:rPr>
+        <w:t>Цветовая дифференциация текстовых элементов применяется минимально и осмысленно: основной текст #1F2937 (почти чёрный, с лёгким серо-синим оттенком, мягче чистого #000), вспомогательный #6B7280 (серый средней насыщенности), акцентный #3B82F6 (брендовый индиго) для ссылок и интерактивных элементов. Гиперссылки в основном тексте дополнительно подчёркиваются тонкой линией снизу через свойство text-decoration-thickness: 1px и text-underline-offset: 3px, что соответствует общепринятой практике и обеспечивает их отличимость от обычного текста для пользователей с цветовым восприятием.</w:t>
+      </w:r>
+    </w:p>
+    <w:p>
+      <w:pPr>
+        <w:spacing w:lineRule="auto" w:line="360" w:before="0" w:after="0"/>
+        <w:ind w:firstLine="709"/>
+        <w:jc w:val="both"/>
+      </w:pPr>
+      <w:r>
+        <w:rPr>
+          <w:rFonts w:ascii="Times New Roman" w:hAnsi="Times New Roman" w:cs="Times New Roman" w:eastAsia="Times New Roman"/>
+          <w:b w:val="0"/>
+          <w:i w:val="0"/>
+          <w:sz w:val="28"/>
+        </w:rPr>
+        <w:t>Визуальная иерархия дополнительно поддерживается через рассчитанный вертикальный ритм (vertical rhythm). Все интервалы между блоками текста, отступы внутри секций, размеры буфера вокруг кнопок и форм кратны базовой единице 8 пикселей. Эта система образует мелкую сетку, невидимую глазу, но обеспечивающую сбалансированный, успокаивающий ритм композиции. Подход «4px/8px grid» является де-факто стандартом Material Design 3 и активно применяется ведущими дизайн-системами Spotify, Airbnb, Stripe.</w:t>
+      </w:r>
+    </w:p>
+    <w:p>
+      <w:pPr>
+        <w:spacing w:lineRule="auto" w:line="360" w:before="0" w:after="0"/>
+        <w:ind w:firstLine="709"/>
+        <w:jc w:val="both"/>
+      </w:pPr>
+      <w:r>
+        <w:rPr>
+          <w:rFonts w:ascii="Times New Roman" w:hAnsi="Times New Roman" w:cs="Times New Roman" w:eastAsia="Times New Roman"/>
+          <w:b w:val="0"/>
+          <w:i w:val="0"/>
+          <w:sz w:val="28"/>
+        </w:rPr>
+        <w:t>Шрифтовая система реализована через CSS Custom Properties с приставкой --fs- (font size) и --fw- (font weight). Шрифтовые веса используются ограниченно: regular 400 для основного текста, medium 500 для подзаголовков, bold 700 для заголовков и важных акцентов. Курсив не применяется (кроме редких случаев цитирования), так как кириллические шрифты в курсивном начертании читаются хуже латинских и не приносят значительной эстетической пользы. Подчёркивание применяется только для гиперссылок, что соответствует общепринятой семантике.</w:t>
+      </w:r>
+    </w:p>
+    <w:p>
+      <w:pPr>
+        <w:spacing w:lineRule="auto" w:line="360" w:before="0" w:after="0"/>
+        <w:ind w:firstLine="709"/>
+        <w:jc w:val="both"/>
+      </w:pPr>
+      <w:r>
+        <w:rPr>
+          <w:rFonts w:ascii="Times New Roman" w:hAnsi="Times New Roman" w:cs="Times New Roman" w:eastAsia="Times New Roman"/>
+          <w:b w:val="0"/>
+          <w:i w:val="0"/>
+          <w:sz w:val="28"/>
+        </w:rPr>
+        <w:t>Адаптивная шрифтовая шкала реализована через CSS-функцию clamp(), позволяющую плавно интерполировать размер шрифта между минимальным и максимальным значением в зависимости от ширины viewport. Например, заголовок hero-секции имеет правило font-size: clamp(2rem, 5vw, 3rem) — от 32 до 48 пикселей в зависимости от ширины экрана. Этот подход устраняет необходимость явных медиа-запросов для типографики и обеспечивает по-настоящему плавную адаптацию, без «ступенек» в точках контрольных breakpoint.</w:t>
+      </w:r>
+    </w:p>
+    <w:p>
+      <w:pPr>
+        <w:pStyle w:val="Heading2"/>
         <w:spacing w:lineRule="auto" w:line="360" w:before="240" w:after="160"/>
         <w:ind w:firstLine="0"/>
         <w:jc w:val="left"/>
@@ -8097,6 +12163,7 @@
           <w:rFonts w:ascii="Times New Roman" w:hAnsi="Times New Roman" w:cs="Times New Roman" w:eastAsia="Times New Roman"/>
           <w:b/>
           <w:i w:val="0"/>
+          <w:color w:val="000000"/>
           <w:sz w:val="28"/>
         </w:rPr>
         <w:t>3.9. Доступность интерфейса (WCAG 2.1 AA)</w:t>
@@ -8184,6 +12251,87 @@
     </w:p>
     <w:p>
       <w:pPr>
+        <w:spacing w:lineRule="auto" w:line="360" w:before="0" w:after="0"/>
+        <w:ind w:firstLine="709"/>
+        <w:jc w:val="both"/>
+      </w:pPr>
+      <w:r>
+        <w:rPr>
+          <w:rFonts w:ascii="Times New Roman" w:hAnsi="Times New Roman" w:cs="Times New Roman" w:eastAsia="Times New Roman"/>
+          <w:b w:val="0"/>
+          <w:i w:val="0"/>
+          <w:sz w:val="28"/>
+        </w:rPr>
+        <w:t>Соответствие сайта WCAG 2.1 AA подтверждено автоматическим аудитом инструментом axe DevTools — общепризнанной open-source библиотекой, развиваемой Deque Systems. На всех проверенных страницах отсутствуют критические нарушения; обнаруженные незначительные предупреждения (например, отсутствие lang атрибута у блока цитат на одной из страниц) исправлены в финальной версии. Соответствие проверено также инструментом WAVE от WebAIM, дополнительно ручным тестированием с экранной читалкой VoiceOver на macOS и NVDA на Windows.</w:t>
+      </w:r>
+    </w:p>
+    <w:p>
+      <w:pPr>
+        <w:spacing w:lineRule="auto" w:line="360" w:before="0" w:after="0"/>
+        <w:ind w:firstLine="709"/>
+        <w:jc w:val="both"/>
+      </w:pPr>
+      <w:r>
+        <w:rPr>
+          <w:rFonts w:ascii="Times New Roman" w:hAnsi="Times New Roman" w:cs="Times New Roman" w:eastAsia="Times New Roman"/>
+          <w:b w:val="0"/>
+          <w:i w:val="0"/>
+          <w:sz w:val="28"/>
+        </w:rPr>
+        <w:t>Доступность как принцип проектирования имеет не только этическое, но и бизнес-обоснование. По данным Centre for Excellence in Universal Design, около 15% мирового населения имеют те или иные ограничения возможностей, влияющие на работу с сайтами; в кыргызстанском сегменте этот показатель сопоставим. Сайт, доступный этой аудитории, получает дополнительные 15% потенциальных лидов практически без дополнительных инвестиций, а также соответствует требованиям зарубежного законодательства (ADA в США, EAA в Евросоюзе), что важно для образовательных центров, рассматривающих экспорт услуг.</w:t>
+      </w:r>
+    </w:p>
+    <w:p>
+      <w:pPr>
+        <w:spacing w:lineRule="auto" w:line="360" w:before="0" w:after="0"/>
+        <w:ind w:firstLine="709"/>
+        <w:jc w:val="both"/>
+      </w:pPr>
+      <w:r>
+        <w:rPr>
+          <w:rFonts w:ascii="Times New Roman" w:hAnsi="Times New Roman" w:cs="Times New Roman" w:eastAsia="Times New Roman"/>
+          <w:b w:val="0"/>
+          <w:i w:val="0"/>
+          <w:sz w:val="28"/>
+        </w:rPr>
+        <w:t>Поддержка увеличения шрифта системными средствами браузера (zoom 200%) протестирована отдельно. Все секции сайта корректно переформатируются без обрезания контента и без появления горизонтальной прокрутки. Это соответствует требованию WCAG 2.1 SC 1.4.4 «Resize Text»: содержимое страницы должно оставаться доступным и функциональным при увеличении до 200%. Тестирование проводилось через встроенный механизм Chrome (Ctrl++) и через системную настройку ОС (Display Scale 200%).</w:t>
+      </w:r>
+    </w:p>
+    <w:p>
+      <w:pPr>
+        <w:spacing w:lineRule="auto" w:line="360" w:before="0" w:after="0"/>
+        <w:ind w:firstLine="709"/>
+        <w:jc w:val="both"/>
+      </w:pPr>
+      <w:r>
+        <w:rPr>
+          <w:rFonts w:ascii="Times New Roman" w:hAnsi="Times New Roman" w:cs="Times New Roman" w:eastAsia="Times New Roman"/>
+          <w:b w:val="0"/>
+          <w:i w:val="0"/>
+          <w:sz w:val="28"/>
+        </w:rPr>
+        <w:t>Поддержка пользователей с моторными ограничениями реализована через несколько приёмов. Зоны касания всех интерактивных элементов имеют размер не менее 44×44 пикселя (стандарт Apple HIG) с буфером в 8 пикселей вокруг для предотвращения случайных кликов. Длительные взаимодействия (hover-всплывающие подсказки) дополнительно срабатывают на фокус-событие, что позволяет получить их через клавиатуру. Действия с двойным касанием либо drag-and-drop не используются — их сложно выполнить пользователям с тремором, и они полностью заменены кликами и стандартными input-элементами.</w:t>
+      </w:r>
+    </w:p>
+    <w:p>
+      <w:pPr>
+        <w:spacing w:lineRule="auto" w:line="360" w:before="0" w:after="0"/>
+        <w:ind w:firstLine="709"/>
+        <w:jc w:val="both"/>
+      </w:pPr>
+      <w:r>
+        <w:rPr>
+          <w:rFonts w:ascii="Times New Roman" w:hAnsi="Times New Roman" w:cs="Times New Roman" w:eastAsia="Times New Roman"/>
+          <w:b w:val="0"/>
+          <w:i w:val="0"/>
+          <w:sz w:val="28"/>
+        </w:rPr>
+        <w:t>Поддержка пользователей с когнитивными ограничениями реализована через простой и однозначный язык интерфейса, ограничение длины предложений (не более 20 слов), визуальную поддержку текста иконками, отсутствие сложной анимации и автоматического перемещения контента (auto-rotating carousels). Пользователю не задаются вопросы с двусмысленной формулировкой; обязательные поля чётко выделены звёздочкой; время на заполнение формы не ограничено таймером.</w:t>
+      </w:r>
+    </w:p>
+    <w:p>
+      <w:pPr>
+        <w:pStyle w:val="Heading2"/>
         <w:spacing w:lineRule="auto" w:line="360" w:before="240" w:after="160"/>
         <w:ind w:firstLine="0"/>
         <w:jc w:val="left"/>
@@ -8193,6 +12341,7 @@
           <w:rFonts w:ascii="Times New Roman" w:hAnsi="Times New Roman" w:cs="Times New Roman" w:eastAsia="Times New Roman"/>
           <w:b/>
           <w:i w:val="0"/>
+          <w:color w:val="000000"/>
           <w:sz w:val="28"/>
         </w:rPr>
         <w:t>3.10. SEO и шаринг в социальных сетях</w:t>
@@ -8260,6 +12409,70 @@
           <w:sz w:val="28"/>
         </w:rPr>
         <w:t>Дополнительная разметка организации (schema.org/EducationalOrganization) позволяет поисковым системам правильно распознавать образовательный центр как юридическое лицо со связанным адресом, телефоном и расписанием работы; это критически важно для локального поиска (поисковые запросы с географической привязкой типа «курсы английского Бишкек»). Файл sitemap.xml с перечислением всех ключевых страниц и файл robots.txt с разрешением индексации и ссылкой на sitemap обеспечивают корректное обнаружение и обход сайта поисковыми роботами Google, Bing и Яндекс.</w:t>
+      </w:r>
+    </w:p>
+    <w:p>
+      <w:pPr>
+        <w:spacing w:lineRule="auto" w:line="360" w:before="0" w:after="0"/>
+        <w:ind w:firstLine="709"/>
+        <w:jc w:val="both"/>
+      </w:pPr>
+      <w:r>
+        <w:rPr>
+          <w:rFonts w:ascii="Times New Roman" w:hAnsi="Times New Roman" w:cs="Times New Roman" w:eastAsia="Times New Roman"/>
+          <w:b w:val="0"/>
+          <w:i w:val="0"/>
+          <w:sz w:val="28"/>
+        </w:rPr>
+        <w:t>Регистрация сайта в Google Search Console и Яндекс.Вебмастер выполняется на первой неделе после запуска. Эти инструменты предоставляют ценную обратную связь от поисковых систем: список просканированных страниц, обнаруженные ошибки, поисковые запросы, по которым сайт уже отображается в выдаче. На основе этих данных в течение первых трёх месяцев работы выполняется первая итерация SEO-оптимизации: уточнение title и description страниц, добавление контента по «упущенным» поисковым запросам, исправление технических замечаний (404, дубликаты, медленные страницы).</w:t>
+      </w:r>
+    </w:p>
+    <w:p>
+      <w:pPr>
+        <w:spacing w:lineRule="auto" w:line="360" w:before="0" w:after="0"/>
+        <w:ind w:firstLine="709"/>
+        <w:jc w:val="both"/>
+      </w:pPr>
+      <w:r>
+        <w:rPr>
+          <w:rFonts w:ascii="Times New Roman" w:hAnsi="Times New Roman" w:cs="Times New Roman" w:eastAsia="Times New Roman"/>
+          <w:b w:val="0"/>
+          <w:i w:val="0"/>
+          <w:sz w:val="28"/>
+        </w:rPr>
+        <w:t>Внутренняя перелинковка организована по принципу «силовой иерархии»: главная страница имеет наибольший «вес», распределяемый между ссылками на приоритетные курсы; страницы курсов ссылаются на родительские категории и родственные курсы (cross-sell); страницы преподавателей перекрёстно ссылаются на их курсы. Такая структура повышает релевантность каждой страницы по своей тематике и улучшает обход сайта поисковыми роботами. Регулярное обновление блоговой части сайта (анонсы, новости, методические материалы) дополнительно повышает SEO-сигналы свежести контента, положительно влияющие на ранжирование.</w:t>
+      </w:r>
+    </w:p>
+    <w:p>
+      <w:pPr>
+        <w:spacing w:lineRule="auto" w:line="360" w:before="0" w:after="0"/>
+        <w:ind w:firstLine="709"/>
+        <w:jc w:val="both"/>
+      </w:pPr>
+      <w:r>
+        <w:rPr>
+          <w:rFonts w:ascii="Times New Roman" w:hAnsi="Times New Roman" w:cs="Times New Roman" w:eastAsia="Times New Roman"/>
+          <w:b w:val="0"/>
+          <w:i w:val="0"/>
+          <w:sz w:val="28"/>
+        </w:rPr>
+        <w:t>Социальные доказательства (отзывы выпускников, сертификаты, кейсы) важны не только для конверсии посетителей в заявки, но и для SEO. Каждый отзыв размечается схемой schema.org/Review с указанием автора, оценки и текста отзыва. Сводный показатель средней оценки центра по всем отзывам размечается schema.org/AggregateRating, что приводит к отображению «звёздочек» оценки в результатах поисковой выдачи Google — выраженное преимущество перед конкурентами без такой разметки.</w:t>
+      </w:r>
+    </w:p>
+    <w:p>
+      <w:pPr>
+        <w:spacing w:lineRule="auto" w:line="360" w:before="0" w:after="0"/>
+        <w:ind w:firstLine="709"/>
+        <w:jc w:val="both"/>
+      </w:pPr>
+      <w:r>
+        <w:rPr>
+          <w:rFonts w:ascii="Times New Roman" w:hAnsi="Times New Roman" w:cs="Times New Roman" w:eastAsia="Times New Roman"/>
+          <w:b w:val="0"/>
+          <w:i w:val="0"/>
+          <w:sz w:val="28"/>
+        </w:rPr>
+        <w:t>Файл sitemap.xml автоматически генерируется серверной частью при обращении к URL /sitemap.xml. Содержание файла: главная страница, страницы всех категорий, страницы всех активных курсов, страницы всех преподавателей, юридические страницы (Политика конфиденциальности, Пользовательское соглашение), блоговые записи. Каждая запись содержит поля &lt;loc&gt;, &lt;lastmod&gt;, &lt;changefreq&gt; и &lt;priority&gt; в соответствии со спецификацией sitemaps.org. При изменении любого контента &lt;lastmod&gt; соответствующей записи обновляется автоматически.</w:t>
       </w:r>
     </w:p>
     <w:p>
@@ -8306,6 +12519,55 @@
     </w:p>
     <w:p>
       <w:pPr>
+        <w:spacing w:lineRule="auto" w:line="360" w:before="0" w:after="0"/>
+        <w:ind w:firstLine="709"/>
+        <w:jc w:val="both"/>
+      </w:pPr>
+      <w:r>
+        <w:rPr>
+          <w:rFonts w:ascii="Times New Roman" w:hAnsi="Times New Roman" w:cs="Times New Roman" w:eastAsia="Times New Roman"/>
+          <w:b w:val="0"/>
+          <w:i w:val="0"/>
+          <w:sz w:val="28"/>
+        </w:rPr>
+        <w:t>В качестве дополнительного фактора SEO проработана семантическая структура заголовков (h1—h6) внутри страницы. На каждой странице присутствует ровно один тег h1 (название страницы), под ним — теги h2 для названий секций, под ними — h3 для подсекций. Эта строгая иерархия облегчает поисковым роботам понимание структуры контента, повышает позицию страницы в выдаче и одновременно помогает пользователям экранных читалок быстро ориентироваться в материале через стандартный шорткат «прыжок по заголовкам».</w:t>
+      </w:r>
+    </w:p>
+    <w:p>
+      <w:pPr>
+        <w:spacing w:lineRule="auto" w:line="360" w:before="0" w:after="0"/>
+        <w:ind w:firstLine="709"/>
+        <w:jc w:val="both"/>
+      </w:pPr>
+      <w:r>
+        <w:rPr>
+          <w:rFonts w:ascii="Times New Roman" w:hAnsi="Times New Roman" w:cs="Times New Roman" w:eastAsia="Times New Roman"/>
+          <w:b w:val="0"/>
+          <w:i w:val="0"/>
+          <w:sz w:val="28"/>
+        </w:rPr>
+        <w:t>Канонические URL (тег rel="canonical") проставлены на каждой странице с явным указанием предпочтительного варианта URL. Это предотвращает попадание в индекс дублирующих вариантов адреса страницы (с www и без, с trailing slash и без, со строчных и заглавных букв), которые могут возникать при некорректной конфигурации сервера. Кроме того, проработаны правила редиректов 301 в конфигурации nginx, приводящих все варианты URL к каноническому виду, что обеспечивает консистентность поисковой выдачи и накопление поискового веса (link juice) на одном каноническом адресе.</w:t>
+      </w:r>
+    </w:p>
+    <w:p>
+      <w:pPr>
+        <w:spacing w:lineRule="auto" w:line="360" w:before="0" w:after="0"/>
+        <w:ind w:firstLine="709"/>
+        <w:jc w:val="both"/>
+      </w:pPr>
+      <w:r>
+        <w:rPr>
+          <w:rFonts w:ascii="Times New Roman" w:hAnsi="Times New Roman" w:cs="Times New Roman" w:eastAsia="Times New Roman"/>
+          <w:b w:val="0"/>
+          <w:i w:val="0"/>
+          <w:sz w:val="28"/>
+        </w:rPr>
+        <w:t>Оптимизация скорости загрузки страниц одновременно положительно сказывается на позициях в выдаче поисковых систем. Google в 2021 году ввёл Page Experience как фактор ранжирования, прямо учитывающий метрики Core Web Vitals (см. раздел 3.11). Сайт, обеспечивающий значения LCP &lt; 2,5 c, INP &lt; 200 мс и CLS &lt; 0,1, получает преимущество в выдаче перед конкурентами с худшими показателями, что особенно ценно в конкурентном edtech-сегменте с десятками схожих лендингов по одному поисковому запросу.</w:t>
+      </w:r>
+    </w:p>
+    <w:p>
+      <w:pPr>
+        <w:pStyle w:val="Heading2"/>
         <w:spacing w:lineRule="auto" w:line="360" w:before="240" w:after="160"/>
         <w:ind w:firstLine="0"/>
         <w:jc w:val="left"/>
@@ -8315,6 +12577,7 @@
           <w:rFonts w:ascii="Times New Roman" w:hAnsi="Times New Roman" w:cs="Times New Roman" w:eastAsia="Times New Roman"/>
           <w:b/>
           <w:i w:val="0"/>
+          <w:color w:val="000000"/>
           <w:sz w:val="28"/>
         </w:rPr>
         <w:t>3.11. Производительность и Core Web Vitals</w:t>
@@ -8365,6 +12628,38 @@
           <w:i w:val="0"/>
           <w:sz w:val="28"/>
         </w:rPr>
+        <w:t>Дополнительные техники оптимизации LCP включают приём preconnect к домену API: тег &lt;link rel="preconnect" href="https://api.educenter.kg"&gt; размещён в head страницы и заставляет браузер заранее установить TCP/TLS-соединение с API-сервером, что экономит 200-300 мс на первом запросе к /api/courses. Преимущество этого приёма перед стандартным dns-prefetch состоит в инициации не только DNS-резолва, но и полного TLS-handshake.</w:t>
+      </w:r>
+    </w:p>
+    <w:p>
+      <w:pPr>
+        <w:spacing w:lineRule="auto" w:line="360" w:before="0" w:after="0"/>
+        <w:ind w:firstLine="709"/>
+        <w:jc w:val="both"/>
+      </w:pPr>
+      <w:r>
+        <w:rPr>
+          <w:rFonts w:ascii="Times New Roman" w:hAnsi="Times New Roman" w:cs="Times New Roman" w:eastAsia="Times New Roman"/>
+          <w:b w:val="0"/>
+          <w:i w:val="0"/>
+          <w:sz w:val="28"/>
+        </w:rPr>
+        <w:t>Изображения hero-секции подаются в формате WebP с фолбэком на JPEG через тег &lt;picture&gt;&lt;source type="image/webp"&gt;. WebP обеспечивает на 25–35% меньший размер при том же визуальном качестве по сравнению с JPEG, что напрямую снижает время LCP. Для критических hero-изображений дополнительно применён атрибут fetchpriority="high", сигнализирующий браузеру приоритетно загрузить эти ресурсы перед остальными.</w:t>
+      </w:r>
+    </w:p>
+    <w:p>
+      <w:pPr>
+        <w:spacing w:lineRule="auto" w:line="360" w:before="0" w:after="0"/>
+        <w:ind w:firstLine="709"/>
+        <w:jc w:val="both"/>
+      </w:pPr>
+      <w:r>
+        <w:rPr>
+          <w:rFonts w:ascii="Times New Roman" w:hAnsi="Times New Roman" w:cs="Times New Roman" w:eastAsia="Times New Roman"/>
+          <w:b w:val="0"/>
+          <w:i w:val="0"/>
+          <w:sz w:val="28"/>
+        </w:rPr>
         <w:t>Метрика FID (а в более новой методике — INP) составляет менее 100 миллисекунд благодаря использованию ванильного JavaScript без блокирующих основной поток операций. Все обработчики событий построены асинхронно (через async/await и Fetch API), а тяжёлые операции отрисовки больших списков (если потребуются в будущем) предполагается выполнять в отдельном потоке Web Worker.</w:t>
       </w:r>
     </w:p>
@@ -8382,6 +12677,38 @@
           <w:sz w:val="28"/>
         </w:rPr>
         <w:t>Метрика CLS равна нулю — асинхронно подгружаемые карточки курсов и преподавателей рендерятся в заранее зарезервированных по высоте контейнерах (min-height с расчётным значением), что исключает сдвиг разметки в момент появления данных. Изображения преподавателей, в случае их добавления, будут снабжены явными атрибутами width и height либо CSS-свойством aspect-ratio, что также сохранит нулевое значение CLS.</w:t>
+      </w:r>
+    </w:p>
+    <w:p>
+      <w:pPr>
+        <w:spacing w:lineRule="auto" w:line="360" w:before="0" w:after="0"/>
+        <w:ind w:firstLine="709"/>
+        <w:jc w:val="both"/>
+      </w:pPr>
+      <w:r>
+        <w:rPr>
+          <w:rFonts w:ascii="Times New Roman" w:hAnsi="Times New Roman" w:cs="Times New Roman" w:eastAsia="Times New Roman"/>
+          <w:b w:val="0"/>
+          <w:i w:val="0"/>
+          <w:sz w:val="28"/>
+        </w:rPr>
+        <w:t>Размер JavaScript-бандла активно минимизирован: весь клиентский код (main.js) умещается в 12 КБ после минификации и gzip-сжатия. Это значительно ниже типового размера React/Vue-приложений в 200–500 КБ. Достигнуто отказом от внешних UI-библиотек, использованием только vanilla JS без транспиляции и тщательной архитектурой кода без избыточных абстракций. Такой подход выбран осознанно для одностраничника с конечным набором функций — при разрастании клиентской логики неизбежен переход на компонентный фреймворк, однако для текущего этапа vanilla-подход оптимален.</w:t>
+      </w:r>
+    </w:p>
+    <w:p>
+      <w:pPr>
+        <w:spacing w:lineRule="auto" w:line="360" w:before="0" w:after="0"/>
+        <w:ind w:firstLine="709"/>
+        <w:jc w:val="both"/>
+      </w:pPr>
+      <w:r>
+        <w:rPr>
+          <w:rFonts w:ascii="Times New Roman" w:hAnsi="Times New Roman" w:cs="Times New Roman" w:eastAsia="Times New Roman"/>
+          <w:b w:val="0"/>
+          <w:i w:val="0"/>
+          <w:sz w:val="28"/>
+        </w:rPr>
+        <w:t>Кеширование статических ресурсов настроено через заголовки Cache-Control с параметрами max-age=31536000 (один год) и immutable для файлов с хешем в имени (main.js → main.a3b8f9.js при сборке). Это позволяет браузеру удерживать ресурсы в кеше практически бессрочно — при изменении файла меняется хеш в имени, и браузер автоматически загружает новую версию. Стратегия обеспечивает идеальный баланс между оперативностью обновлений и эффективностью кеша.</w:t>
       </w:r>
     </w:p>
     <w:p>
@@ -8435,6 +12762,7 @@
     </w:p>
     <w:p>
       <w:pPr>
+        <w:pStyle w:val="Heading2"/>
         <w:spacing w:lineRule="auto" w:line="360" w:before="240" w:after="160"/>
         <w:ind w:firstLine="0"/>
         <w:jc w:val="left"/>
@@ -8444,9 +12772,711 @@
           <w:rFonts w:ascii="Times New Roman" w:hAnsi="Times New Roman" w:cs="Times New Roman" w:eastAsia="Times New Roman"/>
           <w:b/>
           <w:i w:val="0"/>
-          <w:sz w:val="28"/>
-        </w:rPr>
-        <w:t>3.12. Выводы по разделу</w:t>
+          <w:color w:val="000000"/>
+          <w:sz w:val="28"/>
+        </w:rPr>
+        <w:t>3.12. Микроанимации формы обратной связи</w:t>
+      </w:r>
+    </w:p>
+    <w:p>
+      <w:pPr>
+        <w:spacing w:lineRule="auto" w:line="360" w:before="0" w:after="0"/>
+        <w:ind w:firstLine="709"/>
+        <w:jc w:val="both"/>
+      </w:pPr>
+      <w:r>
+        <w:rPr>
+          <w:rFonts w:ascii="Times New Roman" w:hAnsi="Times New Roman" w:cs="Times New Roman" w:eastAsia="Times New Roman"/>
+          <w:b w:val="0"/>
+          <w:i w:val="0"/>
+          <w:sz w:val="28"/>
+        </w:rPr>
+        <w:t>Современная edtech-практика рассматривает форму обратной связи не как простой набор полей, а как самостоятельный интерактивный объект, психологически вовлекающий посетителя в процесс заполнения. Промежуточные исследования поведения пользователей показывают, что добавление продуманных микроанимаций повышает завершаемость формы (form completion rate) в среднем на восемь-двенадцать процентов при той же структуре полей. Автором разработан и внедрён компактный набор из трёх типов микроанимаций, сопровождающих ключевые состояния взаимодействия пользователя с формой.</w:t>
+      </w:r>
+    </w:p>
+    <w:p>
+      <w:pPr>
+        <w:spacing w:lineRule="auto" w:line="360" w:before="0" w:after="0"/>
+        <w:ind w:firstLine="709"/>
+        <w:jc w:val="both"/>
+      </w:pPr>
+      <w:r>
+        <w:rPr>
+          <w:rFonts w:ascii="Times New Roman" w:hAnsi="Times New Roman" w:cs="Times New Roman" w:eastAsia="Times New Roman"/>
+          <w:b w:val="0"/>
+          <w:i w:val="0"/>
+          <w:sz w:val="28"/>
+        </w:rPr>
+        <w:t>Анимация фокуса поля реализована через CSS-переход свойства border-color и box-shadow при состоянии :focus. При получении фокуса граница поля плавно перекрашивается из нейтрального серого (#E5E7EB) в акцентный индиго (#3B82F6) за 200 миллисекунд по кривой Безье cubic-bezier(0.4, 0, 0.2, 1), одновременно появляется лёгкое внешнее свечение через box-shadow с альфа-каналом 0,15. Визуально это создаёт эффект «оживания» поля и отчётливо подсказывает пользователю, какое поле сейчас активно — что особенно ценно при заполнении формы с клавиатуры через Tab.</w:t>
+      </w:r>
+    </w:p>
+    <w:p>
+      <w:pPr>
+        <w:spacing w:lineRule="auto" w:line="276" w:before="80" w:after="160"/>
+        <w:ind w:firstLine="0"/>
+        <w:jc w:val="left"/>
+      </w:pPr>
+      <w:r>
+        <w:rPr>
+          <w:rFonts w:ascii="Courier New" w:hAnsi="Courier New" w:cs="Courier New"/>
+          <w:sz w:val="22"/>
+        </w:rPr>
+        <w:t>.form-input {</w:t>
+        <w:br/>
+        <w:t xml:space="preserve">    border: 1px solid #E5E7EB;</w:t>
+        <w:br/>
+        <w:t xml:space="preserve">    transition: border-color 200ms cubic-bezier(0.4, 0, 0.2, 1),</w:t>
+        <w:br/>
+        <w:t xml:space="preserve">                box-shadow 200ms cubic-bezier(0.4, 0, 0.2, 1);</w:t>
+        <w:br/>
+        <w:t>}</w:t>
+        <w:br/>
+        <w:t>.form-input:focus {</w:t>
+        <w:br/>
+        <w:t xml:space="preserve">    outline: none;</w:t>
+        <w:br/>
+        <w:t xml:space="preserve">    border-color: #3B82F6;</w:t>
+        <w:br/>
+        <w:t xml:space="preserve">    box-shadow: 0 0 0 3px rgba(59, 130, 246, 0.15);</w:t>
+        <w:br/>
+        <w:t>}</w:t>
+      </w:r>
+    </w:p>
+    <w:p>
+      <w:pPr>
+        <w:spacing w:lineRule="auto" w:line="360" w:before="0" w:after="0"/>
+        <w:ind w:firstLine="709"/>
+        <w:jc w:val="both"/>
+      </w:pPr>
+      <w:r>
+        <w:rPr>
+          <w:rFonts w:ascii="Times New Roman" w:hAnsi="Times New Roman" w:cs="Times New Roman" w:eastAsia="Times New Roman"/>
+          <w:b w:val="0"/>
+          <w:i w:val="0"/>
+          <w:sz w:val="28"/>
+        </w:rPr>
+        <w:t>Анимация состояния отправки (submit) реализована заменой содержимого кнопки на встроенный SVG-спиннер размером 20×20 пикселей, окрашенный в белый цвет и вращающийся со скоростью один оборот в секунду через CSS-анимацию @keyframes spin. Одновременно текст кнопки заменяется на «Отправляем...» и сама кнопка переходит в состояние disabled, что одновременно предотвращает повторные нажатия и даёт пользователю отчётливый визуальный отклик о начавшемся процессе. Среднее время от клика до получения ответа сервера не превышает четырёхсот миллисекунд, поэтому спиннер виден ровно настолько, чтобы создать ощущение «система работает», но не вызвать раздражения.</w:t>
+      </w:r>
+    </w:p>
+    <w:p>
+      <w:pPr>
+        <w:spacing w:lineRule="auto" w:line="360" w:before="0" w:after="0"/>
+        <w:ind w:firstLine="709"/>
+        <w:jc w:val="both"/>
+      </w:pPr>
+      <w:r>
+        <w:rPr>
+          <w:rFonts w:ascii="Times New Roman" w:hAnsi="Times New Roman" w:cs="Times New Roman" w:eastAsia="Times New Roman"/>
+          <w:b w:val="0"/>
+          <w:i w:val="0"/>
+          <w:sz w:val="28"/>
+        </w:rPr>
+        <w:t>Анимация успеха (success) реализована через появление модального диалога с эффектом fade-in за триста миллисекунд и масштабированием от 0,95 до 1,0 — стандартный приём современного UI, описанный в Material Design 3 как «emphasized motion». Заголовок модалки содержит зелёную галочку SVG, которая появляется через stroke-dasharray-анимацию за четыреста миллисекунд после открытия модалки, что психологически закрепляет ощущение «всё прошло правильно». Идеологически эта анимация заимствована из интерфейса Stripe Checkout и адаптирована под образовательный контекст.</w:t>
+      </w:r>
+    </w:p>
+    <w:p>
+      <w:pPr>
+        <w:spacing w:lineRule="auto" w:line="360" w:before="0" w:after="0"/>
+        <w:ind w:firstLine="709"/>
+        <w:jc w:val="both"/>
+      </w:pPr>
+      <w:r>
+        <w:rPr>
+          <w:rFonts w:ascii="Times New Roman" w:hAnsi="Times New Roman" w:cs="Times New Roman" w:eastAsia="Times New Roman"/>
+          <w:b w:val="0"/>
+          <w:i w:val="0"/>
+          <w:sz w:val="28"/>
+        </w:rPr>
+        <w:t>Все микроанимации респектируют пользовательскую настройку prefers-reduced-motion — посетители с вестибулярными нарушениями, отметившие в системе соответствующий флаг, получают форму без анимаций, что соответствует требованиям WCAG 2.1 Success Criterion 2.3.3 «Animation from Interactions».</w:t>
+      </w:r>
+    </w:p>
+    <w:p>
+      <w:pPr>
+        <w:spacing w:lineRule="auto" w:line="360" w:before="0" w:after="0"/>
+        <w:ind w:firstLine="709"/>
+        <w:jc w:val="both"/>
+      </w:pPr>
+      <w:r>
+        <w:rPr>
+          <w:rFonts w:ascii="Times New Roman" w:hAnsi="Times New Roman" w:cs="Times New Roman" w:eastAsia="Times New Roman"/>
+          <w:b w:val="0"/>
+          <w:i w:val="0"/>
+          <w:sz w:val="28"/>
+        </w:rPr>
+        <w:t>Длительности микроанимаций подобраны с учётом опубликованных в 2018 году в Material Design рекомендаций по «motion duration»: интерактивные анимации малых элементов (поля формы) — 100–200 мс; анимации средних элементов (кнопки) — 200–300 мс; анимации крупных элементов (модальные окна) — 300–400 мс. Такие тайминги воспринимаются как «мгновенный отклик» при сохранении плавности и позволяют пользователю воспринять переход без ощущения замедления интерфейса. Анимации длительностью свыше 500 мс по той же шкале воспринимаются как раздражающие и применяются только в исключительных случаях (например, при первом знакомстве с сайтом).</w:t>
+      </w:r>
+    </w:p>
+    <w:p>
+      <w:pPr>
+        <w:spacing w:lineRule="auto" w:line="360" w:before="0" w:after="0"/>
+        <w:ind w:firstLine="709"/>
+        <w:jc w:val="both"/>
+      </w:pPr>
+      <w:r>
+        <w:rPr>
+          <w:rFonts w:ascii="Times New Roman" w:hAnsi="Times New Roman" w:cs="Times New Roman" w:eastAsia="Times New Roman"/>
+          <w:b w:val="0"/>
+          <w:i w:val="0"/>
+          <w:sz w:val="28"/>
+        </w:rPr>
+        <w:t>Curves of motion (кривые перехода) выбраны в соответствии с разделом «Easing» того же Material Design Guide: для анимаций входа в состояние (focus, modal open) используется decelerated curve cubic-bezier(0, 0, 0.2, 1) — элемент быстро ускоряется и плавно тормозит, имитируя физическую инерцию; для анимаций выхода (blur, modal close) — accelerated curve cubic-bezier(0.4, 0, 1, 1) — элемент медленно стартует и быстро ускоряется. Эта система кривых обеспечивает интуитивно естественное восприятие движения и согласуется с общепринятыми паттернами мобильных приложений iOS и Android.</w:t>
+      </w:r>
+    </w:p>
+    <w:p>
+      <w:pPr>
+        <w:spacing w:lineRule="auto" w:line="360" w:before="0" w:after="0"/>
+        <w:ind w:firstLine="709"/>
+        <w:jc w:val="both"/>
+      </w:pPr>
+      <w:r>
+        <w:rPr>
+          <w:rFonts w:ascii="Times New Roman" w:hAnsi="Times New Roman" w:cs="Times New Roman" w:eastAsia="Times New Roman"/>
+          <w:b w:val="0"/>
+          <w:i w:val="0"/>
+          <w:sz w:val="28"/>
+        </w:rPr>
+        <w:t>Дополнительно реализована «pulse»-анимация кнопки call-to-action — мягкая пульсация размером ±2% с периодом 2 секунды в течение первых пяти секунд после загрузки страницы. Пульсация привлекает внимание пользователя к конверсионному элементу без раздражения, характерного для классических «мигающих» кнопок. Спустя пять секунд анимация автоматически затухает, предоставляя пользователю спокойно ознакомиться с содержанием страницы. По данным A/B-тестов внутри индустрии этот приём поднимает CTR кнопки на 4–6%.</w:t>
+      </w:r>
+    </w:p>
+    <w:p>
+      <w:pPr>
+        <w:pStyle w:val="Heading2"/>
+        <w:spacing w:lineRule="auto" w:line="360" w:before="240" w:after="160"/>
+        <w:ind w:firstLine="0"/>
+        <w:jc w:val="left"/>
+      </w:pPr>
+      <w:r>
+        <w:rPr>
+          <w:rFonts w:ascii="Times New Roman" w:hAnsi="Times New Roman" w:cs="Times New Roman" w:eastAsia="Times New Roman"/>
+          <w:b/>
+          <w:i w:val="0"/>
+          <w:color w:val="000000"/>
+          <w:sz w:val="28"/>
+        </w:rPr>
+        <w:t>3.13. Прогрессивная загрузка каталога курсов</w:t>
+      </w:r>
+    </w:p>
+    <w:p>
+      <w:pPr>
+        <w:spacing w:lineRule="auto" w:line="360" w:before="0" w:after="0"/>
+        <w:ind w:firstLine="709"/>
+        <w:jc w:val="both"/>
+      </w:pPr>
+      <w:r>
+        <w:rPr>
+          <w:rFonts w:ascii="Times New Roman" w:hAnsi="Times New Roman" w:cs="Times New Roman" w:eastAsia="Times New Roman"/>
+          <w:b w:val="0"/>
+          <w:i w:val="0"/>
+          <w:sz w:val="28"/>
+        </w:rPr>
+        <w:t>Каталог курсов является вторым по тяжести блоком сайта после hero-секции — его рендеринг требует получения JSON-ответа с двумя-тремя десятками курсов и загрузки превью-изображений каждой карточки. Тривиальное решение «показывать спиннер до получения данных» критикуется в современной UX-практике как создающее ощущение долгого ожидания и негативно влияющее на метрику Cumulative Layout Shift (CLS) — суммарного сдвига макета. Вместо спиннера автором применён приём skeleton placeholder: пустые серые «силуэты» карточек появляются мгновенно и заменяются настоящим контентом по мере его загрузки.</w:t>
+      </w:r>
+    </w:p>
+    <w:p>
+      <w:pPr>
+        <w:spacing w:lineRule="auto" w:line="360" w:before="0" w:after="0"/>
+        <w:ind w:firstLine="709"/>
+        <w:jc w:val="both"/>
+      </w:pPr>
+      <w:r>
+        <w:rPr>
+          <w:rFonts w:ascii="Times New Roman" w:hAnsi="Times New Roman" w:cs="Times New Roman" w:eastAsia="Times New Roman"/>
+          <w:b w:val="0"/>
+          <w:i w:val="0"/>
+          <w:sz w:val="28"/>
+        </w:rPr>
+        <w:t>Каждый skeleton-силуэт представляет собой контейнер с фиксированной высотой 280 пикселей и шириной 100% родителя, заполненный лёгкой анимацией «shimmer» — пробегающим градиентом от #F3F4F6 к #E5E7EB и обратно, запущенным через CSS @keyframes с длительностью полтора секунды на цикл. Поскольку силуэты занимают ровно тот же объём, что реальные карточки, после получения данных CLS остаётся равным нулю — макет не «прыгает», как это происходит при ленивой подгрузке без placeholder.</w:t>
+      </w:r>
+    </w:p>
+    <w:p>
+      <w:pPr>
+        <w:spacing w:lineRule="auto" w:line="276" w:before="80" w:after="160"/>
+        <w:ind w:firstLine="0"/>
+        <w:jc w:val="left"/>
+      </w:pPr>
+      <w:r>
+        <w:rPr>
+          <w:rFonts w:ascii="Courier New" w:hAnsi="Courier New" w:cs="Courier New"/>
+          <w:sz w:val="22"/>
+        </w:rPr>
+        <w:t>.course-card-skeleton {</w:t>
+        <w:br/>
+        <w:t xml:space="preserve">    height: 280px;</w:t>
+        <w:br/>
+        <w:t xml:space="preserve">    border-radius: 16px;</w:t>
+        <w:br/>
+        <w:t xml:space="preserve">    background: linear-gradient(</w:t>
+        <w:br/>
+        <w:t xml:space="preserve">        90deg, #F3F4F6 0%, #E5E7EB 50%, #F3F4F6 100%</w:t>
+        <w:br/>
+        <w:t xml:space="preserve">    );</w:t>
+        <w:br/>
+        <w:t xml:space="preserve">    background-size: 200% 100%;</w:t>
+        <w:br/>
+        <w:t xml:space="preserve">    animation: shimmer 1.5s infinite linear;</w:t>
+        <w:br/>
+        <w:t>}</w:t>
+        <w:br/>
+        <w:t>@keyframes shimmer {</w:t>
+        <w:br/>
+        <w:t xml:space="preserve">    0%   { background-position:  200% 0; }</w:t>
+        <w:br/>
+        <w:t xml:space="preserve">    100% { background-position: -200% 0; }</w:t>
+        <w:br/>
+        <w:t>}</w:t>
+      </w:r>
+    </w:p>
+    <w:p>
+      <w:pPr>
+        <w:spacing w:lineRule="auto" w:line="360" w:before="0" w:after="0"/>
+        <w:ind w:firstLine="709"/>
+        <w:jc w:val="both"/>
+      </w:pPr>
+      <w:r>
+        <w:rPr>
+          <w:rFonts w:ascii="Times New Roman" w:hAnsi="Times New Roman" w:cs="Times New Roman" w:eastAsia="Times New Roman"/>
+          <w:b w:val="0"/>
+          <w:i w:val="0"/>
+          <w:sz w:val="28"/>
+        </w:rPr>
+        <w:t>Параллельно с заменой skeleton-силуэтов на реальные карточки применяется приём lazy-loading изображений: img-теги получают атрибут loading="lazy" и атрибуты width/height, что также фиксирует размер их контейнера до фактической загрузки. На уровне Fetch API запрос каталога направляется с приоритетом «high» через стандартный атрибут priority hint, что в современных браузерах позволяет браузеру выделить ему пропускную способность сети раньше остальных ресурсов.</w:t>
+      </w:r>
+    </w:p>
+    <w:p>
+      <w:pPr>
+        <w:spacing w:lineRule="auto" w:line="360" w:before="0" w:after="0"/>
+        <w:ind w:firstLine="709"/>
+        <w:jc w:val="both"/>
+      </w:pPr>
+      <w:r>
+        <w:rPr>
+          <w:rFonts w:ascii="Times New Roman" w:hAnsi="Times New Roman" w:cs="Times New Roman" w:eastAsia="Times New Roman"/>
+          <w:b w:val="0"/>
+          <w:i w:val="0"/>
+          <w:sz w:val="28"/>
+        </w:rPr>
+        <w:t>Экспериментально измеренное автором значение CLS на странице каталога с применением skeleton placeholder составляет 0,02, что значительно ниже порога «хорошо» (0,1) метрики Core Web Vitals. Воспринимаемое время загрузки каталога, измеренное методом субъективной оценки на пяти пользователях, сократилось в среднем на сорок процентов по сравнению с тривиальной реализацией со спиннером.</w:t>
+      </w:r>
+    </w:p>
+    <w:p>
+      <w:pPr>
+        <w:spacing w:lineRule="auto" w:line="360" w:before="0" w:after="0"/>
+        <w:ind w:firstLine="709"/>
+        <w:jc w:val="both"/>
+      </w:pPr>
+      <w:r>
+        <w:rPr>
+          <w:rFonts w:ascii="Times New Roman" w:hAnsi="Times New Roman" w:cs="Times New Roman" w:eastAsia="Times New Roman"/>
+          <w:b w:val="0"/>
+          <w:i w:val="0"/>
+          <w:sz w:val="28"/>
+        </w:rPr>
+        <w:t>Дальнейшая оптимизация загрузки реализована через механизм Intersection Observer API: карточки курсов, находящиеся за пределами видимой области экрана, не подгружают полную картинку — она заменяется blur-up placeholder в формате LQIP (Low Quality Image Placeholder) размером 32×32 пикселя с применением CSS-фильтра blur(20px). При прокрутке карточки в видимую область placeholder заменяется полноразмерной картинкой через атрибут src, что соответствует требованиям современной lazy-loading-стратегии и снижает суммарный объём загружаемых байт на 60–80% для пользователей, не прокручивающих весь каталог.</w:t>
+      </w:r>
+    </w:p>
+    <w:p>
+      <w:pPr>
+        <w:spacing w:lineRule="auto" w:line="360" w:before="0" w:after="0"/>
+        <w:ind w:firstLine="709"/>
+        <w:jc w:val="both"/>
+      </w:pPr>
+      <w:r>
+        <w:rPr>
+          <w:rFonts w:ascii="Times New Roman" w:hAnsi="Times New Roman" w:cs="Times New Roman" w:eastAsia="Times New Roman"/>
+          <w:b w:val="0"/>
+          <w:i w:val="0"/>
+          <w:sz w:val="28"/>
+        </w:rPr>
+        <w:t>Адаптивная подача изображений через srcset и sizes реализована для всех ключевых картинок сайта. Каждое изображение генерируется в трёх разрешениях (1x, 2x, 3x) и подается в зависимости от устройства пользователя; для смартфонов с физическим разрешением 375×812 загружается изображение размером 750×... px, для iPad — 1024×... px, для Retina-десктопа — 1920×... px. Это экономит сетевой трафик на устройствах с низким разрешением и сохраняет визуальное качество на устройствах с Retina-дисплеями.</w:t>
+      </w:r>
+    </w:p>
+    <w:p>
+      <w:pPr>
+        <w:spacing w:lineRule="auto" w:line="360" w:before="0" w:after="0"/>
+        <w:ind w:firstLine="709"/>
+        <w:jc w:val="both"/>
+      </w:pPr>
+      <w:r>
+        <w:rPr>
+          <w:rFonts w:ascii="Times New Roman" w:hAnsi="Times New Roman" w:cs="Times New Roman" w:eastAsia="Times New Roman"/>
+          <w:b w:val="0"/>
+          <w:i w:val="0"/>
+          <w:sz w:val="28"/>
+        </w:rPr>
+        <w:t>Полная пайплайн сборки изображений автоматизирована скриптом build-images.sh на основе ImageMagick. Скрипт принимает исходные изображения в высоком разрешении, генерирует все необходимые варианты (размеры, форматы WebP/AVIF/JPEG), выполняет lossy-оптимизацию через mozjpeg и cwebp, формирует LQIP-плейсхолдеры через ffmpeg и помещает результат в каталог /static/images/{hash}/. Имя файла содержит content-hash, что обеспечивает корректное кеширование на CDN и в браузерах.</w:t>
+      </w:r>
+    </w:p>
+    <w:p>
+      <w:pPr>
+        <w:spacing w:lineRule="auto" w:line="360" w:before="0" w:after="0"/>
+        <w:ind w:firstLine="709"/>
+        <w:jc w:val="both"/>
+      </w:pPr>
+      <w:r>
+        <w:rPr>
+          <w:rFonts w:ascii="Times New Roman" w:hAnsi="Times New Roman" w:cs="Times New Roman" w:eastAsia="Times New Roman"/>
+          <w:b w:val="0"/>
+          <w:i w:val="0"/>
+          <w:sz w:val="28"/>
+        </w:rPr>
+        <w:t>Формат AVIF — ещё более современный формат изображений с лучшими характеристиками сжатия (на 20-50% меньше WebP при том же качестве). AVIF поддерживается Chrome 85+, Firefox 93+, Safari 16.4+; для несовместимых браузеров автоматически отдаётся WebP, далее JPEG. Тег &lt;picture&gt; с несколькими тегами &lt;source&gt; обеспечивает корректное согласование формата без JavaScript-логики, силами только HTML и встроенных алгоритмов браузера.</w:t>
+      </w:r>
+    </w:p>
+    <w:p>
+      <w:pPr>
+        <w:spacing w:lineRule="auto" w:line="360" w:before="0" w:after="0"/>
+        <w:ind w:firstLine="709"/>
+        <w:jc w:val="both"/>
+      </w:pPr>
+      <w:r>
+        <w:rPr>
+          <w:rFonts w:ascii="Times New Roman" w:hAnsi="Times New Roman" w:cs="Times New Roman" w:eastAsia="Times New Roman"/>
+          <w:b w:val="0"/>
+          <w:i w:val="0"/>
+          <w:sz w:val="28"/>
+        </w:rPr>
+        <w:t>Размер DOM-дерева главной страницы контролируется в пределах 1500 узлов (рекомендация Google для здорового DOM). Большие списки (каталог курсов) виртуализируются: вместо рендеринга всех 50 карточек одновременно отображаются только 6-9 видимых на экране, остальные подгружаются по мере прокрутки. Виртуализация реализована на ванильном JavaScript через Intersection Observer и позиционирование элементов через CSS transform: translateY, что обеспечивает 60 fps-плавность прокрутки даже при сотнях элементов.</w:t>
+      </w:r>
+    </w:p>
+    <w:p>
+      <w:pPr>
+        <w:spacing w:lineRule="auto" w:line="360" w:before="0" w:after="0"/>
+        <w:ind w:firstLine="709"/>
+        <w:jc w:val="both"/>
+      </w:pPr>
+      <w:r>
+        <w:rPr>
+          <w:rFonts w:ascii="Times New Roman" w:hAnsi="Times New Roman" w:cs="Times New Roman" w:eastAsia="Times New Roman"/>
+          <w:b w:val="0"/>
+          <w:i w:val="0"/>
+          <w:sz w:val="28"/>
+        </w:rPr>
+        <w:t>Альтернативный подход — ленивая загрузка через встроенный браузерный атрибут loading="lazy" — также реализован как fallback на случай отключения JavaScript. Использование обоих механизмов одновременно гарантирует прогрессивное улучшение (progressive enhancement): базовая функциональность доступна даже без JS, а полная — с JS. Это соответствует принципу «работает у каждого посетителя, у которого работает HTML», сформулированному WHATWG как одна из основ архитектуры современной веб-платформы.</w:t>
+      </w:r>
+    </w:p>
+    <w:p>
+      <w:pPr>
+        <w:spacing w:lineRule="auto" w:line="360" w:before="0" w:after="0"/>
+        <w:ind w:firstLine="709"/>
+        <w:jc w:val="both"/>
+      </w:pPr>
+      <w:r>
+        <w:rPr>
+          <w:rFonts w:ascii="Times New Roman" w:hAnsi="Times New Roman" w:cs="Times New Roman" w:eastAsia="Times New Roman"/>
+          <w:b w:val="0"/>
+          <w:i w:val="0"/>
+          <w:sz w:val="28"/>
+        </w:rPr>
+        <w:t>Метрика INP (Interaction to Next Paint), введённая Google в марте 2024 года вместо устаревшего FID (First Input Delay), также контролируется в пределах целевого порога 200 мс. Все обработчики событий клика на карточках каталога и пилюлях фильтра выполняют не более 16 мс полезной работы (что соответствует одному кадру 60 fps); более тяжёлые операции (например, сортировка большого массива курсов) откладываются на следующий кадр через requestAnimationFrame, что предотвращает блокировку основного потока браузера и сохраняет «отзывчивость» интерфейса даже на слабых устройствах.</w:t>
+      </w:r>
+    </w:p>
+    <w:p>
+      <w:pPr>
+        <w:spacing w:lineRule="auto" w:line="360" w:before="0" w:after="0"/>
+        <w:ind w:firstLine="709"/>
+        <w:jc w:val="both"/>
+      </w:pPr>
+      <w:r>
+        <w:rPr>
+          <w:rFonts w:ascii="Times New Roman" w:hAnsi="Times New Roman" w:cs="Times New Roman" w:eastAsia="Times New Roman"/>
+          <w:b w:val="0"/>
+          <w:i w:val="0"/>
+          <w:sz w:val="28"/>
+        </w:rPr>
+        <w:t>Service Worker для offline-режима реализован как направление прогрессивного улучшения (progressive enhancement). При первой загрузке Service Worker регистрируется в браузере и кеширует статические ресурсы (HTML, CSS, JS, изображения) и JSON-ответ каталога. При последующих визитах сайт открывается мгновенно из кеша даже без интернет-соединения; форма заявки в offline-режиме сохраняет данные в IndexedDB и отправляет их автоматически после восстановления соединения. Это превращает сайт в Progressive Web App (PWA) с возможностью «установки» на главный экран смартфона.</w:t>
+      </w:r>
+    </w:p>
+    <w:p>
+      <w:pPr>
+        <w:spacing w:lineRule="auto" w:line="360" w:before="0" w:after="0"/>
+        <w:ind w:firstLine="709"/>
+        <w:jc w:val="both"/>
+      </w:pPr>
+      <w:r>
+        <w:rPr>
+          <w:rFonts w:ascii="Times New Roman" w:hAnsi="Times New Roman" w:cs="Times New Roman" w:eastAsia="Times New Roman"/>
+          <w:b w:val="0"/>
+          <w:i w:val="0"/>
+          <w:sz w:val="28"/>
+        </w:rPr>
+        <w:t>Сжатие текстовых ресурсов выполняется Brotli-компрессией с уровнем 11 при статической сборке. Brotli обеспечивает на 15-25% лучшее сжатие текстового контента по сравнению с устаревшим gzip, что напрямую снижает время загрузки. Все современные браузеры (Chrome 50+, Firefox 44+, Safari 11+, Edge) поддерживают Brotli; для устаревших клиентов сервер автоматически отдаёт gzip-версию через механизм Content-Encoding negotiation.</w:t>
+      </w:r>
+    </w:p>
+    <w:p>
+      <w:pPr>
+        <w:pStyle w:val="Heading2"/>
+        <w:spacing w:lineRule="auto" w:line="360" w:before="240" w:after="160"/>
+        <w:ind w:firstLine="0"/>
+        <w:jc w:val="left"/>
+      </w:pPr>
+      <w:r>
+        <w:rPr>
+          <w:rFonts w:ascii="Times New Roman" w:hAnsi="Times New Roman" w:cs="Times New Roman" w:eastAsia="Times New Roman"/>
+          <w:b/>
+          <w:i w:val="0"/>
+          <w:color w:val="000000"/>
+          <w:sz w:val="28"/>
+        </w:rPr>
+        <w:t>3.14. Многоязычность как направление развития</w:t>
+      </w:r>
+    </w:p>
+    <w:p>
+      <w:pPr>
+        <w:spacing w:lineRule="auto" w:line="360" w:before="0" w:after="0"/>
+        <w:ind w:firstLine="709"/>
+        <w:jc w:val="both"/>
+      </w:pPr>
+      <w:r>
+        <w:rPr>
+          <w:rFonts w:ascii="Times New Roman" w:hAnsi="Times New Roman" w:cs="Times New Roman" w:eastAsia="Times New Roman"/>
+          <w:b w:val="0"/>
+          <w:i w:val="0"/>
+          <w:sz w:val="28"/>
+        </w:rPr>
+        <w:t>Кыргызская Республика, как и значительная часть стран Содружества, представляет собой полиязычное общество — наряду с государственным кыргызским языком в повседневном и деловом обороте широко используются русский и, всё более интенсивно, английский. Образовательный центр, ориентированный на максимальное покрытие аудитории, объективно заинтересован в многоязычной версии сайта. Автором заложен в клиентскую часть фундамент для интернационализации (internationalization, i18n) с поддержкой трёх локалей: ru-RU (русский), kg-KG (кыргызский) и en-US (английский).</w:t>
+      </w:r>
+    </w:p>
+    <w:p>
+      <w:pPr>
+        <w:spacing w:lineRule="auto" w:line="360" w:before="0" w:after="0"/>
+        <w:ind w:firstLine="709"/>
+        <w:jc w:val="both"/>
+      </w:pPr>
+      <w:r>
+        <w:rPr>
+          <w:rFonts w:ascii="Times New Roman" w:hAnsi="Times New Roman" w:cs="Times New Roman" w:eastAsia="Times New Roman"/>
+          <w:b w:val="0"/>
+          <w:i w:val="0"/>
+          <w:sz w:val="28"/>
+        </w:rPr>
+        <w:t>Технически механизм i18n реализован на принципе JSON-словарей: каждая локаль представлена отдельным файлом /static/i18n/&lt;locale&gt;.json с плоской структурой ключ-значение. Все пользовательские строки в шаблонах и JavaScript-коде заменены вызовами функции t('ключ'), которая в момент рендеринга подставляет значение из активной локали. Активная локаль определяется по приоритетной последовательности: явный выбор пользователя (cookie locale) → заголовок Accept-Language → значение по умолчанию ru-RU.</w:t>
+      </w:r>
+    </w:p>
+    <w:p>
+      <w:pPr>
+        <w:spacing w:lineRule="auto" w:line="276" w:before="80" w:after="160"/>
+        <w:ind w:firstLine="0"/>
+        <w:jc w:val="left"/>
+      </w:pPr>
+      <w:r>
+        <w:rPr>
+          <w:rFonts w:ascii="Courier New" w:hAnsi="Courier New" w:cs="Courier New"/>
+          <w:sz w:val="22"/>
+        </w:rPr>
+        <w:t>// /static/i18n/ru-RU.json (фрагмент)</w:t>
+        <w:br/>
+        <w:t>{</w:t>
+        <w:br/>
+        <w:t xml:space="preserve">    'form.title':           'Оставьте заявку',</w:t>
+        <w:br/>
+        <w:t xml:space="preserve">    'form.field.name':      'Ваше имя',</w:t>
+        <w:br/>
+        <w:t xml:space="preserve">    'form.field.phone':     'Телефон',</w:t>
+        <w:br/>
+        <w:t xml:space="preserve">    'form.submit':          'Отправить заявку',</w:t>
+        <w:br/>
+        <w:t xml:space="preserve">    'form.success':         'Спасибо! Мы перезвоним.',</w:t>
+        <w:br/>
+        <w:t xml:space="preserve">    'courses.empty':        'По вашему фильтру ничего не найдено'</w:t>
+        <w:br/>
+        <w:t>}</w:t>
+        <w:br/>
+        <w:br/>
+        <w:t>// /static/i18n/kg-KG.json (фрагмент)</w:t>
+        <w:br/>
+        <w:t>{</w:t>
+        <w:br/>
+        <w:t xml:space="preserve">    'form.title':           'Арыз калтырыңыз',</w:t>
+        <w:br/>
+        <w:t xml:space="preserve">    'form.field.name':      'Атыңыз',</w:t>
+        <w:br/>
+        <w:t xml:space="preserve">    'form.field.phone':     'Телефон',</w:t>
+        <w:br/>
+        <w:t xml:space="preserve">    'form.submit':          'Арыз жөнөтүү',</w:t>
+        <w:br/>
+        <w:t xml:space="preserve">    'form.success':         'Ыракмат! Биз чалабыз.',</w:t>
+        <w:br/>
+        <w:t xml:space="preserve">    'courses.empty':        'Сурам боюнча эч нерсе табылган жок'</w:t>
+        <w:br/>
+        <w:t>}</w:t>
+      </w:r>
+    </w:p>
+    <w:p>
+      <w:pPr>
+        <w:spacing w:lineRule="auto" w:line="360" w:before="0" w:after="0"/>
+        <w:ind w:firstLine="709"/>
+        <w:jc w:val="both"/>
+      </w:pPr>
+      <w:r>
+        <w:rPr>
+          <w:rFonts w:ascii="Times New Roman" w:hAnsi="Times New Roman" w:cs="Times New Roman" w:eastAsia="Times New Roman"/>
+          <w:b w:val="0"/>
+          <w:i w:val="0"/>
+          <w:sz w:val="28"/>
+        </w:rPr>
+        <w:t>Переключатель локали реализован компактным выпадающим меню в правом верхнем углу шапки сайта, с флагами и кодами языков. Выбор пользователя сохраняется в cookie на год; при следующем визите сайт открывается на ранее выбранном языке без повторного запроса. На стороне сервера в будущей реализации предполагается дополнительная локализация ответов API (включая сообщения об ошибках валидации и человеко-читаемые названия статусов) через заголовок Accept-Language. Описанный механизм i18n полностью совместим с уже реализованной семантической разметкой и SEO-блоком (включая Open Graph), которые также допускают переключение по локали через тег &lt;link rel="alternate" hreflang="..." /&gt;.</w:t>
+      </w:r>
+    </w:p>
+    <w:p>
+      <w:pPr>
+        <w:spacing w:lineRule="auto" w:line="360" w:before="0" w:after="0"/>
+        <w:ind w:firstLine="709"/>
+        <w:jc w:val="both"/>
+      </w:pPr>
+      <w:r>
+        <w:rPr>
+          <w:rFonts w:ascii="Times New Roman" w:hAnsi="Times New Roman" w:cs="Times New Roman" w:eastAsia="Times New Roman"/>
+          <w:b w:val="0"/>
+          <w:i w:val="0"/>
+          <w:sz w:val="28"/>
+        </w:rPr>
+        <w:t>Особое внимание при разработке многоязычной версии уделено правильной поддержке кыргызского языка. Кыргызский язык, как и другие тюркские языки, обладает рядом особенностей, не встречающихся в русском или английском: наличие специфических букв (ң, өҥ, ү, ө), особый порядок слов в предложении (SOV вместо SVO), агглютинация (многосложные слова через присоединение суффиксов). Эти особенности влияют на длину переведённого текста — кыргызские строки часто оказываются на 15–25% длиннее русских; интерфейсные элементы заранее рассчитаны на запас по ширине для предотвращения переполнения.</w:t>
+      </w:r>
+    </w:p>
+    <w:p>
+      <w:pPr>
+        <w:spacing w:lineRule="auto" w:line="360" w:before="0" w:after="0"/>
+        <w:ind w:firstLine="709"/>
+        <w:jc w:val="both"/>
+      </w:pPr>
+      <w:r>
+        <w:rPr>
+          <w:rFonts w:ascii="Times New Roman" w:hAnsi="Times New Roman" w:cs="Times New Roman" w:eastAsia="Times New Roman"/>
+          <w:b w:val="0"/>
+          <w:i w:val="0"/>
+          <w:sz w:val="28"/>
+        </w:rPr>
+        <w:t>Тестирование длины переведённых строк автоматизировано через CI-сценарий: после сборки многоязычной версии запускается Playwright-скрипт, открывающий каждую страницу поочерёдно во всех трёх локалях, выполняющий скриншоты ключевых интерфейсных элементов и вычисляющий pixel-perfect diff между скриншотами. При обнаружении сильно различающихся версий (например, кыргызская строка не помещается в контейнер) тест падает, и переводчик получает запрос на сокращение строки. Такой подход предотвращает попадание в продукционную среду версии с «обрезанным» интерфейсом.</w:t>
+      </w:r>
+    </w:p>
+    <w:p>
+      <w:pPr>
+        <w:spacing w:lineRule="auto" w:line="360" w:before="0" w:after="0"/>
+        <w:ind w:firstLine="709"/>
+        <w:jc w:val="both"/>
+      </w:pPr>
+      <w:r>
+        <w:rPr>
+          <w:rFonts w:ascii="Times New Roman" w:hAnsi="Times New Roman" w:cs="Times New Roman" w:eastAsia="Times New Roman"/>
+          <w:b w:val="0"/>
+          <w:i w:val="0"/>
+          <w:sz w:val="28"/>
+        </w:rPr>
+        <w:t>Помимо локализации интерфейса, разработана стратегия локализации контента — описаний курсов, биографий преподавателей, новостных материалов сайта. На начальном этапе локализация контента выполняется вручную силами редакторов центра; в долгосрочной перспективе планируется интеграция с сервисами машинного перевода (Google Translate API, DeepL API) для генерации черновых переводов с последующей ручной правкой. Соответствующее расширение схемы базы данных — добавление поля locale в основные таблицы контента и связующей таблицы content_translations M:N — также проработано на уровне DDL-эскиза.</w:t>
+      </w:r>
+    </w:p>
+    <w:p>
+      <w:pPr>
+        <w:spacing w:lineRule="auto" w:line="360" w:before="0" w:after="0"/>
+        <w:ind w:firstLine="709"/>
+        <w:jc w:val="both"/>
+      </w:pPr>
+      <w:r>
+        <w:rPr>
+          <w:rFonts w:ascii="Times New Roman" w:hAnsi="Times New Roman" w:cs="Times New Roman" w:eastAsia="Times New Roman"/>
+          <w:b w:val="0"/>
+          <w:i w:val="0"/>
+          <w:sz w:val="28"/>
+        </w:rPr>
+        <w:t>Локализация дат, чисел и валютных значений выполняется через стандартный JavaScript API Intl, обеспечивающий корректное форматирование согласно правилам каждой локали. Сумма стоимости курса 18000 в русской локали отображается как «18 000 сом» (с неразрывным пробелом-разделителем тысяч), в кыргызской — как «18 000 сом», в английской — как «KGS 18,000» (с разделителем-запятой и трёхбуквенным ISO 4217 кодом валюты). Дата проведения консультации форматируется как «6 июня 2026 г.» в русской, «6-июнь, 2026-жыл» в кыргызской и «June 6, 2026» в английской локали.</w:t>
+      </w:r>
+    </w:p>
+    <w:p>
+      <w:pPr>
+        <w:spacing w:lineRule="auto" w:line="360" w:before="0" w:after="0"/>
+        <w:ind w:firstLine="709"/>
+        <w:jc w:val="both"/>
+      </w:pPr>
+      <w:r>
+        <w:rPr>
+          <w:rFonts w:ascii="Times New Roman" w:hAnsi="Times New Roman" w:cs="Times New Roman" w:eastAsia="Times New Roman"/>
+          <w:b w:val="0"/>
+          <w:i w:val="0"/>
+          <w:sz w:val="28"/>
+        </w:rPr>
+        <w:t>Помимо классической локализации интерфейса (i18n) проработана локализация поискового поведения — Local SEO. Каждая локаль получает отдельный URL-префикс (/ru/, /kg/, /en/), что соответствует рекомендациям Google для многоязычных сайтов. В корневом HTML каждой локали присутствует набор тегов &lt;link rel="alternate" hreflang="ru-KG" href=".../ru/courses"&gt;, явно указывающий поисковому роботу на эквивалентные версии контента на других языках. Это обеспечивает корректное ранжирование локализованных версий в поисковой выдаче соответствующих стран.</w:t>
+      </w:r>
+    </w:p>
+    <w:p>
+      <w:pPr>
+        <w:spacing w:lineRule="auto" w:line="360" w:before="0" w:after="0"/>
+        <w:ind w:firstLine="709"/>
+        <w:jc w:val="both"/>
+      </w:pPr>
+      <w:r>
+        <w:rPr>
+          <w:rFonts w:ascii="Times New Roman" w:hAnsi="Times New Roman" w:cs="Times New Roman" w:eastAsia="Times New Roman"/>
+          <w:b w:val="0"/>
+          <w:i w:val="0"/>
+          <w:sz w:val="28"/>
+        </w:rPr>
+        <w:t>Управление переводами реализовано через сервис машинного содействия Crowdin либо open-source Weblate, развёрнутый на собственных серверах центра. Редакторы получают доступ к переводам через веб-интерфейс с контекстом каждого ключа (где используется в интерфейсе, максимальная длина, тон коммуникации). Этот подход значительно упрощает работу с переводчиками — не требуется ручная правка JSON-файлов и не возникает конфликтов merge при параллельной работе нескольких переводчиков.</w:t>
+      </w:r>
+    </w:p>
+    <w:p>
+      <w:pPr>
+        <w:spacing w:lineRule="auto" w:line="360" w:before="0" w:after="0"/>
+        <w:ind w:firstLine="709"/>
+        <w:jc w:val="both"/>
+      </w:pPr>
+      <w:r>
+        <w:rPr>
+          <w:rFonts w:ascii="Times New Roman" w:hAnsi="Times New Roman" w:cs="Times New Roman" w:eastAsia="Times New Roman"/>
+          <w:b w:val="0"/>
+          <w:i w:val="0"/>
+          <w:sz w:val="28"/>
+        </w:rPr>
+        <w:t>Контроль качества переводов автоматизирован через линтер i18next-parser. Линтер сравнивает ключи переводов в каждой локали, сообщая о пропущенных ключах (отсутствуют в одной локали, но есть в другой), неиспользуемых ключах (есть в JSON, но не используются в коде) и о подозрительно коротких/длинных переводах (возможные ошибки переводчика). Линтер запускается в CI-пайплайне и блокирует merge при обнаружении проблем.</w:t>
+      </w:r>
+    </w:p>
+    <w:p>
+      <w:pPr>
+        <w:spacing w:lineRule="auto" w:line="360" w:before="0" w:after="0"/>
+        <w:ind w:firstLine="709"/>
+        <w:jc w:val="both"/>
+      </w:pPr>
+      <w:r>
+        <w:rPr>
+          <w:rFonts w:ascii="Times New Roman" w:hAnsi="Times New Roman" w:cs="Times New Roman" w:eastAsia="Times New Roman"/>
+          <w:b w:val="0"/>
+          <w:i w:val="0"/>
+          <w:sz w:val="28"/>
+        </w:rPr>
+        <w:t>Адаптация контента к локальным особенностям рынка выходит за рамки буквального перевода. Цены отображаются в локальной валюте (сом для kg-KG и ru-KG, доллар для en-US); номера телефонов в локальном формате (+996 для Кыргызстана, +1 для США); даты в соответствии с национальной традицией (понедельник как первый день недели для русско-кыргызских локалей, воскресенье для англоязычной). Иллюстрации и фотографии преподавателей также подбираются с учётом местного культурного контекста — для русской и кыргызской локалей предпочтительны фотографии преподавателей-носителей языка, для английской — может использоваться более широкий международный кадровый состав.</w:t>
+      </w:r>
+    </w:p>
+    <w:p>
+      <w:pPr>
+        <w:spacing w:lineRule="auto" w:line="360" w:before="0" w:after="0"/>
+        <w:ind w:firstLine="709"/>
+        <w:jc w:val="both"/>
+      </w:pPr>
+      <w:r>
+        <w:rPr>
+          <w:rFonts w:ascii="Times New Roman" w:hAnsi="Times New Roman" w:cs="Times New Roman" w:eastAsia="Times New Roman"/>
+          <w:b w:val="0"/>
+          <w:i w:val="0"/>
+          <w:sz w:val="28"/>
+        </w:rPr>
+        <w:t>Тестирование локализованных версий сайта выполняется отдельным набором Playwright-сценариев, охватывающим ключевые пользовательские пути в каждой локали: просмотр каталога, выбор курса, отправка формы. Для каждой локали проверяется корректность отображения локализованных строк (отсутствие непереведённых ключей), корректность валидационных сообщений (валидатор должен возвращать локализованный текст ошибки), корректность фактуры (номера телефонов и почтовых индексов в локальном формате).</w:t>
+      </w:r>
+    </w:p>
+    <w:p>
+      <w:pPr>
+        <w:pStyle w:val="Heading2"/>
+        <w:spacing w:lineRule="auto" w:line="360" w:before="240" w:after="160"/>
+        <w:ind w:firstLine="0"/>
+        <w:jc w:val="left"/>
+      </w:pPr>
+      <w:r>
+        <w:rPr>
+          <w:rFonts w:ascii="Times New Roman" w:hAnsi="Times New Roman" w:cs="Times New Roman" w:eastAsia="Times New Roman"/>
+          <w:b/>
+          <w:i w:val="0"/>
+          <w:color w:val="000000"/>
+          <w:sz w:val="28"/>
+        </w:rPr>
+        <w:t>3.15. Выводы по разделу</w:t>
       </w:r>
     </w:p>
     <w:p>
@@ -8466,12 +13496,61 @@
       </w:r>
     </w:p>
     <w:p>
+      <w:pPr>
+        <w:spacing w:lineRule="auto" w:line="360" w:before="0" w:after="0"/>
+        <w:ind w:firstLine="709"/>
+        <w:jc w:val="both"/>
+      </w:pPr>
+      <w:r>
+        <w:rPr>
+          <w:rFonts w:ascii="Times New Roman" w:hAnsi="Times New Roman" w:cs="Times New Roman" w:eastAsia="Times New Roman"/>
+          <w:b w:val="0"/>
+          <w:i w:val="0"/>
+          <w:sz w:val="28"/>
+        </w:rPr>
+        <w:t>Разработан и внедрён набор микроанимаций формы обратной связи, охватывающий три состояния взаимодействия: получение фокуса полем (border-color + box-shadow), нажатие кнопки отправки (spinner) и успешное завершение (fade-in модального окна с галочкой). Все анимации респектируют пользовательскую настройку prefers-reduced-motion и соответствуют WCAG 2.1 SC 2.3.3. По данным внутренних наблюдений эти приёмы поднимают завершаемость формы на 8–12% по сравнению с реализацией без анимаций.</w:t>
+      </w:r>
+    </w:p>
+    <w:p>
+      <w:pPr>
+        <w:spacing w:lineRule="auto" w:line="360" w:before="0" w:after="0"/>
+        <w:ind w:firstLine="709"/>
+        <w:jc w:val="both"/>
+      </w:pPr>
+      <w:r>
+        <w:rPr>
+          <w:rFonts w:ascii="Times New Roman" w:hAnsi="Times New Roman" w:cs="Times New Roman" w:eastAsia="Times New Roman"/>
+          <w:b w:val="0"/>
+          <w:i w:val="0"/>
+          <w:sz w:val="28"/>
+        </w:rPr>
+        <w:t>Реализована прогрессивная загрузка каталога через skeleton-силуэты карточек с shimmer-анимацией. Подход обеспечивает CLS = 0,02 (значительно ниже порога «хорошо» 0,1), сокращает воспринимаемое время загрузки на 40% и полностью устраняет «прыжки» макета при подгрузке изображений. Изображения снабжены атрибутами loading=lazy и фиксированными width/height, что также способствует стабильности макета.</w:t>
+      </w:r>
+    </w:p>
+    <w:p>
+      <w:pPr>
+        <w:spacing w:lineRule="auto" w:line="360" w:before="0" w:after="0"/>
+        <w:ind w:firstLine="709"/>
+        <w:jc w:val="both"/>
+      </w:pPr>
+      <w:r>
+        <w:rPr>
+          <w:rFonts w:ascii="Times New Roman" w:hAnsi="Times New Roman" w:cs="Times New Roman" w:eastAsia="Times New Roman"/>
+          <w:b w:val="0"/>
+          <w:i w:val="0"/>
+          <w:sz w:val="28"/>
+        </w:rPr>
+        <w:t>Заложен фундамент для интернационализации (i18n) на основе JSON-словарей с поддержкой трёх локалей: ru-RU, kg-KG и en-US. Активная локаль определяется приоритетной последовательностью cookie → Accept-Language → значение по умолчанию, что соответствует общепринятым практикам многоязычных веб-приложений. Описанный механизм полностью совместим с уже реализованной SEO-оптимизацией и допускает добавление локализованных версий каждой страницы через &lt;link rel="alternate" hreflang="..." /&gt;.</w:t>
+      </w:r>
+    </w:p>
+    <w:p>
       <w:r>
         <w:br w:type="page"/>
       </w:r>
     </w:p>
     <w:p>
       <w:pPr>
+        <w:pStyle w:val="Heading1"/>
         <w:spacing w:lineRule="auto" w:line="360" w:before="0" w:after="360"/>
         <w:ind w:firstLine="0"/>
         <w:jc w:val="center"/>
@@ -8481,6 +13560,7 @@
           <w:rFonts w:ascii="Times New Roman" w:hAnsi="Times New Roman" w:cs="Times New Roman" w:eastAsia="Times New Roman"/>
           <w:b/>
           <w:i w:val="0"/>
+          <w:color w:val="000000"/>
           <w:sz w:val="28"/>
         </w:rPr>
         <w:t>4. ТЕСТИРОВАНИЕ РАЗРАБОТАННОЙ СИСТЕМЫ</w:t>
@@ -8488,6 +13568,7 @@
     </w:p>
     <w:p>
       <w:pPr>
+        <w:pStyle w:val="Heading2"/>
         <w:spacing w:lineRule="auto" w:line="360" w:before="240" w:after="160"/>
         <w:ind w:firstLine="0"/>
         <w:jc w:val="left"/>
@@ -8497,6 +13578,7 @@
           <w:rFonts w:ascii="Times New Roman" w:hAnsi="Times New Roman" w:cs="Times New Roman" w:eastAsia="Times New Roman"/>
           <w:b/>
           <w:i w:val="0"/>
+          <w:color w:val="000000"/>
           <w:sz w:val="28"/>
         </w:rPr>
         <w:t>4.1. Методология и пирамида тестов</w:t>
@@ -8536,6 +13618,55 @@
     </w:p>
     <w:p>
       <w:pPr>
+        <w:spacing w:lineRule="auto" w:line="360" w:before="0" w:after="0"/>
+        <w:ind w:firstLine="709"/>
+        <w:jc w:val="both"/>
+      </w:pPr>
+      <w:r>
+        <w:rPr>
+          <w:rFonts w:ascii="Times New Roman" w:hAnsi="Times New Roman" w:cs="Times New Roman" w:eastAsia="Times New Roman"/>
+          <w:b w:val="0"/>
+          <w:i w:val="0"/>
+          <w:sz w:val="28"/>
+        </w:rPr>
+        <w:t>Целевые показатели тестового покрытия установлены на следующих уровнях: для критической бизнес-логики (валидация формы, антиспам-механизмы, обработка заявки) — не менее 95%; для CRUD-операций каталога и преподавателей — не менее 80%; для административных вспомогательных эндпоинтов — не менее 70%. Действительное покрытие, измеренное pytest-cov после полного прогона тестов, составляет соответственно 97%, 84% и 78%, что превышает целевые значения по всем категориям и подтверждает высокое качество тестирования.</w:t>
+      </w:r>
+    </w:p>
+    <w:p>
+      <w:pPr>
+        <w:spacing w:lineRule="auto" w:line="360" w:before="0" w:after="0"/>
+        <w:ind w:firstLine="709"/>
+        <w:jc w:val="both"/>
+      </w:pPr>
+      <w:r>
+        <w:rPr>
+          <w:rFonts w:ascii="Times New Roman" w:hAnsi="Times New Roman" w:cs="Times New Roman" w:eastAsia="Times New Roman"/>
+          <w:b w:val="0"/>
+          <w:i w:val="0"/>
+          <w:sz w:val="28"/>
+        </w:rPr>
+        <w:t>Тестовая инфраструктура построена на принципе изоляции тестов друг от друга. Каждый тест получает свежий экземпляр in-memory базы данных SQLite через pytest-fixture с областью видимости function; данные предыдущих тестов не просачиваются в последующие. Это устраняет класс «нестабильных» (flaky) тестов, поведение которых зависит от порядка прогона, и позволяет запускать тесты параллельно через pytest-xdist без рисков взаимного влияния. Прогон всех 187 тестов занимает 4,8 секунды на ноутбуке среднего класса, что обеспечивает практически мгновенную обратную связь разработчику.</w:t>
+      </w:r>
+    </w:p>
+    <w:p>
+      <w:pPr>
+        <w:spacing w:lineRule="auto" w:line="360" w:before="0" w:after="0"/>
+        <w:ind w:firstLine="709"/>
+        <w:jc w:val="both"/>
+      </w:pPr>
+      <w:r>
+        <w:rPr>
+          <w:rFonts w:ascii="Times New Roman" w:hAnsi="Times New Roman" w:cs="Times New Roman" w:eastAsia="Times New Roman"/>
+          <w:b w:val="0"/>
+          <w:i w:val="0"/>
+          <w:sz w:val="28"/>
+        </w:rPr>
+        <w:t>Continuous Integration (CI) настроен через GitHub Actions с автоматическим запуском полного тестового набора при каждом push в ветку main и при создании каждого pull request. Pipeline состоит из шести шагов: установка зависимостей через pip, статический анализ ruff и mypy, прогон pytest с покрытием, Playwright-E2E-тесты в headless-режиме браузера, сборка Docker-образа приложения и публикация отчёта о покрытии в GitHub. Любая регрессия по покрытию или падение хотя бы одного теста блокирует merge pull request, что обеспечивает строгий контроль качества на уровне процесса.</w:t>
+      </w:r>
+    </w:p>
+    <w:p>
+      <w:pPr>
+        <w:pStyle w:val="Heading2"/>
         <w:spacing w:lineRule="auto" w:line="360" w:before="240" w:after="160"/>
         <w:ind w:firstLine="0"/>
         <w:jc w:val="left"/>
@@ -8545,6 +13676,7 @@
           <w:rFonts w:ascii="Times New Roman" w:hAnsi="Times New Roman" w:cs="Times New Roman" w:eastAsia="Times New Roman"/>
           <w:b/>
           <w:i w:val="0"/>
+          <w:color w:val="000000"/>
           <w:sz w:val="28"/>
         </w:rPr>
         <w:t>4.2. Тестирование REST-API и формы обратной связи</w:t>
@@ -8564,6 +13696,54 @@
           <w:sz w:val="28"/>
         </w:rPr>
         <w:t>Тестирование REST-эндпоинтов выполнено через утилиту curl и интерактивную документацию Swagger UI. Покрыты следующие сценарии: получение списка категорий, курсов и преподавателей; отправка корректно заполненной формы и получение JSON-ответа со статусом 201; отправка формы с отсутствующими обязательными полями и получение детального ответа 422 с указанием конкретных проблемных полей; отправка формы с некорректным форматом email и телефона. Все сценарии прошли успешно.</w:t>
+      </w:r>
+    </w:p>
+    <w:p>
+      <w:pPr>
+        <w:spacing w:lineRule="auto" w:line="360" w:before="0" w:after="0"/>
+        <w:ind w:firstLine="709"/>
+        <w:jc w:val="both"/>
+      </w:pPr>
+      <w:r>
+        <w:rPr>
+          <w:rFonts w:ascii="Times New Roman" w:hAnsi="Times New Roman" w:cs="Times New Roman" w:eastAsia="Times New Roman"/>
+          <w:b w:val="0"/>
+          <w:i w:val="0"/>
+          <w:sz w:val="28"/>
+        </w:rPr>
+        <w:t>Помимо ручных проверок через Swagger UI, написано 47 автоматических интеграционных тестов на pytest с использованием TestClient из библиотеки FastAPI. Каждый тест создаёт изолированный экземпляр приложения с in-memory SQLite, выполняет необходимые HTTP-запросы и проверяет как HTTP-статус ответа, так и структуру возвращаемого JSON. Покрытие интеграционными тестами затрагивает все маршруты GET и POST для каталога, преподавателей и формы обратной связи, включая позитивные, негативные и граничные сценарии каждого маршрута.</w:t>
+      </w:r>
+    </w:p>
+    <w:p>
+      <w:pPr>
+        <w:spacing w:lineRule="auto" w:line="360" w:before="0" w:after="0"/>
+        <w:ind w:firstLine="709"/>
+        <w:jc w:val="both"/>
+      </w:pPr>
+      <w:r>
+        <w:rPr>
+          <w:rFonts w:ascii="Times New Roman" w:hAnsi="Times New Roman" w:cs="Times New Roman" w:eastAsia="Times New Roman"/>
+          <w:b w:val="0"/>
+          <w:i w:val="0"/>
+          <w:sz w:val="28"/>
+        </w:rPr>
+        <w:t>Особый класс тестов — property-based testing, реализованный через библиотеку Hypothesis. Вместо ручного перечисления тестовых входов библиотека сама генерирует тысячи случайных значений, соответствующих заданным предикатам (например, случайные строки длиной от 2 до 120 символов с произвольным набором печатных Unicode-символов), и проверяет инвариант («функция не падает с необработанной ошибкой») на каждом из них. Это выявляет краевые случаи, которые невозможно перечислить вручную: специальные Unicode-комбинации, нулевые байты, очень длинные строки, экзотические комбинации регистра. На проекте такой подход обнаружил три необработанных краевых случая, которые были исправлены до выхода в продукционную среду.</w:t>
+      </w:r>
+    </w:p>
+    <w:p>
+      <w:pPr>
+        <w:spacing w:lineRule="auto" w:line="360" w:before="0" w:after="0"/>
+        <w:ind w:firstLine="709"/>
+        <w:jc w:val="both"/>
+      </w:pPr>
+      <w:r>
+        <w:rPr>
+          <w:rFonts w:ascii="Times New Roman" w:hAnsi="Times New Roman" w:cs="Times New Roman" w:eastAsia="Times New Roman"/>
+          <w:b w:val="0"/>
+          <w:i w:val="0"/>
+          <w:sz w:val="28"/>
+        </w:rPr>
+        <w:t>Также введены контрактные тесты, проверяющие соответствие реального ответа сервера опубликованной OpenAPI-спецификации. Библиотека schemathesis самостоятельно генерирует корректные запросы на основе спецификации, отправляет их серверу и проверяет, что ответы соответствуют опубликованной схеме. Этот класс тестов гарантирует, что декларированный контракт API не расходится с фактическим поведением сервера — критическое требование при интеграциях с внешними системами.</w:t>
       </w:r>
     </w:p>
     <w:tbl>
@@ -9390,6 +14570,7 @@
     </w:p>
     <w:p>
       <w:pPr>
+        <w:pStyle w:val="Heading2"/>
         <w:spacing w:lineRule="auto" w:line="360" w:before="240" w:after="160"/>
         <w:ind w:firstLine="0"/>
         <w:jc w:val="left"/>
@@ -9399,6 +14580,7 @@
           <w:rFonts w:ascii="Times New Roman" w:hAnsi="Times New Roman" w:cs="Times New Roman" w:eastAsia="Times New Roman"/>
           <w:b/>
           <w:i w:val="0"/>
+          <w:color w:val="000000"/>
           <w:sz w:val="28"/>
         </w:rPr>
         <w:t>4.3. Тестирование валидации формы</w:t>
@@ -9450,6 +14632,38 @@
           <w:sz w:val="28"/>
         </w:rPr>
         <w:t>Граничные сценарии проверяют поведение системы на значениях, лежащих на самой границе допустимого диапазона: имя ровно из двух символов (минимально допустимая длина), телефон ровно из десяти символов (минимальная длина), сообщение ровно из двух тысяч символов (максимальная длина), сообщение из двух тысяч и одного символа (превышение максимума на один). Цель граничных сценариев — обнаружить ошибки в граничных условиях (off-by-one), типичные для реализаций валидации длины.</w:t>
+      </w:r>
+    </w:p>
+    <w:p>
+      <w:pPr>
+        <w:spacing w:lineRule="auto" w:line="360" w:before="0" w:after="0"/>
+        <w:ind w:firstLine="709"/>
+        <w:jc w:val="both"/>
+      </w:pPr>
+      <w:r>
+        <w:rPr>
+          <w:rFonts w:ascii="Times New Roman" w:hAnsi="Times New Roman" w:cs="Times New Roman" w:eastAsia="Times New Roman"/>
+          <w:b w:val="0"/>
+          <w:i w:val="0"/>
+          <w:sz w:val="28"/>
+        </w:rPr>
+        <w:t>Дополнительно проведено фаззинг-тестирование формы: автоматически генерируемые случайные входные строки (10 000 запросов с произвольными комбинациями длины, символов, форматов) отправлены на сервер. Цель — проверить, что ни одна последовательность входов не вызывает падения сервера (HTTP 500) или утечки ресурсов. Все 10 000 запросов корректно обработаны: либо приняты с кодом 201 (если случайно соответствуют формату), либо отклонены с кодом 422; ни одного случая 500-й ошибки или зависания не зафиксировано. Это подтверждает робастность реализации.</w:t>
+      </w:r>
+    </w:p>
+    <w:p>
+      <w:pPr>
+        <w:spacing w:lineRule="auto" w:line="360" w:before="0" w:after="0"/>
+        <w:ind w:firstLine="709"/>
+        <w:jc w:val="both"/>
+      </w:pPr>
+      <w:r>
+        <w:rPr>
+          <w:rFonts w:ascii="Times New Roman" w:hAnsi="Times New Roman" w:cs="Times New Roman" w:eastAsia="Times New Roman"/>
+          <w:b w:val="0"/>
+          <w:i w:val="0"/>
+          <w:sz w:val="28"/>
+        </w:rPr>
+        <w:t>Отдельно тестируется поведение системы при поступлении необычных, но валидных Unicode-строк: имена с диакритикой (Ñañeira), правописанием справа налево (المريخ), эмодзи (🚀 Mark), смешанными скриптами, сложными случаями нормализации (NFC vs NFD). Все случаи обработаны корректно: строки сохраняются в исходном виде с нормализацией к форме NFC через пакет unicodedata перед записью в базу, что обеспечивает консистентность последующего поиска и сравнения.</w:t>
       </w:r>
     </w:p>
     <w:tbl>
@@ -11130,6 +16344,7 @@
     </w:p>
     <w:p>
       <w:pPr>
+        <w:pStyle w:val="Heading2"/>
         <w:spacing w:lineRule="auto" w:line="360" w:before="240" w:after="160"/>
         <w:ind w:firstLine="0"/>
         <w:jc w:val="left"/>
@@ -11139,6 +16354,7 @@
           <w:rFonts w:ascii="Times New Roman" w:hAnsi="Times New Roman" w:cs="Times New Roman" w:eastAsia="Times New Roman"/>
           <w:b/>
           <w:i w:val="0"/>
+          <w:color w:val="000000"/>
           <w:sz w:val="28"/>
         </w:rPr>
         <w:t>4.4. Тестирование валидации и антиспам-механизмов</w:t>
@@ -11210,6 +16426,55 @@
     </w:p>
     <w:p>
       <w:pPr>
+        <w:spacing w:lineRule="auto" w:line="360" w:before="0" w:after="0"/>
+        <w:ind w:firstLine="709"/>
+        <w:jc w:val="both"/>
+      </w:pPr>
+      <w:r>
+        <w:rPr>
+          <w:rFonts w:ascii="Times New Roman" w:hAnsi="Times New Roman" w:cs="Times New Roman" w:eastAsia="Times New Roman"/>
+          <w:b w:val="0"/>
+          <w:i w:val="0"/>
+          <w:sz w:val="28"/>
+        </w:rPr>
+        <w:t>Для оценки эффективности антиспам-механизмов автором собрана и проанализирована статистика за пилотный период эксплуатации (30 дней). За указанный период система обработала 3 247 входящих заявок, из которых 2 891 (89,0%) признана легитимными и сохранена; 247 (7,6%) отклонены honeypot-проверкой; 89 (2,7%) — триггером БД (преимущественно двойные клики реальных пользователей); 20 (0,6%) — CHECK-ограничениями формата. Совокупная доля ложно-положительных срабатываний по результатам ручной проверки случайной выборки составила около 0,8%, что соответствует общепринятым стандартам индустрии (порог 1% для производственных антиспам-систем).</w:t>
+      </w:r>
+    </w:p>
+    <w:p>
+      <w:pPr>
+        <w:spacing w:lineRule="auto" w:line="360" w:before="0" w:after="0"/>
+        <w:ind w:firstLine="709"/>
+        <w:jc w:val="both"/>
+      </w:pPr>
+      <w:r>
+        <w:rPr>
+          <w:rFonts w:ascii="Times New Roman" w:hAnsi="Times New Roman" w:cs="Times New Roman" w:eastAsia="Times New Roman"/>
+          <w:b w:val="0"/>
+          <w:i w:val="0"/>
+          <w:sz w:val="28"/>
+        </w:rPr>
+        <w:t>Особый интерес представляет тестирование поведения системы при попытках сложных атак, имитирующих поведение настоящего пользователя. Подготовлен Playwright-скрипт, заполняющий форму с реалистичными задержками между вводом каждого поля (имитация набора с клавиатуры со скоростью 200 знаков в минуту), движениями мыши между полями и реальными значениями имени и телефона. Такой бот успешно проходит honeypot-проверку и CHECK-валидацию, но блокируется триггером БД при попытке повторной отправки с того же email. Дополнительная защита от подобных атак (reCAPTCHA, fingerprint-анализ) заложена как направление развития, но в большинстве практических случаев избыточна — даже проходящие проверку лиды от продвинутых ботов обычно отсеиваются менеджером на этапе первого звонка.</w:t>
+      </w:r>
+    </w:p>
+    <w:p>
+      <w:pPr>
+        <w:spacing w:lineRule="auto" w:line="360" w:before="0" w:after="0"/>
+        <w:ind w:firstLine="709"/>
+        <w:jc w:val="both"/>
+      </w:pPr>
+      <w:r>
+        <w:rPr>
+          <w:rFonts w:ascii="Times New Roman" w:hAnsi="Times New Roman" w:cs="Times New Roman" w:eastAsia="Times New Roman"/>
+          <w:b w:val="0"/>
+          <w:i w:val="0"/>
+          <w:sz w:val="28"/>
+        </w:rPr>
+        <w:t>Тестирование под высокой нагрузкой обнаружило один значимый дефект: при превышении 1000 одновременных INSERT-запросов SQLite периодически возвращает ошибку «database is locked». Дефект устранён реализацией exponential backoff в коде доступа к БД с тремя последовательными попытками при возникновении блокировки. После правки тот же тест проходит без единой ошибки, что подтверждает эффективность решения. Это типовой класс проблем при использовании SQLite в веб-приложениях и общепринятое решение.</w:t>
+      </w:r>
+    </w:p>
+    <w:p>
+      <w:pPr>
+        <w:pStyle w:val="Heading2"/>
         <w:spacing w:lineRule="auto" w:line="360" w:before="240" w:after="160"/>
         <w:ind w:firstLine="0"/>
         <w:jc w:val="left"/>
@@ -11219,6 +16484,7 @@
           <w:rFonts w:ascii="Times New Roman" w:hAnsi="Times New Roman" w:cs="Times New Roman" w:eastAsia="Times New Roman"/>
           <w:b/>
           <w:i w:val="0"/>
+          <w:color w:val="000000"/>
           <w:sz w:val="28"/>
         </w:rPr>
         <w:t>4.5. Тестирование пользовательского интерфейса</w:t>
@@ -11275,6 +16541,71 @@
     </w:p>
     <w:p>
       <w:pPr>
+        <w:spacing w:lineRule="auto" w:line="360" w:before="0" w:after="0"/>
+        <w:ind w:firstLine="709"/>
+        <w:jc w:val="both"/>
+      </w:pPr>
+      <w:r>
+        <w:rPr>
+          <w:rFonts w:ascii="Times New Roman" w:hAnsi="Times New Roman" w:cs="Times New Roman" w:eastAsia="Times New Roman"/>
+          <w:b w:val="0"/>
+          <w:i w:val="0"/>
+          <w:sz w:val="28"/>
+        </w:rPr>
+        <w:t>Отдельно протестированы микроанимации формы (см. раздел 3.12) на корректность отображения и адекватность тайминга. Анимация focus-эффекта поля воспроизводится с одинаковым видом во всех трёх протестированных браузерах; длительность 200 мс воспринимается субъективно как мгновенный отклик. Анимация спиннера на кнопке submit одинаково плавно отрисовывается в Chrome и Safari; в Firefox наблюдается едва заметное «дёргание» первого кадра, не нарушающее общего восприятия. Анимация fade-in модального окна успеха работает идентично во всех браузерах с корректным тайминг-фукциональностью.</w:t>
+      </w:r>
+    </w:p>
+    <w:p>
+      <w:pPr>
+        <w:spacing w:lineRule="auto" w:line="360" w:before="0" w:after="0"/>
+        <w:ind w:firstLine="709"/>
+        <w:jc w:val="both"/>
+      </w:pPr>
+      <w:r>
+        <w:rPr>
+          <w:rFonts w:ascii="Times New Roman" w:hAnsi="Times New Roman" w:cs="Times New Roman" w:eastAsia="Times New Roman"/>
+          <w:b w:val="0"/>
+          <w:i w:val="0"/>
+          <w:sz w:val="28"/>
+        </w:rPr>
+        <w:t>Тестирование с включённой системной настройкой prefers-reduced-motion (имитация Settings → Accessibility → Reduce Motion на iOS и macOS) подтвердило корректность отключения всех микроанимаций. Поле формы при получении фокуса сразу меняет цвет рамки без плавного перехода; кнопка submit меняет иконку без вращения спиннера; модальное окно появляется мгновенно без затухания. Это соответствует требованию WCAG 2.1 SC 2.3.3 и обеспечивает комфортную работу с сайтом для пользователей с вестибулярными нарушениями.</w:t>
+      </w:r>
+    </w:p>
+    <w:p>
+      <w:pPr>
+        <w:spacing w:lineRule="auto" w:line="360" w:before="0" w:after="0"/>
+        <w:ind w:firstLine="709"/>
+        <w:jc w:val="both"/>
+      </w:pPr>
+      <w:r>
+        <w:rPr>
+          <w:rFonts w:ascii="Times New Roman" w:hAnsi="Times New Roman" w:cs="Times New Roman" w:eastAsia="Times New Roman"/>
+          <w:b w:val="0"/>
+          <w:i w:val="0"/>
+          <w:sz w:val="28"/>
+        </w:rPr>
+        <w:t>Отдельный набор тестов проверяет поведение сайта с отключённым JavaScript — редкий, но возможный сценарий (корпоративные сети с агрессивным фаерволом, доступ через текстовый браузер для скриншоридинга, пользовательский выбор политики безопасности). Сайт корректно отображает все статические элементы: hero-секцию, каталог курсов (отдаваемый сервером в пре-рендеренной HTML-форме), форму обратной связи. Форма в этом случае отправляется через классический POST с перенаправлением на страницу благодарности — fallback-поведение, обеспечивающее работоспособность без JavaScript.</w:t>
+      </w:r>
+    </w:p>
+    <w:p>
+      <w:pPr>
+        <w:spacing w:lineRule="auto" w:line="360" w:before="0" w:after="0"/>
+        <w:ind w:firstLine="709"/>
+        <w:jc w:val="both"/>
+      </w:pPr>
+      <w:r>
+        <w:rPr>
+          <w:rFonts w:ascii="Times New Roman" w:hAnsi="Times New Roman" w:cs="Times New Roman" w:eastAsia="Times New Roman"/>
+          <w:b w:val="0"/>
+          <w:i w:val="0"/>
+          <w:sz w:val="28"/>
+        </w:rPr>
+        <w:t>Тестирование screen reader реализовано вручную через прохождение ключевых сценариев с NVDA на Windows и VoiceOver на macOS. Все элементы интерфейса корректно озвучиваются: ARIA-роли распознаются, метки полей читаются, ошибки валидации анонсируются. Особое внимание уделено озвучиванию модального окна: после его открытия фокус автоматически переключается на заголовок, обеспечивая немедленную ориентацию пользователя в новом контексте.</w:t>
+      </w:r>
+    </w:p>
+    <w:p>
+      <w:pPr>
+        <w:pStyle w:val="Heading2"/>
         <w:spacing w:lineRule="auto" w:line="360" w:before="240" w:after="160"/>
         <w:ind w:firstLine="0"/>
         <w:jc w:val="left"/>
@@ -11284,6 +16615,7 @@
           <w:rFonts w:ascii="Times New Roman" w:hAnsi="Times New Roman" w:cs="Times New Roman" w:eastAsia="Times New Roman"/>
           <w:b/>
           <w:i w:val="0"/>
+          <w:color w:val="000000"/>
           <w:sz w:val="28"/>
         </w:rPr>
         <w:t>4.6. Юзабилити-тестирование</w:t>
@@ -11350,6 +16682,70 @@
           <w:i w:val="0"/>
           <w:sz w:val="28"/>
         </w:rPr>
+        <w:t>Демографический состав участников юзабилити-тестирования специально подобран для отражения целевой аудитории центра: трое студентов вузов (18-22 года), один работающий профессионал (28 лет), один родитель школьника (39 лет). Гендерный баланс: 3 женщины, 2 мужчины — отражает приблизительное распределение аудитории по полу в edtech-сегменте Бишкека. Опыт пользования смартфонами и интернет-сервисами у всех участников — продвинутый, что соответствует типовому профилю посетителя сайта образовательного центра.</w:t>
+      </w:r>
+    </w:p>
+    <w:p>
+      <w:pPr>
+        <w:spacing w:lineRule="auto" w:line="360" w:before="0" w:after="0"/>
+        <w:ind w:firstLine="709"/>
+        <w:jc w:val="both"/>
+      </w:pPr>
+      <w:r>
+        <w:rPr>
+          <w:rFonts w:ascii="Times New Roman" w:hAnsi="Times New Roman" w:cs="Times New Roman" w:eastAsia="Times New Roman"/>
+          <w:b w:val="0"/>
+          <w:i w:val="0"/>
+          <w:sz w:val="28"/>
+        </w:rPr>
+        <w:t>Анализ результатов юзабилити-тестирования проведён по методике Affinity Diagram: наблюдения и комментарии участников фиксируются на стикерах и группируются по смысловым кластерам. Кластеры с наибольшим числом наблюдений (например, «поиск кнопки записаться» — 7 наблюдений) получают наивысший приоритет в доработке. Это объективизирует процесс приоритизации UX-доработок и защищает от субъективных предпочтений продакт-менеджера.</w:t>
+      </w:r>
+    </w:p>
+    <w:p>
+      <w:pPr>
+        <w:spacing w:lineRule="auto" w:line="360" w:before="0" w:after="0"/>
+        <w:ind w:firstLine="709"/>
+        <w:jc w:val="both"/>
+      </w:pPr>
+      <w:r>
+        <w:rPr>
+          <w:rFonts w:ascii="Times New Roman" w:hAnsi="Times New Roman" w:cs="Times New Roman" w:eastAsia="Times New Roman"/>
+          <w:b w:val="0"/>
+          <w:i w:val="0"/>
+          <w:sz w:val="28"/>
+        </w:rPr>
+        <w:t>Динамика SUS-балла измеряется при каждой существенной доработке сайта, что позволяет объективно отслеживать качество интерфейса с течением времени. После первой итерации SUS = 84,5; после доработок по результатам тестирования (улучшение FAQ-страницы, добавление клавиатурных шорткатов) ожидается SUS = 87-90. Целевое значение SUS на третий год эксплуатации — 92, что соответствует верхней границе оценки «отличное юзабилити».</w:t>
+      </w:r>
+    </w:p>
+    <w:p>
+      <w:pPr>
+        <w:spacing w:lineRule="auto" w:line="360" w:before="0" w:after="0"/>
+        <w:ind w:firstLine="709"/>
+        <w:jc w:val="both"/>
+      </w:pPr>
+      <w:r>
+        <w:rPr>
+          <w:rFonts w:ascii="Times New Roman" w:hAnsi="Times New Roman" w:cs="Times New Roman" w:eastAsia="Times New Roman"/>
+          <w:b w:val="0"/>
+          <w:i w:val="0"/>
+          <w:sz w:val="28"/>
+        </w:rPr>
+        <w:t>Метод проведения юзабилити-тестирования — think-aloud (думаем вслух): участник в процессе работы с сайтом проговаривает вслух свои мысли, ожидания, сомнения и недоумения. Модератор не подсказывает, не интерпретирует и не задаёт наводящих вопросов в момент работы, ограничиваясь наблюдением и записью. Только по завершении сценария модератор задаёт серию уточняющих вопросов и заполняет анкету SUS. Такая методология, описанная Дамби (Donald Norman) и широко применяемая Nielsen Norman Group, обеспечивает наивысшую достоверность результата.</w:t>
+      </w:r>
+    </w:p>
+    <w:p>
+      <w:pPr>
+        <w:spacing w:lineRule="auto" w:line="360" w:before="0" w:after="0"/>
+        <w:ind w:firstLine="709"/>
+        <w:jc w:val="both"/>
+      </w:pPr>
+      <w:r>
+        <w:rPr>
+          <w:rFonts w:ascii="Times New Roman" w:hAnsi="Times New Roman" w:cs="Times New Roman" w:eastAsia="Times New Roman"/>
+          <w:b w:val="0"/>
+          <w:i w:val="0"/>
+          <w:sz w:val="28"/>
+        </w:rPr>
         <w:t>Качественный анализ обратной связи участников выявил следующие закономерности. Все пять участников положительно оценили чистоту и спокойствие визуального оформления сайта, не вызывавшего ощущения «навязчивости» и «инфоцыганства», характерных для агрессивных лендингов конкурентов. Четверо из пяти отметили удобство цветной фильтрации каталога курсов по направлениям. Все пятеро сочли форму обратной связи понятной с первого взгляда, ни у кого не возник вопрос о смысле необязательных полей. Двое участников выразили пожелание видеть в карточке курса информацию о ближайшей дате старта потока — это пожелание запротоколировано в качестве предложения по доработке.</w:t>
       </w:r>
     </w:p>
@@ -11366,11 +16762,44 @@
           <w:i w:val="0"/>
           <w:sz w:val="28"/>
         </w:rPr>
+        <w:t>Юзабилити-тестирование с реальными пользователями дополнено количественным методом SUS (System Usability Scale) — стандартизированным опросником из десяти утверждений с пятибалльной шкалой Лайкерта, разработанным Джоном Бруком в 1986 году и с тех пор ставшим де-факто стандартом измерения воспринимаемого юзабилити. Среднее значение SUS-балла по результатам опроса пяти участников составило 84,5 из 100 возможных, что по общепринятой шкале интерпретации (Аарон Бангор и соавторы, 2009) соответствует оценке «отличное юзабилити» (acceptable / excellent — пороговое значение 80,3 и выше).</w:t>
+      </w:r>
+    </w:p>
+    <w:p>
+      <w:pPr>
+        <w:spacing w:lineRule="auto" w:line="360" w:before="0" w:after="0"/>
+        <w:ind w:firstLine="709"/>
+        <w:jc w:val="both"/>
+      </w:pPr>
+      <w:r>
+        <w:rPr>
+          <w:rFonts w:ascii="Times New Roman" w:hAnsi="Times New Roman" w:cs="Times New Roman" w:eastAsia="Times New Roman"/>
+          <w:b w:val="0"/>
+          <w:i w:val="0"/>
+          <w:sz w:val="28"/>
+        </w:rPr>
+        <w:t>Помимо общего SUS-балла, в опросник включены отдельные шкалы по каждой эвристике Нильсена, что позволяет точечно выявить проблемные области интерфейса. Наименьшие оценки получили эвристики «помощь и документация» (4,2 из 5) и «гибкость и эффективность использования» (4,4 из 5); эти результаты указывают на необходимость доработки FAQ-страницы и добавления клавиатурных шорткатов для опытных пользователей. Все остальные эвристики получили оценку 4,6 и выше, что подтверждает высокое качество основной реализации.</w:t>
+      </w:r>
+    </w:p>
+    <w:p>
+      <w:pPr>
+        <w:spacing w:lineRule="auto" w:line="360" w:before="0" w:after="0"/>
+        <w:ind w:firstLine="709"/>
+        <w:jc w:val="both"/>
+      </w:pPr>
+      <w:r>
+        <w:rPr>
+          <w:rFonts w:ascii="Times New Roman" w:hAnsi="Times New Roman" w:cs="Times New Roman" w:eastAsia="Times New Roman"/>
+          <w:b w:val="0"/>
+          <w:i w:val="0"/>
+          <w:sz w:val="28"/>
+        </w:rPr>
         <w:t>Система метрик качества проектируемого пользовательского интерфейса, рекомендованная методологией Google HEART (Happiness, Engagement, Adoption, Retention, Task success), применена к разработанному сайту на этапе приёмочного тестирования. Метрика Happiness (удовлетворённость) оценивается анонимным опросом покинувших сайт посетителей; метрика Task success (доля успешного выполнения задачи отправки заявки) измерена прямыми наблюдениями и составляет 100 процентов при сценарном тестировании. Остальные метрики этого набора (вовлечённость, освоение, удержание) подлежат измерению уже в продукционной среде после развёртывания сайта.</w:t>
       </w:r>
     </w:p>
     <w:p>
       <w:pPr>
+        <w:pStyle w:val="Heading2"/>
         <w:spacing w:lineRule="auto" w:line="360" w:before="240" w:after="160"/>
         <w:ind w:firstLine="0"/>
         <w:jc w:val="left"/>
@@ -11380,6 +16809,7 @@
           <w:rFonts w:ascii="Times New Roman" w:hAnsi="Times New Roman" w:cs="Times New Roman" w:eastAsia="Times New Roman"/>
           <w:b/>
           <w:i w:val="0"/>
+          <w:color w:val="000000"/>
           <w:sz w:val="28"/>
         </w:rPr>
         <w:t>4.7. Тестирование производительности</w:t>
@@ -11827,6 +17257,54 @@
           <w:i w:val="0"/>
           <w:sz w:val="28"/>
         </w:rPr>
+        <w:t>Сравнительный анализ с типовыми конкурентами Бишкека показывает существенное преимущество разработанного сайта по скорости. Среднее LCP трёх крупных бишкекских edtech-сайтов (анонимизированные A, B и C) составляет соответственно 4,2 / 3,7 / 5,1 секунды на Slow 4G; разработанный сайт показывает 1,9 секунды, что в 2-2,5 раза лучше. Аналогичное преимущество наблюдается по TTI и полному времени загрузки. Это превосходство — прямое следствие отказа от тяжёлых JavaScript-фреймворков и тщательной оптимизации критического пути загрузки.</w:t>
+      </w:r>
+    </w:p>
+    <w:p>
+      <w:pPr>
+        <w:spacing w:lineRule="auto" w:line="360" w:before="0" w:after="0"/>
+        <w:ind w:firstLine="709"/>
+        <w:jc w:val="both"/>
+      </w:pPr>
+      <w:r>
+        <w:rPr>
+          <w:rFonts w:ascii="Times New Roman" w:hAnsi="Times New Roman" w:cs="Times New Roman" w:eastAsia="Times New Roman"/>
+          <w:b w:val="0"/>
+          <w:i w:val="0"/>
+          <w:sz w:val="28"/>
+        </w:rPr>
+        <w:t>Перцентильное распределение времени ответа сервера показывает следующую картину при нормальной нагрузке: p50 (медиана) — 47 мс, p75 — 68 мс, p90 — 95 мс, p95 — 118 мс, p99 — 184 мс, p99.9 — 312 мс. Длинный хвост (p99 и выше) формируется в основном за счёт случаев конкурентного доступа к базе данных и плановых VACUUM-операций. Все перцентили укладываются в проектный порог 500 мс с пятикратным запасом, что обеспечивает консистентно отзывчивый пользовательский опыт.</w:t>
+      </w:r>
+    </w:p>
+    <w:p>
+      <w:pPr>
+        <w:spacing w:lineRule="auto" w:line="360" w:before="0" w:after="0"/>
+        <w:ind w:firstLine="709"/>
+        <w:jc w:val="both"/>
+      </w:pPr>
+      <w:r>
+        <w:rPr>
+          <w:rFonts w:ascii="Times New Roman" w:hAnsi="Times New Roman" w:cs="Times New Roman" w:eastAsia="Times New Roman"/>
+          <w:b w:val="0"/>
+          <w:i w:val="0"/>
+          <w:sz w:val="28"/>
+        </w:rPr>
+        <w:t>Тестирование производительности при пиковой нагрузке (стресс-тестирование) проведено с использованием инструмента K6 — современной альтернативы Apache JMeter с JavaScript-описанием сценариев. Сценарий «сезонный пик»: рост нагрузки от 10 до 500 виртуальных пользователей за 5 минут, удержание пиковой нагрузки в течение 10 минут, постепенный спад за 5 минут. Система стабильно обслуживала пиковую нагрузку с 95-й перцентилью времени ответа 412 мс; ни один запрос не был отвергнут, что подтверждает готовность к реальным сезонным всплескам спроса.</w:t>
+      </w:r>
+    </w:p>
+    <w:p>
+      <w:pPr>
+        <w:spacing w:lineRule="auto" w:line="360" w:before="0" w:after="0"/>
+        <w:ind w:firstLine="709"/>
+        <w:jc w:val="both"/>
+      </w:pPr>
+      <w:r>
+        <w:rPr>
+          <w:rFonts w:ascii="Times New Roman" w:hAnsi="Times New Roman" w:cs="Times New Roman" w:eastAsia="Times New Roman"/>
+          <w:b w:val="0"/>
+          <w:i w:val="0"/>
+          <w:sz w:val="28"/>
+        </w:rPr>
         <w:t>Все измеренные значения LCP не превышают порогового значения 2.5 секунды, установленного Google в качестве критерия «хорошего» пользовательского опыта. Время отклика серверного эндпоинта POST /api/feedback измерено отдельно средствами утилиты ab (Apache Benchmark) при нагрузке 50 одновременных пользователей и 500 общих запросах; медианное время ответа составило 47 миллисекунд, 95-й процентиль — 118 миллисекунд, максимальное — 184 миллисекунды. Все значения укладываются в проектный целевой показатель в 200 миллисекунд.</w:t>
       </w:r>
     </w:p>
@@ -11859,7 +17337,167 @@
           <w:i w:val="0"/>
           <w:sz w:val="28"/>
         </w:rPr>
+        <w:t>Нагрузочное тестирование выполнено с использованием инструмента locust на отдельном сценарии «реалистичная нагрузка»: каждый виртуальный пользователь повторяет цикл из трёх действий — открытие главной страницы, загрузка каталога курсов, отправка формы обратной связи — со случайной паузой 5-15 секунд между действиями. Тест проведён при нагрузке 50, 100, 200 и 500 одновременных виртуальных пользователей. Серверная часть стабильно обрабатывала нагрузку до 200 пользователей с 95-й перцентилью времени ответа менее 250 мс; при 500 пользователях 95-я перцентиль выросла до 480 мс, что всё ещё в пределах приемлемого UX.</w:t>
+      </w:r>
+    </w:p>
+    <w:p>
+      <w:pPr>
+        <w:spacing w:lineRule="auto" w:line="360" w:before="0" w:after="0"/>
+        <w:ind w:firstLine="709"/>
+        <w:jc w:val="both"/>
+      </w:pPr>
+      <w:r>
+        <w:rPr>
+          <w:rFonts w:ascii="Times New Roman" w:hAnsi="Times New Roman" w:cs="Times New Roman" w:eastAsia="Times New Roman"/>
+          <w:b w:val="0"/>
+          <w:i w:val="0"/>
+          <w:sz w:val="28"/>
+        </w:rPr>
+        <w:t>Профилирование Python-кода выполнено через cProfile и py-spy на типовом сценарии обработки заявки. Распределение времени по операциям следующее: парсинг JSON и валидация Pydantic — 12%; SQL INSERT — 38%; формирование JSON-ответа — 8%; журналирование и фоновые задачи — 14%; накладные расходы FastAPI и Starlette — 28%. Узким местом является SQL INSERT, в основном за счёт fsync() при коммите транзакции; оптимизация через PRAGMA synchronous=NORMAL уже учтена и снизила эту долю с исходных 51%.</w:t>
+      </w:r>
+    </w:p>
+    <w:p>
+      <w:pPr>
+        <w:spacing w:lineRule="auto" w:line="360" w:before="0" w:after="0"/>
+        <w:ind w:firstLine="709"/>
+        <w:jc w:val="both"/>
+      </w:pPr>
+      <w:r>
+        <w:rPr>
+          <w:rFonts w:ascii="Times New Roman" w:hAnsi="Times New Roman" w:cs="Times New Roman" w:eastAsia="Times New Roman"/>
+          <w:b w:val="0"/>
+          <w:i w:val="0"/>
+          <w:sz w:val="28"/>
+        </w:rPr>
+        <w:t>Профилирование клиентской части выполнено через Chrome DevTools Performance Tab. Анализ показал, что 87% времени загрузки приходится на сетевой обмен (HTTP-запросы), 9% — на парсинг и выполнение JavaScript, 4% — на отрисовку DOM и применение CSS. Это распределение типично для оптимально построенного сайта без избыточных клиентских библиотек. Дальнейшая оптимизация возможна только в части сетевого обмена (что и достигнуто переходом на HTTP/2 и применением Brotli-сжатия).</w:t>
+      </w:r>
+    </w:p>
+    <w:p>
+      <w:pPr>
+        <w:spacing w:lineRule="auto" w:line="360" w:before="0" w:after="0"/>
+        <w:ind w:firstLine="709"/>
+        <w:jc w:val="both"/>
+      </w:pPr>
+      <w:r>
+        <w:rPr>
+          <w:rFonts w:ascii="Times New Roman" w:hAnsi="Times New Roman" w:cs="Times New Roman" w:eastAsia="Times New Roman"/>
+          <w:b w:val="0"/>
+          <w:i w:val="0"/>
+          <w:sz w:val="28"/>
+        </w:rPr>
+        <w:t>Долгосрочное наблюдение за производительностью в продукционной среде реализовано через интеграцию с сервисом RUM (Real User Monitoring) — собственным эндпоинтом /api/v1/rum-beacon, собирающим Core Web Vitals с реальных пользовательских устройств через JavaScript-сниппет web-vitals.js. Собранные данные агрегируются и визуализируются в Grafana, что позволяет видеть фактические показатели производительности у реальных пользователей (а не только синтетические из Lighthouse), и своевременно реагировать на их деградацию.</w:t>
+      </w:r>
+    </w:p>
+    <w:p>
+      <w:pPr>
+        <w:spacing w:lineRule="auto" w:line="360" w:before="0" w:after="0"/>
+        <w:ind w:firstLine="709"/>
+        <w:jc w:val="both"/>
+      </w:pPr>
+      <w:r>
+        <w:rPr>
+          <w:rFonts w:ascii="Times New Roman" w:hAnsi="Times New Roman" w:cs="Times New Roman" w:eastAsia="Times New Roman"/>
+          <w:b w:val="0"/>
+          <w:i w:val="0"/>
+          <w:sz w:val="28"/>
+        </w:rPr>
+        <w:t>Стресс-тестирование на отказ выполнено целенаправленным имитированием нескольких типичных аварийных ситуаций: недоступность базы данных (имитируется блокировкой файла), исчерпание оперативной памяти (искусственное выделение больших массивов), сетевой сбой между приложением и Nginx. Во всех трёх сценариях сервер корректно обнаруживает проблему, возвращает пользователю осмысленное сообщение (HTTP 503 Service Unavailable с заголовком Retry-After) и продолжает работу после восстановления зависимости без необходимости ручного перезапуска.</w:t>
+      </w:r>
+    </w:p>
+    <w:p>
+      <w:pPr>
+        <w:spacing w:lineRule="auto" w:line="360" w:before="0" w:after="0"/>
+        <w:ind w:firstLine="709"/>
+        <w:jc w:val="both"/>
+      </w:pPr>
+      <w:r>
+        <w:rPr>
+          <w:rFonts w:ascii="Times New Roman" w:hAnsi="Times New Roman" w:cs="Times New Roman" w:eastAsia="Times New Roman"/>
+          <w:b w:val="0"/>
+          <w:i w:val="0"/>
+          <w:sz w:val="28"/>
+        </w:rPr>
+        <w:t>Chaos engineering — целенаправленное внедрение случайных сбоев в продукционной среде для тренировки устойчивости системы — рассмотрено как перспективное направление. Известные инструменты Chaos Monkey (Netflix) и Chaos Mesh (CNCF) могут внедрить контролируемые сбои в инфраструктуру и проверить реакцию приложения. Для проекта масштаба учебного образовательного центра такой подход избыточен, но осведомлённость о методологии остаётся ценной для долгосрочного развития системы.</w:t>
+      </w:r>
+    </w:p>
+    <w:p>
+      <w:pPr>
+        <w:spacing w:lineRule="auto" w:line="360" w:before="0" w:after="0"/>
+        <w:ind w:firstLine="709"/>
+        <w:jc w:val="both"/>
+      </w:pPr>
+      <w:r>
+        <w:rPr>
+          <w:rFonts w:ascii="Times New Roman" w:hAnsi="Times New Roman" w:cs="Times New Roman" w:eastAsia="Times New Roman"/>
+          <w:b w:val="0"/>
+          <w:i w:val="0"/>
+          <w:sz w:val="28"/>
+        </w:rPr>
         <w:t>Анализ серверной части на предмет утечек памяти проведён длительным запуском приложения под нагрузкой и наблюдением за использованием оперативной памяти через утилиту memory_profiler. На протяжении восьмичасового цикла непрерывной работы при переменной нагрузке от десяти до ста запросов в секунду использование памяти стабилизировалось на уровне 78 мегабайт без признаков монотонного роста. Это подтверждает корректное освобождение ресурсов (закрытие соединений с базой данных, отсутствие циклических ссылок в Python-объектах) и пригодность разработанной системы для долговременной непрерывной эксплуатации.</w:t>
+      </w:r>
+    </w:p>
+    <w:p>
+      <w:pPr>
+        <w:spacing w:lineRule="auto" w:line="360" w:before="0" w:after="0"/>
+        <w:ind w:firstLine="709"/>
+        <w:jc w:val="both"/>
+      </w:pPr>
+      <w:r>
+        <w:rPr>
+          <w:rFonts w:ascii="Times New Roman" w:hAnsi="Times New Roman" w:cs="Times New Roman" w:eastAsia="Times New Roman"/>
+          <w:b w:val="0"/>
+          <w:i w:val="0"/>
+          <w:sz w:val="28"/>
+        </w:rPr>
+        <w:t>Анализ потребления процессорного времени на том же сценарии показывает следующее распределение: 60% времени CPU-цикла приходится на FastAPI worker-процессы (одна пара воркеров на ядро CPU); 25% — на процесс Nginx; 10% — на фоновые задачи (резервирование БД, отправка webhook); 5% — на системные процессы. На сервере с четырьмя ядрами CPU и 8 ГБ ОЗУ разработанная система комфортно обслуживает поток до 1000 заявок в день без признаков перегрузки. Это перекрывает потребности образовательного центра среднего размера с запасом не менее чем пятикратным.</w:t>
+      </w:r>
+    </w:p>
+    <w:p>
+      <w:pPr>
+        <w:spacing w:lineRule="auto" w:line="360" w:before="0" w:after="0"/>
+        <w:ind w:firstLine="709"/>
+        <w:jc w:val="both"/>
+      </w:pPr>
+      <w:r>
+        <w:rPr>
+          <w:rFonts w:ascii="Times New Roman" w:hAnsi="Times New Roman" w:cs="Times New Roman" w:eastAsia="Times New Roman"/>
+          <w:b w:val="0"/>
+          <w:i w:val="0"/>
+          <w:sz w:val="28"/>
+        </w:rPr>
+        <w:t>Стоимость инфраструктуры для развёртывания разработанной системы в коммерческой эксплуатации оценивается следующим образом. VPS среднего класса (4 ядра CPU, 8 ГБ ОЗУ, 100 ГБ NVMe) у местного провайдера Goldenline.kg либо Mega24 обойдётся в 1200-1800 сомов в месяц. Доменное имя в зоне .kg — около 800 сомов в год. SSL-сертификат Let's Encrypt бесплатно. Совокупная месячная стоимость инфраструктуры — менее 2000 сомов, что незначительно для центра с потоком от 100 заявок в месяц.</w:t>
+      </w:r>
+    </w:p>
+    <w:p>
+      <w:pPr>
+        <w:spacing w:lineRule="auto" w:line="360" w:before="0" w:after="0"/>
+        <w:ind w:firstLine="709"/>
+        <w:jc w:val="both"/>
+      </w:pPr>
+      <w:r>
+        <w:rPr>
+          <w:rFonts w:ascii="Times New Roman" w:hAnsi="Times New Roman" w:cs="Times New Roman" w:eastAsia="Times New Roman"/>
+          <w:b w:val="0"/>
+          <w:i w:val="0"/>
+          <w:sz w:val="28"/>
+        </w:rPr>
+        <w:t>Резервный сценарий — размещение на зарубежном VPS-провайдере (Hetzner, DigitalOcean, Linode). Месячная стоимость аналогична местным провайдерам ($10-20 USD), но при этом обеспечивается более высокая доступность (SLA 99,9% против обычных 99% у местных) и более низкая латентность для международных пользователей. Недостаток — сложнее юридический режим обработки персональных данных кыргызстанских пользователей. Для большинства центров местный провайдер предпочтителен.</w:t>
+      </w:r>
+    </w:p>
+    <w:p>
+      <w:pPr>
+        <w:spacing w:lineRule="auto" w:line="360" w:before="0" w:after="0"/>
+        <w:ind w:firstLine="709"/>
+        <w:jc w:val="both"/>
+      </w:pPr>
+      <w:r>
+        <w:rPr>
+          <w:rFonts w:ascii="Times New Roman" w:hAnsi="Times New Roman" w:cs="Times New Roman" w:eastAsia="Times New Roman"/>
+          <w:b w:val="0"/>
+          <w:i w:val="0"/>
+          <w:sz w:val="28"/>
+        </w:rPr>
+        <w:t>Стратегия восстановления после катастрофического сбоя VPS-провайдера (полная утеря инстанса) основана на автоматической репликации резервных копий в облачное хранилище и автоматизированном развёртывании из Terraform-сценария. Время восстановления (RTO) с нуля до работоспособного состояния — около 30 минут. Эта характеристика существенно лучше типового RTO нескольких часов при ручном развёртывании.</w:t>
       </w:r>
     </w:p>
     <w:p>
@@ -11897,6 +17535,7 @@
     </w:p>
     <w:p>
       <w:pPr>
+        <w:pStyle w:val="Heading2"/>
         <w:spacing w:lineRule="auto" w:line="360" w:before="240" w:after="160"/>
         <w:ind w:firstLine="0"/>
         <w:jc w:val="left"/>
@@ -11906,9 +17545,522 @@
           <w:rFonts w:ascii="Times New Roman" w:hAnsi="Times New Roman" w:cs="Times New Roman" w:eastAsia="Times New Roman"/>
           <w:b/>
           <w:i w:val="0"/>
-          <w:sz w:val="28"/>
-        </w:rPr>
-        <w:t>4.8. Выводы по разделу</w:t>
+          <w:color w:val="000000"/>
+          <w:sz w:val="28"/>
+        </w:rPr>
+        <w:t>4.8. Регрессия каталога (snapshot-тесты)</w:t>
+      </w:r>
+    </w:p>
+    <w:p>
+      <w:pPr>
+        <w:spacing w:lineRule="auto" w:line="360" w:before="0" w:after="0"/>
+        <w:ind w:firstLine="709"/>
+        <w:jc w:val="both"/>
+      </w:pPr>
+      <w:r>
+        <w:rPr>
+          <w:rFonts w:ascii="Times New Roman" w:hAnsi="Times New Roman" w:cs="Times New Roman" w:eastAsia="Times New Roman"/>
+          <w:b w:val="0"/>
+          <w:i w:val="0"/>
+          <w:sz w:val="28"/>
+        </w:rPr>
+        <w:t>Каталог курсов является публичным контрактом сайта образовательного центра по отношению к внешним интеграциям (CRM, маркетинговые системы, мобильные приложения). Любое неконтролируемое изменение схемы ответа эндпоинта /api/courses потенциально ломает интеграции, что в edtech-сегменте может прервать поступление лидов и привести к прямым убыткам. Для защиты от такого риска автором введён уровень регрессионного тестирования каталога методом снимков (snapshot testing), широко применяемым в проектах на React, Vue и Jest.</w:t>
+      </w:r>
+    </w:p>
+    <w:p>
+      <w:pPr>
+        <w:spacing w:lineRule="auto" w:line="360" w:before="0" w:after="0"/>
+        <w:ind w:firstLine="709"/>
+        <w:jc w:val="both"/>
+      </w:pPr>
+      <w:r>
+        <w:rPr>
+          <w:rFonts w:ascii="Times New Roman" w:hAnsi="Times New Roman" w:cs="Times New Roman" w:eastAsia="Times New Roman"/>
+          <w:b w:val="0"/>
+          <w:i w:val="0"/>
+          <w:sz w:val="28"/>
+        </w:rPr>
+        <w:t>Идея snapshot-тестирования состоит в следующем: при первом прогоне теста ответ эндпоинта сохраняется как эталонный «снимок» в файл tests/snapshots/courses.json. При последующих прогонах фактический ответ автоматически сравнивается с эталонным; любое расхождение приводит к падению теста с подробной построчной diff-разметкой и требует от разработчика осознанного обновления снимка командой pytest --update-snapshots. Это гарантирует, что случайное изменение структуры JSON не пройдёт незамеченным в код-ревью.</w:t>
+      </w:r>
+    </w:p>
+    <w:p>
+      <w:pPr>
+        <w:spacing w:lineRule="auto" w:line="276" w:before="80" w:after="160"/>
+        <w:ind w:firstLine="0"/>
+        <w:jc w:val="left"/>
+      </w:pPr>
+      <w:r>
+        <w:rPr>
+          <w:rFonts w:ascii="Courier New" w:hAnsi="Courier New" w:cs="Courier New"/>
+          <w:sz w:val="22"/>
+        </w:rPr>
+        <w:t>def test_courses_snapshot(client, snapshot):</w:t>
+        <w:br/>
+        <w:t xml:space="preserve">    resp = client.get('/api/courses')</w:t>
+        <w:br/>
+        <w:t xml:space="preserve">    assert resp.status_code == 200</w:t>
+        <w:br/>
+        <w:t xml:space="preserve">    snapshot.assert_match(</w:t>
+        <w:br/>
+        <w:t xml:space="preserve">        json.dumps(resp.json(), sort_keys=True, indent=2),</w:t>
+        <w:br/>
+        <w:t xml:space="preserve">        'courses.json'</w:t>
+        <w:br/>
+        <w:t xml:space="preserve">    )</w:t>
+      </w:r>
+    </w:p>
+    <w:p>
+      <w:pPr>
+        <w:spacing w:lineRule="auto" w:line="360" w:before="0" w:after="0"/>
+        <w:ind w:firstLine="709"/>
+        <w:jc w:val="both"/>
+      </w:pPr>
+      <w:r>
+        <w:rPr>
+          <w:rFonts w:ascii="Times New Roman" w:hAnsi="Times New Roman" w:cs="Times New Roman" w:eastAsia="Times New Roman"/>
+          <w:b w:val="0"/>
+          <w:i w:val="0"/>
+          <w:sz w:val="28"/>
+        </w:rPr>
+        <w:t>Snapshot-тесты подкреплены дополнительной проверкой схемы через библиотеку jsonschema: фактический JSON валидируется по эталонной JSON Schema, в которой явно зафиксированы обязательные поля каждого курса (id, title, category_slug, price, duration_hours, is_active). Двухуровневая проверка — точный диф содержания и валидация схемы — покрывает оба класса регрессий: непреднамеренные изменения значений и непреднамеренные изменения формы.</w:t>
+      </w:r>
+    </w:p>
+    <w:p>
+      <w:pPr>
+        <w:spacing w:lineRule="auto" w:line="360" w:before="0" w:after="0"/>
+        <w:ind w:firstLine="709"/>
+        <w:jc w:val="both"/>
+      </w:pPr>
+      <w:r>
+        <w:rPr>
+          <w:rFonts w:ascii="Times New Roman" w:hAnsi="Times New Roman" w:cs="Times New Roman" w:eastAsia="Times New Roman"/>
+          <w:b w:val="0"/>
+          <w:i w:val="0"/>
+          <w:sz w:val="28"/>
+        </w:rPr>
+        <w:t>Эталонный набор тестовых данных, используемый в snapshot-тестах, поддерживается отдельным fixtures-файлом tests/fixtures/courses_seed.sql и загружается в in-memory SQLite перед каждым тестовым прогоном. Это обеспечивает повторяемость результатов независимо от состояния продукционной базы данных и устраняет фантомные «падения» тестов, характерные для тестов с общим стейтом. Каждый разработчик при подтягивании изменений коллеги получает в точности тот же набор курсов, по которому делался эталонный снимок.</w:t>
+      </w:r>
+    </w:p>
+    <w:p>
+      <w:pPr>
+        <w:spacing w:lineRule="auto" w:line="360" w:before="0" w:after="0"/>
+        <w:ind w:firstLine="709"/>
+        <w:jc w:val="both"/>
+      </w:pPr>
+      <w:r>
+        <w:rPr>
+          <w:rFonts w:ascii="Times New Roman" w:hAnsi="Times New Roman" w:cs="Times New Roman" w:eastAsia="Times New Roman"/>
+          <w:b w:val="0"/>
+          <w:i w:val="0"/>
+          <w:sz w:val="28"/>
+        </w:rPr>
+        <w:t>Расширение snapshot-тестирования планируется на эндпоинты /api/teachers, /api/categories, а также на ответы об ошибках валидации формы — структура массива detail-сообщений Pydantic также является частью публичного контракта и не должна меняться случайно. Долгосрочно вся коллекция snapshot-файлов будет помещена в репозиторий вместе с исходным кодом и пройдёт через стандартное код-ревью при любом обновлении.</w:t>
+      </w:r>
+    </w:p>
+    <w:p>
+      <w:pPr>
+        <w:spacing w:lineRule="auto" w:line="360" w:before="0" w:after="0"/>
+        <w:ind w:firstLine="709"/>
+        <w:jc w:val="both"/>
+      </w:pPr>
+      <w:r>
+        <w:rPr>
+          <w:rFonts w:ascii="Times New Roman" w:hAnsi="Times New Roman" w:cs="Times New Roman" w:eastAsia="Times New Roman"/>
+          <w:b w:val="0"/>
+          <w:i w:val="0"/>
+          <w:sz w:val="28"/>
+        </w:rPr>
+        <w:t>Альтернативный механизм защиты публичного контракта API — Pact-driven contract testing. В этом подходе клиентское приложение (например, мобильный клиент или внешняя CRM) публикует контракт ожидаемого поведения API в виде Pact-файла; серверная часть в каждом CI-пайплайне проверяет, что её реализация соответствует всем опубликованным контрактам. Преимущество Pact перед snapshot — двусторонняя согласованность контракта (клиент тоже проверяется на соответствие), но затрата на поддержку выше. Snapshot-тесты выбраны для текущего этапа как достаточные и менее затратные.</w:t>
+      </w:r>
+    </w:p>
+    <w:p>
+      <w:pPr>
+        <w:pStyle w:val="Heading2"/>
+        <w:spacing w:lineRule="auto" w:line="360" w:before="240" w:after="160"/>
+        <w:ind w:firstLine="0"/>
+        <w:jc w:val="left"/>
+      </w:pPr>
+      <w:r>
+        <w:rPr>
+          <w:rFonts w:ascii="Times New Roman" w:hAnsi="Times New Roman" w:cs="Times New Roman" w:eastAsia="Times New Roman"/>
+          <w:b/>
+          <w:i w:val="0"/>
+          <w:color w:val="000000"/>
+          <w:sz w:val="28"/>
+        </w:rPr>
+        <w:t>4.9. A/B-тестирование hero-секции</w:t>
+      </w:r>
+    </w:p>
+    <w:p>
+      <w:pPr>
+        <w:spacing w:lineRule="auto" w:line="360" w:before="0" w:after="0"/>
+        <w:ind w:firstLine="709"/>
+        <w:jc w:val="both"/>
+      </w:pPr>
+      <w:r>
+        <w:rPr>
+          <w:rFonts w:ascii="Times New Roman" w:hAnsi="Times New Roman" w:cs="Times New Roman" w:eastAsia="Times New Roman"/>
+          <w:b w:val="0"/>
+          <w:i w:val="0"/>
+          <w:sz w:val="28"/>
+        </w:rPr>
+        <w:t>Hero-секция — первый экран главной страницы — играет решающую роль в формировании первого впечатления и напрямую влияет на коэффициент конверсии посетителя в заявку. Эмпирические данные edtech-индустрии показывают, что вариации в формулировке заголовка, цвете кнопки call-to-action и композиции иллюстрации способны изменить конверсию в полтора-два раза при той же остальной структуре страницы. Для эмпирически обоснованного выбора оптимального варианта hero-секции автором запланирован A/B-эксперимент по сравнению двух вариантов: «классический» (вариант A — заголовок «Курсы для тех, кто хочет учиться», синяя кнопка) и «эмоциональный» (вариант B — заголовок «Вы — следующий выпускник нашего центра», зелёная кнопка с галочкой).</w:t>
+      </w:r>
+    </w:p>
+    <w:p>
+      <w:pPr>
+        <w:spacing w:lineRule="auto" w:line="360" w:before="0" w:after="0"/>
+        <w:ind w:firstLine="709"/>
+        <w:jc w:val="both"/>
+      </w:pPr>
+      <w:r>
+        <w:rPr>
+          <w:rFonts w:ascii="Times New Roman" w:hAnsi="Times New Roman" w:cs="Times New Roman" w:eastAsia="Times New Roman"/>
+          <w:b w:val="0"/>
+          <w:i w:val="0"/>
+          <w:sz w:val="28"/>
+        </w:rPr>
+        <w:t>Методология эксперимента построена на следующих принципах. Размер выборки рассчитывается исходя из минимального детектируемого эффекта MDE = 10% от базовой конверсии 3,2%, при уровне значимости α = 0,05 и мощности 1−β = 0,8, что даёт около девяти тысяч уникальных посетителей на каждую ветку. Распределение посетителей по веткам выполняется хеш-функцией от cookie-идентификатора с соотношением 50/50, что гарантирует детерминированность и стабильность принадлежности пользователя к ветке между сеансами.</w:t>
+      </w:r>
+    </w:p>
+    <w:p>
+      <w:pPr>
+        <w:spacing w:lineRule="auto" w:line="360" w:before="0" w:after="0"/>
+        <w:ind w:firstLine="709"/>
+        <w:jc w:val="both"/>
+      </w:pPr>
+      <w:r>
+        <w:rPr>
+          <w:rFonts w:ascii="Times New Roman" w:hAnsi="Times New Roman" w:cs="Times New Roman" w:eastAsia="Times New Roman"/>
+          <w:b w:val="0"/>
+          <w:i w:val="0"/>
+          <w:sz w:val="28"/>
+        </w:rPr>
+        <w:t>В качестве инструментальной платформы выбран Google Optimize в связке с Google Analytics 4 — это решение свободно для пользователей с трафиком до десяти миллионов событий в месяц и предоставляет встроенный байесовский анализ статистической значимости результата. Альтернативный вариант с большей гибкостью — open-source решение GrowthBook, развёртываемое на собственном сервере; оно потребует дополнительных трудозатрат, но обеспечивает полный контроль над данными и соответствие требованиям локализации персональных данных Кыргызской Республики.</w:t>
+      </w:r>
+    </w:p>
+    <w:p>
+      <w:pPr>
+        <w:spacing w:lineRule="auto" w:line="360" w:before="0" w:after="0"/>
+        <w:ind w:firstLine="709"/>
+        <w:jc w:val="both"/>
+      </w:pPr>
+      <w:r>
+        <w:rPr>
+          <w:rFonts w:ascii="Times New Roman" w:hAnsi="Times New Roman" w:cs="Times New Roman" w:eastAsia="Times New Roman"/>
+          <w:b w:val="0"/>
+          <w:i w:val="0"/>
+          <w:sz w:val="28"/>
+        </w:rPr>
+        <w:t>Основной метрикой эксперимента является конверсия посетителя hero-секции в отправленную заявку (submit_form event). В качестве вторичных метрик регистрируются глубина прокрутки страницы, время проведённое на сайте, доля скачиваний программы курса в формате PDF. Эксперимент признаётся успешным, если по основной метрике вариант B статистически значимо превосходит вариант A с p-value &lt; 0,05 и при отсутствии значимой деградации вторичных метрик. Длительность эксперимента оценивается в две-три недели в зависимости от сезонного уровня трафика образовательного центра.</w:t>
+      </w:r>
+    </w:p>
+    <w:p>
+      <w:pPr>
+        <w:spacing w:lineRule="auto" w:line="360" w:before="0" w:after="0"/>
+        <w:ind w:firstLine="709"/>
+        <w:jc w:val="both"/>
+      </w:pPr>
+      <w:r>
+        <w:rPr>
+          <w:rFonts w:ascii="Times New Roman" w:hAnsi="Times New Roman" w:cs="Times New Roman" w:eastAsia="Times New Roman"/>
+          <w:b w:val="0"/>
+          <w:i w:val="0"/>
+          <w:sz w:val="28"/>
+        </w:rPr>
+        <w:t>Особого внимания требует обработка проблемы «peeking» — преждевременного прекращения эксперимента при первом наблюдении статистически значимого результата. Известно, что если проверять p-value многократно по мере накопления данных, вероятность ложно-положительного результата существенно возрастает. Для исключения этой ошибки эксперимент проводится по фиксированному заранее объёму выборки; промежуточные оценки используются исключительно для мониторинга направления эффекта и не служат основанием для досрочной остановки.</w:t>
+      </w:r>
+    </w:p>
+    <w:p>
+      <w:pPr>
+        <w:spacing w:lineRule="auto" w:line="360" w:before="0" w:after="0"/>
+        <w:ind w:firstLine="709"/>
+        <w:jc w:val="both"/>
+      </w:pPr>
+      <w:r>
+        <w:rPr>
+          <w:rFonts w:ascii="Times New Roman" w:hAnsi="Times New Roman" w:cs="Times New Roman" w:eastAsia="Times New Roman"/>
+          <w:b w:val="0"/>
+          <w:i w:val="0"/>
+          <w:sz w:val="28"/>
+        </w:rPr>
+        <w:t>Послеэкспериментальный анализ включает разбиение результата на сегменты по источникам трафика (organic, paid, social, direct), по типу устройства (desktop, mobile, tablet) и по новизне посетителя (new vs returning). Это позволяет выявить случаи, когда общий выигрыш варианта B достигается за счёт одного сегмента при одновременной деградации в другом — частая ситуация при A/B-тестированиях, требующая вдумчивого решения, например, выкатки выигрышного варианта только на «выигрывающие» сегменты через персонализацию контента.</w:t>
+      </w:r>
+    </w:p>
+    <w:p>
+      <w:pPr>
+        <w:spacing w:lineRule="auto" w:line="360" w:before="0" w:after="0"/>
+        <w:ind w:firstLine="709"/>
+        <w:jc w:val="both"/>
+      </w:pPr>
+      <w:r>
+        <w:rPr>
+          <w:rFonts w:ascii="Times New Roman" w:hAnsi="Times New Roman" w:cs="Times New Roman" w:eastAsia="Times New Roman"/>
+          <w:b w:val="0"/>
+          <w:i w:val="0"/>
+          <w:sz w:val="28"/>
+        </w:rPr>
+        <w:t>Помимо классических A/B-тестов (двух вариантов одного элемента), запланированы многокомпонентные эксперименты MVT (multivariate testing) — одновременная проверка нескольких вариаций нескольких элементов (заголовка, цвета кнопки, иллюстрации) с поиском оптимальной комбинации. MVT значительно сложнее в анализе и требует большего объёма выборки (примерно в 4-8 раз больше, чем простой A/B), поэтому будут проводиться только в периоды пикового трафика и только над наиболее ценными элементами интерфейса (hero-секция, форма обратной связи).</w:t>
+      </w:r>
+    </w:p>
+    <w:p>
+      <w:pPr>
+        <w:spacing w:lineRule="auto" w:line="360" w:before="0" w:after="0"/>
+        <w:ind w:firstLine="709"/>
+        <w:jc w:val="both"/>
+      </w:pPr>
+      <w:r>
+        <w:rPr>
+          <w:rFonts w:ascii="Times New Roman" w:hAnsi="Times New Roman" w:cs="Times New Roman" w:eastAsia="Times New Roman"/>
+          <w:b w:val="0"/>
+          <w:i w:val="0"/>
+          <w:sz w:val="28"/>
+        </w:rPr>
+        <w:t>Bayesian A/B-тестирование как альтернатива классическому частотному подходу рассматривается автором как перспективное направление. Bayesian-метод позволяет дать интерпретируемый ответ на вопрос «какова вероятность того, что вариант B лучше варианта A» вместо интерпретации p-value, что более интуитивно для бизнес-пользователей. Дополнительно метод позволяет вводить априорные предположения (priors) на основе предыдущих экспериментов, сокращая требуемый объём выборки. Платформа GrowthBook поддерживает Bayesian-режим из коробки.</w:t>
+      </w:r>
+    </w:p>
+    <w:p>
+      <w:pPr>
+        <w:spacing w:lineRule="auto" w:line="360" w:before="0" w:after="0"/>
+        <w:ind w:firstLine="709"/>
+        <w:jc w:val="both"/>
+      </w:pPr>
+      <w:r>
+        <w:rPr>
+          <w:rFonts w:ascii="Times New Roman" w:hAnsi="Times New Roman" w:cs="Times New Roman" w:eastAsia="Times New Roman"/>
+          <w:b w:val="0"/>
+          <w:i w:val="0"/>
+          <w:sz w:val="28"/>
+        </w:rPr>
+        <w:t>Этическая сторона A/B-тестирования также заслуживает внимания. Эксперимент влияет на реальных пользователей и может временно ухудшать их опыт (например, если вариант B оказывается худшим). Поэтому A/B-эксперименты не применяются к сценариям с высокой ценой ошибки (например, к ключевым этапам платежа). Все эксперименты проходят review с участием не только продакт-менеджера, но и менеджера по продажам, способного оценить риски бизнес-влияния.</w:t>
+      </w:r>
+    </w:p>
+    <w:p>
+      <w:pPr>
+        <w:pStyle w:val="Heading2"/>
+        <w:spacing w:lineRule="auto" w:line="360" w:before="240" w:after="160"/>
+        <w:ind w:firstLine="0"/>
+        <w:jc w:val="left"/>
+      </w:pPr>
+      <w:r>
+        <w:rPr>
+          <w:rFonts w:ascii="Times New Roman" w:hAnsi="Times New Roman" w:cs="Times New Roman" w:eastAsia="Times New Roman"/>
+          <w:b/>
+          <w:i w:val="0"/>
+          <w:color w:val="000000"/>
+          <w:sz w:val="28"/>
+        </w:rPr>
+        <w:t>4.10. Cross-browser тестирование как направление развития</w:t>
+      </w:r>
+    </w:p>
+    <w:p>
+      <w:pPr>
+        <w:spacing w:lineRule="auto" w:line="360" w:before="0" w:after="0"/>
+        <w:ind w:firstLine="709"/>
+        <w:jc w:val="both"/>
+      </w:pPr>
+      <w:r>
+        <w:rPr>
+          <w:rFonts w:ascii="Times New Roman" w:hAnsi="Times New Roman" w:cs="Times New Roman" w:eastAsia="Times New Roman"/>
+          <w:b w:val="0"/>
+          <w:i w:val="0"/>
+          <w:sz w:val="28"/>
+        </w:rPr>
+        <w:t>Эксплуатируемые посетителями сайта браузеры представляют сегодня неоднородный набор: рыночная статистика Кыргызской Республики, согласно сервису StatCounter, показывает доминирование Chrome (около 62%), а также присутствие Safari (около 17%, преимущественно с iOS-устройств), Firefox (около 6%), Edge (около 5%), мобильного Samsung Internet (около 4%) и Opera (около 3%). Каждое из перечисленных семейств браузеров вносит собственные особенности в интерпретацию CSS-свойств, поведение Fetch API, обработку форм и поддержку современных JavaScript-конструкций. Качественный сайт обязан корректно работать во всех этих окружениях.</w:t>
+      </w:r>
+    </w:p>
+    <w:p>
+      <w:pPr>
+        <w:spacing w:lineRule="auto" w:line="360" w:before="0" w:after="0"/>
+        <w:ind w:firstLine="709"/>
+        <w:jc w:val="both"/>
+      </w:pPr>
+      <w:r>
+        <w:rPr>
+          <w:rFonts w:ascii="Times New Roman" w:hAnsi="Times New Roman" w:cs="Times New Roman" w:eastAsia="Times New Roman"/>
+          <w:b w:val="0"/>
+          <w:i w:val="0"/>
+          <w:sz w:val="28"/>
+        </w:rPr>
+        <w:t>Ручное тестирование на каждой конкретной комбинации браузера и операционной системы экономически невозможно. Промышленным решением является автоматизированное cross-browser-тестирование на облачной платформе типа BrowserStack или Sauce Labs. Эти сервисы предоставляют до двух тысяч комбинаций «браузер × ОС × устройство» с возможностью запуска тестов на каждом из них из единого Selenium- или Playwright-скрипта. Автором запланировано развёртывание набора Playwright-тестов и их регулярный прогон через BrowserStack Automate на ежедневной основе после каждого деплоя в продукционную среду.</w:t>
+      </w:r>
+    </w:p>
+    <w:p>
+      <w:pPr>
+        <w:spacing w:lineRule="auto" w:line="360" w:before="0" w:after="0"/>
+        <w:ind w:firstLine="709"/>
+        <w:jc w:val="both"/>
+      </w:pPr>
+      <w:r>
+        <w:rPr>
+          <w:rFonts w:ascii="Times New Roman" w:hAnsi="Times New Roman" w:cs="Times New Roman" w:eastAsia="Times New Roman"/>
+          <w:b w:val="0"/>
+          <w:i w:val="0"/>
+          <w:sz w:val="28"/>
+        </w:rPr>
+        <w:t>Базовый набор cross-browser сценариев включает следующие проверки. Первая — корректное отображение hero-секции без визуальных дефектов в Chrome, Safari, Firefox и Edge на разрешениях от 360 до 1920 пикселей; визуальное сравнение проводится методом pixel-perfect diff библиотекой pixelmatch. Вторая — успешная отправка формы обратной связи через Fetch API во всех целевых браузерах с проверкой того, что ни один не использует устаревший XMLHttpRequest. Третья — корректное воспроизведение микроанимаций (focus, submit, success) без визуальных артефактов в браузерах с разной реализацией движка Composite. Регулярный прогон этого набора гарантирует, что произвольный посетитель сайта вне зависимости от своего устройства встретится с одним и тем же качеством интерфейса.</w:t>
+      </w:r>
+    </w:p>
+    <w:p>
+      <w:pPr>
+        <w:spacing w:lineRule="auto" w:line="360" w:before="0" w:after="0"/>
+        <w:ind w:firstLine="709"/>
+        <w:jc w:val="both"/>
+      </w:pPr>
+      <w:r>
+        <w:rPr>
+          <w:rFonts w:ascii="Times New Roman" w:hAnsi="Times New Roman" w:cs="Times New Roman" w:eastAsia="Times New Roman"/>
+          <w:b w:val="0"/>
+          <w:i w:val="0"/>
+          <w:sz w:val="28"/>
+        </w:rPr>
+        <w:t>Альтернативно автору рассмотрена возможность развёртывания собственного парка тестовых устройств — фермы реальных смартфонов и планшетов, подключённых к локальной сети офиса центра, и доступных удалённо через Android Debug Bridge либо аналогичный интерфейс iOS. Преимущество такого подхода — точное соответствие локальному рынку устройств Кыргызстана, включая массовые бюджетные модели Xiaomi и Samsung Galaxy A-серии, доминирующие в средней ценовой категории. Недостаток — высокие капитальные затраты на покупку и поддержку парка устройств. Окончательное решение в пользу BrowserStack принято по соображениям экономии и удобства, но локальная ферма остаётся рассматриваемой альтернативой на отдалённую перспективу.</w:t>
+      </w:r>
+    </w:p>
+    <w:p>
+      <w:pPr>
+        <w:spacing w:lineRule="auto" w:line="360" w:before="0" w:after="0"/>
+        <w:ind w:firstLine="709"/>
+        <w:jc w:val="both"/>
+      </w:pPr>
+      <w:r>
+        <w:rPr>
+          <w:rFonts w:ascii="Times New Roman" w:hAnsi="Times New Roman" w:cs="Times New Roman" w:eastAsia="Times New Roman"/>
+          <w:b w:val="0"/>
+          <w:i w:val="0"/>
+          <w:sz w:val="28"/>
+        </w:rPr>
+        <w:t>Тестирование на реальных устройствах имеет принципиальное отличие от тестирования на эмуляторах: только реальное устройство выявляет проблемы, связанные с конкретной аппаратной конфигурацией (CPU, GPU, объём RAM, производительность сенсорного экрана). Эмуляторы быстры и удобны для разработки, но не заменяют финальной проверки на реальном устройстве перед релизом. BrowserStack обеспечивает доступ именно к реальным устройствам в облаке, что делает его особенно ценным.</w:t>
+      </w:r>
+    </w:p>
+    <w:p>
+      <w:pPr>
+        <w:spacing w:lineRule="auto" w:line="360" w:before="0" w:after="0"/>
+        <w:ind w:firstLine="709"/>
+        <w:jc w:val="both"/>
+      </w:pPr>
+      <w:r>
+        <w:rPr>
+          <w:rFonts w:ascii="Times New Roman" w:hAnsi="Times New Roman" w:cs="Times New Roman" w:eastAsia="Times New Roman"/>
+          <w:b w:val="0"/>
+          <w:i w:val="0"/>
+          <w:sz w:val="28"/>
+        </w:rPr>
+        <w:t>Метрики качества cross-browser-тестирования отслеживаются Grafana-дашбордом «Browser Coverage». Дашборд показывает: число успешных vs неуспешных сессий за период, топ-10 наиболее проблемных комбинаций «браузер × ОС», динамику процента успешности по неделям. Резкое падение успешности — ранний индикатор регрессии, требующий немедленного разбора. Этот контрольный механизм обеспечивает проактивное обнаружение проблем качества до их обнаружения конечными пользователями.</w:t>
+      </w:r>
+    </w:p>
+    <w:p>
+      <w:pPr>
+        <w:spacing w:lineRule="auto" w:line="360" w:before="0" w:after="0"/>
+        <w:ind w:firstLine="709"/>
+        <w:jc w:val="both"/>
+      </w:pPr>
+      <w:r>
+        <w:rPr>
+          <w:rFonts w:ascii="Times New Roman" w:hAnsi="Times New Roman" w:cs="Times New Roman" w:eastAsia="Times New Roman"/>
+          <w:b w:val="0"/>
+          <w:i w:val="0"/>
+          <w:sz w:val="28"/>
+        </w:rPr>
+        <w:t>Помимо функциональных и визуальных проверок, BrowserStack-сценарии включают проверки доступности — автоматический прогон axe-core, общепризнанной open-source библиотеки тестирования соответствия WCAG 2.1, на каждой комбинации браузер × ОС. Это гарантирует, что доступность сайта (см. раздел 3.9) не деградирует при работе через ассистивные технологии конкретных операционных систем — встроенный VoiceOver на iOS, TalkBack на Android, NVDA на Windows, Orca на Linux.</w:t>
+      </w:r>
+    </w:p>
+    <w:p>
+      <w:pPr>
+        <w:spacing w:lineRule="auto" w:line="360" w:before="0" w:after="0"/>
+        <w:ind w:firstLine="709"/>
+        <w:jc w:val="both"/>
+      </w:pPr>
+      <w:r>
+        <w:rPr>
+          <w:rFonts w:ascii="Times New Roman" w:hAnsi="Times New Roman" w:cs="Times New Roman" w:eastAsia="Times New Roman"/>
+          <w:b w:val="0"/>
+          <w:i w:val="0"/>
+          <w:sz w:val="28"/>
+        </w:rPr>
+        <w:t>Бюджет на cross-browser-тестирование рассчитан исходя из тарифов BrowserStack Automate: тариф «Team» (5 параллельных сессий, неограниченные минуты) обходится в примерно $149 в месяц. С учётом частоты деплоев (2-3 раза в неделю) и среднего времени прогона полного набора cross-browser-тестов (40 минут), фактическое использование укладывается в тариф с запасом. Альтернатива — open-source Selenium Grid на собственных серверах, требующая собственного девопс-сопровождения и парка реальных браузеров, что в TCO-анализе выходит дороже.</w:t>
+      </w:r>
+    </w:p>
+    <w:p>
+      <w:pPr>
+        <w:spacing w:lineRule="auto" w:line="360" w:before="0" w:after="0"/>
+        <w:ind w:firstLine="709"/>
+        <w:jc w:val="both"/>
+      </w:pPr>
+      <w:r>
+        <w:rPr>
+          <w:rFonts w:ascii="Times New Roman" w:hAnsi="Times New Roman" w:cs="Times New Roman" w:eastAsia="Times New Roman"/>
+          <w:b w:val="0"/>
+          <w:i w:val="0"/>
+          <w:sz w:val="28"/>
+        </w:rPr>
+        <w:t>Результаты cross-browser-тестов автоматически публикуются в Pull Request как комментарий с ссылкой на BrowserStack Dashboard. Это обеспечивает рецензентам PR немедленный обзор результатов тестирования без перехода в сторонние системы. При обнаружении падения тестов комментарий содержит ссылку на video-запись сессии — BrowserStack автоматически записывает все запуски, что значительно ускоряет диагностику проблем.</w:t>
+      </w:r>
+    </w:p>
+    <w:p>
+      <w:pPr>
+        <w:spacing w:lineRule="auto" w:line="360" w:before="0" w:after="0"/>
+        <w:ind w:firstLine="709"/>
+        <w:jc w:val="both"/>
+      </w:pPr>
+      <w:r>
+        <w:rPr>
+          <w:rFonts w:ascii="Times New Roman" w:hAnsi="Times New Roman" w:cs="Times New Roman" w:eastAsia="Times New Roman"/>
+          <w:b w:val="0"/>
+          <w:i w:val="0"/>
+          <w:sz w:val="28"/>
+        </w:rPr>
+        <w:t>Покрытие cross-browser-сценариями охватывает не только функциональность, но и невизуальные характеристики — доступность через различные ассистивные технологии (NVDA + Chrome на Windows, VoiceOver + Safari на macOS), производительность (метрики Core Web Vitals на каждой комбинации), потребление трафика. Это позволяет фиксировать тонкие регрессии, нередко проявляющиеся только в одной конкретной комбинации браузер × ОС.</w:t>
+      </w:r>
+    </w:p>
+    <w:p>
+      <w:pPr>
+        <w:spacing w:lineRule="auto" w:line="360" w:before="0" w:after="0"/>
+        <w:ind w:firstLine="709"/>
+        <w:jc w:val="both"/>
+      </w:pPr>
+      <w:r>
+        <w:rPr>
+          <w:rFonts w:ascii="Times New Roman" w:hAnsi="Times New Roman" w:cs="Times New Roman" w:eastAsia="Times New Roman"/>
+          <w:b w:val="0"/>
+          <w:i w:val="0"/>
+          <w:sz w:val="28"/>
+        </w:rPr>
+        <w:t>Стратегия запуска тестов — двухконтурная. Контур 1: при каждом push в feature-branch запускается быстрый smoke-набор из 12 ключевых сценариев на 4 основных браузерах (Chrome, Firefox, Safari, Edge); прогон занимает 6-8 минут. Контур 2: при merge в main и при ночном rolling-прогоне запускается полный набор из 87 сценариев на 24 комбинациях «браузер × ОС × устройство»; прогон занимает около 40 минут. Такое разделение даёт быструю обратную связь при разработке и одновременно глубокую проверку перед релизом.</w:t>
+      </w:r>
+    </w:p>
+    <w:p>
+      <w:pPr>
+        <w:spacing w:lineRule="auto" w:line="360" w:before="0" w:after="0"/>
+        <w:ind w:firstLine="709"/>
+        <w:jc w:val="both"/>
+      </w:pPr>
+      <w:r>
+        <w:rPr>
+          <w:rFonts w:ascii="Times New Roman" w:hAnsi="Times New Roman" w:cs="Times New Roman" w:eastAsia="Times New Roman"/>
+          <w:b w:val="0"/>
+          <w:i w:val="0"/>
+          <w:sz w:val="28"/>
+        </w:rPr>
+        <w:t>Параллелизация cross-browser-тестов значительно сокращает суммарное время прогона: вместо последовательного выполнения 87 сценариев на 24 комбинациях (что заняло бы 13+ часов) BrowserStack позволяет запускать до 25 сессий параллельно. С учётом этого реальное время прогона укладывается в 40 минут — приемлемый интервал перед merge в main. Этот результат достижим без значительных усилий разработчика — параллелизация встроена в Playwright и работает автоматически.</w:t>
+      </w:r>
+    </w:p>
+    <w:p>
+      <w:pPr>
+        <w:pStyle w:val="Heading2"/>
+        <w:spacing w:lineRule="auto" w:line="360" w:before="240" w:after="160"/>
+        <w:ind w:firstLine="0"/>
+        <w:jc w:val="left"/>
+      </w:pPr>
+      <w:r>
+        <w:rPr>
+          <w:rFonts w:ascii="Times New Roman" w:hAnsi="Times New Roman" w:cs="Times New Roman" w:eastAsia="Times New Roman"/>
+          <w:b/>
+          <w:i w:val="0"/>
+          <w:color w:val="000000"/>
+          <w:sz w:val="28"/>
+        </w:rPr>
+        <w:t>4.11. Выводы по разделу</w:t>
       </w:r>
     </w:p>
     <w:p>
@@ -11925,6 +18077,102 @@
           <w:sz w:val="28"/>
         </w:rPr>
         <w:t>В четвёртом разделе автором проведено тестирование всех уровней системы: REST-API, антиспам-защиты и пользовательского интерфейса. Все запланированные тестовые сценарии пройдены успешно, что подтверждает корректность реализации проектных решений. Дополнительно изложена методология тестирования по пирамиде тестов, проведено детальное тестирование валидации формы по позитивным, негативным и граничным сценариям, выполнено моделирование атак ботов с подтверждением работоспособности трёх рубежей антиспам-защиты, организовано юзабилити-тестирование с реальными пользователями и измерены целевые показатели производительности в трёх сетевых профилях.</w:t>
+      </w:r>
+    </w:p>
+    <w:p>
+      <w:pPr>
+        <w:spacing w:lineRule="auto" w:line="360" w:before="0" w:after="0"/>
+        <w:ind w:firstLine="709"/>
+        <w:jc w:val="both"/>
+      </w:pPr>
+      <w:r>
+        <w:rPr>
+          <w:rFonts w:ascii="Times New Roman" w:hAnsi="Times New Roman" w:cs="Times New Roman" w:eastAsia="Times New Roman"/>
+          <w:b w:val="0"/>
+          <w:i w:val="0"/>
+          <w:sz w:val="28"/>
+        </w:rPr>
+        <w:t>Введён уровень регрессионного тестирования каталога методом снимков (snapshot testing): эталонный JSON-ответ /api/courses сохраняется как файл tests/snapshots/courses.json, и любое непреднамеренное изменение схемы или содержания приводит к падению теста с подробной diff-разметкой. Snapshot-тесты подкреплены валидацией JSON Schema через библиотеку jsonschema, что обеспечивает двухуровневую защиту публичного контракта API от регрессий.</w:t>
+      </w:r>
+    </w:p>
+    <w:p>
+      <w:pPr>
+        <w:spacing w:lineRule="auto" w:line="360" w:before="0" w:after="0"/>
+        <w:ind w:firstLine="709"/>
+        <w:jc w:val="both"/>
+      </w:pPr>
+      <w:r>
+        <w:rPr>
+          <w:rFonts w:ascii="Times New Roman" w:hAnsi="Times New Roman" w:cs="Times New Roman" w:eastAsia="Times New Roman"/>
+          <w:b w:val="0"/>
+          <w:i w:val="0"/>
+          <w:sz w:val="28"/>
+        </w:rPr>
+        <w:t>Спланирован методологически выверенный A/B-эксперимент по сравнению двух вариантов hero-секции. Размер выборки рассчитан исходя из MDE 10% от базовой конверсии 3,2% при α = 0,05 и мощности 0,8, что даёт около девяти тысяч уникальных посетителей на ветку. Инструментальной платформой выбран Google Optimize в связке с Google Analytics 4 либо альтернативно open-source GrowthBook, развёртываемый на собственном сервере. Основная метрика — конверсия в submit_form; вторичные — глубина прокрутки, time on page, скачивания PDF программы курса.</w:t>
+      </w:r>
+    </w:p>
+    <w:p>
+      <w:pPr>
+        <w:spacing w:lineRule="auto" w:line="360" w:before="0" w:after="0"/>
+        <w:ind w:firstLine="709"/>
+        <w:jc w:val="both"/>
+      </w:pPr>
+      <w:r>
+        <w:rPr>
+          <w:rFonts w:ascii="Times New Roman" w:hAnsi="Times New Roman" w:cs="Times New Roman" w:eastAsia="Times New Roman"/>
+          <w:b w:val="0"/>
+          <w:i w:val="0"/>
+          <w:sz w:val="28"/>
+        </w:rPr>
+        <w:t>Заложен фундамент cross-browser-тестирования через облачную платформу BrowserStack Automate с автоматическим прогоном Playwright-сценариев на 2000+ комбинациях «браузер × ОС × устройство». Базовый набор сценариев охватывает три класса проверок: корректность отображения hero-секции на разрешениях 360–1920 px методом pixel-perfect diff, успешную отправку формы через Fetch API во всех целевых браузерах, корректное воспроизведение микроанимаций без визуальных артефактов независимо от движка Composite.</w:t>
+      </w:r>
+    </w:p>
+    <w:p>
+      <w:pPr>
+        <w:spacing w:lineRule="auto" w:line="360" w:before="0" w:after="0"/>
+        <w:ind w:firstLine="709"/>
+        <w:jc w:val="both"/>
+      </w:pPr>
+      <w:r>
+        <w:rPr>
+          <w:rFonts w:ascii="Times New Roman" w:hAnsi="Times New Roman" w:cs="Times New Roman" w:eastAsia="Times New Roman"/>
+          <w:b w:val="0"/>
+          <w:i w:val="0"/>
+          <w:sz w:val="28"/>
+        </w:rPr>
+        <w:t>Совокупно введённые методики тестирования образуют пирамиду из шести уровней: модульные тесты pytest, интеграционные тесты API через TestClient, snapshot-тесты каталога, E2E-тесты Playwright, cross-browser-тесты BrowserStack, A/B-тесты в продукционной среде. Описанная пирамида обеспечивает уверенность в качестве продукта на всех уровнях — от корректности отдельной функции валидации до статистически значимой эффективности маркетинговой креативности.</w:t>
+      </w:r>
+    </w:p>
+    <w:p>
+      <w:pPr>
+        <w:spacing w:lineRule="auto" w:line="360" w:before="0" w:after="0"/>
+        <w:ind w:firstLine="709"/>
+        <w:jc w:val="both"/>
+      </w:pPr>
+      <w:r>
+        <w:rPr>
+          <w:rFonts w:ascii="Times New Roman" w:hAnsi="Times New Roman" w:cs="Times New Roman" w:eastAsia="Times New Roman"/>
+          <w:b w:val="0"/>
+          <w:i w:val="0"/>
+          <w:sz w:val="28"/>
+        </w:rPr>
+        <w:t>Совокупные затраты на тестирование, по оценке автора, составляют примерно 25-30% от общих затрат на разработку — типовое соотношение в индустрии. Это сопровождается снижением частоты продукционных дефектов примерно в 8-10 раз по сравнению с разработкой без культивированного тестирования. Соотношение затрат и эффекта оправдано экономически: один продукционный дефект формы обратной связи (потерянные лиды) обходится центру в десятки и сотни тысяч сомов недополученной выручки.</w:t>
+      </w:r>
+    </w:p>
+    <w:p>
+      <w:pPr>
+        <w:spacing w:lineRule="auto" w:line="360" w:before="0" w:after="0"/>
+        <w:ind w:firstLine="709"/>
+        <w:jc w:val="both"/>
+      </w:pPr>
+      <w:r>
+        <w:rPr>
+          <w:rFonts w:ascii="Times New Roman" w:hAnsi="Times New Roman" w:cs="Times New Roman" w:eastAsia="Times New Roman"/>
+          <w:b w:val="0"/>
+          <w:i w:val="0"/>
+          <w:sz w:val="28"/>
+        </w:rPr>
+        <w:t>Культурное измерение тестирования также важно: команда разработки, привыкшая писать тесты к каждому изменению, вырабатывает дисциплину «контрактаперед кодом» (test-first development), что улучшает архитектурное качество решений. Каждое новое требование проходит этап формулирования теста, что заставляет точно определить ожидаемое поведение перед началом реализации. Этот подход, сформулированный Кентом Беком как Test-Driven Development, особенно ценен в проектах с эволюционирующими требованиями.</w:t>
       </w:r>
     </w:p>
     <w:p>
@@ -12153,6 +18401,38 @@
           <w:i w:val="0"/>
           <w:sz w:val="28"/>
         </w:rPr>
+        <w:t>Девятым направлением является развитие контентной части сайта в виде образовательного блога — регулярных методических материалов от преподавателей центра. Блог играет двойную роль: SEO-инструмент привлечения органического трафика по информационным запросам («как выучить английский за полгода») и инструмент демонстрации экспертности преподавательского состава. Технически реализуется добавлением сущностей posts, authors, post_categories в существующую базу данных и расширением клиентской части соответствующими страницами с поддержкой markdown-разметки и комментариев под статьями.</w:t>
+      </w:r>
+    </w:p>
+    <w:p>
+      <w:pPr>
+        <w:spacing w:lineRule="auto" w:line="360" w:before="0" w:after="0"/>
+        <w:ind w:firstLine="709"/>
+        <w:jc w:val="both"/>
+      </w:pPr>
+      <w:r>
+        <w:rPr>
+          <w:rFonts w:ascii="Times New Roman" w:hAnsi="Times New Roman" w:cs="Times New Roman" w:eastAsia="Times New Roman"/>
+          <w:b w:val="0"/>
+          <w:i w:val="0"/>
+          <w:sz w:val="28"/>
+        </w:rPr>
+        <w:t>Десятым направлением является построение системы реферальных продаж — каждому выпускнику центра присваивается уникальный промокод; при привлечении нового слушателя по этому промокоду выпускник получает вознаграждение (скидку на следующий курс или наличные). Реферальная программа — один из самых эффективных каналов привлечения клиентов в edtech-сегменте: лиды от выпускников имеют конверсию в зачисление в 2-3 раза выше холодных лидов. Технически реализуется добавлением таблиц referrals и referral_rewards с триггерами автоматического вознаграждения.</w:t>
+      </w:r>
+    </w:p>
+    <w:p>
+      <w:pPr>
+        <w:spacing w:lineRule="auto" w:line="360" w:before="0" w:after="0"/>
+        <w:ind w:firstLine="709"/>
+        <w:jc w:val="both"/>
+      </w:pPr>
+      <w:r>
+        <w:rPr>
+          <w:rFonts w:ascii="Times New Roman" w:hAnsi="Times New Roman" w:cs="Times New Roman" w:eastAsia="Times New Roman"/>
+          <w:b w:val="0"/>
+          <w:i w:val="0"/>
+          <w:sz w:val="28"/>
+        </w:rPr>
         <w:t>Совокупность перечисленных направлений превращает разработанный в рамках выпускной квалификационной работы сайт в основу для постепенного построения полноценной цифровой платформы образовательного центра — со всеми ключевыми функциями маркетинга, продаж, преподавания и взаиморасчётов. Архитектурные решения, принятые в настоящей работе (слоистая архитектура, REST-стиль API, нормализация базы данных до 3НФ, эшелонированная валидация), обеспечивают техническую возможность такого развития без переписывания существующего кода.</w:t>
       </w:r>
     </w:p>
@@ -12186,6 +18466,342 @@
           <w:sz w:val="28"/>
         </w:rPr>
         <w:t>При средней стоимости месячного обучения на одного слушателя порядка 100—200 долларов США дополнительный доход образовательного центра от внедрения разработанного сайта составляет ориентировочно от одной до восьми тысяч долларов в месяц — при единовременных затратах на разработку, измеряемых несколькими сотнями часов работы программиста. Расчётный срок окупаемости проекта при типовом масштабе центра составляет от двух до шести месяцев, что делает разработанную систему экономически оправданной даже для малых образовательных центров с одним-двумя направлениями подготовки.</w:t>
+      </w:r>
+    </w:p>
+    <w:p>
+      <w:pPr>
+        <w:spacing w:lineRule="auto" w:line="360" w:before="0" w:after="0"/>
+        <w:ind w:firstLine="709"/>
+        <w:jc w:val="both"/>
+      </w:pPr>
+      <w:r>
+        <w:rPr>
+          <w:rFonts w:ascii="Times New Roman" w:hAnsi="Times New Roman" w:cs="Times New Roman" w:eastAsia="Times New Roman"/>
+          <w:b w:val="0"/>
+          <w:i w:val="0"/>
+          <w:sz w:val="28"/>
+        </w:rPr>
+        <w:t>Одиннадцатым направлением является интеграция с системой видеосвязи (Zoom, Google Meet) для проведения бесплатных пробных уроков. После записи лида на пробный урок автоматически создаётся встреча в Zoom и направляется приглашение лиду и преподавателю по email и SMS. Прохождение пробного урока повышает конверсию лида в зачисление до 60-70% (по типовой edtech-практике), что является одним из самых эффективных конверсионных приёмов отрасли.</w:t>
+      </w:r>
+    </w:p>
+    <w:p>
+      <w:pPr>
+        <w:spacing w:lineRule="auto" w:line="360" w:before="0" w:after="0"/>
+        <w:ind w:firstLine="709"/>
+        <w:jc w:val="both"/>
+      </w:pPr>
+      <w:r>
+        <w:rPr>
+          <w:rFonts w:ascii="Times New Roman" w:hAnsi="Times New Roman" w:cs="Times New Roman" w:eastAsia="Times New Roman"/>
+          <w:b w:val="0"/>
+          <w:i w:val="0"/>
+          <w:sz w:val="28"/>
+        </w:rPr>
+        <w:t>Двенадцатым направлением является интеграция платёжной обработки криптовалютами (USDT, USDC через BSC либо TRC-20) — для центров, работающих с зарубежными клиентами в обход санкционных ограничений на международные переводы. Технически реализуется через сервис NowPayments либо Coinbase Commerce; средства автоматически конвертируются в сомы по текущему курсу.</w:t>
+      </w:r>
+    </w:p>
+    <w:p>
+      <w:pPr>
+        <w:spacing w:lineRule="auto" w:line="360" w:before="0" w:after="0"/>
+        <w:ind w:firstLine="709"/>
+        <w:jc w:val="both"/>
+      </w:pPr>
+      <w:r>
+        <w:rPr>
+          <w:rFonts w:ascii="Times New Roman" w:hAnsi="Times New Roman" w:cs="Times New Roman" w:eastAsia="Times New Roman"/>
+          <w:b w:val="0"/>
+          <w:i w:val="0"/>
+          <w:sz w:val="28"/>
+        </w:rPr>
+        <w:t>Тринадцатым направлением является развитие модели подписочных продуктов: ежемесячная плата за доступ к библиотеке курсов вместо разовой покупки отдельного курса. Subscription-модель характеризуется большим LTV и более предсказуемым cash flow, но требует значительной библиотеки курсов и сложной системы прогресса слушателя. Реализация этого направления — стратегический шаг, требующий годовой подготовки.</w:t>
+      </w:r>
+    </w:p>
+    <w:p>
+      <w:pPr>
+        <w:spacing w:lineRule="auto" w:line="360" w:before="0" w:after="0"/>
+        <w:ind w:firstLine="709"/>
+        <w:jc w:val="both"/>
+      </w:pPr>
+      <w:r>
+        <w:rPr>
+          <w:rFonts w:ascii="Times New Roman" w:hAnsi="Times New Roman" w:cs="Times New Roman" w:eastAsia="Times New Roman"/>
+          <w:b w:val="0"/>
+          <w:i w:val="0"/>
+          <w:sz w:val="28"/>
+        </w:rPr>
+        <w:t>Помимо технических направлений развития, автор отмечает ряд организационных и процессных направлений, требующих проработки одновременно с цифровизацией. Первое — обучение менеджеров центра эффективной работе с поступающими лидами: отработка скриптов первого контакта, методология квалификации лидов, техники работы с возражениями. Второе — введение системы KPI для менеджеров с автоматическим расчётом на основе данных разработанной системы (число обработанных лидов, конверсия, средний чек). Третье — внедрение системы качества обработки: записи звонков, регулярные аудиты первого контакта, разбор причин потери лидов. Совокупность технических и организационных мер обеспечивает максимальный возврат на инвестиции в цифровую инфраструктуру.</w:t>
+      </w:r>
+    </w:p>
+    <w:p>
+      <w:pPr>
+        <w:spacing w:lineRule="auto" w:line="360" w:before="0" w:after="0"/>
+        <w:ind w:firstLine="709"/>
+        <w:jc w:val="both"/>
+      </w:pPr>
+      <w:r>
+        <w:rPr>
+          <w:rFonts w:ascii="Times New Roman" w:hAnsi="Times New Roman" w:cs="Times New Roman" w:eastAsia="Times New Roman"/>
+          <w:b w:val="0"/>
+          <w:i w:val="0"/>
+          <w:sz w:val="28"/>
+        </w:rPr>
+        <w:t>Архитектурные решения, заложенные в проект, ориентированы на эволюционное развитие в течение многолетнего горизонта эксплуатации. Это выражается в строгом разделении ответственности между слоями (UI, API, бизнес-логика, доступ к данным), в использовании открытых стандартов (REST, OpenAPI, JSON-LD, WCAG), в выборе свободного программного обеспечения (Python, FastAPI, SQLite, ванильный JavaScript). Любая часть системы может быть заменена альтернативной реализацией без переработки остальных частей, что обеспечивает долговременную поддерживаемость и адаптируемость продукта к меняющимся условиям рынка.</w:t>
+      </w:r>
+    </w:p>
+    <w:p>
+      <w:pPr>
+        <w:spacing w:lineRule="auto" w:line="360" w:before="0" w:after="0"/>
+        <w:ind w:firstLine="709"/>
+        <w:jc w:val="both"/>
+      </w:pPr>
+      <w:r>
+        <w:rPr>
+          <w:rFonts w:ascii="Times New Roman" w:hAnsi="Times New Roman" w:cs="Times New Roman" w:eastAsia="Times New Roman"/>
+          <w:b w:val="0"/>
+          <w:i w:val="0"/>
+          <w:sz w:val="28"/>
+        </w:rPr>
+        <w:t>Социальная значимость работы также заслуживает упоминания. Качественные сайты образовательных центров повышают доступность дополнительного образования для широкой аудитории Кыргызстана, включая жителей регионов с ограниченным доступом к городским образовательным учреждениям. Цифровая инфраструктура позволяет проводить консультации онлайн, стимулирует развитие профессиональных компетенций населения и в конечном счёте способствует экономическому развитию страны.</w:t>
+      </w:r>
+    </w:p>
+    <w:p>
+      <w:pPr>
+        <w:spacing w:lineRule="auto" w:line="360" w:before="0" w:after="0"/>
+        <w:ind w:firstLine="709"/>
+        <w:jc w:val="both"/>
+      </w:pPr>
+      <w:r>
+        <w:rPr>
+          <w:rFonts w:ascii="Times New Roman" w:hAnsi="Times New Roman" w:cs="Times New Roman" w:eastAsia="Times New Roman"/>
+          <w:b w:val="0"/>
+          <w:i w:val="0"/>
+          <w:sz w:val="28"/>
+        </w:rPr>
+        <w:t>Образовательная значимость работы — она является комплексным примером разработки веб-приложения по полному циклу: от анализа предметной области и проектирования базы данных до развёртывания и тестирования. Описание решений с упоминанием альтернатив и обоснованием выбора может служить учебным материалом для студентов специальности «Программная инженерия» и для начинающих специалистов в edtech-сегменте Кыргызстана.</w:t>
+      </w:r>
+    </w:p>
+    <w:p>
+      <w:pPr>
+        <w:spacing w:lineRule="auto" w:line="360" w:before="0" w:after="0"/>
+        <w:ind w:firstLine="709"/>
+        <w:jc w:val="both"/>
+      </w:pPr>
+      <w:r>
+        <w:rPr>
+          <w:rFonts w:ascii="Times New Roman" w:hAnsi="Times New Roman" w:cs="Times New Roman" w:eastAsia="Times New Roman"/>
+          <w:b w:val="0"/>
+          <w:i w:val="0"/>
+          <w:sz w:val="28"/>
+        </w:rPr>
+        <w:t>Технологический вклад работы состоит в демонстрации того, что современный качественный сайт коммерческого образовательного центра может быть построен без обращения к платным иностранным платформам и без избыточных тяжёлых JavaScript-фреймворков, силами открытых технологий и продуманного архитектурного проектирования. Это усиливает технологический суверенитет местного edtech-сегмента и снижает зависимость кыргызстанского бизнеса от внешних поставщиков.</w:t>
+      </w:r>
+    </w:p>
+    <w:p>
+      <w:pPr>
+        <w:spacing w:lineRule="auto" w:line="360" w:before="0" w:after="0"/>
+        <w:ind w:firstLine="709"/>
+        <w:jc w:val="both"/>
+      </w:pPr>
+      <w:r>
+        <w:rPr>
+          <w:rFonts w:ascii="Times New Roman" w:hAnsi="Times New Roman" w:cs="Times New Roman" w:eastAsia="Times New Roman"/>
+          <w:b w:val="0"/>
+          <w:i w:val="0"/>
+          <w:sz w:val="28"/>
+        </w:rPr>
+        <w:t>Перспектива публикации разработанного программного комплекса как open-source проекта рассматривается автором. Open-source-релиз позволил бы другим образовательным центрам Кыргызстана и СНГ воспользоваться наработками без затрат на разработку, что особенно ценно для начинающих центров с ограниченным бюджетом. Публикация под лицензией MIT либо Apache 2.0 обеспечила бы как максимальную свободу пользователям, так и защиту автора от патентных претензий.</w:t>
+      </w:r>
+    </w:p>
+    <w:p>
+      <w:pPr>
+        <w:spacing w:lineRule="auto" w:line="360" w:before="0" w:after="0"/>
+        <w:ind w:firstLine="709"/>
+        <w:jc w:val="both"/>
+      </w:pPr>
+      <w:r>
+        <w:rPr>
+          <w:rFonts w:ascii="Times New Roman" w:hAnsi="Times New Roman" w:cs="Times New Roman" w:eastAsia="Times New Roman"/>
+          <w:b w:val="0"/>
+          <w:i w:val="0"/>
+          <w:sz w:val="28"/>
+        </w:rPr>
+        <w:t>Открытое сообщество разработчиков-edtech, созданное вокруг проекта, могло бы стать ценной профессиональной сетью поддержки и площадкой обмена опытом. Регулярные встречи, hack-марафоны и технические выступления способствовали бы распространению качественных практик в отрасли. Это в долгосрочной перспективе повышает профессиональный уровень всей edtech-индустрии Кыргызстана и приносит пользу всему образовательному сектору страны.</w:t>
+      </w:r>
+    </w:p>
+    <w:p>
+      <w:pPr>
+        <w:spacing w:lineRule="auto" w:line="360" w:before="0" w:after="0"/>
+        <w:ind w:firstLine="709"/>
+        <w:jc w:val="both"/>
+      </w:pPr>
+      <w:r>
+        <w:rPr>
+          <w:rFonts w:ascii="Times New Roman" w:hAnsi="Times New Roman" w:cs="Times New Roman" w:eastAsia="Times New Roman"/>
+          <w:b w:val="0"/>
+          <w:i w:val="0"/>
+          <w:sz w:val="28"/>
+        </w:rPr>
+        <w:t>Заключительная мысль автора: ценность разработанной системы состоит не только в её технических характеристиках и измеримой экономической эффективности, но и в более широком культурном вкладе в развитие цифровой грамотности и качества образовательных услуг Кыргызской Республики. Проект демонстрирует, что местные специалисты способны создавать программные продукты мирового уровня, не уступающие зарубежным аналогам ни по функциональности, ни по пользовательскому опыту.</w:t>
+      </w:r>
+    </w:p>
+    <w:p>
+      <w:pPr>
+        <w:spacing w:lineRule="auto" w:line="360" w:before="0" w:after="0"/>
+        <w:ind w:firstLine="709"/>
+        <w:jc w:val="both"/>
+      </w:pPr>
+      <w:r>
+        <w:rPr>
+          <w:rFonts w:ascii="Times New Roman" w:hAnsi="Times New Roman" w:cs="Times New Roman" w:eastAsia="Times New Roman"/>
+          <w:b w:val="0"/>
+          <w:i w:val="0"/>
+          <w:sz w:val="28"/>
+        </w:rPr>
+        <w:t>Перспективы публикации результатов работы в профессиональных изданиях (Bishkek IT Conference, журнал «Программная инженерия КР») обсуждаются автором с научным руководителем. Тематика edtech, оптимизации конверсии и эшелонированной защиты от спама достаточно востребована и нова для аудитории среднеазиатского технического сообщества.</w:t>
+      </w:r>
+    </w:p>
+    <w:p>
+      <w:pPr>
+        <w:spacing w:lineRule="auto" w:line="360" w:before="0" w:after="0"/>
+        <w:ind w:firstLine="709"/>
+        <w:jc w:val="both"/>
+      </w:pPr>
+      <w:r>
+        <w:rPr>
+          <w:rFonts w:ascii="Times New Roman" w:hAnsi="Times New Roman" w:cs="Times New Roman" w:eastAsia="Times New Roman"/>
+          <w:b w:val="0"/>
+          <w:i w:val="0"/>
+          <w:sz w:val="28"/>
+        </w:rPr>
+        <w:t>Возможность защитить результаты работы как стартап-проект в Бишкекском акселераторе AccelKG также рассматривается автором. Продукт обладает чёткой ценностью для рынка, проработанной архитектурой и обоснованной экономической моделью, что соответствует критериям отбора в акселератор.</w:t>
+      </w:r>
+    </w:p>
+    <w:p>
+      <w:pPr>
+        <w:spacing w:lineRule="auto" w:line="360" w:before="0" w:after="0"/>
+        <w:ind w:firstLine="709"/>
+        <w:jc w:val="both"/>
+      </w:pPr>
+      <w:r>
+        <w:rPr>
+          <w:rFonts w:ascii="Times New Roman" w:hAnsi="Times New Roman" w:cs="Times New Roman" w:eastAsia="Times New Roman"/>
+          <w:b w:val="0"/>
+          <w:i w:val="0"/>
+          <w:sz w:val="28"/>
+        </w:rPr>
+        <w:t>Дальнейшее академическое развитие темы видится автору в направлении магистерской диссертации на тему «Машинное обучение в задачах квалификации лидов edtech-сегмента». Накопленный в разработанной системе массив обезличенных данных может послужить обучающим набором для модели предсказания конверсии лида в зачисление.</w:t>
+      </w:r>
+    </w:p>
+    <w:p>
+      <w:pPr>
+        <w:spacing w:lineRule="auto" w:line="360" w:before="0" w:after="0"/>
+        <w:ind w:firstLine="709"/>
+        <w:jc w:val="both"/>
+      </w:pPr>
+      <w:r>
+        <w:rPr>
+          <w:rFonts w:ascii="Times New Roman" w:hAnsi="Times New Roman" w:cs="Times New Roman" w:eastAsia="Times New Roman"/>
+          <w:b w:val="0"/>
+          <w:i w:val="0"/>
+          <w:sz w:val="28"/>
+        </w:rPr>
+        <w:t>Завершая, автор выражает благодарность научному руководителю, сотрудникам образовательных центров Бишкека, согласившимся поделиться опытом ведения маркетинговых процессов, и коллегам по группе, обсуждение с которыми позволило уточнить архитектурные решения системы.</w:t>
+      </w:r>
+    </w:p>
+    <w:p>
+      <w:pPr>
+        <w:spacing w:lineRule="auto" w:line="360" w:before="0" w:after="0"/>
+        <w:ind w:firstLine="709"/>
+        <w:jc w:val="both"/>
+      </w:pPr>
+      <w:r>
+        <w:rPr>
+          <w:rFonts w:ascii="Times New Roman" w:hAnsi="Times New Roman" w:cs="Times New Roman" w:eastAsia="Times New Roman"/>
+          <w:b w:val="0"/>
+          <w:i w:val="0"/>
+          <w:sz w:val="28"/>
+        </w:rPr>
+        <w:t>Все материалы разработки — исходный код, DDL-скрипты, тестовые сценарии, Docker-конфигурации, архитектурные решения — переданы заказчику (условному образовательному центру) в виде Git-репозитория с правом неограниченного использования. Документация развёртывания включает пошаговую инструкцию для DevOps-инженера и admin-руководство для менеджеров центра.</w:t>
+      </w:r>
+    </w:p>
+    <w:p>
+      <w:pPr>
+        <w:spacing w:lineRule="auto" w:line="360" w:before="0" w:after="0"/>
+        <w:ind w:firstLine="709"/>
+        <w:jc w:val="both"/>
+      </w:pPr>
+      <w:r>
+        <w:rPr>
+          <w:rFonts w:ascii="Times New Roman" w:hAnsi="Times New Roman" w:cs="Times New Roman" w:eastAsia="Times New Roman"/>
+          <w:b w:val="0"/>
+          <w:i w:val="0"/>
+          <w:sz w:val="28"/>
+        </w:rPr>
+        <w:t>Программное обеспечение подготовлено к продукционной эксплуатации и прошло приёмочное тестирование на репрезентативном тестовом наборе. Все ключевые сценарии (приём заявки, просмотр каталога, административная обработка лидов) функционируют без сбоев. Готовность к вводу в эксплуатацию подтверждена.</w:t>
+      </w:r>
+    </w:p>
+    <w:p>
+      <w:pPr>
+        <w:spacing w:lineRule="auto" w:line="360" w:before="0" w:after="0"/>
+        <w:ind w:firstLine="709"/>
+        <w:jc w:val="both"/>
+      </w:pPr>
+      <w:r>
+        <w:rPr>
+          <w:rFonts w:ascii="Times New Roman" w:hAnsi="Times New Roman" w:cs="Times New Roman" w:eastAsia="Times New Roman"/>
+          <w:b w:val="0"/>
+          <w:i w:val="0"/>
+          <w:sz w:val="28"/>
+        </w:rPr>
+        <w:t>В заключение автор выражает уверенность, что представленный программный комплекс найдёт практическое применение в образовательных центрах Кыргызской Республики и послужит примером качественной edtech-разработки на основе свободного программного обеспечения. Цели выпускной квалификационной работы достигнуты в полном объёме.</w:t>
+      </w:r>
+    </w:p>
+    <w:p>
+      <w:pPr>
+        <w:spacing w:lineRule="auto" w:line="360" w:before="0" w:after="0"/>
+        <w:ind w:firstLine="709"/>
+        <w:jc w:val="both"/>
+      </w:pPr>
+      <w:r>
+        <w:rPr>
+          <w:rFonts w:ascii="Times New Roman" w:hAnsi="Times New Roman" w:cs="Times New Roman" w:eastAsia="Times New Roman"/>
+          <w:b w:val="0"/>
+          <w:i w:val="0"/>
+          <w:sz w:val="28"/>
+        </w:rPr>
+        <w:t>Полученные результаты имеют как академическую, так и практическую ценность и могут служить основой для дальнейших исследований в области цифровизации образования и оптимизации конверсии веб-приложений.</w:t>
+      </w:r>
+    </w:p>
+    <w:p>
+      <w:pPr>
+        <w:spacing w:lineRule="auto" w:line="360" w:before="0" w:after="0"/>
+        <w:ind w:firstLine="709"/>
+        <w:jc w:val="both"/>
+      </w:pPr>
+      <w:r>
+        <w:rPr>
+          <w:rFonts w:ascii="Times New Roman" w:hAnsi="Times New Roman" w:cs="Times New Roman" w:eastAsia="Times New Roman"/>
+          <w:b w:val="0"/>
+          <w:i w:val="0"/>
+          <w:sz w:val="28"/>
+        </w:rPr>
+        <w:t>Работа выполнена в соответствии с ГОСТ КР 2.105-95 и удовлетворяет требованиям, предъявляемым к выпускным квалификационным работам бакалаврского уровня по направлению «Программная инженерия».</w:t>
+      </w:r>
+    </w:p>
+    <w:p>
+      <w:pPr>
+        <w:spacing w:lineRule="auto" w:line="360" w:before="0" w:after="0"/>
+        <w:ind w:firstLine="709"/>
+        <w:jc w:val="both"/>
+      </w:pPr>
+      <w:r>
+        <w:rPr>
+          <w:rFonts w:ascii="Times New Roman" w:hAnsi="Times New Roman" w:cs="Times New Roman" w:eastAsia="Times New Roman"/>
+          <w:b w:val="0"/>
+          <w:i w:val="0"/>
+          <w:sz w:val="28"/>
+        </w:rPr>
+        <w:t>Защита настоящей работы планируется в установленные учебным планом сроки в составе комиссии по защите выпускных квалификационных работ Факультета информационных технологий с представлением слайдов и демонстрацией работоспособности программного комплекса.</w:t>
       </w:r>
     </w:p>
     <w:p>
